--- a/Практика(2курс)/Задания на практику.docx
+++ b/Практика(2курс)/Задания на практику.docx
@@ -1203,6 +1203,11 @@
       </w:r>
     </w:p>
     <w:p>
+      <w:pPr>
+        <w:rPr>
+          <w:lang w:val="en-US"/>
+        </w:rPr>
+      </w:pPr>
       <w:r>
         <w:rPr>
           <w:b/>
@@ -1515,15 +1520,19 @@
       </w:r>
       <w:r>
         <w:rPr>
-          <w:b/>
-          <w:bCs/>
           <w:noProof/>
         </w:rPr>
+        <w:t xml:space="preserve"> </w:t>
+      </w:r>
+      <w:r>
+        <w:rPr>
+          <w:lang w:val="en-US"/>
+        </w:rPr>
         <w:drawing>
-          <wp:inline distT="0" distB="0" distL="0" distR="0" wp14:anchorId="67618138" wp14:editId="7B910DD2">
-            <wp:extent cx="5411842" cy="2902226"/>
-            <wp:effectExtent l="0" t="0" r="0" b="0"/>
-            <wp:docPr id="1397182663" name="Рисунок 1"/>
+          <wp:inline distT="0" distB="0" distL="0" distR="0" wp14:anchorId="64D1851C" wp14:editId="6D16BF81">
+            <wp:extent cx="4699221" cy="2912967"/>
+            <wp:effectExtent l="0" t="0" r="6350" b="1905"/>
+            <wp:docPr id="1722936814" name="Рисунок 1"/>
             <wp:cNvGraphicFramePr>
               <a:graphicFrameLocks xmlns:a="http://schemas.openxmlformats.org/drawingml/2006/main" noChangeAspect="1"/>
             </wp:cNvGraphicFramePr>
@@ -1531,32 +1540,23 @@
               <a:graphicData uri="http://schemas.openxmlformats.org/drawingml/2006/picture">
                 <pic:pic xmlns:pic="http://schemas.openxmlformats.org/drawingml/2006/picture">
                   <pic:nvPicPr>
-                    <pic:cNvPr id="1397182663" name=""/>
+                    <pic:cNvPr id="1722936814" name=""/>
                     <pic:cNvPicPr/>
                   </pic:nvPicPr>
-                  <pic:blipFill rotWithShape="1">
+                  <pic:blipFill>
                     <a:blip r:embed="rId5"/>
-                    <a:srcRect r="2999" b="3757"/>
                     <a:stretch>
                       <a:fillRect/>
                     </a:stretch>
                   </pic:blipFill>
-                  <pic:spPr bwMode="auto">
+                  <pic:spPr>
                     <a:xfrm>
                       <a:off x="0" y="0"/>
-                      <a:ext cx="5436653" cy="2915531"/>
+                      <a:ext cx="4716392" cy="2923611"/>
                     </a:xfrm>
                     <a:prstGeom prst="rect">
                       <a:avLst/>
                     </a:prstGeom>
-                    <a:ln>
-                      <a:noFill/>
-                    </a:ln>
-                    <a:extLst>
-                      <a:ext uri="{53640926-AAD7-44D8-BBD7-CCE9431645EC}">
-                        <a14:shadowObscured xmlns:a14="http://schemas.microsoft.com/office/drawing/2010/main"/>
-                      </a:ext>
-                    </a:extLst>
                   </pic:spPr>
                 </pic:pic>
               </a:graphicData>
@@ -1698,7 +1698,7 @@
               </w:rPr>
             </w:pPr>
             <w:r>
-              <w:t>RU-100-400</w:t>
+              <w:t>R001.0001.1</w:t>
             </w:r>
           </w:p>
         </w:tc>
@@ -1730,7 +1730,13 @@
           </w:tcPr>
           <w:p>
             <w:r>
-              <w:t>9000</w:t>
+              <w:rPr>
+                <w:lang w:val="en-US"/>
+              </w:rPr>
+              <w:t>1</w:t>
+            </w:r>
+            <w:r>
+              <w:t>000</w:t>
             </w:r>
           </w:p>
         </w:tc>
@@ -1796,6 +1802,11 @@
       </w:r>
     </w:p>
     <w:p>
+      <w:pPr>
+        <w:rPr>
+          <w:lang w:val="en-US"/>
+        </w:rPr>
+      </w:pPr>
       <w:r>
         <w:rPr>
           <w:b/>
@@ -1806,13 +1817,577 @@
         <mc:AlternateContent>
           <mc:Choice Requires="wps">
             <w:drawing>
-              <wp:anchor distT="0" distB="0" distL="114300" distR="114300" simplePos="0" relativeHeight="251699200" behindDoc="0" locked="0" layoutInCell="1" allowOverlap="1" wp14:anchorId="586CC8F7" wp14:editId="43D1CD58">
+              <wp:anchor distT="0" distB="0" distL="114300" distR="114300" simplePos="0" relativeHeight="251667456" behindDoc="0" locked="0" layoutInCell="1" allowOverlap="1" wp14:anchorId="5E5F3125" wp14:editId="4710977A">
                 <wp:simplePos x="0" y="0"/>
                 <wp:positionH relativeFrom="column">
-                  <wp:posOffset>1891996</wp:posOffset>
+                  <wp:posOffset>776605</wp:posOffset>
                 </wp:positionH>
                 <wp:positionV relativeFrom="paragraph">
-                  <wp:posOffset>11430</wp:posOffset>
+                  <wp:posOffset>3318814</wp:posOffset>
+                </wp:positionV>
+                <wp:extent cx="238125" cy="230505"/>
+                <wp:effectExtent l="0" t="0" r="28575" b="17145"/>
+                <wp:wrapNone/>
+                <wp:docPr id="928418713" name="Надпись 2"/>
+                <wp:cNvGraphicFramePr/>
+                <a:graphic xmlns:a="http://schemas.openxmlformats.org/drawingml/2006/main">
+                  <a:graphicData uri="http://schemas.microsoft.com/office/word/2010/wordprocessingShape">
+                    <wps:wsp>
+                      <wps:cNvSpPr txBox="1"/>
+                      <wps:spPr>
+                        <a:xfrm>
+                          <a:off x="0" y="0"/>
+                          <a:ext cx="238125" cy="230505"/>
+                        </a:xfrm>
+                        <a:prstGeom prst="rect">
+                          <a:avLst/>
+                        </a:prstGeom>
+                        <a:ln/>
+                      </wps:spPr>
+                      <wps:style>
+                        <a:lnRef idx="2">
+                          <a:schemeClr val="accent1">
+                            <a:shade val="15000"/>
+                          </a:schemeClr>
+                        </a:lnRef>
+                        <a:fillRef idx="1">
+                          <a:schemeClr val="accent1"/>
+                        </a:fillRef>
+                        <a:effectRef idx="0">
+                          <a:schemeClr val="accent1"/>
+                        </a:effectRef>
+                        <a:fontRef idx="minor">
+                          <a:schemeClr val="lt1"/>
+                        </a:fontRef>
+                      </wps:style>
+                      <wps:txbx>
+                        <w:txbxContent>
+                          <w:p>
+                            <w:pPr>
+                              <w:pStyle w:val="af"/>
+                            </w:pPr>
+                            <w:r>
+                              <w:t>21</w:t>
+                            </w:r>
+                          </w:p>
+                        </w:txbxContent>
+                      </wps:txbx>
+                      <wps:bodyPr rot="0" spcFirstLastPara="0" vertOverflow="overflow" horzOverflow="overflow" vert="horz" wrap="square" lIns="91440" tIns="45720" rIns="91440" bIns="45720" numCol="1" spcCol="0" rtlCol="0" fromWordArt="0" anchor="ctr" anchorCtr="0" forceAA="0" compatLnSpc="1">
+                        <a:prstTxWarp prst="textNoShape">
+                          <a:avLst/>
+                        </a:prstTxWarp>
+                        <a:noAutofit/>
+                      </wps:bodyPr>
+                    </wps:wsp>
+                  </a:graphicData>
+                </a:graphic>
+                <wp14:sizeRelH relativeFrom="margin">
+                  <wp14:pctWidth>0</wp14:pctWidth>
+                </wp14:sizeRelH>
+                <wp14:sizeRelV relativeFrom="margin">
+                  <wp14:pctHeight>0</wp14:pctHeight>
+                </wp14:sizeRelV>
+              </wp:anchor>
+            </w:drawing>
+          </mc:Choice>
+          <mc:Fallback>
+            <w:pict>
+              <v:shape w14:anchorId="5E5F3125" id="_x0000_s1029" type="#_x0000_t202" style="position:absolute;margin-left:61.15pt;margin-top:261.3pt;width:18.75pt;height:18.15pt;z-index:251667456;visibility:visible;mso-wrap-style:square;mso-width-percent:0;mso-height-percent:0;mso-wrap-distance-left:9pt;mso-wrap-distance-top:0;mso-wrap-distance-right:9pt;mso-wrap-distance-bottom:0;mso-position-horizontal:absolute;mso-position-horizontal-relative:text;mso-position-vertical:absolute;mso-position-vertical-relative:text;mso-width-percent:0;mso-height-percent:0;mso-width-relative:margin;mso-height-relative:margin;v-text-anchor:middle" o:gfxdata="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" fillcolor="#4472c4 [3204]" strokecolor="#09101d [484]" strokeweight="1pt">
+                <v:textbox>
+                  <w:txbxContent>
+                    <w:p>
+                      <w:pPr>
+                        <w:pStyle w:val="af"/>
+                      </w:pPr>
+                      <w:r>
+                        <w:t>21</w:t>
+                      </w:r>
+                    </w:p>
+                  </w:txbxContent>
+                </v:textbox>
+              </v:shape>
+            </w:pict>
+          </mc:Fallback>
+        </mc:AlternateContent>
+      </w:r>
+      <w:r>
+        <w:rPr>
+          <w:b/>
+          <w:bCs/>
+          <w:noProof/>
+        </w:rPr>
+        <mc:AlternateContent>
+          <mc:Choice Requires="wps">
+            <w:drawing>
+              <wp:anchor distT="0" distB="0" distL="114300" distR="114300" simplePos="0" relativeHeight="251665408" behindDoc="0" locked="0" layoutInCell="1" allowOverlap="1" wp14:anchorId="19D83324" wp14:editId="50128FBB">
+                <wp:simplePos x="0" y="0"/>
+                <wp:positionH relativeFrom="column">
+                  <wp:posOffset>2450465</wp:posOffset>
+                </wp:positionH>
+                <wp:positionV relativeFrom="paragraph">
+                  <wp:posOffset>2325674</wp:posOffset>
+                </wp:positionV>
+                <wp:extent cx="238125" cy="230505"/>
+                <wp:effectExtent l="0" t="0" r="28575" b="17145"/>
+                <wp:wrapNone/>
+                <wp:docPr id="50439369" name="Надпись 2"/>
+                <wp:cNvGraphicFramePr/>
+                <a:graphic xmlns:a="http://schemas.openxmlformats.org/drawingml/2006/main">
+                  <a:graphicData uri="http://schemas.microsoft.com/office/word/2010/wordprocessingShape">
+                    <wps:wsp>
+                      <wps:cNvSpPr txBox="1"/>
+                      <wps:spPr>
+                        <a:xfrm>
+                          <a:off x="0" y="0"/>
+                          <a:ext cx="238125" cy="230505"/>
+                        </a:xfrm>
+                        <a:prstGeom prst="rect">
+                          <a:avLst/>
+                        </a:prstGeom>
+                        <a:ln/>
+                      </wps:spPr>
+                      <wps:style>
+                        <a:lnRef idx="2">
+                          <a:schemeClr val="accent1">
+                            <a:shade val="15000"/>
+                          </a:schemeClr>
+                        </a:lnRef>
+                        <a:fillRef idx="1">
+                          <a:schemeClr val="accent1"/>
+                        </a:fillRef>
+                        <a:effectRef idx="0">
+                          <a:schemeClr val="accent1"/>
+                        </a:effectRef>
+                        <a:fontRef idx="minor">
+                          <a:schemeClr val="lt1"/>
+                        </a:fontRef>
+                      </wps:style>
+                      <wps:txbx>
+                        <w:txbxContent>
+                          <w:p>
+                            <w:pPr>
+                              <w:pStyle w:val="af"/>
+                            </w:pPr>
+                            <w:r>
+                              <w:t>11</w:t>
+                            </w:r>
+                          </w:p>
+                        </w:txbxContent>
+                      </wps:txbx>
+                      <wps:bodyPr rot="0" spcFirstLastPara="0" vertOverflow="overflow" horzOverflow="overflow" vert="horz" wrap="square" lIns="91440" tIns="45720" rIns="91440" bIns="45720" numCol="1" spcCol="0" rtlCol="0" fromWordArt="0" anchor="ctr" anchorCtr="0" forceAA="0" compatLnSpc="1">
+                        <a:prstTxWarp prst="textNoShape">
+                          <a:avLst/>
+                        </a:prstTxWarp>
+                        <a:noAutofit/>
+                      </wps:bodyPr>
+                    </wps:wsp>
+                  </a:graphicData>
+                </a:graphic>
+                <wp14:sizeRelH relativeFrom="margin">
+                  <wp14:pctWidth>0</wp14:pctWidth>
+                </wp14:sizeRelH>
+                <wp14:sizeRelV relativeFrom="margin">
+                  <wp14:pctHeight>0</wp14:pctHeight>
+                </wp14:sizeRelV>
+              </wp:anchor>
+            </w:drawing>
+          </mc:Choice>
+          <mc:Fallback>
+            <w:pict>
+              <v:shape w14:anchorId="19D83324" id="_x0000_s1030" type="#_x0000_t202" style="position:absolute;margin-left:192.95pt;margin-top:183.1pt;width:18.75pt;height:18.15pt;z-index:251665408;visibility:visible;mso-wrap-style:square;mso-width-percent:0;mso-height-percent:0;mso-wrap-distance-left:9pt;mso-wrap-distance-top:0;mso-wrap-distance-right:9pt;mso-wrap-distance-bottom:0;mso-position-horizontal:absolute;mso-position-horizontal-relative:text;mso-position-vertical:absolute;mso-position-vertical-relative:text;mso-width-percent:0;mso-height-percent:0;mso-width-relative:margin;mso-height-relative:margin;v-text-anchor:middle" o:gfxdata="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" fillcolor="#4472c4 [3204]" strokecolor="#09101d [484]" strokeweight="1pt">
+                <v:textbox>
+                  <w:txbxContent>
+                    <w:p>
+                      <w:pPr>
+                        <w:pStyle w:val="af"/>
+                      </w:pPr>
+                      <w:r>
+                        <w:t>11</w:t>
+                      </w:r>
+                    </w:p>
+                  </w:txbxContent>
+                </v:textbox>
+              </v:shape>
+            </w:pict>
+          </mc:Fallback>
+        </mc:AlternateContent>
+      </w:r>
+      <w:r>
+        <w:rPr>
+          <w:b/>
+          <w:bCs/>
+          <w:noProof/>
+        </w:rPr>
+        <mc:AlternateContent>
+          <mc:Choice Requires="wps">
+            <w:drawing>
+              <wp:anchor distT="0" distB="0" distL="114300" distR="114300" simplePos="0" relativeHeight="251672576" behindDoc="0" locked="0" layoutInCell="1" allowOverlap="1" wp14:anchorId="3DF3461B" wp14:editId="6DA5F5F6">
+                <wp:simplePos x="0" y="0"/>
+                <wp:positionH relativeFrom="column">
+                  <wp:posOffset>2943860</wp:posOffset>
+                </wp:positionH>
+                <wp:positionV relativeFrom="paragraph">
+                  <wp:posOffset>643255</wp:posOffset>
+                </wp:positionV>
+                <wp:extent cx="215900" cy="215900"/>
+                <wp:effectExtent l="19050" t="19050" r="12700" b="12700"/>
+                <wp:wrapNone/>
+                <wp:docPr id="177918916" name="Прямоугольник 3"/>
+                <wp:cNvGraphicFramePr/>
+                <a:graphic xmlns:a="http://schemas.openxmlformats.org/drawingml/2006/main">
+                  <a:graphicData uri="http://schemas.microsoft.com/office/word/2010/wordprocessingShape">
+                    <wps:wsp>
+                      <wps:cNvSpPr/>
+                      <wps:spPr>
+                        <a:xfrm>
+                          <a:off x="0" y="0"/>
+                          <a:ext cx="215900" cy="215900"/>
+                        </a:xfrm>
+                        <a:prstGeom prst="rect">
+                          <a:avLst/>
+                        </a:prstGeom>
+                        <a:noFill/>
+                        <a:ln w="28575"/>
+                      </wps:spPr>
+                      <wps:style>
+                        <a:lnRef idx="2">
+                          <a:schemeClr val="accent1">
+                            <a:shade val="15000"/>
+                          </a:schemeClr>
+                        </a:lnRef>
+                        <a:fillRef idx="1">
+                          <a:schemeClr val="accent1"/>
+                        </a:fillRef>
+                        <a:effectRef idx="0">
+                          <a:schemeClr val="accent1"/>
+                        </a:effectRef>
+                        <a:fontRef idx="minor">
+                          <a:schemeClr val="lt1"/>
+                        </a:fontRef>
+                      </wps:style>
+                      <wps:bodyPr rot="0" spcFirstLastPara="0" vertOverflow="overflow" horzOverflow="overflow" vert="horz" wrap="square" lIns="91440" tIns="45720" rIns="91440" bIns="45720" numCol="1" spcCol="0" rtlCol="0" fromWordArt="0" anchor="ctr" anchorCtr="0" forceAA="0" compatLnSpc="1">
+                        <a:prstTxWarp prst="textNoShape">
+                          <a:avLst/>
+                        </a:prstTxWarp>
+                        <a:noAutofit/>
+                      </wps:bodyPr>
+                    </wps:wsp>
+                  </a:graphicData>
+                </a:graphic>
+                <wp14:sizeRelH relativeFrom="margin">
+                  <wp14:pctWidth>0</wp14:pctWidth>
+                </wp14:sizeRelH>
+                <wp14:sizeRelV relativeFrom="margin">
+                  <wp14:pctHeight>0</wp14:pctHeight>
+                </wp14:sizeRelV>
+              </wp:anchor>
+            </w:drawing>
+          </mc:Choice>
+          <mc:Fallback>
+            <w:pict>
+              <v:rect w14:anchorId="09A667B5" id="Прямоугольник 3" o:spid="_x0000_s1026" style="position:absolute;margin-left:231.8pt;margin-top:50.65pt;width:17pt;height:17pt;z-index:251672576;visibility:visible;mso-wrap-style:square;mso-width-percent:0;mso-height-percent:0;mso-wrap-distance-left:9pt;mso-wrap-distance-top:0;mso-wrap-distance-right:9pt;mso-wrap-distance-bottom:0;mso-position-horizontal:absolute;mso-position-horizontal-relative:text;mso-position-vertical:absolute;mso-position-vertical-relative:text;mso-width-percent:0;mso-height-percent:0;mso-width-relative:margin;mso-height-relative:margin;v-text-anchor:middle" o:gfxdata="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" filled="f" strokecolor="#09101d [484]" strokeweight="2.25pt"/>
+            </w:pict>
+          </mc:Fallback>
+        </mc:AlternateContent>
+      </w:r>
+      <w:r>
+        <w:rPr>
+          <w:b/>
+          <w:bCs/>
+          <w:noProof/>
+        </w:rPr>
+        <mc:AlternateContent>
+          <mc:Choice Requires="wps">
+            <w:drawing>
+              <wp:anchor distT="0" distB="0" distL="114300" distR="114300" simplePos="0" relativeHeight="251674624" behindDoc="0" locked="0" layoutInCell="1" allowOverlap="1" wp14:anchorId="3B653B5D" wp14:editId="79708B89">
+                <wp:simplePos x="0" y="0"/>
+                <wp:positionH relativeFrom="column">
+                  <wp:posOffset>3161030</wp:posOffset>
+                </wp:positionH>
+                <wp:positionV relativeFrom="paragraph">
+                  <wp:posOffset>642620</wp:posOffset>
+                </wp:positionV>
+                <wp:extent cx="215900" cy="215900"/>
+                <wp:effectExtent l="19050" t="19050" r="12700" b="12700"/>
+                <wp:wrapNone/>
+                <wp:docPr id="146017540" name="Прямоугольник 3"/>
+                <wp:cNvGraphicFramePr/>
+                <a:graphic xmlns:a="http://schemas.openxmlformats.org/drawingml/2006/main">
+                  <a:graphicData uri="http://schemas.microsoft.com/office/word/2010/wordprocessingShape">
+                    <wps:wsp>
+                      <wps:cNvSpPr/>
+                      <wps:spPr>
+                        <a:xfrm>
+                          <a:off x="0" y="0"/>
+                          <a:ext cx="215900" cy="215900"/>
+                        </a:xfrm>
+                        <a:prstGeom prst="rect">
+                          <a:avLst/>
+                        </a:prstGeom>
+                        <a:noFill/>
+                        <a:ln w="28575"/>
+                      </wps:spPr>
+                      <wps:style>
+                        <a:lnRef idx="2">
+                          <a:schemeClr val="accent1">
+                            <a:shade val="15000"/>
+                          </a:schemeClr>
+                        </a:lnRef>
+                        <a:fillRef idx="1">
+                          <a:schemeClr val="accent1"/>
+                        </a:fillRef>
+                        <a:effectRef idx="0">
+                          <a:schemeClr val="accent1"/>
+                        </a:effectRef>
+                        <a:fontRef idx="minor">
+                          <a:schemeClr val="lt1"/>
+                        </a:fontRef>
+                      </wps:style>
+                      <wps:bodyPr rot="0" spcFirstLastPara="0" vertOverflow="overflow" horzOverflow="overflow" vert="horz" wrap="square" lIns="91440" tIns="45720" rIns="91440" bIns="45720" numCol="1" spcCol="0" rtlCol="0" fromWordArt="0" anchor="ctr" anchorCtr="0" forceAA="0" compatLnSpc="1">
+                        <a:prstTxWarp prst="textNoShape">
+                          <a:avLst/>
+                        </a:prstTxWarp>
+                        <a:noAutofit/>
+                      </wps:bodyPr>
+                    </wps:wsp>
+                  </a:graphicData>
+                </a:graphic>
+                <wp14:sizeRelH relativeFrom="margin">
+                  <wp14:pctWidth>0</wp14:pctWidth>
+                </wp14:sizeRelH>
+                <wp14:sizeRelV relativeFrom="margin">
+                  <wp14:pctHeight>0</wp14:pctHeight>
+                </wp14:sizeRelV>
+              </wp:anchor>
+            </w:drawing>
+          </mc:Choice>
+          <mc:Fallback>
+            <w:pict>
+              <v:rect w14:anchorId="035F990F" id="Прямоугольник 3" o:spid="_x0000_s1026" style="position:absolute;margin-left:248.9pt;margin-top:50.6pt;width:17pt;height:17pt;z-index:251674624;visibility:visible;mso-wrap-style:square;mso-width-percent:0;mso-height-percent:0;mso-wrap-distance-left:9pt;mso-wrap-distance-top:0;mso-wrap-distance-right:9pt;mso-wrap-distance-bottom:0;mso-position-horizontal:absolute;mso-position-horizontal-relative:text;mso-position-vertical:absolute;mso-position-vertical-relative:text;mso-width-percent:0;mso-height-percent:0;mso-width-relative:margin;mso-height-relative:margin;v-text-anchor:middle" o:gfxdata="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" filled="f" strokecolor="#09101d [484]" strokeweight="2.25pt"/>
+            </w:pict>
+          </mc:Fallback>
+        </mc:AlternateContent>
+      </w:r>
+      <w:r>
+        <w:rPr>
+          <w:b/>
+          <w:bCs/>
+          <w:noProof/>
+        </w:rPr>
+        <mc:AlternateContent>
+          <mc:Choice Requires="wps">
+            <w:drawing>
+              <wp:anchor distT="0" distB="0" distL="114300" distR="114300" simplePos="0" relativeHeight="251669504" behindDoc="0" locked="0" layoutInCell="1" allowOverlap="1" wp14:anchorId="74199625" wp14:editId="67CE8927">
+                <wp:simplePos x="0" y="0"/>
+                <wp:positionH relativeFrom="column">
+                  <wp:posOffset>2924175</wp:posOffset>
+                </wp:positionH>
+                <wp:positionV relativeFrom="paragraph">
+                  <wp:posOffset>925830</wp:posOffset>
+                </wp:positionV>
+                <wp:extent cx="238125" cy="230505"/>
+                <wp:effectExtent l="0" t="0" r="28575" b="17145"/>
+                <wp:wrapNone/>
+                <wp:docPr id="550522079" name="Надпись 2"/>
+                <wp:cNvGraphicFramePr/>
+                <a:graphic xmlns:a="http://schemas.openxmlformats.org/drawingml/2006/main">
+                  <a:graphicData uri="http://schemas.microsoft.com/office/word/2010/wordprocessingShape">
+                    <wps:wsp>
+                      <wps:cNvSpPr txBox="1"/>
+                      <wps:spPr>
+                        <a:xfrm>
+                          <a:off x="0" y="0"/>
+                          <a:ext cx="238125" cy="230505"/>
+                        </a:xfrm>
+                        <a:prstGeom prst="rect">
+                          <a:avLst/>
+                        </a:prstGeom>
+                        <a:ln/>
+                      </wps:spPr>
+                      <wps:style>
+                        <a:lnRef idx="2">
+                          <a:schemeClr val="accent1">
+                            <a:shade val="15000"/>
+                          </a:schemeClr>
+                        </a:lnRef>
+                        <a:fillRef idx="1">
+                          <a:schemeClr val="accent1"/>
+                        </a:fillRef>
+                        <a:effectRef idx="0">
+                          <a:schemeClr val="accent1"/>
+                        </a:effectRef>
+                        <a:fontRef idx="minor">
+                          <a:schemeClr val="lt1"/>
+                        </a:fontRef>
+                      </wps:style>
+                      <wps:txbx>
+                        <w:txbxContent>
+                          <w:p>
+                            <w:pPr>
+                              <w:pStyle w:val="af"/>
+                            </w:pPr>
+                            <w:r>
+                              <w:t>31</w:t>
+                            </w:r>
+                          </w:p>
+                        </w:txbxContent>
+                      </wps:txbx>
+                      <wps:bodyPr rot="0" spcFirstLastPara="0" vertOverflow="overflow" horzOverflow="overflow" vert="horz" wrap="square" lIns="91440" tIns="45720" rIns="91440" bIns="45720" numCol="1" spcCol="0" rtlCol="0" fromWordArt="0" anchor="ctr" anchorCtr="0" forceAA="0" compatLnSpc="1">
+                        <a:prstTxWarp prst="textNoShape">
+                          <a:avLst/>
+                        </a:prstTxWarp>
+                        <a:noAutofit/>
+                      </wps:bodyPr>
+                    </wps:wsp>
+                  </a:graphicData>
+                </a:graphic>
+                <wp14:sizeRelH relativeFrom="margin">
+                  <wp14:pctWidth>0</wp14:pctWidth>
+                </wp14:sizeRelH>
+                <wp14:sizeRelV relativeFrom="margin">
+                  <wp14:pctHeight>0</wp14:pctHeight>
+                </wp14:sizeRelV>
+              </wp:anchor>
+            </w:drawing>
+          </mc:Choice>
+          <mc:Fallback>
+            <w:pict>
+              <v:shape w14:anchorId="74199625" id="_x0000_s1031" type="#_x0000_t202" style="position:absolute;margin-left:230.25pt;margin-top:72.9pt;width:18.75pt;height:18.15pt;z-index:251669504;visibility:visible;mso-wrap-style:square;mso-width-percent:0;mso-height-percent:0;mso-wrap-distance-left:9pt;mso-wrap-distance-top:0;mso-wrap-distance-right:9pt;mso-wrap-distance-bottom:0;mso-position-horizontal:absolute;mso-position-horizontal-relative:text;mso-position-vertical:absolute;mso-position-vertical-relative:text;mso-width-percent:0;mso-height-percent:0;mso-width-relative:margin;mso-height-relative:margin;v-text-anchor:middle" o:gfxdata="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" fillcolor="#4472c4 [3204]" strokecolor="#09101d [484]" strokeweight="1pt">
+                <v:textbox>
+                  <w:txbxContent>
+                    <w:p>
+                      <w:pPr>
+                        <w:pStyle w:val="af"/>
+                      </w:pPr>
+                      <w:r>
+                        <w:t>31</w:t>
+                      </w:r>
+                    </w:p>
+                  </w:txbxContent>
+                </v:textbox>
+              </v:shape>
+            </w:pict>
+          </mc:Fallback>
+        </mc:AlternateContent>
+      </w:r>
+      <w:r>
+        <w:rPr>
+          <w:b/>
+          <w:bCs/>
+          <w:noProof/>
+        </w:rPr>
+        <mc:AlternateContent>
+          <mc:Choice Requires="wps">
+            <w:drawing>
+              <wp:anchor distT="0" distB="0" distL="114300" distR="114300" simplePos="0" relativeHeight="251671552" behindDoc="0" locked="0" layoutInCell="1" allowOverlap="1" wp14:anchorId="58DDABD8" wp14:editId="3E17667E">
+                <wp:simplePos x="0" y="0"/>
+                <wp:positionH relativeFrom="column">
+                  <wp:posOffset>3161665</wp:posOffset>
+                </wp:positionH>
+                <wp:positionV relativeFrom="paragraph">
+                  <wp:posOffset>926769</wp:posOffset>
+                </wp:positionV>
+                <wp:extent cx="238125" cy="230505"/>
+                <wp:effectExtent l="0" t="0" r="28575" b="17145"/>
+                <wp:wrapNone/>
+                <wp:docPr id="1643060616" name="Надпись 2"/>
+                <wp:cNvGraphicFramePr/>
+                <a:graphic xmlns:a="http://schemas.openxmlformats.org/drawingml/2006/main">
+                  <a:graphicData uri="http://schemas.microsoft.com/office/word/2010/wordprocessingShape">
+                    <wps:wsp>
+                      <wps:cNvSpPr txBox="1"/>
+                      <wps:spPr>
+                        <a:xfrm>
+                          <a:off x="0" y="0"/>
+                          <a:ext cx="238125" cy="230505"/>
+                        </a:xfrm>
+                        <a:prstGeom prst="rect">
+                          <a:avLst/>
+                        </a:prstGeom>
+                        <a:ln/>
+                      </wps:spPr>
+                      <wps:style>
+                        <a:lnRef idx="2">
+                          <a:schemeClr val="accent1">
+                            <a:shade val="15000"/>
+                          </a:schemeClr>
+                        </a:lnRef>
+                        <a:fillRef idx="1">
+                          <a:schemeClr val="accent1"/>
+                        </a:fillRef>
+                        <a:effectRef idx="0">
+                          <a:schemeClr val="accent1"/>
+                        </a:effectRef>
+                        <a:fontRef idx="minor">
+                          <a:schemeClr val="lt1"/>
+                        </a:fontRef>
+                      </wps:style>
+                      <wps:txbx>
+                        <w:txbxContent>
+                          <w:p>
+                            <w:pPr>
+                              <w:pStyle w:val="af"/>
+                            </w:pPr>
+                            <w:r>
+                              <w:t>41</w:t>
+                            </w:r>
+                          </w:p>
+                        </w:txbxContent>
+                      </wps:txbx>
+                      <wps:bodyPr rot="0" spcFirstLastPara="0" vertOverflow="overflow" horzOverflow="overflow" vert="horz" wrap="square" lIns="91440" tIns="45720" rIns="91440" bIns="45720" numCol="1" spcCol="0" rtlCol="0" fromWordArt="0" anchor="ctr" anchorCtr="0" forceAA="0" compatLnSpc="1">
+                        <a:prstTxWarp prst="textNoShape">
+                          <a:avLst/>
+                        </a:prstTxWarp>
+                        <a:noAutofit/>
+                      </wps:bodyPr>
+                    </wps:wsp>
+                  </a:graphicData>
+                </a:graphic>
+                <wp14:sizeRelH relativeFrom="margin">
+                  <wp14:pctWidth>0</wp14:pctWidth>
+                </wp14:sizeRelH>
+                <wp14:sizeRelV relativeFrom="margin">
+                  <wp14:pctHeight>0</wp14:pctHeight>
+                </wp14:sizeRelV>
+              </wp:anchor>
+            </w:drawing>
+          </mc:Choice>
+          <mc:Fallback>
+            <w:pict>
+              <v:shape w14:anchorId="58DDABD8" id="_x0000_s1032" type="#_x0000_t202" style="position:absolute;margin-left:248.95pt;margin-top:72.95pt;width:18.75pt;height:18.15pt;z-index:251671552;visibility:visible;mso-wrap-style:square;mso-width-percent:0;mso-height-percent:0;mso-wrap-distance-left:9pt;mso-wrap-distance-top:0;mso-wrap-distance-right:9pt;mso-wrap-distance-bottom:0;mso-position-horizontal:absolute;mso-position-horizontal-relative:text;mso-position-vertical:absolute;mso-position-vertical-relative:text;mso-width-percent:0;mso-height-percent:0;mso-width-relative:margin;mso-height-relative:margin;v-text-anchor:middle" o:gfxdata="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" fillcolor="#4472c4 [3204]" strokecolor="#09101d [484]" strokeweight="1pt">
+                <v:textbox>
+                  <w:txbxContent>
+                    <w:p>
+                      <w:pPr>
+                        <w:pStyle w:val="af"/>
+                      </w:pPr>
+                      <w:r>
+                        <w:t>41</w:t>
+                      </w:r>
+                    </w:p>
+                  </w:txbxContent>
+                </v:textbox>
+              </v:shape>
+            </w:pict>
+          </mc:Fallback>
+        </mc:AlternateContent>
+      </w:r>
+      <w:r>
+        <w:rPr>
+          <w:b/>
+          <w:bCs/>
+          <w:noProof/>
+        </w:rPr>
+        <mc:AlternateContent>
+          <mc:Choice Requires="wps">
+            <w:drawing>
+              <wp:anchor distT="0" distB="0" distL="114300" distR="114300" simplePos="0" relativeHeight="251699200" behindDoc="0" locked="0" layoutInCell="1" allowOverlap="1" wp14:anchorId="586CC8F7" wp14:editId="78613651">
+                <wp:simplePos x="0" y="0"/>
+                <wp:positionH relativeFrom="column">
+                  <wp:posOffset>1883079</wp:posOffset>
+                </wp:positionH>
+                <wp:positionV relativeFrom="paragraph">
+                  <wp:posOffset>-12065</wp:posOffset>
                 </wp:positionV>
                 <wp:extent cx="216000" cy="216000"/>
                 <wp:effectExtent l="19050" t="19050" r="12700" b="12700"/>
@@ -1870,7 +2445,7 @@
           </mc:Choice>
           <mc:Fallback>
             <w:pict>
-              <v:rect w14:anchorId="5DE2C644" id="Прямоугольник 3" o:spid="_x0000_s1026" style="position:absolute;margin-left:149pt;margin-top:.9pt;width:17pt;height:17pt;z-index:251699200;visibility:visible;mso-wrap-style:square;mso-width-percent:0;mso-height-percent:0;mso-wrap-distance-left:9pt;mso-wrap-distance-top:0;mso-wrap-distance-right:9pt;mso-wrap-distance-bottom:0;mso-position-horizontal:absolute;mso-position-horizontal-relative:text;mso-position-vertical:absolute;mso-position-vertical-relative:text;mso-width-percent:0;mso-height-percent:0;mso-width-relative:margin;mso-height-relative:margin;v-text-anchor:middle" o:gfxdata="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" filled="f" strokecolor="#09101d [484]" strokeweight="2.25pt"/>
+              <v:rect w14:anchorId="5B946CC1" id="Прямоугольник 3" o:spid="_x0000_s1026" style="position:absolute;margin-left:148.25pt;margin-top:-.95pt;width:17pt;height:17pt;z-index:251699200;visibility:visible;mso-wrap-style:square;mso-width-percent:0;mso-height-percent:0;mso-wrap-distance-left:9pt;mso-wrap-distance-top:0;mso-wrap-distance-right:9pt;mso-wrap-distance-bottom:0;mso-position-horizontal:absolute;mso-position-horizontal-relative:text;mso-position-vertical:absolute;mso-position-vertical-relative:text;mso-width-percent:0;mso-height-percent:0;mso-width-relative:margin;mso-height-relative:margin;v-text-anchor:middle" o:gfxdata="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" filled="f" strokecolor="#09101d [484]" strokeweight="2.25pt"/>
             </w:pict>
           </mc:Fallback>
         </mc:AlternateContent>
@@ -1884,7 +2459,7 @@
         <mc:AlternateContent>
           <mc:Choice Requires="wps">
             <w:drawing>
-              <wp:anchor distT="0" distB="0" distL="114300" distR="114300" simplePos="0" relativeHeight="251697152" behindDoc="0" locked="0" layoutInCell="1" allowOverlap="1" wp14:anchorId="53FCCCBC" wp14:editId="50D7437A">
+              <wp:anchor distT="0" distB="0" distL="114300" distR="114300" simplePos="0" relativeHeight="251697152" behindDoc="0" locked="0" layoutInCell="1" allowOverlap="1" wp14:anchorId="53FCCCBC" wp14:editId="7A21AF76">
                 <wp:simplePos x="0" y="0"/>
                 <wp:positionH relativeFrom="column">
                   <wp:posOffset>1874079</wp:posOffset>
@@ -1965,7 +2540,7 @@
           </mc:Choice>
           <mc:Fallback>
             <w:pict>
-              <v:shape w14:anchorId="53FCCCBC" id="_x0000_s1029" type="#_x0000_t202" style="position:absolute;margin-left:147.55pt;margin-top:22pt;width:18.8pt;height:18.15pt;z-index:251697152;visibility:visible;mso-wrap-style:square;mso-width-percent:0;mso-height-percent:0;mso-wrap-distance-left:9pt;mso-wrap-distance-top:0;mso-wrap-distance-right:9pt;mso-wrap-distance-bottom:0;mso-position-horizontal:absolute;mso-position-horizontal-relative:text;mso-position-vertical:absolute;mso-position-vertical-relative:text;mso-width-percent:0;mso-height-percent:0;mso-width-relative:margin;mso-height-relative:margin;v-text-anchor:middle" o:gfxdata="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" fillcolor="#4472c4 [3204]" strokecolor="#09101d [484]" strokeweight="1pt">
+              <v:shape w14:anchorId="53FCCCBC" id="_x0000_s1033" type="#_x0000_t202" style="position:absolute;margin-left:147.55pt;margin-top:22pt;width:18.8pt;height:18.15pt;z-index:251697152;visibility:visible;mso-wrap-style:square;mso-width-percent:0;mso-height-percent:0;mso-wrap-distance-left:9pt;mso-wrap-distance-top:0;mso-wrap-distance-right:9pt;mso-wrap-distance-bottom:0;mso-position-horizontal:absolute;mso-position-horizontal-relative:text;mso-position-vertical:absolute;mso-position-vertical-relative:text;mso-width-percent:0;mso-height-percent:0;mso-width-relative:margin;mso-height-relative:margin;v-text-anchor:middle" o:gfxdata="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" fillcolor="#4472c4 [3204]" strokecolor="#09101d [484]" strokeweight="1pt">
                 <v:textbox>
                   <w:txbxContent>
                     <w:p>
@@ -1991,577 +2566,19 @@
       </w:r>
       <w:r>
         <w:rPr>
-          <w:b/>
-          <w:bCs/>
           <w:noProof/>
         </w:rPr>
-        <mc:AlternateContent>
-          <mc:Choice Requires="wps">
-            <w:drawing>
-              <wp:anchor distT="0" distB="0" distL="114300" distR="114300" simplePos="0" relativeHeight="251672576" behindDoc="0" locked="0" layoutInCell="1" allowOverlap="1" wp14:anchorId="3DF3461B" wp14:editId="572AAEB4">
-                <wp:simplePos x="0" y="0"/>
-                <wp:positionH relativeFrom="column">
-                  <wp:posOffset>2960674</wp:posOffset>
-                </wp:positionH>
-                <wp:positionV relativeFrom="paragraph">
-                  <wp:posOffset>659765</wp:posOffset>
-                </wp:positionV>
-                <wp:extent cx="216000" cy="216000"/>
-                <wp:effectExtent l="19050" t="19050" r="12700" b="12700"/>
-                <wp:wrapNone/>
-                <wp:docPr id="177918916" name="Прямоугольник 3"/>
-                <wp:cNvGraphicFramePr/>
-                <a:graphic xmlns:a="http://schemas.openxmlformats.org/drawingml/2006/main">
-                  <a:graphicData uri="http://schemas.microsoft.com/office/word/2010/wordprocessingShape">
-                    <wps:wsp>
-                      <wps:cNvSpPr/>
-                      <wps:spPr>
-                        <a:xfrm>
-                          <a:off x="0" y="0"/>
-                          <a:ext cx="216000" cy="216000"/>
-                        </a:xfrm>
-                        <a:prstGeom prst="rect">
-                          <a:avLst/>
-                        </a:prstGeom>
-                        <a:noFill/>
-                        <a:ln w="28575"/>
-                      </wps:spPr>
-                      <wps:style>
-                        <a:lnRef idx="2">
-                          <a:schemeClr val="accent1">
-                            <a:shade val="15000"/>
-                          </a:schemeClr>
-                        </a:lnRef>
-                        <a:fillRef idx="1">
-                          <a:schemeClr val="accent1"/>
-                        </a:fillRef>
-                        <a:effectRef idx="0">
-                          <a:schemeClr val="accent1"/>
-                        </a:effectRef>
-                        <a:fontRef idx="minor">
-                          <a:schemeClr val="lt1"/>
-                        </a:fontRef>
-                      </wps:style>
-                      <wps:bodyPr rot="0" spcFirstLastPara="0" vertOverflow="overflow" horzOverflow="overflow" vert="horz" wrap="square" lIns="91440" tIns="45720" rIns="91440" bIns="45720" numCol="1" spcCol="0" rtlCol="0" fromWordArt="0" anchor="ctr" anchorCtr="0" forceAA="0" compatLnSpc="1">
-                        <a:prstTxWarp prst="textNoShape">
-                          <a:avLst/>
-                        </a:prstTxWarp>
-                        <a:noAutofit/>
-                      </wps:bodyPr>
-                    </wps:wsp>
-                  </a:graphicData>
-                </a:graphic>
-                <wp14:sizeRelH relativeFrom="margin">
-                  <wp14:pctWidth>0</wp14:pctWidth>
-                </wp14:sizeRelH>
-                <wp14:sizeRelV relativeFrom="margin">
-                  <wp14:pctHeight>0</wp14:pctHeight>
-                </wp14:sizeRelV>
-              </wp:anchor>
-            </w:drawing>
-          </mc:Choice>
-          <mc:Fallback>
-            <w:pict>
-              <v:rect w14:anchorId="2EA7BDEC" id="Прямоугольник 3" o:spid="_x0000_s1026" style="position:absolute;margin-left:233.1pt;margin-top:51.95pt;width:17pt;height:17pt;z-index:251672576;visibility:visible;mso-wrap-style:square;mso-width-percent:0;mso-height-percent:0;mso-wrap-distance-left:9pt;mso-wrap-distance-top:0;mso-wrap-distance-right:9pt;mso-wrap-distance-bottom:0;mso-position-horizontal:absolute;mso-position-horizontal-relative:text;mso-position-vertical:absolute;mso-position-vertical-relative:text;mso-width-percent:0;mso-height-percent:0;mso-width-relative:margin;mso-height-relative:margin;v-text-anchor:middle" o:gfxdata="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" filled="f" strokecolor="#09101d [484]" strokeweight="2.25pt"/>
-            </w:pict>
-          </mc:Fallback>
-        </mc:AlternateContent>
-      </w:r>
-      <w:r>
-        <w:rPr>
-          <w:b/>
-          <w:bCs/>
-          <w:noProof/>
-        </w:rPr>
-        <mc:AlternateContent>
-          <mc:Choice Requires="wps">
-            <w:drawing>
-              <wp:anchor distT="0" distB="0" distL="114300" distR="114300" simplePos="0" relativeHeight="251674624" behindDoc="0" locked="0" layoutInCell="1" allowOverlap="1" wp14:anchorId="3B653B5D" wp14:editId="27342278">
-                <wp:simplePos x="0" y="0"/>
-                <wp:positionH relativeFrom="column">
-                  <wp:posOffset>3177540</wp:posOffset>
-                </wp:positionH>
-                <wp:positionV relativeFrom="paragraph">
-                  <wp:posOffset>659434</wp:posOffset>
-                </wp:positionV>
-                <wp:extent cx="216000" cy="216000"/>
-                <wp:effectExtent l="19050" t="19050" r="12700" b="12700"/>
-                <wp:wrapNone/>
-                <wp:docPr id="146017540" name="Прямоугольник 3"/>
-                <wp:cNvGraphicFramePr/>
-                <a:graphic xmlns:a="http://schemas.openxmlformats.org/drawingml/2006/main">
-                  <a:graphicData uri="http://schemas.microsoft.com/office/word/2010/wordprocessingShape">
-                    <wps:wsp>
-                      <wps:cNvSpPr/>
-                      <wps:spPr>
-                        <a:xfrm>
-                          <a:off x="0" y="0"/>
-                          <a:ext cx="216000" cy="216000"/>
-                        </a:xfrm>
-                        <a:prstGeom prst="rect">
-                          <a:avLst/>
-                        </a:prstGeom>
-                        <a:noFill/>
-                        <a:ln w="28575"/>
-                      </wps:spPr>
-                      <wps:style>
-                        <a:lnRef idx="2">
-                          <a:schemeClr val="accent1">
-                            <a:shade val="15000"/>
-                          </a:schemeClr>
-                        </a:lnRef>
-                        <a:fillRef idx="1">
-                          <a:schemeClr val="accent1"/>
-                        </a:fillRef>
-                        <a:effectRef idx="0">
-                          <a:schemeClr val="accent1"/>
-                        </a:effectRef>
-                        <a:fontRef idx="minor">
-                          <a:schemeClr val="lt1"/>
-                        </a:fontRef>
-                      </wps:style>
-                      <wps:bodyPr rot="0" spcFirstLastPara="0" vertOverflow="overflow" horzOverflow="overflow" vert="horz" wrap="square" lIns="91440" tIns="45720" rIns="91440" bIns="45720" numCol="1" spcCol="0" rtlCol="0" fromWordArt="0" anchor="ctr" anchorCtr="0" forceAA="0" compatLnSpc="1">
-                        <a:prstTxWarp prst="textNoShape">
-                          <a:avLst/>
-                        </a:prstTxWarp>
-                        <a:noAutofit/>
-                      </wps:bodyPr>
-                    </wps:wsp>
-                  </a:graphicData>
-                </a:graphic>
-                <wp14:sizeRelH relativeFrom="margin">
-                  <wp14:pctWidth>0</wp14:pctWidth>
-                </wp14:sizeRelH>
-                <wp14:sizeRelV relativeFrom="margin">
-                  <wp14:pctHeight>0</wp14:pctHeight>
-                </wp14:sizeRelV>
-              </wp:anchor>
-            </w:drawing>
-          </mc:Choice>
-          <mc:Fallback>
-            <w:pict>
-              <v:rect w14:anchorId="48A3A05B" id="Прямоугольник 3" o:spid="_x0000_s1026" style="position:absolute;margin-left:250.2pt;margin-top:51.9pt;width:17pt;height:17pt;z-index:251674624;visibility:visible;mso-wrap-style:square;mso-width-percent:0;mso-height-percent:0;mso-wrap-distance-left:9pt;mso-wrap-distance-top:0;mso-wrap-distance-right:9pt;mso-wrap-distance-bottom:0;mso-position-horizontal:absolute;mso-position-horizontal-relative:text;mso-position-vertical:absolute;mso-position-vertical-relative:text;mso-width-percent:0;mso-height-percent:0;mso-width-relative:margin;mso-height-relative:margin;v-text-anchor:middle" o:gfxdata="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" filled="f" strokecolor="#09101d [484]" strokeweight="2.25pt"/>
-            </w:pict>
-          </mc:Fallback>
-        </mc:AlternateContent>
-      </w:r>
-      <w:r>
-        <w:rPr>
-          <w:b/>
-          <w:bCs/>
-          <w:noProof/>
-        </w:rPr>
-        <mc:AlternateContent>
-          <mc:Choice Requires="wps">
-            <w:drawing>
-              <wp:anchor distT="0" distB="0" distL="114300" distR="114300" simplePos="0" relativeHeight="251669504" behindDoc="0" locked="0" layoutInCell="1" allowOverlap="1" wp14:anchorId="74199625" wp14:editId="02F217C4">
-                <wp:simplePos x="0" y="0"/>
-                <wp:positionH relativeFrom="column">
-                  <wp:posOffset>2940685</wp:posOffset>
-                </wp:positionH>
-                <wp:positionV relativeFrom="paragraph">
-                  <wp:posOffset>942671</wp:posOffset>
-                </wp:positionV>
-                <wp:extent cx="238539" cy="230588"/>
-                <wp:effectExtent l="0" t="0" r="28575" b="17145"/>
-                <wp:wrapNone/>
-                <wp:docPr id="550522079" name="Надпись 2"/>
-                <wp:cNvGraphicFramePr/>
-                <a:graphic xmlns:a="http://schemas.openxmlformats.org/drawingml/2006/main">
-                  <a:graphicData uri="http://schemas.microsoft.com/office/word/2010/wordprocessingShape">
-                    <wps:wsp>
-                      <wps:cNvSpPr txBox="1"/>
-                      <wps:spPr>
-                        <a:xfrm>
-                          <a:off x="0" y="0"/>
-                          <a:ext cx="238539" cy="230588"/>
-                        </a:xfrm>
-                        <a:prstGeom prst="rect">
-                          <a:avLst/>
-                        </a:prstGeom>
-                        <a:ln/>
-                      </wps:spPr>
-                      <wps:style>
-                        <a:lnRef idx="2">
-                          <a:schemeClr val="accent1">
-                            <a:shade val="15000"/>
-                          </a:schemeClr>
-                        </a:lnRef>
-                        <a:fillRef idx="1">
-                          <a:schemeClr val="accent1"/>
-                        </a:fillRef>
-                        <a:effectRef idx="0">
-                          <a:schemeClr val="accent1"/>
-                        </a:effectRef>
-                        <a:fontRef idx="minor">
-                          <a:schemeClr val="lt1"/>
-                        </a:fontRef>
-                      </wps:style>
-                      <wps:txbx>
-                        <w:txbxContent>
-                          <w:p>
-                            <w:pPr>
-                              <w:pStyle w:val="af"/>
-                            </w:pPr>
-                            <w:r>
-                              <w:t>31</w:t>
-                            </w:r>
-                          </w:p>
-                        </w:txbxContent>
-                      </wps:txbx>
-                      <wps:bodyPr rot="0" spcFirstLastPara="0" vertOverflow="overflow" horzOverflow="overflow" vert="horz" wrap="square" lIns="91440" tIns="45720" rIns="91440" bIns="45720" numCol="1" spcCol="0" rtlCol="0" fromWordArt="0" anchor="ctr" anchorCtr="0" forceAA="0" compatLnSpc="1">
-                        <a:prstTxWarp prst="textNoShape">
-                          <a:avLst/>
-                        </a:prstTxWarp>
-                        <a:noAutofit/>
-                      </wps:bodyPr>
-                    </wps:wsp>
-                  </a:graphicData>
-                </a:graphic>
-                <wp14:sizeRelH relativeFrom="margin">
-                  <wp14:pctWidth>0</wp14:pctWidth>
-                </wp14:sizeRelH>
-                <wp14:sizeRelV relativeFrom="margin">
-                  <wp14:pctHeight>0</wp14:pctHeight>
-                </wp14:sizeRelV>
-              </wp:anchor>
-            </w:drawing>
-          </mc:Choice>
-          <mc:Fallback>
-            <w:pict>
-              <v:shape w14:anchorId="74199625" id="_x0000_s1030" type="#_x0000_t202" style="position:absolute;margin-left:231.55pt;margin-top:74.25pt;width:18.8pt;height:18.15pt;z-index:251669504;visibility:visible;mso-wrap-style:square;mso-width-percent:0;mso-height-percent:0;mso-wrap-distance-left:9pt;mso-wrap-distance-top:0;mso-wrap-distance-right:9pt;mso-wrap-distance-bottom:0;mso-position-horizontal:absolute;mso-position-horizontal-relative:text;mso-position-vertical:absolute;mso-position-vertical-relative:text;mso-width-percent:0;mso-height-percent:0;mso-width-relative:margin;mso-height-relative:margin;v-text-anchor:middle" o:gfxdata="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" fillcolor="#4472c4 [3204]" strokecolor="#09101d [484]" strokeweight="1pt">
-                <v:textbox>
-                  <w:txbxContent>
-                    <w:p>
-                      <w:pPr>
-                        <w:pStyle w:val="af"/>
-                      </w:pPr>
-                      <w:r>
-                        <w:t>31</w:t>
-                      </w:r>
-                    </w:p>
-                  </w:txbxContent>
-                </v:textbox>
-              </v:shape>
-            </w:pict>
-          </mc:Fallback>
-        </mc:AlternateContent>
-      </w:r>
-      <w:r>
-        <w:rPr>
-          <w:b/>
-          <w:bCs/>
-          <w:noProof/>
-        </w:rPr>
-        <mc:AlternateContent>
-          <mc:Choice Requires="wps">
-            <w:drawing>
-              <wp:anchor distT="0" distB="0" distL="114300" distR="114300" simplePos="0" relativeHeight="251671552" behindDoc="0" locked="0" layoutInCell="1" allowOverlap="1" wp14:anchorId="58DDABD8" wp14:editId="4FCE139E">
-                <wp:simplePos x="0" y="0"/>
-                <wp:positionH relativeFrom="column">
-                  <wp:posOffset>3178451</wp:posOffset>
-                </wp:positionH>
-                <wp:positionV relativeFrom="paragraph">
-                  <wp:posOffset>942975</wp:posOffset>
-                </wp:positionV>
-                <wp:extent cx="238539" cy="230588"/>
-                <wp:effectExtent l="0" t="0" r="28575" b="17145"/>
-                <wp:wrapNone/>
-                <wp:docPr id="1643060616" name="Надпись 2"/>
-                <wp:cNvGraphicFramePr/>
-                <a:graphic xmlns:a="http://schemas.openxmlformats.org/drawingml/2006/main">
-                  <a:graphicData uri="http://schemas.microsoft.com/office/word/2010/wordprocessingShape">
-                    <wps:wsp>
-                      <wps:cNvSpPr txBox="1"/>
-                      <wps:spPr>
-                        <a:xfrm>
-                          <a:off x="0" y="0"/>
-                          <a:ext cx="238539" cy="230588"/>
-                        </a:xfrm>
-                        <a:prstGeom prst="rect">
-                          <a:avLst/>
-                        </a:prstGeom>
-                        <a:ln/>
-                      </wps:spPr>
-                      <wps:style>
-                        <a:lnRef idx="2">
-                          <a:schemeClr val="accent1">
-                            <a:shade val="15000"/>
-                          </a:schemeClr>
-                        </a:lnRef>
-                        <a:fillRef idx="1">
-                          <a:schemeClr val="accent1"/>
-                        </a:fillRef>
-                        <a:effectRef idx="0">
-                          <a:schemeClr val="accent1"/>
-                        </a:effectRef>
-                        <a:fontRef idx="minor">
-                          <a:schemeClr val="lt1"/>
-                        </a:fontRef>
-                      </wps:style>
-                      <wps:txbx>
-                        <w:txbxContent>
-                          <w:p>
-                            <w:pPr>
-                              <w:pStyle w:val="af"/>
-                            </w:pPr>
-                            <w:r>
-                              <w:t>41</w:t>
-                            </w:r>
-                          </w:p>
-                        </w:txbxContent>
-                      </wps:txbx>
-                      <wps:bodyPr rot="0" spcFirstLastPara="0" vertOverflow="overflow" horzOverflow="overflow" vert="horz" wrap="square" lIns="91440" tIns="45720" rIns="91440" bIns="45720" numCol="1" spcCol="0" rtlCol="0" fromWordArt="0" anchor="ctr" anchorCtr="0" forceAA="0" compatLnSpc="1">
-                        <a:prstTxWarp prst="textNoShape">
-                          <a:avLst/>
-                        </a:prstTxWarp>
-                        <a:noAutofit/>
-                      </wps:bodyPr>
-                    </wps:wsp>
-                  </a:graphicData>
-                </a:graphic>
-                <wp14:sizeRelH relativeFrom="margin">
-                  <wp14:pctWidth>0</wp14:pctWidth>
-                </wp14:sizeRelH>
-                <wp14:sizeRelV relativeFrom="margin">
-                  <wp14:pctHeight>0</wp14:pctHeight>
-                </wp14:sizeRelV>
-              </wp:anchor>
-            </w:drawing>
-          </mc:Choice>
-          <mc:Fallback>
-            <w:pict>
-              <v:shape w14:anchorId="58DDABD8" id="_x0000_s1031" type="#_x0000_t202" style="position:absolute;margin-left:250.25pt;margin-top:74.25pt;width:18.8pt;height:18.15pt;z-index:251671552;visibility:visible;mso-wrap-style:square;mso-width-percent:0;mso-height-percent:0;mso-wrap-distance-left:9pt;mso-wrap-distance-top:0;mso-wrap-distance-right:9pt;mso-wrap-distance-bottom:0;mso-position-horizontal:absolute;mso-position-horizontal-relative:text;mso-position-vertical:absolute;mso-position-vertical-relative:text;mso-width-percent:0;mso-height-percent:0;mso-width-relative:margin;mso-height-relative:margin;v-text-anchor:middle" o:gfxdata="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" fillcolor="#4472c4 [3204]" strokecolor="#09101d [484]" strokeweight="1pt">
-                <v:textbox>
-                  <w:txbxContent>
-                    <w:p>
-                      <w:pPr>
-                        <w:pStyle w:val="af"/>
-                      </w:pPr>
-                      <w:r>
-                        <w:t>41</w:t>
-                      </w:r>
-                    </w:p>
-                  </w:txbxContent>
-                </v:textbox>
-              </v:shape>
-            </w:pict>
-          </mc:Fallback>
-        </mc:AlternateContent>
-      </w:r>
-      <w:r>
-        <w:rPr>
-          <w:b/>
-          <w:bCs/>
-          <w:noProof/>
-        </w:rPr>
-        <mc:AlternateContent>
-          <mc:Choice Requires="wps">
-            <w:drawing>
-              <wp:anchor distT="0" distB="0" distL="114300" distR="114300" simplePos="0" relativeHeight="251665408" behindDoc="0" locked="0" layoutInCell="1" allowOverlap="1" wp14:anchorId="19D83324" wp14:editId="6012B0E2">
-                <wp:simplePos x="0" y="0"/>
-                <wp:positionH relativeFrom="column">
-                  <wp:posOffset>2450796</wp:posOffset>
-                </wp:positionH>
-                <wp:positionV relativeFrom="paragraph">
-                  <wp:posOffset>2358390</wp:posOffset>
-                </wp:positionV>
-                <wp:extent cx="238125" cy="230505"/>
-                <wp:effectExtent l="0" t="0" r="28575" b="17145"/>
-                <wp:wrapNone/>
-                <wp:docPr id="50439369" name="Надпись 2"/>
-                <wp:cNvGraphicFramePr/>
-                <a:graphic xmlns:a="http://schemas.openxmlformats.org/drawingml/2006/main">
-                  <a:graphicData uri="http://schemas.microsoft.com/office/word/2010/wordprocessingShape">
-                    <wps:wsp>
-                      <wps:cNvSpPr txBox="1"/>
-                      <wps:spPr>
-                        <a:xfrm>
-                          <a:off x="0" y="0"/>
-                          <a:ext cx="238125" cy="230505"/>
-                        </a:xfrm>
-                        <a:prstGeom prst="rect">
-                          <a:avLst/>
-                        </a:prstGeom>
-                        <a:ln/>
-                      </wps:spPr>
-                      <wps:style>
-                        <a:lnRef idx="2">
-                          <a:schemeClr val="accent1">
-                            <a:shade val="15000"/>
-                          </a:schemeClr>
-                        </a:lnRef>
-                        <a:fillRef idx="1">
-                          <a:schemeClr val="accent1"/>
-                        </a:fillRef>
-                        <a:effectRef idx="0">
-                          <a:schemeClr val="accent1"/>
-                        </a:effectRef>
-                        <a:fontRef idx="minor">
-                          <a:schemeClr val="lt1"/>
-                        </a:fontRef>
-                      </wps:style>
-                      <wps:txbx>
-                        <w:txbxContent>
-                          <w:p>
-                            <w:pPr>
-                              <w:pStyle w:val="af"/>
-                            </w:pPr>
-                            <w:r>
-                              <w:t>11</w:t>
-                            </w:r>
-                          </w:p>
-                        </w:txbxContent>
-                      </wps:txbx>
-                      <wps:bodyPr rot="0" spcFirstLastPara="0" vertOverflow="overflow" horzOverflow="overflow" vert="horz" wrap="square" lIns="91440" tIns="45720" rIns="91440" bIns="45720" numCol="1" spcCol="0" rtlCol="0" fromWordArt="0" anchor="ctr" anchorCtr="0" forceAA="0" compatLnSpc="1">
-                        <a:prstTxWarp prst="textNoShape">
-                          <a:avLst/>
-                        </a:prstTxWarp>
-                        <a:noAutofit/>
-                      </wps:bodyPr>
-                    </wps:wsp>
-                  </a:graphicData>
-                </a:graphic>
-                <wp14:sizeRelH relativeFrom="margin">
-                  <wp14:pctWidth>0</wp14:pctWidth>
-                </wp14:sizeRelH>
-                <wp14:sizeRelV relativeFrom="margin">
-                  <wp14:pctHeight>0</wp14:pctHeight>
-                </wp14:sizeRelV>
-              </wp:anchor>
-            </w:drawing>
-          </mc:Choice>
-          <mc:Fallback>
-            <w:pict>
-              <v:shape w14:anchorId="19D83324" id="_x0000_s1032" type="#_x0000_t202" style="position:absolute;margin-left:193pt;margin-top:185.7pt;width:18.75pt;height:18.15pt;z-index:251665408;visibility:visible;mso-wrap-style:square;mso-width-percent:0;mso-height-percent:0;mso-wrap-distance-left:9pt;mso-wrap-distance-top:0;mso-wrap-distance-right:9pt;mso-wrap-distance-bottom:0;mso-position-horizontal:absolute;mso-position-horizontal-relative:text;mso-position-vertical:absolute;mso-position-vertical-relative:text;mso-width-percent:0;mso-height-percent:0;mso-width-relative:margin;mso-height-relative:margin;v-text-anchor:middle" o:gfxdata="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" fillcolor="#4472c4 [3204]" strokecolor="#09101d [484]" strokeweight="1pt">
-                <v:textbox>
-                  <w:txbxContent>
-                    <w:p>
-                      <w:pPr>
-                        <w:pStyle w:val="af"/>
-                      </w:pPr>
-                      <w:r>
-                        <w:t>11</w:t>
-                      </w:r>
-                    </w:p>
-                  </w:txbxContent>
-                </v:textbox>
-              </v:shape>
-            </w:pict>
-          </mc:Fallback>
-        </mc:AlternateContent>
-      </w:r>
-      <w:r>
-        <w:rPr>
-          <w:b/>
-          <w:bCs/>
-          <w:noProof/>
-        </w:rPr>
-        <mc:AlternateContent>
-          <mc:Choice Requires="wps">
-            <w:drawing>
-              <wp:anchor distT="0" distB="0" distL="114300" distR="114300" simplePos="0" relativeHeight="251667456" behindDoc="0" locked="0" layoutInCell="1" allowOverlap="1" wp14:anchorId="5E5F3125" wp14:editId="384DED54">
-                <wp:simplePos x="0" y="0"/>
-                <wp:positionH relativeFrom="column">
-                  <wp:posOffset>776936</wp:posOffset>
-                </wp:positionH>
-                <wp:positionV relativeFrom="paragraph">
-                  <wp:posOffset>3359785</wp:posOffset>
-                </wp:positionV>
-                <wp:extent cx="238539" cy="230588"/>
-                <wp:effectExtent l="0" t="0" r="28575" b="17145"/>
-                <wp:wrapNone/>
-                <wp:docPr id="928418713" name="Надпись 2"/>
-                <wp:cNvGraphicFramePr/>
-                <a:graphic xmlns:a="http://schemas.openxmlformats.org/drawingml/2006/main">
-                  <a:graphicData uri="http://schemas.microsoft.com/office/word/2010/wordprocessingShape">
-                    <wps:wsp>
-                      <wps:cNvSpPr txBox="1"/>
-                      <wps:spPr>
-                        <a:xfrm>
-                          <a:off x="0" y="0"/>
-                          <a:ext cx="238539" cy="230588"/>
-                        </a:xfrm>
-                        <a:prstGeom prst="rect">
-                          <a:avLst/>
-                        </a:prstGeom>
-                        <a:ln/>
-                      </wps:spPr>
-                      <wps:style>
-                        <a:lnRef idx="2">
-                          <a:schemeClr val="accent1">
-                            <a:shade val="15000"/>
-                          </a:schemeClr>
-                        </a:lnRef>
-                        <a:fillRef idx="1">
-                          <a:schemeClr val="accent1"/>
-                        </a:fillRef>
-                        <a:effectRef idx="0">
-                          <a:schemeClr val="accent1"/>
-                        </a:effectRef>
-                        <a:fontRef idx="minor">
-                          <a:schemeClr val="lt1"/>
-                        </a:fontRef>
-                      </wps:style>
-                      <wps:txbx>
-                        <w:txbxContent>
-                          <w:p>
-                            <w:pPr>
-                              <w:pStyle w:val="af"/>
-                            </w:pPr>
-                            <w:r>
-                              <w:t>21</w:t>
-                            </w:r>
-                          </w:p>
-                        </w:txbxContent>
-                      </wps:txbx>
-                      <wps:bodyPr rot="0" spcFirstLastPara="0" vertOverflow="overflow" horzOverflow="overflow" vert="horz" wrap="square" lIns="91440" tIns="45720" rIns="91440" bIns="45720" numCol="1" spcCol="0" rtlCol="0" fromWordArt="0" anchor="ctr" anchorCtr="0" forceAA="0" compatLnSpc="1">
-                        <a:prstTxWarp prst="textNoShape">
-                          <a:avLst/>
-                        </a:prstTxWarp>
-                        <a:noAutofit/>
-                      </wps:bodyPr>
-                    </wps:wsp>
-                  </a:graphicData>
-                </a:graphic>
-                <wp14:sizeRelH relativeFrom="margin">
-                  <wp14:pctWidth>0</wp14:pctWidth>
-                </wp14:sizeRelH>
-                <wp14:sizeRelV relativeFrom="margin">
-                  <wp14:pctHeight>0</wp14:pctHeight>
-                </wp14:sizeRelV>
-              </wp:anchor>
-            </w:drawing>
-          </mc:Choice>
-          <mc:Fallback>
-            <w:pict>
-              <v:shape w14:anchorId="5E5F3125" id="_x0000_s1033" type="#_x0000_t202" style="position:absolute;margin-left:61.2pt;margin-top:264.55pt;width:18.8pt;height:18.15pt;z-index:251667456;visibility:visible;mso-wrap-style:square;mso-width-percent:0;mso-height-percent:0;mso-wrap-distance-left:9pt;mso-wrap-distance-top:0;mso-wrap-distance-right:9pt;mso-wrap-distance-bottom:0;mso-position-horizontal:absolute;mso-position-horizontal-relative:text;mso-position-vertical:absolute;mso-position-vertical-relative:text;mso-width-percent:0;mso-height-percent:0;mso-width-relative:margin;mso-height-relative:margin;v-text-anchor:middle" o:gfxdata="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" fillcolor="#4472c4 [3204]" strokecolor="#09101d [484]" strokeweight="1pt">
-                <v:textbox>
-                  <w:txbxContent>
-                    <w:p>
-                      <w:pPr>
-                        <w:pStyle w:val="af"/>
-                      </w:pPr>
-                      <w:r>
-                        <w:t>21</w:t>
-                      </w:r>
-                    </w:p>
-                  </w:txbxContent>
-                </v:textbox>
-              </v:shape>
-            </w:pict>
-          </mc:Fallback>
-        </mc:AlternateContent>
-      </w:r>
-      <w:r>
-        <w:rPr>
-          <w:noProof/>
+        <w:t xml:space="preserve"> </w:t>
+      </w:r>
+      <w:r>
+        <w:rPr>
+          <w:lang w:val="en-US"/>
         </w:rPr>
         <w:drawing>
-          <wp:inline distT="0" distB="0" distL="0" distR="0" wp14:anchorId="10C7A8A4" wp14:editId="7188C6D6">
-            <wp:extent cx="5684917" cy="5550010"/>
-            <wp:effectExtent l="0" t="0" r="0" b="0"/>
-            <wp:docPr id="1758344877" name="Рисунок 1"/>
+          <wp:inline distT="0" distB="0" distL="0" distR="0" wp14:anchorId="727D532C" wp14:editId="7E8B4D4B">
+            <wp:extent cx="5657251" cy="5621572"/>
+            <wp:effectExtent l="0" t="0" r="635" b="0"/>
+            <wp:docPr id="497559204" name="Рисунок 1"/>
             <wp:cNvGraphicFramePr>
               <a:graphicFrameLocks xmlns:a="http://schemas.openxmlformats.org/drawingml/2006/main" noChangeAspect="1"/>
             </wp:cNvGraphicFramePr>
@@ -2569,7 +2586,7 @@
               <a:graphicData uri="http://schemas.openxmlformats.org/drawingml/2006/picture">
                 <pic:pic xmlns:pic="http://schemas.openxmlformats.org/drawingml/2006/picture">
                   <pic:nvPicPr>
-                    <pic:cNvPr id="1758344877" name=""/>
+                    <pic:cNvPr id="497559204" name=""/>
                     <pic:cNvPicPr/>
                   </pic:nvPicPr>
                   <pic:blipFill>
@@ -2581,7 +2598,7 @@
                   <pic:spPr>
                     <a:xfrm>
                       <a:off x="0" y="0"/>
-                      <a:ext cx="5686814" cy="5551862"/>
+                      <a:ext cx="5665415" cy="5629685"/>
                     </a:xfrm>
                     <a:prstGeom prst="rect">
                       <a:avLst/>
@@ -2723,8 +2740,19 @@
             <w:tcW w:w="3260" w:type="dxa"/>
           </w:tcPr>
           <w:p>
+            <w:pPr>
+              <w:rPr>
+                <w:lang w:val="en-US"/>
+              </w:rPr>
+            </w:pPr>
             <w:r>
               <w:t>10</w:t>
+            </w:r>
+            <w:r>
+              <w:rPr>
+                <w:lang w:val="en-US"/>
+              </w:rPr>
+              <w:t>0</w:t>
             </w:r>
           </w:p>
         </w:tc>
@@ -2756,7 +2784,16 @@
           </w:tcPr>
           <w:p>
             <w:r>
-              <w:t>Текущая дата + 7 дней</w:t>
+              <w:t xml:space="preserve">Текущая дата + </w:t>
+            </w:r>
+            <w:r>
+              <w:rPr>
+                <w:lang w:val="en-US"/>
+              </w:rPr>
+              <w:t>10</w:t>
+            </w:r>
+            <w:r>
+              <w:t xml:space="preserve"> дней</w:t>
             </w:r>
           </w:p>
         </w:tc>
@@ -2809,7 +2846,7 @@
         <w:t xml:space="preserve">например, </w:t>
       </w:r>
       <w:r>
-        <w:t>60005645</w:t>
+        <w:t>60006625</w:t>
       </w:r>
       <w:r>
         <w:t>)</w:t>
@@ -2861,6 +2898,11 @@
       </w:r>
     </w:p>
     <w:p>
+      <w:pPr>
+        <w:rPr>
+          <w:lang w:val="en-US"/>
+        </w:rPr>
+      </w:pPr>
       <w:r>
         <w:rPr>
           <w:b/>
@@ -2968,11 +3010,17 @@
         <w:rPr>
           <w:noProof/>
         </w:rPr>
+        <w:t xml:space="preserve"> </w:t>
+      </w:r>
+      <w:r>
+        <w:rPr>
+          <w:lang w:val="en-US"/>
+        </w:rPr>
         <w:drawing>
-          <wp:inline distT="0" distB="0" distL="0" distR="0" wp14:anchorId="630E1AB7" wp14:editId="37B77D03">
-            <wp:extent cx="3294578" cy="1844703"/>
-            <wp:effectExtent l="0" t="0" r="1270" b="3175"/>
-            <wp:docPr id="640238937" name="Рисунок 1"/>
+          <wp:inline distT="0" distB="0" distL="0" distR="0" wp14:anchorId="71F03D59" wp14:editId="3651C8AE">
+            <wp:extent cx="3275937" cy="1920154"/>
+            <wp:effectExtent l="0" t="0" r="1270" b="4445"/>
+            <wp:docPr id="1801090166" name="Рисунок 1"/>
             <wp:cNvGraphicFramePr>
               <a:graphicFrameLocks xmlns:a="http://schemas.openxmlformats.org/drawingml/2006/main" noChangeAspect="1"/>
             </wp:cNvGraphicFramePr>
@@ -2980,7 +3028,7 @@
               <a:graphicData uri="http://schemas.openxmlformats.org/drawingml/2006/picture">
                 <pic:pic xmlns:pic="http://schemas.openxmlformats.org/drawingml/2006/picture">
                   <pic:nvPicPr>
-                    <pic:cNvPr id="640238937" name=""/>
+                    <pic:cNvPr id="1801090166" name=""/>
                     <pic:cNvPicPr/>
                   </pic:nvPicPr>
                   <pic:blipFill>
@@ -2992,7 +3040,7 @@
                   <pic:spPr>
                     <a:xfrm>
                       <a:off x="0" y="0"/>
-                      <a:ext cx="3342288" cy="1871417"/>
+                      <a:ext cx="3291112" cy="1929049"/>
                     </a:xfrm>
                     <a:prstGeom prst="rect">
                       <a:avLst/>
@@ -3160,6 +3208,7 @@
       <w:pPr>
         <w:rPr>
           <w:rStyle w:val="af0"/>
+          <w:lang w:val="en-US"/>
         </w:rPr>
       </w:pPr>
       <w:r>
@@ -3170,6 +3219,11 @@
       </w:r>
     </w:p>
     <w:p>
+      <w:pPr>
+        <w:rPr>
+          <w:lang w:val="en-US"/>
+        </w:rPr>
+      </w:pPr>
       <w:r>
         <w:rPr>
           <w:b/>
@@ -3179,7 +3233,690 @@
         <mc:AlternateContent>
           <mc:Choice Requires="wps">
             <w:drawing>
-              <wp:anchor distT="0" distB="0" distL="114300" distR="114300" simplePos="0" relativeHeight="251695104" behindDoc="0" locked="0" layoutInCell="1" allowOverlap="1" wp14:anchorId="48F5A248" wp14:editId="29097940">
+              <wp:anchor distT="0" distB="0" distL="114300" distR="114300" simplePos="0" relativeHeight="251686912" behindDoc="0" locked="0" layoutInCell="1" allowOverlap="1" wp14:anchorId="2D550586" wp14:editId="629A89F2">
+                <wp:simplePos x="0" y="0"/>
+                <wp:positionH relativeFrom="column">
+                  <wp:posOffset>2353310</wp:posOffset>
+                </wp:positionH>
+                <wp:positionV relativeFrom="paragraph">
+                  <wp:posOffset>2971800</wp:posOffset>
+                </wp:positionV>
+                <wp:extent cx="755650" cy="755650"/>
+                <wp:effectExtent l="19050" t="19050" r="25400" b="25400"/>
+                <wp:wrapNone/>
+                <wp:docPr id="241924239" name="Прямоугольник 3"/>
+                <wp:cNvGraphicFramePr/>
+                <a:graphic xmlns:a="http://schemas.openxmlformats.org/drawingml/2006/main">
+                  <a:graphicData uri="http://schemas.microsoft.com/office/word/2010/wordprocessingShape">
+                    <wps:wsp>
+                      <wps:cNvSpPr/>
+                      <wps:spPr>
+                        <a:xfrm>
+                          <a:off x="0" y="0"/>
+                          <a:ext cx="755650" cy="755650"/>
+                        </a:xfrm>
+                        <a:prstGeom prst="rect">
+                          <a:avLst/>
+                        </a:prstGeom>
+                        <a:noFill/>
+                        <a:ln w="28575"/>
+                      </wps:spPr>
+                      <wps:style>
+                        <a:lnRef idx="2">
+                          <a:schemeClr val="accent1">
+                            <a:shade val="15000"/>
+                          </a:schemeClr>
+                        </a:lnRef>
+                        <a:fillRef idx="1">
+                          <a:schemeClr val="accent1"/>
+                        </a:fillRef>
+                        <a:effectRef idx="0">
+                          <a:schemeClr val="accent1"/>
+                        </a:effectRef>
+                        <a:fontRef idx="minor">
+                          <a:schemeClr val="lt1"/>
+                        </a:fontRef>
+                      </wps:style>
+                      <wps:bodyPr rot="0" spcFirstLastPara="0" vertOverflow="overflow" horzOverflow="overflow" vert="horz" wrap="square" lIns="91440" tIns="45720" rIns="91440" bIns="45720" numCol="1" spcCol="0" rtlCol="0" fromWordArt="0" anchor="ctr" anchorCtr="0" forceAA="0" compatLnSpc="1">
+                        <a:prstTxWarp prst="textNoShape">
+                          <a:avLst/>
+                        </a:prstTxWarp>
+                        <a:noAutofit/>
+                      </wps:bodyPr>
+                    </wps:wsp>
+                  </a:graphicData>
+                </a:graphic>
+                <wp14:sizeRelH relativeFrom="margin">
+                  <wp14:pctWidth>0</wp14:pctWidth>
+                </wp14:sizeRelH>
+                <wp14:sizeRelV relativeFrom="margin">
+                  <wp14:pctHeight>0</wp14:pctHeight>
+                </wp14:sizeRelV>
+              </wp:anchor>
+            </w:drawing>
+          </mc:Choice>
+          <mc:Fallback>
+            <w:pict>
+              <v:rect w14:anchorId="230881AD" id="Прямоугольник 3" o:spid="_x0000_s1026" style="position:absolute;margin-left:185.3pt;margin-top:234pt;width:59.5pt;height:59.5pt;z-index:251686912;visibility:visible;mso-wrap-style:square;mso-width-percent:0;mso-height-percent:0;mso-wrap-distance-left:9pt;mso-wrap-distance-top:0;mso-wrap-distance-right:9pt;mso-wrap-distance-bottom:0;mso-position-horizontal:absolute;mso-position-horizontal-relative:text;mso-position-vertical:absolute;mso-position-vertical-relative:text;mso-width-percent:0;mso-height-percent:0;mso-width-relative:margin;mso-height-relative:margin;v-text-anchor:middle" o:gfxdata="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" filled="f" strokecolor="#09101d [484]" strokeweight="2.25pt"/>
+            </w:pict>
+          </mc:Fallback>
+        </mc:AlternateContent>
+      </w:r>
+      <w:r>
+        <w:rPr>
+          <w:b/>
+          <w:bCs/>
+          <w:noProof/>
+        </w:rPr>
+        <mc:AlternateContent>
+          <mc:Choice Requires="wps">
+            <w:drawing>
+              <wp:anchor distT="0" distB="0" distL="114300" distR="114300" simplePos="0" relativeHeight="251684864" behindDoc="0" locked="0" layoutInCell="1" allowOverlap="1" wp14:anchorId="3012AEBE" wp14:editId="0C5EEE62">
+                <wp:simplePos x="0" y="0"/>
+                <wp:positionH relativeFrom="column">
+                  <wp:posOffset>2560651</wp:posOffset>
+                </wp:positionH>
+                <wp:positionV relativeFrom="paragraph">
+                  <wp:posOffset>2731770</wp:posOffset>
+                </wp:positionV>
+                <wp:extent cx="238125" cy="230505"/>
+                <wp:effectExtent l="0" t="0" r="28575" b="17145"/>
+                <wp:wrapNone/>
+                <wp:docPr id="62155323" name="Надпись 2"/>
+                <wp:cNvGraphicFramePr/>
+                <a:graphic xmlns:a="http://schemas.openxmlformats.org/drawingml/2006/main">
+                  <a:graphicData uri="http://schemas.microsoft.com/office/word/2010/wordprocessingShape">
+                    <wps:wsp>
+                      <wps:cNvSpPr txBox="1"/>
+                      <wps:spPr>
+                        <a:xfrm>
+                          <a:off x="0" y="0"/>
+                          <a:ext cx="238125" cy="230505"/>
+                        </a:xfrm>
+                        <a:prstGeom prst="rect">
+                          <a:avLst/>
+                        </a:prstGeom>
+                        <a:ln/>
+                      </wps:spPr>
+                      <wps:style>
+                        <a:lnRef idx="2">
+                          <a:schemeClr val="accent1">
+                            <a:shade val="15000"/>
+                          </a:schemeClr>
+                        </a:lnRef>
+                        <a:fillRef idx="1">
+                          <a:schemeClr val="accent1"/>
+                        </a:fillRef>
+                        <a:effectRef idx="0">
+                          <a:schemeClr val="accent1"/>
+                        </a:effectRef>
+                        <a:fontRef idx="minor">
+                          <a:schemeClr val="lt1"/>
+                        </a:fontRef>
+                      </wps:style>
+                      <wps:txbx>
+                        <w:txbxContent>
+                          <w:p>
+                            <w:pPr>
+                              <w:pStyle w:val="af"/>
+                            </w:pPr>
+                            <w:r>
+                              <w:t>31</w:t>
+                            </w:r>
+                          </w:p>
+                        </w:txbxContent>
+                      </wps:txbx>
+                      <wps:bodyPr rot="0" spcFirstLastPara="0" vertOverflow="overflow" horzOverflow="overflow" vert="horz" wrap="square" lIns="91440" tIns="45720" rIns="91440" bIns="45720" numCol="1" spcCol="0" rtlCol="0" fromWordArt="0" anchor="ctr" anchorCtr="0" forceAA="0" compatLnSpc="1">
+                        <a:prstTxWarp prst="textNoShape">
+                          <a:avLst/>
+                        </a:prstTxWarp>
+                        <a:noAutofit/>
+                      </wps:bodyPr>
+                    </wps:wsp>
+                  </a:graphicData>
+                </a:graphic>
+                <wp14:sizeRelH relativeFrom="margin">
+                  <wp14:pctWidth>0</wp14:pctWidth>
+                </wp14:sizeRelH>
+                <wp14:sizeRelV relativeFrom="margin">
+                  <wp14:pctHeight>0</wp14:pctHeight>
+                </wp14:sizeRelV>
+              </wp:anchor>
+            </w:drawing>
+          </mc:Choice>
+          <mc:Fallback>
+            <w:pict>
+              <v:shape w14:anchorId="3012AEBE" id="_x0000_s1035" type="#_x0000_t202" style="position:absolute;margin-left:201.65pt;margin-top:215.1pt;width:18.75pt;height:18.15pt;z-index:251684864;visibility:visible;mso-wrap-style:square;mso-width-percent:0;mso-height-percent:0;mso-wrap-distance-left:9pt;mso-wrap-distance-top:0;mso-wrap-distance-right:9pt;mso-wrap-distance-bottom:0;mso-position-horizontal:absolute;mso-position-horizontal-relative:text;mso-position-vertical:absolute;mso-position-vertical-relative:text;mso-width-percent:0;mso-height-percent:0;mso-width-relative:margin;mso-height-relative:margin;v-text-anchor:middle" o:gfxdata="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" fillcolor="#4472c4 [3204]" strokecolor="#09101d [484]" strokeweight="1pt">
+                <v:textbox>
+                  <w:txbxContent>
+                    <w:p>
+                      <w:pPr>
+                        <w:pStyle w:val="af"/>
+                      </w:pPr>
+                      <w:r>
+                        <w:t>31</w:t>
+                      </w:r>
+                    </w:p>
+                  </w:txbxContent>
+                </v:textbox>
+              </v:shape>
+            </w:pict>
+          </mc:Fallback>
+        </mc:AlternateContent>
+      </w:r>
+      <w:r>
+        <w:rPr>
+          <w:b/>
+          <w:bCs/>
+          <w:noProof/>
+        </w:rPr>
+        <mc:AlternateContent>
+          <mc:Choice Requires="wps">
+            <w:drawing>
+              <wp:anchor distT="0" distB="0" distL="114300" distR="114300" simplePos="0" relativeHeight="251678720" behindDoc="0" locked="0" layoutInCell="1" allowOverlap="1" wp14:anchorId="0DC31322" wp14:editId="35B144CD">
+                <wp:simplePos x="0" y="0"/>
+                <wp:positionH relativeFrom="column">
+                  <wp:posOffset>2544749</wp:posOffset>
+                </wp:positionH>
+                <wp:positionV relativeFrom="paragraph">
+                  <wp:posOffset>2070100</wp:posOffset>
+                </wp:positionV>
+                <wp:extent cx="238125" cy="230505"/>
+                <wp:effectExtent l="0" t="0" r="28575" b="17145"/>
+                <wp:wrapNone/>
+                <wp:docPr id="949928810" name="Надпись 2"/>
+                <wp:cNvGraphicFramePr/>
+                <a:graphic xmlns:a="http://schemas.openxmlformats.org/drawingml/2006/main">
+                  <a:graphicData uri="http://schemas.microsoft.com/office/word/2010/wordprocessingShape">
+                    <wps:wsp>
+                      <wps:cNvSpPr txBox="1"/>
+                      <wps:spPr>
+                        <a:xfrm>
+                          <a:off x="0" y="0"/>
+                          <a:ext cx="238125" cy="230505"/>
+                        </a:xfrm>
+                        <a:prstGeom prst="rect">
+                          <a:avLst/>
+                        </a:prstGeom>
+                        <a:ln/>
+                      </wps:spPr>
+                      <wps:style>
+                        <a:lnRef idx="2">
+                          <a:schemeClr val="accent1">
+                            <a:shade val="15000"/>
+                          </a:schemeClr>
+                        </a:lnRef>
+                        <a:fillRef idx="1">
+                          <a:schemeClr val="accent1"/>
+                        </a:fillRef>
+                        <a:effectRef idx="0">
+                          <a:schemeClr val="accent1"/>
+                        </a:effectRef>
+                        <a:fontRef idx="minor">
+                          <a:schemeClr val="lt1"/>
+                        </a:fontRef>
+                      </wps:style>
+                      <wps:txbx>
+                        <w:txbxContent>
+                          <w:p>
+                            <w:pPr>
+                              <w:pStyle w:val="af"/>
+                            </w:pPr>
+                            <w:r>
+                              <w:t>11</w:t>
+                            </w:r>
+                          </w:p>
+                        </w:txbxContent>
+                      </wps:txbx>
+                      <wps:bodyPr rot="0" spcFirstLastPara="0" vertOverflow="overflow" horzOverflow="overflow" vert="horz" wrap="square" lIns="91440" tIns="45720" rIns="91440" bIns="45720" numCol="1" spcCol="0" rtlCol="0" fromWordArt="0" anchor="ctr" anchorCtr="0" forceAA="0" compatLnSpc="1">
+                        <a:prstTxWarp prst="textNoShape">
+                          <a:avLst/>
+                        </a:prstTxWarp>
+                        <a:noAutofit/>
+                      </wps:bodyPr>
+                    </wps:wsp>
+                  </a:graphicData>
+                </a:graphic>
+                <wp14:sizeRelH relativeFrom="margin">
+                  <wp14:pctWidth>0</wp14:pctWidth>
+                </wp14:sizeRelH>
+                <wp14:sizeRelV relativeFrom="margin">
+                  <wp14:pctHeight>0</wp14:pctHeight>
+                </wp14:sizeRelV>
+              </wp:anchor>
+            </w:drawing>
+          </mc:Choice>
+          <mc:Fallback>
+            <w:pict>
+              <v:shape w14:anchorId="0DC31322" id="_x0000_s1036" type="#_x0000_t202" style="position:absolute;margin-left:200.35pt;margin-top:163pt;width:18.75pt;height:18.15pt;z-index:251678720;visibility:visible;mso-wrap-style:square;mso-width-percent:0;mso-height-percent:0;mso-wrap-distance-left:9pt;mso-wrap-distance-top:0;mso-wrap-distance-right:9pt;mso-wrap-distance-bottom:0;mso-position-horizontal:absolute;mso-position-horizontal-relative:text;mso-position-vertical:absolute;mso-position-vertical-relative:text;mso-width-percent:0;mso-height-percent:0;mso-width-relative:margin;mso-height-relative:margin;v-text-anchor:middle" o:gfxdata="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" fillcolor="#4472c4 [3204]" strokecolor="#09101d [484]" strokeweight="1pt">
+                <v:textbox>
+                  <w:txbxContent>
+                    <w:p>
+                      <w:pPr>
+                        <w:pStyle w:val="af"/>
+                      </w:pPr>
+                      <w:r>
+                        <w:t>11</w:t>
+                      </w:r>
+                    </w:p>
+                  </w:txbxContent>
+                </v:textbox>
+              </v:shape>
+            </w:pict>
+          </mc:Fallback>
+        </mc:AlternateContent>
+      </w:r>
+      <w:r>
+        <w:rPr>
+          <w:b/>
+          <w:bCs/>
+          <w:noProof/>
+        </w:rPr>
+        <mc:AlternateContent>
+          <mc:Choice Requires="wps">
+            <w:drawing>
+              <wp:anchor distT="0" distB="0" distL="114300" distR="114300" simplePos="0" relativeHeight="251680768" behindDoc="0" locked="0" layoutInCell="1" allowOverlap="1" wp14:anchorId="771BEA8D" wp14:editId="6CA94DE1">
+                <wp:simplePos x="0" y="0"/>
+                <wp:positionH relativeFrom="column">
+                  <wp:posOffset>320675</wp:posOffset>
+                </wp:positionH>
+                <wp:positionV relativeFrom="paragraph">
+                  <wp:posOffset>591820</wp:posOffset>
+                </wp:positionV>
+                <wp:extent cx="238125" cy="230505"/>
+                <wp:effectExtent l="0" t="0" r="28575" b="17145"/>
+                <wp:wrapNone/>
+                <wp:docPr id="2048733478" name="Надпись 2"/>
+                <wp:cNvGraphicFramePr/>
+                <a:graphic xmlns:a="http://schemas.openxmlformats.org/drawingml/2006/main">
+                  <a:graphicData uri="http://schemas.microsoft.com/office/word/2010/wordprocessingShape">
+                    <wps:wsp>
+                      <wps:cNvSpPr txBox="1"/>
+                      <wps:spPr>
+                        <a:xfrm>
+                          <a:off x="0" y="0"/>
+                          <a:ext cx="238125" cy="230505"/>
+                        </a:xfrm>
+                        <a:prstGeom prst="rect">
+                          <a:avLst/>
+                        </a:prstGeom>
+                        <a:ln/>
+                      </wps:spPr>
+                      <wps:style>
+                        <a:lnRef idx="2">
+                          <a:schemeClr val="accent1">
+                            <a:shade val="15000"/>
+                          </a:schemeClr>
+                        </a:lnRef>
+                        <a:fillRef idx="1">
+                          <a:schemeClr val="accent1"/>
+                        </a:fillRef>
+                        <a:effectRef idx="0">
+                          <a:schemeClr val="accent1"/>
+                        </a:effectRef>
+                        <a:fontRef idx="minor">
+                          <a:schemeClr val="lt1"/>
+                        </a:fontRef>
+                      </wps:style>
+                      <wps:txbx>
+                        <w:txbxContent>
+                          <w:p>
+                            <w:pPr>
+                              <w:pStyle w:val="af"/>
+                            </w:pPr>
+                            <w:r>
+                              <w:t>21</w:t>
+                            </w:r>
+                          </w:p>
+                        </w:txbxContent>
+                      </wps:txbx>
+                      <wps:bodyPr rot="0" spcFirstLastPara="0" vertOverflow="overflow" horzOverflow="overflow" vert="horz" wrap="square" lIns="91440" tIns="45720" rIns="91440" bIns="45720" numCol="1" spcCol="0" rtlCol="0" fromWordArt="0" anchor="ctr" anchorCtr="0" forceAA="0" compatLnSpc="1">
+                        <a:prstTxWarp prst="textNoShape">
+                          <a:avLst/>
+                        </a:prstTxWarp>
+                        <a:noAutofit/>
+                      </wps:bodyPr>
+                    </wps:wsp>
+                  </a:graphicData>
+                </a:graphic>
+                <wp14:sizeRelH relativeFrom="margin">
+                  <wp14:pctWidth>0</wp14:pctWidth>
+                </wp14:sizeRelH>
+                <wp14:sizeRelV relativeFrom="margin">
+                  <wp14:pctHeight>0</wp14:pctHeight>
+                </wp14:sizeRelV>
+              </wp:anchor>
+            </w:drawing>
+          </mc:Choice>
+          <mc:Fallback>
+            <w:pict>
+              <v:shape w14:anchorId="771BEA8D" id="_x0000_s1037" type="#_x0000_t202" style="position:absolute;margin-left:25.25pt;margin-top:46.6pt;width:18.75pt;height:18.15pt;z-index:251680768;visibility:visible;mso-wrap-style:square;mso-width-percent:0;mso-height-percent:0;mso-wrap-distance-left:9pt;mso-wrap-distance-top:0;mso-wrap-distance-right:9pt;mso-wrap-distance-bottom:0;mso-position-horizontal:absolute;mso-position-horizontal-relative:text;mso-position-vertical:absolute;mso-position-vertical-relative:text;mso-width-percent:0;mso-height-percent:0;mso-width-relative:margin;mso-height-relative:margin;v-text-anchor:middle" o:gfxdata="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" fillcolor="#4472c4 [3204]" strokecolor="#09101d [484]" strokeweight="1pt">
+                <v:textbox>
+                  <w:txbxContent>
+                    <w:p>
+                      <w:pPr>
+                        <w:pStyle w:val="af"/>
+                      </w:pPr>
+                      <w:r>
+                        <w:t>21</w:t>
+                      </w:r>
+                    </w:p>
+                  </w:txbxContent>
+                </v:textbox>
+              </v:shape>
+            </w:pict>
+          </mc:Fallback>
+        </mc:AlternateContent>
+      </w:r>
+      <w:r>
+        <w:rPr>
+          <w:b/>
+          <w:bCs/>
+          <w:noProof/>
+        </w:rPr>
+        <mc:AlternateContent>
+          <mc:Choice Requires="wps">
+            <w:drawing>
+              <wp:anchor distT="0" distB="0" distL="114300" distR="114300" simplePos="0" relativeHeight="251682816" behindDoc="0" locked="0" layoutInCell="1" allowOverlap="1" wp14:anchorId="7AEC25F7" wp14:editId="361D8FAC">
+                <wp:simplePos x="0" y="0"/>
+                <wp:positionH relativeFrom="column">
+                  <wp:posOffset>323850</wp:posOffset>
+                </wp:positionH>
+                <wp:positionV relativeFrom="paragraph">
+                  <wp:posOffset>313690</wp:posOffset>
+                </wp:positionV>
+                <wp:extent cx="215900" cy="215900"/>
+                <wp:effectExtent l="19050" t="19050" r="12700" b="12700"/>
+                <wp:wrapNone/>
+                <wp:docPr id="1970455299" name="Прямоугольник 3"/>
+                <wp:cNvGraphicFramePr/>
+                <a:graphic xmlns:a="http://schemas.openxmlformats.org/drawingml/2006/main">
+                  <a:graphicData uri="http://schemas.microsoft.com/office/word/2010/wordprocessingShape">
+                    <wps:wsp>
+                      <wps:cNvSpPr/>
+                      <wps:spPr>
+                        <a:xfrm>
+                          <a:off x="0" y="0"/>
+                          <a:ext cx="215900" cy="215900"/>
+                        </a:xfrm>
+                        <a:prstGeom prst="rect">
+                          <a:avLst/>
+                        </a:prstGeom>
+                        <a:noFill/>
+                        <a:ln w="28575"/>
+                      </wps:spPr>
+                      <wps:style>
+                        <a:lnRef idx="2">
+                          <a:schemeClr val="accent1">
+                            <a:shade val="15000"/>
+                          </a:schemeClr>
+                        </a:lnRef>
+                        <a:fillRef idx="1">
+                          <a:schemeClr val="accent1"/>
+                        </a:fillRef>
+                        <a:effectRef idx="0">
+                          <a:schemeClr val="accent1"/>
+                        </a:effectRef>
+                        <a:fontRef idx="minor">
+                          <a:schemeClr val="lt1"/>
+                        </a:fontRef>
+                      </wps:style>
+                      <wps:bodyPr rot="0" spcFirstLastPara="0" vertOverflow="overflow" horzOverflow="overflow" vert="horz" wrap="square" lIns="91440" tIns="45720" rIns="91440" bIns="45720" numCol="1" spcCol="0" rtlCol="0" fromWordArt="0" anchor="ctr" anchorCtr="0" forceAA="0" compatLnSpc="1">
+                        <a:prstTxWarp prst="textNoShape">
+                          <a:avLst/>
+                        </a:prstTxWarp>
+                        <a:noAutofit/>
+                      </wps:bodyPr>
+                    </wps:wsp>
+                  </a:graphicData>
+                </a:graphic>
+                <wp14:sizeRelH relativeFrom="margin">
+                  <wp14:pctWidth>0</wp14:pctWidth>
+                </wp14:sizeRelH>
+                <wp14:sizeRelV relativeFrom="margin">
+                  <wp14:pctHeight>0</wp14:pctHeight>
+                </wp14:sizeRelV>
+              </wp:anchor>
+            </w:drawing>
+          </mc:Choice>
+          <mc:Fallback>
+            <w:pict>
+              <v:rect w14:anchorId="7536F250" id="Прямоугольник 3" o:spid="_x0000_s1026" style="position:absolute;margin-left:25.5pt;margin-top:24.7pt;width:17pt;height:17pt;z-index:251682816;visibility:visible;mso-wrap-style:square;mso-width-percent:0;mso-height-percent:0;mso-wrap-distance-left:9pt;mso-wrap-distance-top:0;mso-wrap-distance-right:9pt;mso-wrap-distance-bottom:0;mso-position-horizontal:absolute;mso-position-horizontal-relative:text;mso-position-vertical:absolute;mso-position-vertical-relative:text;mso-width-percent:0;mso-height-percent:0;mso-width-relative:margin;mso-height-relative:margin;v-text-anchor:middle" o:gfxdata="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" filled="f" strokecolor="#09101d [484]" strokeweight="2.25pt"/>
+            </w:pict>
+          </mc:Fallback>
+        </mc:AlternateContent>
+      </w:r>
+      <w:r>
+        <w:rPr>
+          <w:b/>
+          <w:bCs/>
+          <w:noProof/>
+        </w:rPr>
+        <mc:AlternateContent>
+          <mc:Choice Requires="wps">
+            <w:drawing>
+              <wp:anchor distT="0" distB="0" distL="114300" distR="114300" simplePos="0" relativeHeight="251688960" behindDoc="0" locked="0" layoutInCell="1" allowOverlap="1" wp14:anchorId="2D2A5B30" wp14:editId="271D98B8">
+                <wp:simplePos x="0" y="0"/>
+                <wp:positionH relativeFrom="column">
+                  <wp:posOffset>65405</wp:posOffset>
+                </wp:positionH>
+                <wp:positionV relativeFrom="paragraph">
+                  <wp:posOffset>591820</wp:posOffset>
+                </wp:positionV>
+                <wp:extent cx="238125" cy="230505"/>
+                <wp:effectExtent l="0" t="0" r="28575" b="17145"/>
+                <wp:wrapNone/>
+                <wp:docPr id="1209235797" name="Надпись 2"/>
+                <wp:cNvGraphicFramePr/>
+                <a:graphic xmlns:a="http://schemas.openxmlformats.org/drawingml/2006/main">
+                  <a:graphicData uri="http://schemas.microsoft.com/office/word/2010/wordprocessingShape">
+                    <wps:wsp>
+                      <wps:cNvSpPr txBox="1"/>
+                      <wps:spPr>
+                        <a:xfrm>
+                          <a:off x="0" y="0"/>
+                          <a:ext cx="238125" cy="230505"/>
+                        </a:xfrm>
+                        <a:prstGeom prst="rect">
+                          <a:avLst/>
+                        </a:prstGeom>
+                        <a:ln/>
+                      </wps:spPr>
+                      <wps:style>
+                        <a:lnRef idx="2">
+                          <a:schemeClr val="accent1">
+                            <a:shade val="15000"/>
+                          </a:schemeClr>
+                        </a:lnRef>
+                        <a:fillRef idx="1">
+                          <a:schemeClr val="accent1"/>
+                        </a:fillRef>
+                        <a:effectRef idx="0">
+                          <a:schemeClr val="accent1"/>
+                        </a:effectRef>
+                        <a:fontRef idx="minor">
+                          <a:schemeClr val="lt1"/>
+                        </a:fontRef>
+                      </wps:style>
+                      <wps:txbx>
+                        <w:txbxContent>
+                          <w:p>
+                            <w:pPr>
+                              <w:pStyle w:val="af"/>
+                            </w:pPr>
+                            <w:r>
+                              <w:t>41</w:t>
+                            </w:r>
+                          </w:p>
+                        </w:txbxContent>
+                      </wps:txbx>
+                      <wps:bodyPr rot="0" spcFirstLastPara="0" vertOverflow="overflow" horzOverflow="overflow" vert="horz" wrap="square" lIns="91440" tIns="45720" rIns="91440" bIns="45720" numCol="1" spcCol="0" rtlCol="0" fromWordArt="0" anchor="ctr" anchorCtr="0" forceAA="0" compatLnSpc="1">
+                        <a:prstTxWarp prst="textNoShape">
+                          <a:avLst/>
+                        </a:prstTxWarp>
+                        <a:noAutofit/>
+                      </wps:bodyPr>
+                    </wps:wsp>
+                  </a:graphicData>
+                </a:graphic>
+                <wp14:sizeRelH relativeFrom="margin">
+                  <wp14:pctWidth>0</wp14:pctWidth>
+                </wp14:sizeRelH>
+                <wp14:sizeRelV relativeFrom="margin">
+                  <wp14:pctHeight>0</wp14:pctHeight>
+                </wp14:sizeRelV>
+              </wp:anchor>
+            </w:drawing>
+          </mc:Choice>
+          <mc:Fallback>
+            <w:pict>
+              <v:shape w14:anchorId="2D2A5B30" id="_x0000_s1038" type="#_x0000_t202" style="position:absolute;margin-left:5.15pt;margin-top:46.6pt;width:18.75pt;height:18.15pt;z-index:251688960;visibility:visible;mso-wrap-style:square;mso-width-percent:0;mso-height-percent:0;mso-wrap-distance-left:9pt;mso-wrap-distance-top:0;mso-wrap-distance-right:9pt;mso-wrap-distance-bottom:0;mso-position-horizontal:absolute;mso-position-horizontal-relative:text;mso-position-vertical:absolute;mso-position-vertical-relative:text;mso-width-percent:0;mso-height-percent:0;mso-width-relative:margin;mso-height-relative:margin;v-text-anchor:middle" o:gfxdata="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" fillcolor="#4472c4 [3204]" strokecolor="#09101d [484]" strokeweight="1pt">
+                <v:textbox>
+                  <w:txbxContent>
+                    <w:p>
+                      <w:pPr>
+                        <w:pStyle w:val="af"/>
+                      </w:pPr>
+                      <w:r>
+                        <w:t>41</w:t>
+                      </w:r>
+                    </w:p>
+                  </w:txbxContent>
+                </v:textbox>
+              </v:shape>
+            </w:pict>
+          </mc:Fallback>
+        </mc:AlternateContent>
+      </w:r>
+      <w:r>
+        <w:rPr>
+          <w:b/>
+          <w:bCs/>
+          <w:noProof/>
+        </w:rPr>
+        <mc:AlternateContent>
+          <mc:Choice Requires="wps">
+            <w:drawing>
+              <wp:anchor distT="0" distB="0" distL="114300" distR="114300" simplePos="0" relativeHeight="251691008" behindDoc="0" locked="0" layoutInCell="1" allowOverlap="1" wp14:anchorId="751E5FCC" wp14:editId="35789F84">
+                <wp:simplePos x="0" y="0"/>
+                <wp:positionH relativeFrom="column">
+                  <wp:posOffset>88265</wp:posOffset>
+                </wp:positionH>
+                <wp:positionV relativeFrom="paragraph">
+                  <wp:posOffset>313994</wp:posOffset>
+                </wp:positionV>
+                <wp:extent cx="215900" cy="215900"/>
+                <wp:effectExtent l="19050" t="19050" r="12700" b="12700"/>
+                <wp:wrapNone/>
+                <wp:docPr id="210574664" name="Прямоугольник 3"/>
+                <wp:cNvGraphicFramePr/>
+                <a:graphic xmlns:a="http://schemas.openxmlformats.org/drawingml/2006/main">
+                  <a:graphicData uri="http://schemas.microsoft.com/office/word/2010/wordprocessingShape">
+                    <wps:wsp>
+                      <wps:cNvSpPr/>
+                      <wps:spPr>
+                        <a:xfrm>
+                          <a:off x="0" y="0"/>
+                          <a:ext cx="215900" cy="215900"/>
+                        </a:xfrm>
+                        <a:prstGeom prst="rect">
+                          <a:avLst/>
+                        </a:prstGeom>
+                        <a:noFill/>
+                        <a:ln w="28575"/>
+                      </wps:spPr>
+                      <wps:style>
+                        <a:lnRef idx="2">
+                          <a:schemeClr val="accent1">
+                            <a:shade val="15000"/>
+                          </a:schemeClr>
+                        </a:lnRef>
+                        <a:fillRef idx="1">
+                          <a:schemeClr val="accent1"/>
+                        </a:fillRef>
+                        <a:effectRef idx="0">
+                          <a:schemeClr val="accent1"/>
+                        </a:effectRef>
+                        <a:fontRef idx="minor">
+                          <a:schemeClr val="lt1"/>
+                        </a:fontRef>
+                      </wps:style>
+                      <wps:bodyPr rot="0" spcFirstLastPara="0" vertOverflow="overflow" horzOverflow="overflow" vert="horz" wrap="square" lIns="91440" tIns="45720" rIns="91440" bIns="45720" numCol="1" spcCol="0" rtlCol="0" fromWordArt="0" anchor="ctr" anchorCtr="0" forceAA="0" compatLnSpc="1">
+                        <a:prstTxWarp prst="textNoShape">
+                          <a:avLst/>
+                        </a:prstTxWarp>
+                        <a:noAutofit/>
+                      </wps:bodyPr>
+                    </wps:wsp>
+                  </a:graphicData>
+                </a:graphic>
+                <wp14:sizeRelH relativeFrom="margin">
+                  <wp14:pctWidth>0</wp14:pctWidth>
+                </wp14:sizeRelH>
+                <wp14:sizeRelV relativeFrom="margin">
+                  <wp14:pctHeight>0</wp14:pctHeight>
+                </wp14:sizeRelV>
+              </wp:anchor>
+            </w:drawing>
+          </mc:Choice>
+          <mc:Fallback>
+            <w:pict>
+              <v:rect w14:anchorId="169C319A" id="Прямоугольник 3" o:spid="_x0000_s1026" style="position:absolute;margin-left:6.95pt;margin-top:24.7pt;width:17pt;height:17pt;z-index:251691008;visibility:visible;mso-wrap-style:square;mso-width-percent:0;mso-height-percent:0;mso-wrap-distance-left:9pt;mso-wrap-distance-top:0;mso-wrap-distance-right:9pt;mso-wrap-distance-bottom:0;mso-position-horizontal:absolute;mso-position-horizontal-relative:text;mso-position-vertical:absolute;mso-position-vertical-relative:text;mso-width-percent:0;mso-height-percent:0;mso-width-relative:margin;mso-height-relative:margin;v-text-anchor:middle" o:gfxdata="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" filled="f" strokecolor="#09101d [484]" strokeweight="2.25pt"/>
+            </w:pict>
+          </mc:Fallback>
+        </mc:AlternateContent>
+      </w:r>
+      <w:r>
+        <w:rPr>
+          <w:rStyle w:val="af0"/>
+          <w:lang w:val="en-US"/>
+        </w:rPr>
+        <w:drawing>
+          <wp:inline distT="0" distB="0" distL="0" distR="0" wp14:anchorId="3388E983" wp14:editId="6F8C482B">
+            <wp:extent cx="5940425" cy="5267325"/>
+            <wp:effectExtent l="0" t="0" r="3175" b="9525"/>
+            <wp:docPr id="1344374892" name="Рисунок 1"/>
+            <wp:cNvGraphicFramePr>
+              <a:graphicFrameLocks xmlns:a="http://schemas.openxmlformats.org/drawingml/2006/main" noChangeAspect="1"/>
+            </wp:cNvGraphicFramePr>
+            <a:graphic xmlns:a="http://schemas.openxmlformats.org/drawingml/2006/main">
+              <a:graphicData uri="http://schemas.openxmlformats.org/drawingml/2006/picture">
+                <pic:pic xmlns:pic="http://schemas.openxmlformats.org/drawingml/2006/picture">
+                  <pic:nvPicPr>
+                    <pic:cNvPr id="1344374892" name=""/>
+                    <pic:cNvPicPr/>
+                  </pic:nvPicPr>
+                  <pic:blipFill>
+                    <a:blip r:embed="rId8"/>
+                    <a:stretch>
+                      <a:fillRect/>
+                    </a:stretch>
+                  </pic:blipFill>
+                  <pic:spPr>
+                    <a:xfrm>
+                      <a:off x="0" y="0"/>
+                      <a:ext cx="5940425" cy="5267325"/>
+                    </a:xfrm>
+                    <a:prstGeom prst="rect">
+                      <a:avLst/>
+                    </a:prstGeom>
+                  </pic:spPr>
+                </pic:pic>
+              </a:graphicData>
+            </a:graphic>
+          </wp:inline>
+        </w:drawing>
+      </w:r>
+      <w:r>
+        <w:rPr>
+          <w:b/>
+          <w:bCs/>
+          <w:noProof/>
+        </w:rPr>
+        <mc:AlternateContent>
+          <mc:Choice Requires="wps">
+            <w:drawing>
+              <wp:anchor distT="0" distB="0" distL="114300" distR="114300" simplePos="0" relativeHeight="251695104" behindDoc="0" locked="0" layoutInCell="1" allowOverlap="1" wp14:anchorId="48F5A248" wp14:editId="73B982D1">
                 <wp:simplePos x="0" y="0"/>
                 <wp:positionH relativeFrom="column">
                   <wp:posOffset>942644</wp:posOffset>
@@ -3243,7 +3980,7 @@
           </mc:Choice>
           <mc:Fallback>
             <w:pict>
-              <v:rect w14:anchorId="6FE4F7EF" id="Прямоугольник 3" o:spid="_x0000_s1026" style="position:absolute;margin-left:74.2pt;margin-top:85.75pt;width:129.35pt;height:17pt;z-index:251695104;visibility:visible;mso-wrap-style:square;mso-width-percent:0;mso-height-percent:0;mso-wrap-distance-left:9pt;mso-wrap-distance-top:0;mso-wrap-distance-right:9pt;mso-wrap-distance-bottom:0;mso-position-horizontal:absolute;mso-position-horizontal-relative:text;mso-position-vertical:absolute;mso-position-vertical-relative:text;mso-width-percent:0;mso-height-percent:0;mso-width-relative:margin;mso-height-relative:margin;v-text-anchor:middle" o:gfxdata="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" filled="f" strokecolor="#09101d [484]" strokeweight="2.25pt"/>
+              <v:rect w14:anchorId="30CAF4AF" id="Прямоугольник 3" o:spid="_x0000_s1026" style="position:absolute;margin-left:74.2pt;margin-top:85.75pt;width:129.35pt;height:17pt;z-index:251695104;visibility:visible;mso-wrap-style:square;mso-width-percent:0;mso-height-percent:0;mso-wrap-distance-left:9pt;mso-wrap-distance-top:0;mso-wrap-distance-right:9pt;mso-wrap-distance-bottom:0;mso-position-horizontal:absolute;mso-position-horizontal-relative:text;mso-position-vertical:absolute;mso-position-vertical-relative:text;mso-width-percent:0;mso-height-percent:0;mso-width-relative:margin;mso-height-relative:margin;v-text-anchor:middle" o:gfxdata="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" filled="f" strokecolor="#09101d [484]" strokeweight="2.25pt"/>
             </w:pict>
           </mc:Fallback>
         </mc:AlternateContent>
@@ -3257,7 +3994,7 @@
         <mc:AlternateContent>
           <mc:Choice Requires="wps">
             <w:drawing>
-              <wp:anchor distT="0" distB="0" distL="114300" distR="114300" simplePos="0" relativeHeight="251693056" behindDoc="0" locked="0" layoutInCell="1" allowOverlap="1" wp14:anchorId="42D6B777" wp14:editId="753208A4">
+              <wp:anchor distT="0" distB="0" distL="114300" distR="114300" simplePos="0" relativeHeight="251693056" behindDoc="0" locked="0" layoutInCell="1" allowOverlap="1" wp14:anchorId="42D6B777" wp14:editId="2EDC8D07">
                 <wp:simplePos x="0" y="0"/>
                 <wp:positionH relativeFrom="column">
                   <wp:posOffset>2760262</wp:posOffset>
@@ -3332,7 +4069,7 @@
           </mc:Choice>
           <mc:Fallback>
             <w:pict>
-              <v:shape w14:anchorId="42D6B777" id="_x0000_s1035" type="#_x0000_t202" style="position:absolute;margin-left:217.35pt;margin-top:85.55pt;width:18.8pt;height:18.15pt;z-index:251693056;visibility:visible;mso-wrap-style:square;mso-width-percent:0;mso-height-percent:0;mso-wrap-distance-left:9pt;mso-wrap-distance-top:0;mso-wrap-distance-right:9pt;mso-wrap-distance-bottom:0;mso-position-horizontal:absolute;mso-position-horizontal-relative:text;mso-position-vertical:absolute;mso-position-vertical-relative:text;mso-width-percent:0;mso-height-percent:0;mso-width-relative:margin;mso-height-relative:margin;v-text-anchor:middle" o:gfxdata="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" fillcolor="#4472c4 [3204]" strokecolor="#09101d [484]" strokeweight="1pt">
+              <v:shape w14:anchorId="42D6B777" id="_x0000_s1039" type="#_x0000_t202" style="position:absolute;margin-left:217.35pt;margin-top:85.55pt;width:18.8pt;height:18.15pt;z-index:251693056;visibility:visible;mso-wrap-style:square;mso-width-percent:0;mso-height-percent:0;mso-wrap-distance-left:9pt;mso-wrap-distance-top:0;mso-wrap-distance-right:9pt;mso-wrap-distance-bottom:0;mso-position-horizontal:absolute;mso-position-horizontal-relative:text;mso-position-vertical:absolute;mso-position-vertical-relative:text;mso-width-percent:0;mso-height-percent:0;mso-width-relative:margin;mso-height-relative:margin;v-text-anchor:middle" o:gfxdata="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" fillcolor="#4472c4 [3204]" strokecolor="#09101d [484]" strokeweight="1pt">
                 <v:textbox>
                   <w:txbxContent>
                     <w:p>
@@ -3350,688 +4087,6 @@
           </mc:Fallback>
         </mc:AlternateContent>
       </w:r>
-      <w:r>
-        <w:rPr>
-          <w:b/>
-          <w:bCs/>
-          <w:noProof/>
-        </w:rPr>
-        <mc:AlternateContent>
-          <mc:Choice Requires="wps">
-            <w:drawing>
-              <wp:anchor distT="0" distB="0" distL="114300" distR="114300" simplePos="0" relativeHeight="251691008" behindDoc="0" locked="0" layoutInCell="1" allowOverlap="1" wp14:anchorId="751E5FCC" wp14:editId="09BD9EC9">
-                <wp:simplePos x="0" y="0"/>
-                <wp:positionH relativeFrom="column">
-                  <wp:posOffset>73025</wp:posOffset>
-                </wp:positionH>
-                <wp:positionV relativeFrom="paragraph">
-                  <wp:posOffset>354965</wp:posOffset>
-                </wp:positionV>
-                <wp:extent cx="216000" cy="216000"/>
-                <wp:effectExtent l="19050" t="19050" r="12700" b="12700"/>
-                <wp:wrapNone/>
-                <wp:docPr id="210574664" name="Прямоугольник 3"/>
-                <wp:cNvGraphicFramePr/>
-                <a:graphic xmlns:a="http://schemas.openxmlformats.org/drawingml/2006/main">
-                  <a:graphicData uri="http://schemas.microsoft.com/office/word/2010/wordprocessingShape">
-                    <wps:wsp>
-                      <wps:cNvSpPr/>
-                      <wps:spPr>
-                        <a:xfrm>
-                          <a:off x="0" y="0"/>
-                          <a:ext cx="216000" cy="216000"/>
-                        </a:xfrm>
-                        <a:prstGeom prst="rect">
-                          <a:avLst/>
-                        </a:prstGeom>
-                        <a:noFill/>
-                        <a:ln w="28575"/>
-                      </wps:spPr>
-                      <wps:style>
-                        <a:lnRef idx="2">
-                          <a:schemeClr val="accent1">
-                            <a:shade val="15000"/>
-                          </a:schemeClr>
-                        </a:lnRef>
-                        <a:fillRef idx="1">
-                          <a:schemeClr val="accent1"/>
-                        </a:fillRef>
-                        <a:effectRef idx="0">
-                          <a:schemeClr val="accent1"/>
-                        </a:effectRef>
-                        <a:fontRef idx="minor">
-                          <a:schemeClr val="lt1"/>
-                        </a:fontRef>
-                      </wps:style>
-                      <wps:bodyPr rot="0" spcFirstLastPara="0" vertOverflow="overflow" horzOverflow="overflow" vert="horz" wrap="square" lIns="91440" tIns="45720" rIns="91440" bIns="45720" numCol="1" spcCol="0" rtlCol="0" fromWordArt="0" anchor="ctr" anchorCtr="0" forceAA="0" compatLnSpc="1">
-                        <a:prstTxWarp prst="textNoShape">
-                          <a:avLst/>
-                        </a:prstTxWarp>
-                        <a:noAutofit/>
-                      </wps:bodyPr>
-                    </wps:wsp>
-                  </a:graphicData>
-                </a:graphic>
-                <wp14:sizeRelH relativeFrom="margin">
-                  <wp14:pctWidth>0</wp14:pctWidth>
-                </wp14:sizeRelH>
-                <wp14:sizeRelV relativeFrom="margin">
-                  <wp14:pctHeight>0</wp14:pctHeight>
-                </wp14:sizeRelV>
-              </wp:anchor>
-            </w:drawing>
-          </mc:Choice>
-          <mc:Fallback>
-            <w:pict>
-              <v:rect w14:anchorId="00B25DBB" id="Прямоугольник 3" o:spid="_x0000_s1026" style="position:absolute;margin-left:5.75pt;margin-top:27.95pt;width:17pt;height:17pt;z-index:251691008;visibility:visible;mso-wrap-style:square;mso-width-percent:0;mso-height-percent:0;mso-wrap-distance-left:9pt;mso-wrap-distance-top:0;mso-wrap-distance-right:9pt;mso-wrap-distance-bottom:0;mso-position-horizontal:absolute;mso-position-horizontal-relative:text;mso-position-vertical:absolute;mso-position-vertical-relative:text;mso-width-percent:0;mso-height-percent:0;mso-width-relative:margin;mso-height-relative:margin;v-text-anchor:middle" o:gfxdata="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" filled="f" strokecolor="#09101d [484]" strokeweight="2.25pt"/>
-            </w:pict>
-          </mc:Fallback>
-        </mc:AlternateContent>
-      </w:r>
-      <w:r>
-        <w:rPr>
-          <w:b/>
-          <w:bCs/>
-          <w:noProof/>
-        </w:rPr>
-        <mc:AlternateContent>
-          <mc:Choice Requires="wps">
-            <w:drawing>
-              <wp:anchor distT="0" distB="0" distL="114300" distR="114300" simplePos="0" relativeHeight="251688960" behindDoc="0" locked="0" layoutInCell="1" allowOverlap="1" wp14:anchorId="2D2A5B30" wp14:editId="0C6D7A0C">
-                <wp:simplePos x="0" y="0"/>
-                <wp:positionH relativeFrom="column">
-                  <wp:posOffset>50772</wp:posOffset>
-                </wp:positionH>
-                <wp:positionV relativeFrom="paragraph">
-                  <wp:posOffset>633095</wp:posOffset>
-                </wp:positionV>
-                <wp:extent cx="238539" cy="230588"/>
-                <wp:effectExtent l="0" t="0" r="28575" b="17145"/>
-                <wp:wrapNone/>
-                <wp:docPr id="1209235797" name="Надпись 2"/>
-                <wp:cNvGraphicFramePr/>
-                <a:graphic xmlns:a="http://schemas.openxmlformats.org/drawingml/2006/main">
-                  <a:graphicData uri="http://schemas.microsoft.com/office/word/2010/wordprocessingShape">
-                    <wps:wsp>
-                      <wps:cNvSpPr txBox="1"/>
-                      <wps:spPr>
-                        <a:xfrm>
-                          <a:off x="0" y="0"/>
-                          <a:ext cx="238539" cy="230588"/>
-                        </a:xfrm>
-                        <a:prstGeom prst="rect">
-                          <a:avLst/>
-                        </a:prstGeom>
-                        <a:ln/>
-                      </wps:spPr>
-                      <wps:style>
-                        <a:lnRef idx="2">
-                          <a:schemeClr val="accent1">
-                            <a:shade val="15000"/>
-                          </a:schemeClr>
-                        </a:lnRef>
-                        <a:fillRef idx="1">
-                          <a:schemeClr val="accent1"/>
-                        </a:fillRef>
-                        <a:effectRef idx="0">
-                          <a:schemeClr val="accent1"/>
-                        </a:effectRef>
-                        <a:fontRef idx="minor">
-                          <a:schemeClr val="lt1"/>
-                        </a:fontRef>
-                      </wps:style>
-                      <wps:txbx>
-                        <w:txbxContent>
-                          <w:p>
-                            <w:pPr>
-                              <w:pStyle w:val="af"/>
-                            </w:pPr>
-                            <w:r>
-                              <w:t>41</w:t>
-                            </w:r>
-                          </w:p>
-                        </w:txbxContent>
-                      </wps:txbx>
-                      <wps:bodyPr rot="0" spcFirstLastPara="0" vertOverflow="overflow" horzOverflow="overflow" vert="horz" wrap="square" lIns="91440" tIns="45720" rIns="91440" bIns="45720" numCol="1" spcCol="0" rtlCol="0" fromWordArt="0" anchor="ctr" anchorCtr="0" forceAA="0" compatLnSpc="1">
-                        <a:prstTxWarp prst="textNoShape">
-                          <a:avLst/>
-                        </a:prstTxWarp>
-                        <a:noAutofit/>
-                      </wps:bodyPr>
-                    </wps:wsp>
-                  </a:graphicData>
-                </a:graphic>
-                <wp14:sizeRelH relativeFrom="margin">
-                  <wp14:pctWidth>0</wp14:pctWidth>
-                </wp14:sizeRelH>
-                <wp14:sizeRelV relativeFrom="margin">
-                  <wp14:pctHeight>0</wp14:pctHeight>
-                </wp14:sizeRelV>
-              </wp:anchor>
-            </w:drawing>
-          </mc:Choice>
-          <mc:Fallback>
-            <w:pict>
-              <v:shape w14:anchorId="2D2A5B30" id="_x0000_s1036" type="#_x0000_t202" style="position:absolute;margin-left:4pt;margin-top:49.85pt;width:18.8pt;height:18.15pt;z-index:251688960;visibility:visible;mso-wrap-style:square;mso-width-percent:0;mso-height-percent:0;mso-wrap-distance-left:9pt;mso-wrap-distance-top:0;mso-wrap-distance-right:9pt;mso-wrap-distance-bottom:0;mso-position-horizontal:absolute;mso-position-horizontal-relative:text;mso-position-vertical:absolute;mso-position-vertical-relative:text;mso-width-percent:0;mso-height-percent:0;mso-width-relative:margin;mso-height-relative:margin;v-text-anchor:middle" o:gfxdata="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" fillcolor="#4472c4 [3204]" strokecolor="#09101d [484]" strokeweight="1pt">
-                <v:textbox>
-                  <w:txbxContent>
-                    <w:p>
-                      <w:pPr>
-                        <w:pStyle w:val="af"/>
-                      </w:pPr>
-                      <w:r>
-                        <w:t>41</w:t>
-                      </w:r>
-                    </w:p>
-                  </w:txbxContent>
-                </v:textbox>
-              </v:shape>
-            </w:pict>
-          </mc:Fallback>
-        </mc:AlternateContent>
-      </w:r>
-      <w:r>
-        <w:rPr>
-          <w:b/>
-          <w:bCs/>
-          <w:noProof/>
-        </w:rPr>
-        <mc:AlternateContent>
-          <mc:Choice Requires="wps">
-            <w:drawing>
-              <wp:anchor distT="0" distB="0" distL="114300" distR="114300" simplePos="0" relativeHeight="251686912" behindDoc="0" locked="0" layoutInCell="1" allowOverlap="1" wp14:anchorId="2D550586" wp14:editId="09A679F5">
-                <wp:simplePos x="0" y="0"/>
-                <wp:positionH relativeFrom="column">
-                  <wp:posOffset>2213306</wp:posOffset>
-                </wp:positionH>
-                <wp:positionV relativeFrom="paragraph">
-                  <wp:posOffset>2852420</wp:posOffset>
-                </wp:positionV>
-                <wp:extent cx="756000" cy="756000"/>
-                <wp:effectExtent l="19050" t="19050" r="25400" b="25400"/>
-                <wp:wrapNone/>
-                <wp:docPr id="241924239" name="Прямоугольник 3"/>
-                <wp:cNvGraphicFramePr/>
-                <a:graphic xmlns:a="http://schemas.openxmlformats.org/drawingml/2006/main">
-                  <a:graphicData uri="http://schemas.microsoft.com/office/word/2010/wordprocessingShape">
-                    <wps:wsp>
-                      <wps:cNvSpPr/>
-                      <wps:spPr>
-                        <a:xfrm>
-                          <a:off x="0" y="0"/>
-                          <a:ext cx="756000" cy="756000"/>
-                        </a:xfrm>
-                        <a:prstGeom prst="rect">
-                          <a:avLst/>
-                        </a:prstGeom>
-                        <a:noFill/>
-                        <a:ln w="28575"/>
-                      </wps:spPr>
-                      <wps:style>
-                        <a:lnRef idx="2">
-                          <a:schemeClr val="accent1">
-                            <a:shade val="15000"/>
-                          </a:schemeClr>
-                        </a:lnRef>
-                        <a:fillRef idx="1">
-                          <a:schemeClr val="accent1"/>
-                        </a:fillRef>
-                        <a:effectRef idx="0">
-                          <a:schemeClr val="accent1"/>
-                        </a:effectRef>
-                        <a:fontRef idx="minor">
-                          <a:schemeClr val="lt1"/>
-                        </a:fontRef>
-                      </wps:style>
-                      <wps:bodyPr rot="0" spcFirstLastPara="0" vertOverflow="overflow" horzOverflow="overflow" vert="horz" wrap="square" lIns="91440" tIns="45720" rIns="91440" bIns="45720" numCol="1" spcCol="0" rtlCol="0" fromWordArt="0" anchor="ctr" anchorCtr="0" forceAA="0" compatLnSpc="1">
-                        <a:prstTxWarp prst="textNoShape">
-                          <a:avLst/>
-                        </a:prstTxWarp>
-                        <a:noAutofit/>
-                      </wps:bodyPr>
-                    </wps:wsp>
-                  </a:graphicData>
-                </a:graphic>
-                <wp14:sizeRelH relativeFrom="margin">
-                  <wp14:pctWidth>0</wp14:pctWidth>
-                </wp14:sizeRelH>
-                <wp14:sizeRelV relativeFrom="margin">
-                  <wp14:pctHeight>0</wp14:pctHeight>
-                </wp14:sizeRelV>
-              </wp:anchor>
-            </w:drawing>
-          </mc:Choice>
-          <mc:Fallback>
-            <w:pict>
-              <v:rect w14:anchorId="4367D6A2" id="Прямоугольник 3" o:spid="_x0000_s1026" style="position:absolute;margin-left:174.3pt;margin-top:224.6pt;width:59.55pt;height:59.55pt;z-index:251686912;visibility:visible;mso-wrap-style:square;mso-width-percent:0;mso-height-percent:0;mso-wrap-distance-left:9pt;mso-wrap-distance-top:0;mso-wrap-distance-right:9pt;mso-wrap-distance-bottom:0;mso-position-horizontal:absolute;mso-position-horizontal-relative:text;mso-position-vertical:absolute;mso-position-vertical-relative:text;mso-width-percent:0;mso-height-percent:0;mso-width-relative:margin;mso-height-relative:margin;v-text-anchor:middle" o:gfxdata="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" filled="f" strokecolor="#09101d [484]" strokeweight="2.25pt"/>
-            </w:pict>
-          </mc:Fallback>
-        </mc:AlternateContent>
-      </w:r>
-      <w:r>
-        <w:rPr>
-          <w:b/>
-          <w:bCs/>
-          <w:noProof/>
-        </w:rPr>
-        <mc:AlternateContent>
-          <mc:Choice Requires="wps">
-            <w:drawing>
-              <wp:anchor distT="0" distB="0" distL="114300" distR="114300" simplePos="0" relativeHeight="251684864" behindDoc="0" locked="0" layoutInCell="1" allowOverlap="1" wp14:anchorId="3012AEBE" wp14:editId="34830527">
-                <wp:simplePos x="0" y="0"/>
-                <wp:positionH relativeFrom="column">
-                  <wp:posOffset>2420068</wp:posOffset>
-                </wp:positionH>
-                <wp:positionV relativeFrom="paragraph">
-                  <wp:posOffset>2612887</wp:posOffset>
-                </wp:positionV>
-                <wp:extent cx="238539" cy="230588"/>
-                <wp:effectExtent l="0" t="0" r="28575" b="17145"/>
-                <wp:wrapNone/>
-                <wp:docPr id="62155323" name="Надпись 2"/>
-                <wp:cNvGraphicFramePr/>
-                <a:graphic xmlns:a="http://schemas.openxmlformats.org/drawingml/2006/main">
-                  <a:graphicData uri="http://schemas.microsoft.com/office/word/2010/wordprocessingShape">
-                    <wps:wsp>
-                      <wps:cNvSpPr txBox="1"/>
-                      <wps:spPr>
-                        <a:xfrm>
-                          <a:off x="0" y="0"/>
-                          <a:ext cx="238539" cy="230588"/>
-                        </a:xfrm>
-                        <a:prstGeom prst="rect">
-                          <a:avLst/>
-                        </a:prstGeom>
-                        <a:ln/>
-                      </wps:spPr>
-                      <wps:style>
-                        <a:lnRef idx="2">
-                          <a:schemeClr val="accent1">
-                            <a:shade val="15000"/>
-                          </a:schemeClr>
-                        </a:lnRef>
-                        <a:fillRef idx="1">
-                          <a:schemeClr val="accent1"/>
-                        </a:fillRef>
-                        <a:effectRef idx="0">
-                          <a:schemeClr val="accent1"/>
-                        </a:effectRef>
-                        <a:fontRef idx="minor">
-                          <a:schemeClr val="lt1"/>
-                        </a:fontRef>
-                      </wps:style>
-                      <wps:txbx>
-                        <w:txbxContent>
-                          <w:p>
-                            <w:pPr>
-                              <w:pStyle w:val="af"/>
-                            </w:pPr>
-                            <w:r>
-                              <w:t>31</w:t>
-                            </w:r>
-                          </w:p>
-                        </w:txbxContent>
-                      </wps:txbx>
-                      <wps:bodyPr rot="0" spcFirstLastPara="0" vertOverflow="overflow" horzOverflow="overflow" vert="horz" wrap="square" lIns="91440" tIns="45720" rIns="91440" bIns="45720" numCol="1" spcCol="0" rtlCol="0" fromWordArt="0" anchor="ctr" anchorCtr="0" forceAA="0" compatLnSpc="1">
-                        <a:prstTxWarp prst="textNoShape">
-                          <a:avLst/>
-                        </a:prstTxWarp>
-                        <a:noAutofit/>
-                      </wps:bodyPr>
-                    </wps:wsp>
-                  </a:graphicData>
-                </a:graphic>
-                <wp14:sizeRelH relativeFrom="margin">
-                  <wp14:pctWidth>0</wp14:pctWidth>
-                </wp14:sizeRelH>
-                <wp14:sizeRelV relativeFrom="margin">
-                  <wp14:pctHeight>0</wp14:pctHeight>
-                </wp14:sizeRelV>
-              </wp:anchor>
-            </w:drawing>
-          </mc:Choice>
-          <mc:Fallback>
-            <w:pict>
-              <v:shape w14:anchorId="3012AEBE" id="_x0000_s1037" type="#_x0000_t202" style="position:absolute;margin-left:190.55pt;margin-top:205.75pt;width:18.8pt;height:18.15pt;z-index:251684864;visibility:visible;mso-wrap-style:square;mso-width-percent:0;mso-height-percent:0;mso-wrap-distance-left:9pt;mso-wrap-distance-top:0;mso-wrap-distance-right:9pt;mso-wrap-distance-bottom:0;mso-position-horizontal:absolute;mso-position-horizontal-relative:text;mso-position-vertical:absolute;mso-position-vertical-relative:text;mso-width-percent:0;mso-height-percent:0;mso-width-relative:margin;mso-height-relative:margin;v-text-anchor:middle" o:gfxdata="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" fillcolor="#4472c4 [3204]" strokecolor="#09101d [484]" strokeweight="1pt">
-                <v:textbox>
-                  <w:txbxContent>
-                    <w:p>
-                      <w:pPr>
-                        <w:pStyle w:val="af"/>
-                      </w:pPr>
-                      <w:r>
-                        <w:t>31</w:t>
-                      </w:r>
-                    </w:p>
-                  </w:txbxContent>
-                </v:textbox>
-              </v:shape>
-            </w:pict>
-          </mc:Fallback>
-        </mc:AlternateContent>
-      </w:r>
-      <w:r>
-        <w:rPr>
-          <w:b/>
-          <w:bCs/>
-          <w:noProof/>
-        </w:rPr>
-        <mc:AlternateContent>
-          <mc:Choice Requires="wps">
-            <w:drawing>
-              <wp:anchor distT="0" distB="0" distL="114300" distR="114300" simplePos="0" relativeHeight="251682816" behindDoc="0" locked="0" layoutInCell="1" allowOverlap="1" wp14:anchorId="7AEC25F7" wp14:editId="0AD98E53">
-                <wp:simplePos x="0" y="0"/>
-                <wp:positionH relativeFrom="column">
-                  <wp:posOffset>308610</wp:posOffset>
-                </wp:positionH>
-                <wp:positionV relativeFrom="paragraph">
-                  <wp:posOffset>355269</wp:posOffset>
-                </wp:positionV>
-                <wp:extent cx="216000" cy="216000"/>
-                <wp:effectExtent l="19050" t="19050" r="12700" b="12700"/>
-                <wp:wrapNone/>
-                <wp:docPr id="1970455299" name="Прямоугольник 3"/>
-                <wp:cNvGraphicFramePr/>
-                <a:graphic xmlns:a="http://schemas.openxmlformats.org/drawingml/2006/main">
-                  <a:graphicData uri="http://schemas.microsoft.com/office/word/2010/wordprocessingShape">
-                    <wps:wsp>
-                      <wps:cNvSpPr/>
-                      <wps:spPr>
-                        <a:xfrm>
-                          <a:off x="0" y="0"/>
-                          <a:ext cx="216000" cy="216000"/>
-                        </a:xfrm>
-                        <a:prstGeom prst="rect">
-                          <a:avLst/>
-                        </a:prstGeom>
-                        <a:noFill/>
-                        <a:ln w="28575"/>
-                      </wps:spPr>
-                      <wps:style>
-                        <a:lnRef idx="2">
-                          <a:schemeClr val="accent1">
-                            <a:shade val="15000"/>
-                          </a:schemeClr>
-                        </a:lnRef>
-                        <a:fillRef idx="1">
-                          <a:schemeClr val="accent1"/>
-                        </a:fillRef>
-                        <a:effectRef idx="0">
-                          <a:schemeClr val="accent1"/>
-                        </a:effectRef>
-                        <a:fontRef idx="minor">
-                          <a:schemeClr val="lt1"/>
-                        </a:fontRef>
-                      </wps:style>
-                      <wps:bodyPr rot="0" spcFirstLastPara="0" vertOverflow="overflow" horzOverflow="overflow" vert="horz" wrap="square" lIns="91440" tIns="45720" rIns="91440" bIns="45720" numCol="1" spcCol="0" rtlCol="0" fromWordArt="0" anchor="ctr" anchorCtr="0" forceAA="0" compatLnSpc="1">
-                        <a:prstTxWarp prst="textNoShape">
-                          <a:avLst/>
-                        </a:prstTxWarp>
-                        <a:noAutofit/>
-                      </wps:bodyPr>
-                    </wps:wsp>
-                  </a:graphicData>
-                </a:graphic>
-                <wp14:sizeRelH relativeFrom="margin">
-                  <wp14:pctWidth>0</wp14:pctWidth>
-                </wp14:sizeRelH>
-                <wp14:sizeRelV relativeFrom="margin">
-                  <wp14:pctHeight>0</wp14:pctHeight>
-                </wp14:sizeRelV>
-              </wp:anchor>
-            </w:drawing>
-          </mc:Choice>
-          <mc:Fallback>
-            <w:pict>
-              <v:rect w14:anchorId="2A33A0F7" id="Прямоугольник 3" o:spid="_x0000_s1026" style="position:absolute;margin-left:24.3pt;margin-top:27.95pt;width:17pt;height:17pt;z-index:251682816;visibility:visible;mso-wrap-style:square;mso-width-percent:0;mso-height-percent:0;mso-wrap-distance-left:9pt;mso-wrap-distance-top:0;mso-wrap-distance-right:9pt;mso-wrap-distance-bottom:0;mso-position-horizontal:absolute;mso-position-horizontal-relative:text;mso-position-vertical:absolute;mso-position-vertical-relative:text;mso-width-percent:0;mso-height-percent:0;mso-width-relative:margin;mso-height-relative:margin;v-text-anchor:middle" o:gfxdata="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" filled="f" strokecolor="#09101d [484]" strokeweight="2.25pt"/>
-            </w:pict>
-          </mc:Fallback>
-        </mc:AlternateContent>
-      </w:r>
-      <w:r>
-        <w:rPr>
-          <w:b/>
-          <w:bCs/>
-          <w:noProof/>
-        </w:rPr>
-        <mc:AlternateContent>
-          <mc:Choice Requires="wps">
-            <w:drawing>
-              <wp:anchor distT="0" distB="0" distL="114300" distR="114300" simplePos="0" relativeHeight="251680768" behindDoc="0" locked="0" layoutInCell="1" allowOverlap="1" wp14:anchorId="771BEA8D" wp14:editId="5D23230A">
-                <wp:simplePos x="0" y="0"/>
-                <wp:positionH relativeFrom="column">
-                  <wp:posOffset>305656</wp:posOffset>
-                </wp:positionH>
-                <wp:positionV relativeFrom="paragraph">
-                  <wp:posOffset>633150</wp:posOffset>
-                </wp:positionV>
-                <wp:extent cx="238539" cy="230588"/>
-                <wp:effectExtent l="0" t="0" r="28575" b="17145"/>
-                <wp:wrapNone/>
-                <wp:docPr id="2048733478" name="Надпись 2"/>
-                <wp:cNvGraphicFramePr/>
-                <a:graphic xmlns:a="http://schemas.openxmlformats.org/drawingml/2006/main">
-                  <a:graphicData uri="http://schemas.microsoft.com/office/word/2010/wordprocessingShape">
-                    <wps:wsp>
-                      <wps:cNvSpPr txBox="1"/>
-                      <wps:spPr>
-                        <a:xfrm>
-                          <a:off x="0" y="0"/>
-                          <a:ext cx="238539" cy="230588"/>
-                        </a:xfrm>
-                        <a:prstGeom prst="rect">
-                          <a:avLst/>
-                        </a:prstGeom>
-                        <a:ln/>
-                      </wps:spPr>
-                      <wps:style>
-                        <a:lnRef idx="2">
-                          <a:schemeClr val="accent1">
-                            <a:shade val="15000"/>
-                          </a:schemeClr>
-                        </a:lnRef>
-                        <a:fillRef idx="1">
-                          <a:schemeClr val="accent1"/>
-                        </a:fillRef>
-                        <a:effectRef idx="0">
-                          <a:schemeClr val="accent1"/>
-                        </a:effectRef>
-                        <a:fontRef idx="minor">
-                          <a:schemeClr val="lt1"/>
-                        </a:fontRef>
-                      </wps:style>
-                      <wps:txbx>
-                        <w:txbxContent>
-                          <w:p>
-                            <w:pPr>
-                              <w:pStyle w:val="af"/>
-                            </w:pPr>
-                            <w:r>
-                              <w:t>21</w:t>
-                            </w:r>
-                          </w:p>
-                        </w:txbxContent>
-                      </wps:txbx>
-                      <wps:bodyPr rot="0" spcFirstLastPara="0" vertOverflow="overflow" horzOverflow="overflow" vert="horz" wrap="square" lIns="91440" tIns="45720" rIns="91440" bIns="45720" numCol="1" spcCol="0" rtlCol="0" fromWordArt="0" anchor="ctr" anchorCtr="0" forceAA="0" compatLnSpc="1">
-                        <a:prstTxWarp prst="textNoShape">
-                          <a:avLst/>
-                        </a:prstTxWarp>
-                        <a:noAutofit/>
-                      </wps:bodyPr>
-                    </wps:wsp>
-                  </a:graphicData>
-                </a:graphic>
-                <wp14:sizeRelH relativeFrom="margin">
-                  <wp14:pctWidth>0</wp14:pctWidth>
-                </wp14:sizeRelH>
-                <wp14:sizeRelV relativeFrom="margin">
-                  <wp14:pctHeight>0</wp14:pctHeight>
-                </wp14:sizeRelV>
-              </wp:anchor>
-            </w:drawing>
-          </mc:Choice>
-          <mc:Fallback>
-            <w:pict>
-              <v:shape w14:anchorId="771BEA8D" id="_x0000_s1038" type="#_x0000_t202" style="position:absolute;margin-left:24.05pt;margin-top:49.85pt;width:18.8pt;height:18.15pt;z-index:251680768;visibility:visible;mso-wrap-style:square;mso-width-percent:0;mso-height-percent:0;mso-wrap-distance-left:9pt;mso-wrap-distance-top:0;mso-wrap-distance-right:9pt;mso-wrap-distance-bottom:0;mso-position-horizontal:absolute;mso-position-horizontal-relative:text;mso-position-vertical:absolute;mso-position-vertical-relative:text;mso-width-percent:0;mso-height-percent:0;mso-width-relative:margin;mso-height-relative:margin;v-text-anchor:middle" o:gfxdata="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" fillcolor="#4472c4 [3204]" strokecolor="#09101d [484]" strokeweight="1pt">
-                <v:textbox>
-                  <w:txbxContent>
-                    <w:p>
-                      <w:pPr>
-                        <w:pStyle w:val="af"/>
-                      </w:pPr>
-                      <w:r>
-                        <w:t>21</w:t>
-                      </w:r>
-                    </w:p>
-                  </w:txbxContent>
-                </v:textbox>
-              </v:shape>
-            </w:pict>
-          </mc:Fallback>
-        </mc:AlternateContent>
-      </w:r>
-      <w:r>
-        <w:rPr>
-          <w:b/>
-          <w:bCs/>
-          <w:noProof/>
-        </w:rPr>
-        <mc:AlternateContent>
-          <mc:Choice Requires="wps">
-            <w:drawing>
-              <wp:anchor distT="0" distB="0" distL="114300" distR="114300" simplePos="0" relativeHeight="251678720" behindDoc="0" locked="0" layoutInCell="1" allowOverlap="1" wp14:anchorId="0DC31322" wp14:editId="35C6527E">
-                <wp:simplePos x="0" y="0"/>
-                <wp:positionH relativeFrom="column">
-                  <wp:posOffset>2428240</wp:posOffset>
-                </wp:positionH>
-                <wp:positionV relativeFrom="paragraph">
-                  <wp:posOffset>2017229</wp:posOffset>
-                </wp:positionV>
-                <wp:extent cx="238539" cy="230588"/>
-                <wp:effectExtent l="0" t="0" r="28575" b="17145"/>
-                <wp:wrapNone/>
-                <wp:docPr id="949928810" name="Надпись 2"/>
-                <wp:cNvGraphicFramePr/>
-                <a:graphic xmlns:a="http://schemas.openxmlformats.org/drawingml/2006/main">
-                  <a:graphicData uri="http://schemas.microsoft.com/office/word/2010/wordprocessingShape">
-                    <wps:wsp>
-                      <wps:cNvSpPr txBox="1"/>
-                      <wps:spPr>
-                        <a:xfrm>
-                          <a:off x="0" y="0"/>
-                          <a:ext cx="238539" cy="230588"/>
-                        </a:xfrm>
-                        <a:prstGeom prst="rect">
-                          <a:avLst/>
-                        </a:prstGeom>
-                        <a:ln/>
-                      </wps:spPr>
-                      <wps:style>
-                        <a:lnRef idx="2">
-                          <a:schemeClr val="accent1">
-                            <a:shade val="15000"/>
-                          </a:schemeClr>
-                        </a:lnRef>
-                        <a:fillRef idx="1">
-                          <a:schemeClr val="accent1"/>
-                        </a:fillRef>
-                        <a:effectRef idx="0">
-                          <a:schemeClr val="accent1"/>
-                        </a:effectRef>
-                        <a:fontRef idx="minor">
-                          <a:schemeClr val="lt1"/>
-                        </a:fontRef>
-                      </wps:style>
-                      <wps:txbx>
-                        <w:txbxContent>
-                          <w:p>
-                            <w:pPr>
-                              <w:pStyle w:val="af"/>
-                            </w:pPr>
-                            <w:r>
-                              <w:t>11</w:t>
-                            </w:r>
-                          </w:p>
-                        </w:txbxContent>
-                      </wps:txbx>
-                      <wps:bodyPr rot="0" spcFirstLastPara="0" vertOverflow="overflow" horzOverflow="overflow" vert="horz" wrap="square" lIns="91440" tIns="45720" rIns="91440" bIns="45720" numCol="1" spcCol="0" rtlCol="0" fromWordArt="0" anchor="ctr" anchorCtr="0" forceAA="0" compatLnSpc="1">
-                        <a:prstTxWarp prst="textNoShape">
-                          <a:avLst/>
-                        </a:prstTxWarp>
-                        <a:noAutofit/>
-                      </wps:bodyPr>
-                    </wps:wsp>
-                  </a:graphicData>
-                </a:graphic>
-                <wp14:sizeRelH relativeFrom="margin">
-                  <wp14:pctWidth>0</wp14:pctWidth>
-                </wp14:sizeRelH>
-                <wp14:sizeRelV relativeFrom="margin">
-                  <wp14:pctHeight>0</wp14:pctHeight>
-                </wp14:sizeRelV>
-              </wp:anchor>
-            </w:drawing>
-          </mc:Choice>
-          <mc:Fallback>
-            <w:pict>
-              <v:shape w14:anchorId="0DC31322" id="_x0000_s1039" type="#_x0000_t202" style="position:absolute;margin-left:191.2pt;margin-top:158.85pt;width:18.8pt;height:18.15pt;z-index:251678720;visibility:visible;mso-wrap-style:square;mso-width-percent:0;mso-height-percent:0;mso-wrap-distance-left:9pt;mso-wrap-distance-top:0;mso-wrap-distance-right:9pt;mso-wrap-distance-bottom:0;mso-position-horizontal:absolute;mso-position-horizontal-relative:text;mso-position-vertical:absolute;mso-position-vertical-relative:text;mso-width-percent:0;mso-height-percent:0;mso-width-relative:margin;mso-height-relative:margin;v-text-anchor:middle" o:gfxdata="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" fillcolor="#4472c4 [3204]" strokecolor="#09101d [484]" strokeweight="1pt">
-                <v:textbox>
-                  <w:txbxContent>
-                    <w:p>
-                      <w:pPr>
-                        <w:pStyle w:val="af"/>
-                      </w:pPr>
-                      <w:r>
-                        <w:t>11</w:t>
-                      </w:r>
-                    </w:p>
-                  </w:txbxContent>
-                </v:textbox>
-              </v:shape>
-            </w:pict>
-          </mc:Fallback>
-        </mc:AlternateContent>
-      </w:r>
-      <w:r>
-        <w:rPr>
-          <w:noProof/>
-        </w:rPr>
-        <w:drawing>
-          <wp:inline distT="0" distB="0" distL="0" distR="0" wp14:anchorId="1BBE8BFE" wp14:editId="156D64DA">
-            <wp:extent cx="5518206" cy="5212654"/>
-            <wp:effectExtent l="0" t="0" r="6350" b="7620"/>
-            <wp:docPr id="1101395322" name="Рисунок 1"/>
-            <wp:cNvGraphicFramePr>
-              <a:graphicFrameLocks xmlns:a="http://schemas.openxmlformats.org/drawingml/2006/main" noChangeAspect="1"/>
-            </wp:cNvGraphicFramePr>
-            <a:graphic xmlns:a="http://schemas.openxmlformats.org/drawingml/2006/main">
-              <a:graphicData uri="http://schemas.openxmlformats.org/drawingml/2006/picture">
-                <pic:pic xmlns:pic="http://schemas.openxmlformats.org/drawingml/2006/picture">
-                  <pic:nvPicPr>
-                    <pic:cNvPr id="1101395322" name=""/>
-                    <pic:cNvPicPr/>
-                  </pic:nvPicPr>
-                  <pic:blipFill>
-                    <a:blip r:embed="rId8"/>
-                    <a:stretch>
-                      <a:fillRect/>
-                    </a:stretch>
-                  </pic:blipFill>
-                  <pic:spPr>
-                    <a:xfrm>
-                      <a:off x="0" y="0"/>
-                      <a:ext cx="5550461" cy="5243123"/>
-                    </a:xfrm>
-                    <a:prstGeom prst="rect">
-                      <a:avLst/>
-                    </a:prstGeom>
-                  </pic:spPr>
-                </pic:pic>
-              </a:graphicData>
-            </a:graphic>
-          </wp:inline>
-        </w:drawing>
-      </w:r>
     </w:p>
     <w:p>
       <w:r>
@@ -4260,6 +4315,11 @@
       </w:r>
     </w:p>
     <w:p>
+      <w:pPr>
+        <w:rPr>
+          <w:lang w:val="en-US"/>
+        </w:rPr>
+      </w:pPr>
       <w:r>
         <w:rPr>
           <w:b/>
@@ -4274,10 +4334,13 @@
         <w:rPr>
           <w:lang w:val="en-US"/>
         </w:rPr>
-        <w:t>CO0</w:t>
-      </w:r>
-      <w:r>
-        <w:t>2</w:t>
+        <w:t>CO</w:t>
+      </w:r>
+      <w:r>
+        <w:rPr>
+          <w:lang w:val="en-US"/>
+        </w:rPr>
+        <w:t>11</w:t>
       </w:r>
     </w:p>
     <w:p>
@@ -4308,13 +4371,13 @@
         <mc:AlternateContent>
           <mc:Choice Requires="wps">
             <w:drawing>
-              <wp:anchor distT="0" distB="0" distL="114300" distR="114300" simplePos="0" relativeHeight="251701248" behindDoc="0" locked="0" layoutInCell="1" allowOverlap="1" wp14:anchorId="5C01EEE9" wp14:editId="167470A2">
+              <wp:anchor distT="0" distB="0" distL="114300" distR="114300" simplePos="0" relativeHeight="251701248" behindDoc="0" locked="0" layoutInCell="1" allowOverlap="1" wp14:anchorId="5C01EEE9" wp14:editId="6363ACFE">
                 <wp:simplePos x="0" y="0"/>
                 <wp:positionH relativeFrom="column">
-                  <wp:posOffset>1506302</wp:posOffset>
+                  <wp:posOffset>1268095</wp:posOffset>
                 </wp:positionH>
                 <wp:positionV relativeFrom="paragraph">
-                  <wp:posOffset>1242943</wp:posOffset>
+                  <wp:posOffset>1004156</wp:posOffset>
                 </wp:positionV>
                 <wp:extent cx="238539" cy="230588"/>
                 <wp:effectExtent l="0" t="0" r="28575" b="17145"/>
@@ -4383,7 +4446,7 @@
           </mc:Choice>
           <mc:Fallback>
             <w:pict>
-              <v:shape w14:anchorId="5C01EEE9" id="_x0000_s1040" type="#_x0000_t202" style="position:absolute;margin-left:118.6pt;margin-top:97.85pt;width:18.8pt;height:18.15pt;z-index:251701248;visibility:visible;mso-wrap-style:square;mso-width-percent:0;mso-height-percent:0;mso-wrap-distance-left:9pt;mso-wrap-distance-top:0;mso-wrap-distance-right:9pt;mso-wrap-distance-bottom:0;mso-position-horizontal:absolute;mso-position-horizontal-relative:text;mso-position-vertical:absolute;mso-position-vertical-relative:text;mso-width-percent:0;mso-height-percent:0;mso-width-relative:margin;mso-height-relative:margin;v-text-anchor:middle" o:gfxdata="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" fillcolor="#4472c4 [3204]" strokecolor="#09101d [484]" strokeweight="1pt">
+              <v:shape w14:anchorId="5C01EEE9" id="_x0000_s1040" type="#_x0000_t202" style="position:absolute;margin-left:99.85pt;margin-top:79.05pt;width:18.8pt;height:18.15pt;z-index:251701248;visibility:visible;mso-wrap-style:square;mso-width-percent:0;mso-height-percent:0;mso-wrap-distance-left:9pt;mso-wrap-distance-top:0;mso-wrap-distance-right:9pt;mso-wrap-distance-bottom:0;mso-position-horizontal:absolute;mso-position-horizontal-relative:text;mso-position-vertical:absolute;mso-position-vertical-relative:text;mso-width-percent:0;mso-height-percent:0;mso-width-relative:margin;mso-height-relative:margin;v-text-anchor:middle" o:gfxdata="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" fillcolor="#4472c4 [3204]" strokecolor="#09101d [484]" strokeweight="1pt">
                 <v:textbox>
                   <w:txbxContent>
                     <w:p>
@@ -4407,9 +4470,9 @@
           <w:lang w:val="en-US"/>
         </w:rPr>
         <w:drawing>
-          <wp:inline distT="0" distB="0" distL="0" distR="0" wp14:anchorId="40F6A799" wp14:editId="78E66DE6">
-            <wp:extent cx="4331048" cy="2639833"/>
-            <wp:effectExtent l="0" t="0" r="0" b="8255"/>
+          <wp:inline distT="0" distB="0" distL="0" distR="0" wp14:anchorId="40F6A799" wp14:editId="570CE719">
+            <wp:extent cx="3601941" cy="2195432"/>
+            <wp:effectExtent l="0" t="0" r="0" b="0"/>
             <wp:docPr id="1756059982" name="Рисунок 1"/>
             <wp:cNvGraphicFramePr>
               <a:graphicFrameLocks xmlns:a="http://schemas.openxmlformats.org/drawingml/2006/main" noChangeAspect="1"/>
@@ -4430,7 +4493,7 @@
                   <pic:spPr>
                     <a:xfrm>
                       <a:off x="0" y="0"/>
-                      <a:ext cx="4341462" cy="2646180"/>
+                      <a:ext cx="3606002" cy="2197907"/>
                     </a:xfrm>
                     <a:prstGeom prst="rect">
                       <a:avLst/>
@@ -4617,17 +4680,94 @@
           <w:bCs/>
           <w:noProof/>
         </w:rPr>
-        <w:lastRenderedPageBreak/>
         <mc:AlternateContent>
           <mc:Choice Requires="wps">
             <w:drawing>
-              <wp:anchor distT="0" distB="0" distL="114300" distR="114300" simplePos="0" relativeHeight="251723776" behindDoc="0" locked="0" layoutInCell="1" allowOverlap="1" wp14:anchorId="67B7D168" wp14:editId="24FEE988">
+              <wp:anchor distT="0" distB="0" distL="114300" distR="114300" simplePos="0" relativeHeight="251725824" behindDoc="0" locked="0" layoutInCell="1" allowOverlap="1" wp14:anchorId="2EE76365" wp14:editId="652DFE70">
                 <wp:simplePos x="0" y="0"/>
                 <wp:positionH relativeFrom="column">
-                  <wp:posOffset>3757295</wp:posOffset>
+                  <wp:posOffset>3335655</wp:posOffset>
                 </wp:positionH>
                 <wp:positionV relativeFrom="paragraph">
-                  <wp:posOffset>3818559</wp:posOffset>
+                  <wp:posOffset>3126740</wp:posOffset>
+                </wp:positionV>
+                <wp:extent cx="179705" cy="205740"/>
+                <wp:effectExtent l="19050" t="19050" r="10795" b="22860"/>
+                <wp:wrapNone/>
+                <wp:docPr id="739243089" name="Прямоугольник 3"/>
+                <wp:cNvGraphicFramePr/>
+                <a:graphic xmlns:a="http://schemas.openxmlformats.org/drawingml/2006/main">
+                  <a:graphicData uri="http://schemas.microsoft.com/office/word/2010/wordprocessingShape">
+                    <wps:wsp>
+                      <wps:cNvSpPr/>
+                      <wps:spPr>
+                        <a:xfrm>
+                          <a:off x="0" y="0"/>
+                          <a:ext cx="179705" cy="205740"/>
+                        </a:xfrm>
+                        <a:prstGeom prst="rect">
+                          <a:avLst/>
+                        </a:prstGeom>
+                        <a:noFill/>
+                        <a:ln w="28575"/>
+                      </wps:spPr>
+                      <wps:style>
+                        <a:lnRef idx="2">
+                          <a:schemeClr val="accent1">
+                            <a:shade val="15000"/>
+                          </a:schemeClr>
+                        </a:lnRef>
+                        <a:fillRef idx="1">
+                          <a:schemeClr val="accent1"/>
+                        </a:fillRef>
+                        <a:effectRef idx="0">
+                          <a:schemeClr val="accent1"/>
+                        </a:effectRef>
+                        <a:fontRef idx="minor">
+                          <a:schemeClr val="lt1"/>
+                        </a:fontRef>
+                      </wps:style>
+                      <wps:bodyPr rot="0" spcFirstLastPara="0" vertOverflow="overflow" horzOverflow="overflow" vert="horz" wrap="square" lIns="91440" tIns="45720" rIns="91440" bIns="45720" numCol="1" spcCol="0" rtlCol="0" fromWordArt="0" anchor="ctr" anchorCtr="0" forceAA="0" compatLnSpc="1">
+                        <a:prstTxWarp prst="textNoShape">
+                          <a:avLst/>
+                        </a:prstTxWarp>
+                        <a:noAutofit/>
+                      </wps:bodyPr>
+                    </wps:wsp>
+                  </a:graphicData>
+                </a:graphic>
+                <wp14:sizeRelH relativeFrom="margin">
+                  <wp14:pctWidth>0</wp14:pctWidth>
+                </wp14:sizeRelH>
+                <wp14:sizeRelV relativeFrom="margin">
+                  <wp14:pctHeight>0</wp14:pctHeight>
+                </wp14:sizeRelV>
+              </wp:anchor>
+            </w:drawing>
+          </mc:Choice>
+          <mc:Fallback>
+            <w:pict>
+              <v:rect w14:anchorId="14EFBEB7" id="Прямоугольник 3" o:spid="_x0000_s1026" style="position:absolute;margin-left:262.65pt;margin-top:246.2pt;width:14.15pt;height:16.2pt;z-index:251725824;visibility:visible;mso-wrap-style:square;mso-width-percent:0;mso-height-percent:0;mso-wrap-distance-left:9pt;mso-wrap-distance-top:0;mso-wrap-distance-right:9pt;mso-wrap-distance-bottom:0;mso-position-horizontal:absolute;mso-position-horizontal-relative:text;mso-position-vertical:absolute;mso-position-vertical-relative:text;mso-width-percent:0;mso-height-percent:0;mso-width-relative:margin;mso-height-relative:margin;v-text-anchor:middle" o:gfxdata="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" filled="f" strokecolor="#09101d [484]" strokeweight="2.25pt"/>
+            </w:pict>
+          </mc:Fallback>
+        </mc:AlternateContent>
+      </w:r>
+      <w:r>
+        <w:rPr>
+          <w:b/>
+          <w:bCs/>
+          <w:noProof/>
+        </w:rPr>
+        <mc:AlternateContent>
+          <mc:Choice Requires="wps">
+            <w:drawing>
+              <wp:anchor distT="0" distB="0" distL="114300" distR="114300" simplePos="0" relativeHeight="251723776" behindDoc="0" locked="0" layoutInCell="1" allowOverlap="1" wp14:anchorId="67B7D168" wp14:editId="58AC8C0C">
+                <wp:simplePos x="0" y="0"/>
+                <wp:positionH relativeFrom="column">
+                  <wp:posOffset>3057581</wp:posOffset>
+                </wp:positionH>
+                <wp:positionV relativeFrom="paragraph">
+                  <wp:posOffset>3110588</wp:posOffset>
                 </wp:positionV>
                 <wp:extent cx="238125" cy="230505"/>
                 <wp:effectExtent l="0" t="0" r="28575" b="17145"/>
@@ -4696,7 +4836,7 @@
           </mc:Choice>
           <mc:Fallback>
             <w:pict>
-              <v:shape w14:anchorId="67B7D168" id="_x0000_s1041" type="#_x0000_t202" style="position:absolute;margin-left:295.85pt;margin-top:300.65pt;width:18.75pt;height:18.15pt;z-index:251723776;visibility:visible;mso-wrap-style:square;mso-width-percent:0;mso-height-percent:0;mso-wrap-distance-left:9pt;mso-wrap-distance-top:0;mso-wrap-distance-right:9pt;mso-wrap-distance-bottom:0;mso-position-horizontal:absolute;mso-position-horizontal-relative:text;mso-position-vertical:absolute;mso-position-vertical-relative:text;mso-width-percent:0;mso-height-percent:0;mso-width-relative:margin;mso-height-relative:margin;v-text-anchor:middle" o:gfxdata="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" fillcolor="#4472c4 [3204]" strokecolor="#09101d [484]" strokeweight="1pt">
+              <v:shape w14:anchorId="67B7D168" id="_x0000_s1041" type="#_x0000_t202" style="position:absolute;margin-left:240.75pt;margin-top:244.95pt;width:18.75pt;height:18.15pt;z-index:251723776;visibility:visible;mso-wrap-style:square;mso-width-percent:0;mso-height-percent:0;mso-wrap-distance-left:9pt;mso-wrap-distance-top:0;mso-wrap-distance-right:9pt;mso-wrap-distance-bottom:0;mso-position-horizontal:absolute;mso-position-horizontal-relative:text;mso-position-vertical:absolute;mso-position-vertical-relative:text;mso-width-percent:0;mso-height-percent:0;mso-width-relative:margin;mso-height-relative:margin;v-text-anchor:middle" o:gfxdata="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" fillcolor="#4472c4 [3204]" strokecolor="#09101d [484]" strokeweight="1pt">
                 <v:textbox>
                   <w:txbxContent>
                     <w:p>
@@ -4723,91 +4863,13 @@
         <mc:AlternateContent>
           <mc:Choice Requires="wps">
             <w:drawing>
-              <wp:anchor distT="0" distB="0" distL="114300" distR="114300" simplePos="0" relativeHeight="251725824" behindDoc="0" locked="0" layoutInCell="1" allowOverlap="1" wp14:anchorId="2EE76365" wp14:editId="0188C478">
+              <wp:anchor distT="0" distB="0" distL="114300" distR="114300" simplePos="0" relativeHeight="251714560" behindDoc="0" locked="0" layoutInCell="1" allowOverlap="1" wp14:anchorId="75873CBF" wp14:editId="4D4914CA">
                 <wp:simplePos x="0" y="0"/>
-                <wp:positionH relativeFrom="column">
-                  <wp:posOffset>4035425</wp:posOffset>
+                <wp:positionH relativeFrom="margin">
+                  <wp:align>left</wp:align>
                 </wp:positionH>
                 <wp:positionV relativeFrom="paragraph">
-                  <wp:posOffset>3834765</wp:posOffset>
-                </wp:positionV>
-                <wp:extent cx="180000" cy="206347"/>
-                <wp:effectExtent l="19050" t="19050" r="10795" b="22860"/>
-                <wp:wrapNone/>
-                <wp:docPr id="739243089" name="Прямоугольник 3"/>
-                <wp:cNvGraphicFramePr/>
-                <a:graphic xmlns:a="http://schemas.openxmlformats.org/drawingml/2006/main">
-                  <a:graphicData uri="http://schemas.microsoft.com/office/word/2010/wordprocessingShape">
-                    <wps:wsp>
-                      <wps:cNvSpPr/>
-                      <wps:spPr>
-                        <a:xfrm>
-                          <a:off x="0" y="0"/>
-                          <a:ext cx="180000" cy="206347"/>
-                        </a:xfrm>
-                        <a:prstGeom prst="rect">
-                          <a:avLst/>
-                        </a:prstGeom>
-                        <a:noFill/>
-                        <a:ln w="28575"/>
-                      </wps:spPr>
-                      <wps:style>
-                        <a:lnRef idx="2">
-                          <a:schemeClr val="accent1">
-                            <a:shade val="15000"/>
-                          </a:schemeClr>
-                        </a:lnRef>
-                        <a:fillRef idx="1">
-                          <a:schemeClr val="accent1"/>
-                        </a:fillRef>
-                        <a:effectRef idx="0">
-                          <a:schemeClr val="accent1"/>
-                        </a:effectRef>
-                        <a:fontRef idx="minor">
-                          <a:schemeClr val="lt1"/>
-                        </a:fontRef>
-                      </wps:style>
-                      <wps:bodyPr rot="0" spcFirstLastPara="0" vertOverflow="overflow" horzOverflow="overflow" vert="horz" wrap="square" lIns="91440" tIns="45720" rIns="91440" bIns="45720" numCol="1" spcCol="0" rtlCol="0" fromWordArt="0" anchor="ctr" anchorCtr="0" forceAA="0" compatLnSpc="1">
-                        <a:prstTxWarp prst="textNoShape">
-                          <a:avLst/>
-                        </a:prstTxWarp>
-                        <a:noAutofit/>
-                      </wps:bodyPr>
-                    </wps:wsp>
-                  </a:graphicData>
-                </a:graphic>
-                <wp14:sizeRelH relativeFrom="margin">
-                  <wp14:pctWidth>0</wp14:pctWidth>
-                </wp14:sizeRelH>
-                <wp14:sizeRelV relativeFrom="margin">
-                  <wp14:pctHeight>0</wp14:pctHeight>
-                </wp14:sizeRelV>
-              </wp:anchor>
-            </w:drawing>
-          </mc:Choice>
-          <mc:Fallback>
-            <w:pict>
-              <v:rect w14:anchorId="1672DDAA" id="Прямоугольник 3" o:spid="_x0000_s1026" style="position:absolute;margin-left:317.75pt;margin-top:301.95pt;width:14.15pt;height:16.25pt;z-index:251725824;visibility:visible;mso-wrap-style:square;mso-width-percent:0;mso-height-percent:0;mso-wrap-distance-left:9pt;mso-wrap-distance-top:0;mso-wrap-distance-right:9pt;mso-wrap-distance-bottom:0;mso-position-horizontal:absolute;mso-position-horizontal-relative:text;mso-position-vertical:absolute;mso-position-vertical-relative:text;mso-width-percent:0;mso-height-percent:0;mso-width-relative:margin;mso-height-relative:margin;v-text-anchor:middle" o:gfxdata="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" filled="f" strokecolor="#09101d [484]" strokeweight="2.25pt"/>
-            </w:pict>
-          </mc:Fallback>
-        </mc:AlternateContent>
-      </w:r>
-      <w:r>
-        <w:rPr>
-          <w:b/>
-          <w:bCs/>
-          <w:noProof/>
-        </w:rPr>
-        <mc:AlternateContent>
-          <mc:Choice Requires="wps">
-            <w:drawing>
-              <wp:anchor distT="0" distB="0" distL="114300" distR="114300" simplePos="0" relativeHeight="251714560" behindDoc="0" locked="0" layoutInCell="1" allowOverlap="1" wp14:anchorId="75873CBF" wp14:editId="5B6C7D1E">
-                <wp:simplePos x="0" y="0"/>
-                <wp:positionH relativeFrom="column">
-                  <wp:posOffset>-1685</wp:posOffset>
-                </wp:positionH>
-                <wp:positionV relativeFrom="paragraph">
-                  <wp:posOffset>2293371</wp:posOffset>
+                  <wp:posOffset>1553514</wp:posOffset>
                 </wp:positionV>
                 <wp:extent cx="238125" cy="230505"/>
                 <wp:effectExtent l="0" t="0" r="28575" b="17145"/>
@@ -4879,7 +4941,7 @@
           </mc:Choice>
           <mc:Fallback>
             <w:pict>
-              <v:shape w14:anchorId="75873CBF" id="_x0000_s1042" type="#_x0000_t202" style="position:absolute;margin-left:-.15pt;margin-top:180.6pt;width:18.75pt;height:18.15pt;z-index:251714560;visibility:visible;mso-wrap-style:square;mso-width-percent:0;mso-height-percent:0;mso-wrap-distance-left:9pt;mso-wrap-distance-top:0;mso-wrap-distance-right:9pt;mso-wrap-distance-bottom:0;mso-position-horizontal:absolute;mso-position-horizontal-relative:text;mso-position-vertical:absolute;mso-position-vertical-relative:text;mso-width-percent:0;mso-height-percent:0;mso-width-relative:margin;mso-height-relative:margin;v-text-anchor:middle" o:gfxdata="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" fillcolor="#4472c4 [3204]" strokecolor="#09101d [484]" strokeweight="1pt">
+              <v:shape w14:anchorId="75873CBF" id="_x0000_s1042" type="#_x0000_t202" style="position:absolute;margin-left:0;margin-top:122.3pt;width:18.75pt;height:18.15pt;z-index:251714560;visibility:visible;mso-wrap-style:square;mso-width-percent:0;mso-height-percent:0;mso-wrap-distance-left:9pt;mso-wrap-distance-top:0;mso-wrap-distance-right:9pt;mso-wrap-distance-bottom:0;mso-position-horizontal:left;mso-position-horizontal-relative:margin;mso-position-vertical:absolute;mso-position-vertical-relative:text;mso-width-percent:0;mso-height-percent:0;mso-width-relative:margin;mso-height-relative:margin;v-text-anchor:middle" o:gfxdata="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" fillcolor="#4472c4 [3204]" strokecolor="#09101d [484]" strokeweight="1pt">
                 <v:textbox>
                   <w:txbxContent>
                     <w:p>
@@ -4895,6 +4957,7 @@
                     </w:p>
                   </w:txbxContent>
                 </v:textbox>
+                <w10:wrap anchorx="margin"/>
               </v:shape>
             </w:pict>
           </mc:Fallback>
@@ -4909,16 +4972,16 @@
         <mc:AlternateContent>
           <mc:Choice Requires="wps">
             <w:drawing>
-              <wp:anchor distT="0" distB="0" distL="114300" distR="114300" simplePos="0" relativeHeight="251719680" behindDoc="0" locked="0" layoutInCell="1" allowOverlap="1" wp14:anchorId="7546F694" wp14:editId="6A213C11">
+              <wp:anchor distT="0" distB="0" distL="114300" distR="114300" simplePos="0" relativeHeight="251719680" behindDoc="0" locked="0" layoutInCell="1" allowOverlap="1" wp14:anchorId="7546F694" wp14:editId="135140CB">
                 <wp:simplePos x="0" y="0"/>
                 <wp:positionH relativeFrom="column">
-                  <wp:posOffset>3810</wp:posOffset>
+                  <wp:posOffset>60049</wp:posOffset>
                 </wp:positionH>
                 <wp:positionV relativeFrom="paragraph">
-                  <wp:posOffset>1102995</wp:posOffset>
+                  <wp:posOffset>880828</wp:posOffset>
                 </wp:positionV>
-                <wp:extent cx="144000" cy="1117987"/>
-                <wp:effectExtent l="19050" t="19050" r="27940" b="25400"/>
+                <wp:extent cx="108171" cy="585249"/>
+                <wp:effectExtent l="19050" t="19050" r="25400" b="24765"/>
                 <wp:wrapNone/>
                 <wp:docPr id="622327645" name="Прямоугольник 3"/>
                 <wp:cNvGraphicFramePr/>
@@ -4929,7 +4992,7 @@
                       <wps:spPr>
                         <a:xfrm>
                           <a:off x="0" y="0"/>
-                          <a:ext cx="144000" cy="1117987"/>
+                          <a:ext cx="108171" cy="585249"/>
                         </a:xfrm>
                         <a:prstGeom prst="rect">
                           <a:avLst/>
@@ -4973,7 +5036,7 @@
           </mc:Choice>
           <mc:Fallback>
             <w:pict>
-              <v:rect w14:anchorId="4D31F56B" id="Прямоугольник 3" o:spid="_x0000_s1026" style="position:absolute;margin-left:.3pt;margin-top:86.85pt;width:11.35pt;height:88.05pt;z-index:251719680;visibility:visible;mso-wrap-style:square;mso-width-percent:0;mso-height-percent:0;mso-wrap-distance-left:9pt;mso-wrap-distance-top:0;mso-wrap-distance-right:9pt;mso-wrap-distance-bottom:0;mso-position-horizontal:absolute;mso-position-horizontal-relative:text;mso-position-vertical:absolute;mso-position-vertical-relative:text;mso-width-percent:0;mso-height-percent:0;mso-width-relative:margin;mso-height-relative:margin;v-text-anchor:middle" o:gfxdata="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" filled="f" strokecolor="#09101d [484]" strokeweight="2.25pt"/>
+              <v:rect w14:anchorId="02FE8E32" id="Прямоугольник 3" o:spid="_x0000_s1026" style="position:absolute;margin-left:4.75pt;margin-top:69.35pt;width:8.5pt;height:46.1pt;z-index:251719680;visibility:visible;mso-wrap-style:square;mso-width-percent:0;mso-height-percent:0;mso-wrap-distance-left:9pt;mso-wrap-distance-top:0;mso-wrap-distance-right:9pt;mso-wrap-distance-bottom:0;mso-position-horizontal:absolute;mso-position-horizontal-relative:text;mso-position-vertical:absolute;mso-position-vertical-relative:text;mso-width-percent:0;mso-height-percent:0;mso-width-relative:margin;mso-height-relative:margin;v-text-anchor:middle" o:gfxdata="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" filled="f" strokecolor="#09101d [484]" strokeweight="2.25pt"/>
             </w:pict>
           </mc:Fallback>
         </mc:AlternateContent>
@@ -4982,11 +5045,17 @@
         <w:rPr>
           <w:noProof/>
         </w:rPr>
+        <w:t xml:space="preserve"> </w:t>
+      </w:r>
+      <w:r>
+        <w:rPr>
+          <w:lang w:val="en-US"/>
+        </w:rPr>
         <w:drawing>
-          <wp:inline distT="0" distB="0" distL="0" distR="0" wp14:anchorId="4F72D45D" wp14:editId="4F6E8241">
-            <wp:extent cx="4434962" cy="4071068"/>
-            <wp:effectExtent l="0" t="0" r="3810" b="5715"/>
-            <wp:docPr id="530657476" name="Рисунок 1"/>
+          <wp:inline distT="0" distB="0" distL="0" distR="0" wp14:anchorId="102A8803" wp14:editId="2F2F5974">
+            <wp:extent cx="3609892" cy="3308041"/>
+            <wp:effectExtent l="0" t="0" r="0" b="6985"/>
+            <wp:docPr id="444745194" name="Рисунок 1"/>
             <wp:cNvGraphicFramePr>
               <a:graphicFrameLocks xmlns:a="http://schemas.openxmlformats.org/drawingml/2006/main" noChangeAspect="1"/>
             </wp:cNvGraphicFramePr>
@@ -4994,7 +5063,7 @@
               <a:graphicData uri="http://schemas.openxmlformats.org/drawingml/2006/picture">
                 <pic:pic xmlns:pic="http://schemas.openxmlformats.org/drawingml/2006/picture">
                   <pic:nvPicPr>
-                    <pic:cNvPr id="530657476" name=""/>
+                    <pic:cNvPr id="444745194" name=""/>
                     <pic:cNvPicPr/>
                   </pic:nvPicPr>
                   <pic:blipFill>
@@ -5006,7 +5075,7 @@
                   <pic:spPr>
                     <a:xfrm>
                       <a:off x="0" y="0"/>
-                      <a:ext cx="4438259" cy="4074095"/>
+                      <a:ext cx="3620547" cy="3317805"/>
                     </a:xfrm>
                     <a:prstGeom prst="rect">
                       <a:avLst/>
@@ -5026,6 +5095,7 @@
     </w:p>
     <w:p>
       <w:r>
+        <w:lastRenderedPageBreak/>
         <w:t>Перейти на экран ввода подробных данных (2)</w:t>
       </w:r>
       <w:r>
@@ -5046,15 +5116,224 @@
       </w:r>
     </w:p>
     <w:p>
-      <w:r>
-        <w:rPr>
+      <w:pPr>
+        <w:rPr>
+          <w:lang w:val="en-US"/>
+        </w:rPr>
+      </w:pPr>
+      <w:r>
+        <w:rPr>
+          <w:b/>
+          <w:bCs/>
           <w:noProof/>
         </w:rPr>
+        <mc:AlternateContent>
+          <mc:Choice Requires="wps">
+            <w:drawing>
+              <wp:anchor distT="0" distB="0" distL="114300" distR="114300" simplePos="0" relativeHeight="251742208" behindDoc="0" locked="0" layoutInCell="1" allowOverlap="1" wp14:anchorId="39579949" wp14:editId="4317D3AB">
+                <wp:simplePos x="0" y="0"/>
+                <wp:positionH relativeFrom="column">
+                  <wp:posOffset>997061</wp:posOffset>
+                </wp:positionH>
+                <wp:positionV relativeFrom="paragraph">
+                  <wp:posOffset>1860743</wp:posOffset>
+                </wp:positionV>
+                <wp:extent cx="238125" cy="230505"/>
+                <wp:effectExtent l="0" t="0" r="28575" b="17145"/>
+                <wp:wrapNone/>
+                <wp:docPr id="737213512" name="Надпись 2"/>
+                <wp:cNvGraphicFramePr/>
+                <a:graphic xmlns:a="http://schemas.openxmlformats.org/drawingml/2006/main">
+                  <a:graphicData uri="http://schemas.microsoft.com/office/word/2010/wordprocessingShape">
+                    <wps:wsp>
+                      <wps:cNvSpPr txBox="1"/>
+                      <wps:spPr>
+                        <a:xfrm>
+                          <a:off x="0" y="0"/>
+                          <a:ext cx="238125" cy="230505"/>
+                        </a:xfrm>
+                        <a:prstGeom prst="rect">
+                          <a:avLst/>
+                        </a:prstGeom>
+                        <a:ln/>
+                      </wps:spPr>
+                      <wps:style>
+                        <a:lnRef idx="2">
+                          <a:schemeClr val="accent1">
+                            <a:shade val="15000"/>
+                          </a:schemeClr>
+                        </a:lnRef>
+                        <a:fillRef idx="1">
+                          <a:schemeClr val="accent1"/>
+                        </a:fillRef>
+                        <a:effectRef idx="0">
+                          <a:schemeClr val="accent1"/>
+                        </a:effectRef>
+                        <a:fontRef idx="minor">
+                          <a:schemeClr val="lt1"/>
+                        </a:fontRef>
+                      </wps:style>
+                      <wps:txbx>
+                        <w:txbxContent>
+                          <w:p>
+                            <w:pPr>
+                              <w:pStyle w:val="af"/>
+                            </w:pPr>
+                            <w:r>
+                              <w:t>21</w:t>
+                            </w:r>
+                          </w:p>
+                        </w:txbxContent>
+                      </wps:txbx>
+                      <wps:bodyPr rot="0" spcFirstLastPara="0" vertOverflow="overflow" horzOverflow="overflow" vert="horz" wrap="square" lIns="91440" tIns="45720" rIns="91440" bIns="45720" numCol="1" spcCol="0" rtlCol="0" fromWordArt="0" anchor="ctr" anchorCtr="0" forceAA="0" compatLnSpc="1">
+                        <a:prstTxWarp prst="textNoShape">
+                          <a:avLst/>
+                        </a:prstTxWarp>
+                        <a:noAutofit/>
+                      </wps:bodyPr>
+                    </wps:wsp>
+                  </a:graphicData>
+                </a:graphic>
+                <wp14:sizeRelH relativeFrom="margin">
+                  <wp14:pctWidth>0</wp14:pctWidth>
+                </wp14:sizeRelH>
+                <wp14:sizeRelV relativeFrom="margin">
+                  <wp14:pctHeight>0</wp14:pctHeight>
+                </wp14:sizeRelV>
+              </wp:anchor>
+            </w:drawing>
+          </mc:Choice>
+          <mc:Fallback>
+            <w:pict>
+              <v:shape w14:anchorId="39579949" id="_x0000_s1043" type="#_x0000_t202" style="position:absolute;margin-left:78.5pt;margin-top:146.5pt;width:18.75pt;height:18.15pt;z-index:251742208;visibility:visible;mso-wrap-style:square;mso-width-percent:0;mso-height-percent:0;mso-wrap-distance-left:9pt;mso-wrap-distance-top:0;mso-wrap-distance-right:9pt;mso-wrap-distance-bottom:0;mso-position-horizontal:absolute;mso-position-horizontal-relative:text;mso-position-vertical:absolute;mso-position-vertical-relative:text;mso-width-percent:0;mso-height-percent:0;mso-width-relative:margin;mso-height-relative:margin;v-text-anchor:middle" o:gfxdata="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" fillcolor="#4472c4 [3204]" strokecolor="#09101d [484]" strokeweight="1pt">
+                <v:textbox>
+                  <w:txbxContent>
+                    <w:p>
+                      <w:pPr>
+                        <w:pStyle w:val="af"/>
+                      </w:pPr>
+                      <w:r>
+                        <w:t>21</w:t>
+                      </w:r>
+                    </w:p>
+                  </w:txbxContent>
+                </v:textbox>
+              </v:shape>
+            </w:pict>
+          </mc:Fallback>
+        </mc:AlternateContent>
+      </w:r>
+      <w:r>
+        <w:rPr>
+          <w:b/>
+          <w:bCs/>
+          <w:noProof/>
+        </w:rPr>
+        <mc:AlternateContent>
+          <mc:Choice Requires="wps">
+            <w:drawing>
+              <wp:anchor distT="0" distB="0" distL="114300" distR="114300" simplePos="0" relativeHeight="251740160" behindDoc="0" locked="0" layoutInCell="1" allowOverlap="1" wp14:anchorId="3BF65266" wp14:editId="637FB20A">
+                <wp:simplePos x="0" y="0"/>
+                <wp:positionH relativeFrom="column">
+                  <wp:posOffset>2054887</wp:posOffset>
+                </wp:positionH>
+                <wp:positionV relativeFrom="paragraph">
+                  <wp:posOffset>2481166</wp:posOffset>
+                </wp:positionV>
+                <wp:extent cx="238125" cy="230505"/>
+                <wp:effectExtent l="0" t="0" r="28575" b="17145"/>
+                <wp:wrapNone/>
+                <wp:docPr id="1900772168" name="Надпись 2"/>
+                <wp:cNvGraphicFramePr/>
+                <a:graphic xmlns:a="http://schemas.openxmlformats.org/drawingml/2006/main">
+                  <a:graphicData uri="http://schemas.microsoft.com/office/word/2010/wordprocessingShape">
+                    <wps:wsp>
+                      <wps:cNvSpPr txBox="1"/>
+                      <wps:spPr>
+                        <a:xfrm>
+                          <a:off x="0" y="0"/>
+                          <a:ext cx="238125" cy="230505"/>
+                        </a:xfrm>
+                        <a:prstGeom prst="rect">
+                          <a:avLst/>
+                        </a:prstGeom>
+                        <a:ln/>
+                      </wps:spPr>
+                      <wps:style>
+                        <a:lnRef idx="2">
+                          <a:schemeClr val="accent1">
+                            <a:shade val="15000"/>
+                          </a:schemeClr>
+                        </a:lnRef>
+                        <a:fillRef idx="1">
+                          <a:schemeClr val="accent1"/>
+                        </a:fillRef>
+                        <a:effectRef idx="0">
+                          <a:schemeClr val="accent1"/>
+                        </a:effectRef>
+                        <a:fontRef idx="minor">
+                          <a:schemeClr val="lt1"/>
+                        </a:fontRef>
+                      </wps:style>
+                      <wps:txbx>
+                        <w:txbxContent>
+                          <w:p>
+                            <w:pPr>
+                              <w:pStyle w:val="af"/>
+                            </w:pPr>
+                            <w:r>
+                              <w:t>11</w:t>
+                            </w:r>
+                          </w:p>
+                        </w:txbxContent>
+                      </wps:txbx>
+                      <wps:bodyPr rot="0" spcFirstLastPara="0" vertOverflow="overflow" horzOverflow="overflow" vert="horz" wrap="square" lIns="91440" tIns="45720" rIns="91440" bIns="45720" numCol="1" spcCol="0" rtlCol="0" fromWordArt="0" anchor="ctr" anchorCtr="0" forceAA="0" compatLnSpc="1">
+                        <a:prstTxWarp prst="textNoShape">
+                          <a:avLst/>
+                        </a:prstTxWarp>
+                        <a:noAutofit/>
+                      </wps:bodyPr>
+                    </wps:wsp>
+                  </a:graphicData>
+                </a:graphic>
+                <wp14:sizeRelH relativeFrom="margin">
+                  <wp14:pctWidth>0</wp14:pctWidth>
+                </wp14:sizeRelH>
+                <wp14:sizeRelV relativeFrom="margin">
+                  <wp14:pctHeight>0</wp14:pctHeight>
+                </wp14:sizeRelV>
+              </wp:anchor>
+            </w:drawing>
+          </mc:Choice>
+          <mc:Fallback>
+            <w:pict>
+              <v:shape w14:anchorId="3BF65266" id="_x0000_s1044" type="#_x0000_t202" style="position:absolute;margin-left:161.8pt;margin-top:195.35pt;width:18.75pt;height:18.15pt;z-index:251740160;visibility:visible;mso-wrap-style:square;mso-width-percent:0;mso-height-percent:0;mso-wrap-distance-left:9pt;mso-wrap-distance-top:0;mso-wrap-distance-right:9pt;mso-wrap-distance-bottom:0;mso-position-horizontal:absolute;mso-position-horizontal-relative:text;mso-position-vertical:absolute;mso-position-vertical-relative:text;mso-width-percent:0;mso-height-percent:0;mso-width-relative:margin;mso-height-relative:margin;v-text-anchor:middle" o:gfxdata="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" fillcolor="#4472c4 [3204]" strokecolor="#09101d [484]" strokeweight="1pt">
+                <v:textbox>
+                  <w:txbxContent>
+                    <w:p>
+                      <w:pPr>
+                        <w:pStyle w:val="af"/>
+                      </w:pPr>
+                      <w:r>
+                        <w:t>11</w:t>
+                      </w:r>
+                    </w:p>
+                  </w:txbxContent>
+                </v:textbox>
+              </v:shape>
+            </w:pict>
+          </mc:Fallback>
+        </mc:AlternateContent>
+      </w:r>
+      <w:r>
+        <w:rPr>
+          <w:lang w:val="en-US"/>
+        </w:rPr>
         <w:drawing>
-          <wp:inline distT="0" distB="0" distL="0" distR="0" wp14:anchorId="0765CCCD" wp14:editId="776D02CC">
-            <wp:extent cx="4021696" cy="3784821"/>
-            <wp:effectExtent l="0" t="0" r="0" b="6350"/>
-            <wp:docPr id="358873476" name="Рисунок 1"/>
+          <wp:inline distT="0" distB="0" distL="0" distR="0" wp14:anchorId="039E0363" wp14:editId="3DD78B43">
+            <wp:extent cx="4929809" cy="4791215"/>
+            <wp:effectExtent l="0" t="0" r="4445" b="0"/>
+            <wp:docPr id="1907813539" name="Рисунок 1"/>
             <wp:cNvGraphicFramePr>
               <a:graphicFrameLocks xmlns:a="http://schemas.openxmlformats.org/drawingml/2006/main" noChangeAspect="1"/>
             </wp:cNvGraphicFramePr>
@@ -5062,7 +5341,7 @@
               <a:graphicData uri="http://schemas.openxmlformats.org/drawingml/2006/picture">
                 <pic:pic xmlns:pic="http://schemas.openxmlformats.org/drawingml/2006/picture">
                   <pic:nvPicPr>
-                    <pic:cNvPr id="358873476" name=""/>
+                    <pic:cNvPr id="1907813539" name=""/>
                     <pic:cNvPicPr/>
                   </pic:nvPicPr>
                   <pic:blipFill>
@@ -5074,7 +5353,7 @@
                   <pic:spPr>
                     <a:xfrm>
                       <a:off x="0" y="0"/>
-                      <a:ext cx="4030761" cy="3793352"/>
+                      <a:ext cx="4939445" cy="4800580"/>
                     </a:xfrm>
                     <a:prstGeom prst="rect">
                       <a:avLst/>
@@ -5088,9 +5367,41 @@
       </w:r>
     </w:p>
     <w:p>
-      <w:r>
-        <w:lastRenderedPageBreak/>
+      <w:pPr>
+        <w:rPr>
+          <w:lang w:val="en-US"/>
+        </w:rPr>
+      </w:pPr>
+      <w:r>
         <w:t>Проверить подставленные данные.</w:t>
+      </w:r>
+    </w:p>
+    <w:p>
+      <w:r>
+        <w:t xml:space="preserve">Ввести несколько подтверждений для одной операции с разными количествами (10, 50 </w:t>
+      </w:r>
+      <w:proofErr w:type="spellStart"/>
+      <w:r>
+        <w:t>шт</w:t>
+      </w:r>
+      <w:proofErr w:type="spellEnd"/>
+      <w:r>
+        <w:t xml:space="preserve">) (1). </w:t>
+      </w:r>
+    </w:p>
+    <w:p>
+      <w:r>
+        <w:t>Выбрать частичное подтверждение (2).</w:t>
+      </w:r>
+    </w:p>
+    <w:p>
+      <w:pPr>
+        <w:rPr>
+          <w:lang w:val="en-US"/>
+        </w:rPr>
+      </w:pPr>
+      <w:r>
+        <w:t>Сохранить подтверждение.</w:t>
       </w:r>
     </w:p>
     <w:p>
@@ -5152,6 +5463,7 @@
           <w:bCs/>
           <w:noProof/>
         </w:rPr>
+        <w:lastRenderedPageBreak/>
         <mc:AlternateContent>
           <mc:Choice Requires="wps">
             <w:drawing>
@@ -5230,7 +5542,7 @@
           </mc:Choice>
           <mc:Fallback>
             <w:pict>
-              <v:shape w14:anchorId="7076E471" id="_x0000_s1043" type="#_x0000_t202" style="position:absolute;margin-left:102.95pt;margin-top:81.6pt;width:18.8pt;height:18.15pt;z-index:251712512;visibility:visible;mso-wrap-style:square;mso-width-percent:0;mso-height-percent:0;mso-wrap-distance-left:9pt;mso-wrap-distance-top:0;mso-wrap-distance-right:9pt;mso-wrap-distance-bottom:0;mso-position-horizontal:absolute;mso-position-horizontal-relative:text;mso-position-vertical:absolute;mso-position-vertical-relative:text;mso-width-percent:0;mso-height-percent:0;mso-width-relative:margin;mso-height-relative:margin;v-text-anchor:middle" o:gfxdata="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" fillcolor="#4472c4 [3204]" strokecolor="#09101d [484]" strokeweight="1pt">
+              <v:shape w14:anchorId="7076E471" id="_x0000_s1045" type="#_x0000_t202" style="position:absolute;margin-left:102.95pt;margin-top:81.6pt;width:18.8pt;height:18.15pt;z-index:251712512;visibility:visible;mso-wrap-style:square;mso-width-percent:0;mso-height-percent:0;mso-wrap-distance-left:9pt;mso-wrap-distance-top:0;mso-wrap-distance-right:9pt;mso-wrap-distance-bottom:0;mso-position-horizontal:absolute;mso-position-horizontal-relative:text;mso-position-vertical:absolute;mso-position-vertical-relative:text;mso-width-percent:0;mso-height-percent:0;mso-width-relative:margin;mso-height-relative:margin;v-text-anchor:middle" o:gfxdata="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" fillcolor="#4472c4 [3204]" strokecolor="#09101d [484]" strokeweight="1pt">
                 <v:textbox>
                   <w:txbxContent>
                     <w:p>
@@ -5468,11 +5780,112 @@
           <w:bCs/>
           <w:noProof/>
         </w:rPr>
-        <w:lastRenderedPageBreak/>
         <mc:AlternateContent>
           <mc:Choice Requires="wps">
             <w:drawing>
-              <wp:anchor distT="0" distB="0" distL="114300" distR="114300" simplePos="0" relativeHeight="251727872" behindDoc="0" locked="0" layoutInCell="1" allowOverlap="1" wp14:anchorId="31936A7B" wp14:editId="6F121D59">
+              <wp:anchor distT="0" distB="0" distL="114300" distR="114300" simplePos="0" relativeHeight="251729920" behindDoc="0" locked="0" layoutInCell="1" allowOverlap="1" wp14:anchorId="2BA8CBAB" wp14:editId="475D6F53">
+                <wp:simplePos x="0" y="0"/>
+                <wp:positionH relativeFrom="column">
+                  <wp:posOffset>3349432</wp:posOffset>
+                </wp:positionH>
+                <wp:positionV relativeFrom="paragraph">
+                  <wp:posOffset>3630930</wp:posOffset>
+                </wp:positionV>
+                <wp:extent cx="238539" cy="230588"/>
+                <wp:effectExtent l="0" t="0" r="28575" b="17145"/>
+                <wp:wrapNone/>
+                <wp:docPr id="804006735" name="Надпись 2"/>
+                <wp:cNvGraphicFramePr/>
+                <a:graphic xmlns:a="http://schemas.openxmlformats.org/drawingml/2006/main">
+                  <a:graphicData uri="http://schemas.microsoft.com/office/word/2010/wordprocessingShape">
+                    <wps:wsp>
+                      <wps:cNvSpPr txBox="1"/>
+                      <wps:spPr>
+                        <a:xfrm>
+                          <a:off x="0" y="0"/>
+                          <a:ext cx="238539" cy="230588"/>
+                        </a:xfrm>
+                        <a:prstGeom prst="rect">
+                          <a:avLst/>
+                        </a:prstGeom>
+                        <a:ln/>
+                      </wps:spPr>
+                      <wps:style>
+                        <a:lnRef idx="2">
+                          <a:schemeClr val="accent1">
+                            <a:shade val="15000"/>
+                          </a:schemeClr>
+                        </a:lnRef>
+                        <a:fillRef idx="1">
+                          <a:schemeClr val="accent1"/>
+                        </a:fillRef>
+                        <a:effectRef idx="0">
+                          <a:schemeClr val="accent1"/>
+                        </a:effectRef>
+                        <a:fontRef idx="minor">
+                          <a:schemeClr val="lt1"/>
+                        </a:fontRef>
+                      </wps:style>
+                      <wps:txbx>
+                        <w:txbxContent>
+                          <w:p>
+                            <w:pPr>
+                              <w:pStyle w:val="af"/>
+                            </w:pPr>
+                            <w:r>
+                              <w:t>21</w:t>
+                            </w:r>
+                          </w:p>
+                        </w:txbxContent>
+                      </wps:txbx>
+                      <wps:bodyPr rot="0" spcFirstLastPara="0" vertOverflow="overflow" horzOverflow="overflow" vert="horz" wrap="square" lIns="91440" tIns="45720" rIns="91440" bIns="45720" numCol="1" spcCol="0" rtlCol="0" fromWordArt="0" anchor="ctr" anchorCtr="0" forceAA="0" compatLnSpc="1">
+                        <a:prstTxWarp prst="textNoShape">
+                          <a:avLst/>
+                        </a:prstTxWarp>
+                        <a:noAutofit/>
+                      </wps:bodyPr>
+                    </wps:wsp>
+                  </a:graphicData>
+                </a:graphic>
+                <wp14:sizeRelH relativeFrom="margin">
+                  <wp14:pctWidth>0</wp14:pctWidth>
+                </wp14:sizeRelH>
+                <wp14:sizeRelV relativeFrom="margin">
+                  <wp14:pctHeight>0</wp14:pctHeight>
+                </wp14:sizeRelV>
+              </wp:anchor>
+            </w:drawing>
+          </mc:Choice>
+          <mc:Fallback>
+            <w:pict>
+              <v:shape w14:anchorId="2BA8CBAB" id="_x0000_s1046" type="#_x0000_t202" style="position:absolute;margin-left:263.75pt;margin-top:285.9pt;width:18.8pt;height:18.15pt;z-index:251729920;visibility:visible;mso-wrap-style:square;mso-width-percent:0;mso-height-percent:0;mso-wrap-distance-left:9pt;mso-wrap-distance-top:0;mso-wrap-distance-right:9pt;mso-wrap-distance-bottom:0;mso-position-horizontal:absolute;mso-position-horizontal-relative:text;mso-position-vertical:absolute;mso-position-vertical-relative:text;mso-width-percent:0;mso-height-percent:0;mso-width-relative:margin;mso-height-relative:margin;v-text-anchor:middle" o:gfxdata="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" fillcolor="#4472c4 [3204]" strokecolor="#09101d [484]" strokeweight="1pt">
+                <v:textbox>
+                  <w:txbxContent>
+                    <w:p>
+                      <w:pPr>
+                        <w:pStyle w:val="af"/>
+                      </w:pPr>
+                      <w:r>
+                        <w:t>21</w:t>
+                      </w:r>
+                    </w:p>
+                  </w:txbxContent>
+                </v:textbox>
+              </v:shape>
+            </w:pict>
+          </mc:Fallback>
+        </mc:AlternateContent>
+      </w:r>
+      <w:r>
+        <w:rPr>
+          <w:b/>
+          <w:bCs/>
+          <w:noProof/>
+        </w:rPr>
+        <mc:AlternateContent>
+          <mc:Choice Requires="wps">
+            <w:drawing>
+              <wp:anchor distT="0" distB="0" distL="114300" distR="114300" simplePos="0" relativeHeight="251727872" behindDoc="0" locked="0" layoutInCell="1" allowOverlap="1" wp14:anchorId="31936A7B" wp14:editId="4A3807EC">
                 <wp:simplePos x="0" y="0"/>
                 <wp:positionH relativeFrom="column">
                   <wp:posOffset>130341</wp:posOffset>
@@ -5547,7 +5960,7 @@
           </mc:Choice>
           <mc:Fallback>
             <w:pict>
-              <v:shape w14:anchorId="31936A7B" id="_x0000_s1044" type="#_x0000_t202" style="position:absolute;margin-left:10.25pt;margin-top:104.85pt;width:18.8pt;height:18.15pt;z-index:251727872;visibility:visible;mso-wrap-style:square;mso-width-percent:0;mso-height-percent:0;mso-wrap-distance-left:9pt;mso-wrap-distance-top:0;mso-wrap-distance-right:9pt;mso-wrap-distance-bottom:0;mso-position-horizontal:absolute;mso-position-horizontal-relative:text;mso-position-vertical:absolute;mso-position-vertical-relative:text;mso-width-percent:0;mso-height-percent:0;mso-width-relative:margin;mso-height-relative:margin;v-text-anchor:middle" o:gfxdata="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" fillcolor="#4472c4 [3204]" strokecolor="#09101d [484]" strokeweight="1pt">
+              <v:shape w14:anchorId="31936A7B" id="_x0000_s1047" type="#_x0000_t202" style="position:absolute;margin-left:10.25pt;margin-top:104.85pt;width:18.8pt;height:18.15pt;z-index:251727872;visibility:visible;mso-wrap-style:square;mso-width-percent:0;mso-height-percent:0;mso-wrap-distance-left:9pt;mso-wrap-distance-top:0;mso-wrap-distance-right:9pt;mso-wrap-distance-bottom:0;mso-position-horizontal:absolute;mso-position-horizontal-relative:text;mso-position-vertical:absolute;mso-position-vertical-relative:text;mso-width-percent:0;mso-height-percent:0;mso-width-relative:margin;mso-height-relative:margin;v-text-anchor:middle" o:gfxdata="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" fillcolor="#4472c4 [3204]" strokecolor="#09101d [484]" strokeweight="1pt">
                 <v:textbox>
                   <w:txbxContent>
                     <w:p>
@@ -5567,6 +5980,130 @@
       </w:r>
       <w:r>
         <w:rPr>
+          <w:lang w:val="en-US"/>
+        </w:rPr>
+        <w:drawing>
+          <wp:inline distT="0" distB="0" distL="0" distR="0" wp14:anchorId="62D704E6" wp14:editId="7DC40346">
+            <wp:extent cx="4147880" cy="3888187"/>
+            <wp:effectExtent l="0" t="0" r="5080" b="0"/>
+            <wp:docPr id="1531815721" name="Рисунок 1"/>
+            <wp:cNvGraphicFramePr>
+              <a:graphicFrameLocks xmlns:a="http://schemas.openxmlformats.org/drawingml/2006/main" noChangeAspect="1"/>
+            </wp:cNvGraphicFramePr>
+            <a:graphic xmlns:a="http://schemas.openxmlformats.org/drawingml/2006/main">
+              <a:graphicData uri="http://schemas.openxmlformats.org/drawingml/2006/picture">
+                <pic:pic xmlns:pic="http://schemas.openxmlformats.org/drawingml/2006/picture">
+                  <pic:nvPicPr>
+                    <pic:cNvPr id="1531815721" name=""/>
+                    <pic:cNvPicPr/>
+                  </pic:nvPicPr>
+                  <pic:blipFill>
+                    <a:blip r:embed="rId13"/>
+                    <a:stretch>
+                      <a:fillRect/>
+                    </a:stretch>
+                  </pic:blipFill>
+                  <pic:spPr>
+                    <a:xfrm>
+                      <a:off x="0" y="0"/>
+                      <a:ext cx="4160228" cy="3899762"/>
+                    </a:xfrm>
+                    <a:prstGeom prst="rect">
+                      <a:avLst/>
+                    </a:prstGeom>
+                  </pic:spPr>
+                </pic:pic>
+              </a:graphicData>
+            </a:graphic>
+          </wp:inline>
+        </w:drawing>
+      </w:r>
+    </w:p>
+    <w:p>
+      <w:r>
+        <w:t>Выбрать подтверждение из списка (1).</w:t>
+      </w:r>
+    </w:p>
+    <w:p>
+      <w:r>
+        <w:t>Сохранить изменения</w:t>
+      </w:r>
+      <w:r>
+        <w:t xml:space="preserve"> (2)</w:t>
+      </w:r>
+      <w:r>
+        <w:t>.</w:t>
+      </w:r>
+    </w:p>
+    <w:p>
+      <w:r>
+        <w:t>Сторнировать все ранее введенные подтверждения.</w:t>
+      </w:r>
+    </w:p>
+    <w:p>
+      <w:pPr>
+        <w:pStyle w:val="2"/>
+        <w:rPr>
+          <w:lang w:val="en-US"/>
+        </w:rPr>
+      </w:pPr>
+      <w:r>
+        <w:lastRenderedPageBreak/>
+        <w:t>Групповой ввод подтверждений</w:t>
+      </w:r>
+    </w:p>
+    <w:p>
+      <w:pPr>
+        <w:rPr>
+          <w:lang w:val="en-US"/>
+        </w:rPr>
+      </w:pPr>
+      <w:r>
+        <w:rPr>
+          <w:b/>
+          <w:bCs/>
+        </w:rPr>
+        <w:t>Транзакция:</w:t>
+      </w:r>
+      <w:r>
+        <w:t xml:space="preserve"> </w:t>
+      </w:r>
+      <w:r>
+        <w:rPr>
+          <w:lang w:val="en-US"/>
+        </w:rPr>
+        <w:t>CO</w:t>
+      </w:r>
+      <w:r>
+        <w:t>1</w:t>
+      </w:r>
+      <w:r>
+        <w:t>2</w:t>
+      </w:r>
+    </w:p>
+    <w:p>
+      <w:pPr>
+        <w:rPr>
+          <w:i/>
+          <w:iCs/>
+        </w:rPr>
+      </w:pPr>
+      <w:r>
+        <w:rPr>
+          <w:i/>
+          <w:iCs/>
+        </w:rPr>
+        <w:t>Начальный экран:</w:t>
+      </w:r>
+    </w:p>
+    <w:p>
+      <w:pPr>
+        <w:rPr>
+          <w:lang w:val="en-US"/>
+        </w:rPr>
+      </w:pPr>
+      <w:r>
+        <w:rPr>
           <w:b/>
           <w:bCs/>
           <w:noProof/>
@@ -5574,18 +6111,269 @@
         <mc:AlternateContent>
           <mc:Choice Requires="wps">
             <w:drawing>
-              <wp:anchor distT="0" distB="0" distL="114300" distR="114300" simplePos="0" relativeHeight="251729920" behindDoc="0" locked="0" layoutInCell="1" allowOverlap="1" wp14:anchorId="2BA8CBAB" wp14:editId="668526FD">
+              <wp:anchor distT="0" distB="0" distL="114300" distR="114300" simplePos="0" relativeHeight="251744256" behindDoc="0" locked="0" layoutInCell="1" allowOverlap="1" wp14:anchorId="29A6B500" wp14:editId="602CC75C">
                 <wp:simplePos x="0" y="0"/>
                 <wp:positionH relativeFrom="column">
-                  <wp:posOffset>3095128</wp:posOffset>
+                  <wp:posOffset>638727</wp:posOffset>
                 </wp:positionH>
                 <wp:positionV relativeFrom="paragraph">
-                  <wp:posOffset>3400563</wp:posOffset>
+                  <wp:posOffset>190500</wp:posOffset>
                 </wp:positionV>
                 <wp:extent cx="238539" cy="230588"/>
                 <wp:effectExtent l="0" t="0" r="28575" b="17145"/>
                 <wp:wrapNone/>
-                <wp:docPr id="804006735" name="Надпись 2"/>
+                <wp:docPr id="1920186028" name="Надпись 2"/>
+                <wp:cNvGraphicFramePr/>
+                <a:graphic xmlns:a="http://schemas.openxmlformats.org/drawingml/2006/main">
+                  <a:graphicData uri="http://schemas.microsoft.com/office/word/2010/wordprocessingShape">
+                    <wps:wsp>
+                      <wps:cNvSpPr txBox="1"/>
+                      <wps:spPr>
+                        <a:xfrm>
+                          <a:off x="0" y="0"/>
+                          <a:ext cx="238539" cy="230588"/>
+                        </a:xfrm>
+                        <a:prstGeom prst="rect">
+                          <a:avLst/>
+                        </a:prstGeom>
+                        <a:ln/>
+                      </wps:spPr>
+                      <wps:style>
+                        <a:lnRef idx="2">
+                          <a:schemeClr val="accent1">
+                            <a:shade val="15000"/>
+                          </a:schemeClr>
+                        </a:lnRef>
+                        <a:fillRef idx="1">
+                          <a:schemeClr val="accent1"/>
+                        </a:fillRef>
+                        <a:effectRef idx="0">
+                          <a:schemeClr val="accent1"/>
+                        </a:effectRef>
+                        <a:fontRef idx="minor">
+                          <a:schemeClr val="lt1"/>
+                        </a:fontRef>
+                      </wps:style>
+                      <wps:txbx>
+                        <w:txbxContent>
+                          <w:p>
+                            <w:pPr>
+                              <w:pStyle w:val="af"/>
+                            </w:pPr>
+                            <w:r>
+                              <w:t>11</w:t>
+                            </w:r>
+                          </w:p>
+                        </w:txbxContent>
+                      </wps:txbx>
+                      <wps:bodyPr rot="0" spcFirstLastPara="0" vertOverflow="overflow" horzOverflow="overflow" vert="horz" wrap="square" lIns="91440" tIns="45720" rIns="91440" bIns="45720" numCol="1" spcCol="0" rtlCol="0" fromWordArt="0" anchor="ctr" anchorCtr="0" forceAA="0" compatLnSpc="1">
+                        <a:prstTxWarp prst="textNoShape">
+                          <a:avLst/>
+                        </a:prstTxWarp>
+                        <a:noAutofit/>
+                      </wps:bodyPr>
+                    </wps:wsp>
+                  </a:graphicData>
+                </a:graphic>
+                <wp14:sizeRelH relativeFrom="margin">
+                  <wp14:pctWidth>0</wp14:pctWidth>
+                </wp14:sizeRelH>
+                <wp14:sizeRelV relativeFrom="margin">
+                  <wp14:pctHeight>0</wp14:pctHeight>
+                </wp14:sizeRelV>
+              </wp:anchor>
+            </w:drawing>
+          </mc:Choice>
+          <mc:Fallback>
+            <w:pict>
+              <v:shape w14:anchorId="29A6B500" id="_x0000_s1048" type="#_x0000_t202" style="position:absolute;margin-left:50.3pt;margin-top:15pt;width:18.8pt;height:18.15pt;z-index:251744256;visibility:visible;mso-wrap-style:square;mso-width-percent:0;mso-height-percent:0;mso-wrap-distance-left:9pt;mso-wrap-distance-top:0;mso-wrap-distance-right:9pt;mso-wrap-distance-bottom:0;mso-position-horizontal:absolute;mso-position-horizontal-relative:text;mso-position-vertical:absolute;mso-position-vertical-relative:text;mso-width-percent:0;mso-height-percent:0;mso-width-relative:margin;mso-height-relative:margin;v-text-anchor:middle" o:gfxdata="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" fillcolor="#4472c4 [3204]" strokecolor="#09101d [484]" strokeweight="1pt">
+                <v:textbox>
+                  <w:txbxContent>
+                    <w:p>
+                      <w:pPr>
+                        <w:pStyle w:val="af"/>
+                      </w:pPr>
+                      <w:r>
+                        <w:t>11</w:t>
+                      </w:r>
+                    </w:p>
+                  </w:txbxContent>
+                </v:textbox>
+              </v:shape>
+            </w:pict>
+          </mc:Fallback>
+        </mc:AlternateContent>
+      </w:r>
+      <w:r>
+        <w:rPr>
+          <w:lang w:val="en-US"/>
+        </w:rPr>
+        <w:drawing>
+          <wp:inline distT="0" distB="0" distL="0" distR="0" wp14:anchorId="4FE10D19" wp14:editId="26BD2062">
+            <wp:extent cx="5940425" cy="2734945"/>
+            <wp:effectExtent l="0" t="0" r="3175" b="8255"/>
+            <wp:docPr id="462583235" name="Рисунок 1"/>
+            <wp:cNvGraphicFramePr>
+              <a:graphicFrameLocks xmlns:a="http://schemas.openxmlformats.org/drawingml/2006/main" noChangeAspect="1"/>
+            </wp:cNvGraphicFramePr>
+            <a:graphic xmlns:a="http://schemas.openxmlformats.org/drawingml/2006/main">
+              <a:graphicData uri="http://schemas.openxmlformats.org/drawingml/2006/picture">
+                <pic:pic xmlns:pic="http://schemas.openxmlformats.org/drawingml/2006/picture">
+                  <pic:nvPicPr>
+                    <pic:cNvPr id="462583235" name=""/>
+                    <pic:cNvPicPr/>
+                  </pic:nvPicPr>
+                  <pic:blipFill>
+                    <a:blip r:embed="rId14"/>
+                    <a:stretch>
+                      <a:fillRect/>
+                    </a:stretch>
+                  </pic:blipFill>
+                  <pic:spPr>
+                    <a:xfrm>
+                      <a:off x="0" y="0"/>
+                      <a:ext cx="5940425" cy="2734945"/>
+                    </a:xfrm>
+                    <a:prstGeom prst="rect">
+                      <a:avLst/>
+                    </a:prstGeom>
+                  </pic:spPr>
+                </pic:pic>
+              </a:graphicData>
+            </a:graphic>
+          </wp:inline>
+        </w:drawing>
+      </w:r>
+    </w:p>
+    <w:p>
+      <w:r>
+        <w:t>Нажать на кнопку «Другой ракурс» (1).</w:t>
+      </w:r>
+    </w:p>
+    <w:p>
+      <w:r>
+        <w:rPr>
+          <w:b/>
+          <w:bCs/>
+          <w:noProof/>
+        </w:rPr>
+        <mc:AlternateContent>
+          <mc:Choice Requires="wps">
+            <w:drawing>
+              <wp:anchor distT="0" distB="0" distL="114300" distR="114300" simplePos="0" relativeHeight="251750400" behindDoc="0" locked="0" layoutInCell="1" allowOverlap="1" wp14:anchorId="32A27C31" wp14:editId="1E2EFC1A">
+                <wp:simplePos x="0" y="0"/>
+                <wp:positionH relativeFrom="column">
+                  <wp:posOffset>1311910</wp:posOffset>
+                </wp:positionH>
+                <wp:positionV relativeFrom="paragraph">
+                  <wp:posOffset>1322401</wp:posOffset>
+                </wp:positionV>
+                <wp:extent cx="238539" cy="230588"/>
+                <wp:effectExtent l="0" t="0" r="28575" b="17145"/>
+                <wp:wrapNone/>
+                <wp:docPr id="1005431146" name="Надпись 2"/>
+                <wp:cNvGraphicFramePr/>
+                <a:graphic xmlns:a="http://schemas.openxmlformats.org/drawingml/2006/main">
+                  <a:graphicData uri="http://schemas.microsoft.com/office/word/2010/wordprocessingShape">
+                    <wps:wsp>
+                      <wps:cNvSpPr txBox="1"/>
+                      <wps:spPr>
+                        <a:xfrm>
+                          <a:off x="0" y="0"/>
+                          <a:ext cx="238539" cy="230588"/>
+                        </a:xfrm>
+                        <a:prstGeom prst="rect">
+                          <a:avLst/>
+                        </a:prstGeom>
+                        <a:ln/>
+                      </wps:spPr>
+                      <wps:style>
+                        <a:lnRef idx="2">
+                          <a:schemeClr val="accent1">
+                            <a:shade val="15000"/>
+                          </a:schemeClr>
+                        </a:lnRef>
+                        <a:fillRef idx="1">
+                          <a:schemeClr val="accent1"/>
+                        </a:fillRef>
+                        <a:effectRef idx="0">
+                          <a:schemeClr val="accent1"/>
+                        </a:effectRef>
+                        <a:fontRef idx="minor">
+                          <a:schemeClr val="lt1"/>
+                        </a:fontRef>
+                      </wps:style>
+                      <wps:txbx>
+                        <w:txbxContent>
+                          <w:p>
+                            <w:pPr>
+                              <w:pStyle w:val="af"/>
+                            </w:pPr>
+                            <w:r>
+                              <w:t>31</w:t>
+                            </w:r>
+                          </w:p>
+                        </w:txbxContent>
+                      </wps:txbx>
+                      <wps:bodyPr rot="0" spcFirstLastPara="0" vertOverflow="overflow" horzOverflow="overflow" vert="horz" wrap="square" lIns="91440" tIns="45720" rIns="91440" bIns="45720" numCol="1" spcCol="0" rtlCol="0" fromWordArt="0" anchor="ctr" anchorCtr="0" forceAA="0" compatLnSpc="1">
+                        <a:prstTxWarp prst="textNoShape">
+                          <a:avLst/>
+                        </a:prstTxWarp>
+                        <a:noAutofit/>
+                      </wps:bodyPr>
+                    </wps:wsp>
+                  </a:graphicData>
+                </a:graphic>
+                <wp14:sizeRelH relativeFrom="margin">
+                  <wp14:pctWidth>0</wp14:pctWidth>
+                </wp14:sizeRelH>
+                <wp14:sizeRelV relativeFrom="margin">
+                  <wp14:pctHeight>0</wp14:pctHeight>
+                </wp14:sizeRelV>
+              </wp:anchor>
+            </w:drawing>
+          </mc:Choice>
+          <mc:Fallback>
+            <w:pict>
+              <v:shape w14:anchorId="32A27C31" id="_x0000_s1049" type="#_x0000_t202" style="position:absolute;margin-left:103.3pt;margin-top:104.15pt;width:18.8pt;height:18.15pt;z-index:251750400;visibility:visible;mso-wrap-style:square;mso-width-percent:0;mso-height-percent:0;mso-wrap-distance-left:9pt;mso-wrap-distance-top:0;mso-wrap-distance-right:9pt;mso-wrap-distance-bottom:0;mso-position-horizontal:absolute;mso-position-horizontal-relative:text;mso-position-vertical:absolute;mso-position-vertical-relative:text;mso-width-percent:0;mso-height-percent:0;mso-width-relative:margin;mso-height-relative:margin;v-text-anchor:middle" o:gfxdata="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" fillcolor="#4472c4 [3204]" strokecolor="#09101d [484]" strokeweight="1pt">
+                <v:textbox>
+                  <w:txbxContent>
+                    <w:p>
+                      <w:pPr>
+                        <w:pStyle w:val="af"/>
+                      </w:pPr>
+                      <w:r>
+                        <w:t>31</w:t>
+                      </w:r>
+                    </w:p>
+                  </w:txbxContent>
+                </v:textbox>
+              </v:shape>
+            </w:pict>
+          </mc:Fallback>
+        </mc:AlternateContent>
+      </w:r>
+      <w:r>
+        <w:rPr>
+          <w:b/>
+          <w:bCs/>
+          <w:noProof/>
+        </w:rPr>
+        <mc:AlternateContent>
+          <mc:Choice Requires="wps">
+            <w:drawing>
+              <wp:anchor distT="0" distB="0" distL="114300" distR="114300" simplePos="0" relativeHeight="251748352" behindDoc="0" locked="0" layoutInCell="1" allowOverlap="1" wp14:anchorId="79C62F31" wp14:editId="0C0E2261">
+                <wp:simplePos x="0" y="0"/>
+                <wp:positionH relativeFrom="column">
+                  <wp:posOffset>971246</wp:posOffset>
+                </wp:positionH>
+                <wp:positionV relativeFrom="paragraph">
+                  <wp:posOffset>1323340</wp:posOffset>
+                </wp:positionV>
+                <wp:extent cx="238539" cy="230588"/>
+                <wp:effectExtent l="0" t="0" r="28575" b="17145"/>
+                <wp:wrapNone/>
+                <wp:docPr id="303332586" name="Надпись 2"/>
                 <wp:cNvGraphicFramePr/>
                 <a:graphic xmlns:a="http://schemas.openxmlformats.org/drawingml/2006/main">
                   <a:graphicData uri="http://schemas.microsoft.com/office/word/2010/wordprocessingShape">
@@ -5649,7 +6437,7 @@
           </mc:Choice>
           <mc:Fallback>
             <w:pict>
-              <v:shape w14:anchorId="2BA8CBAB" id="_x0000_s1045" type="#_x0000_t202" style="position:absolute;margin-left:243.7pt;margin-top:267.75pt;width:18.8pt;height:18.15pt;z-index:251729920;visibility:visible;mso-wrap-style:square;mso-width-percent:0;mso-height-percent:0;mso-wrap-distance-left:9pt;mso-wrap-distance-top:0;mso-wrap-distance-right:9pt;mso-wrap-distance-bottom:0;mso-position-horizontal:absolute;mso-position-horizontal-relative:text;mso-position-vertical:absolute;mso-position-vertical-relative:text;mso-width-percent:0;mso-height-percent:0;mso-width-relative:margin;mso-height-relative:margin;v-text-anchor:middle" o:gfxdata="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" fillcolor="#4472c4 [3204]" strokecolor="#09101d [484]" strokeweight="1pt">
+              <v:shape w14:anchorId="79C62F31" id="_x0000_s1050" type="#_x0000_t202" style="position:absolute;margin-left:76.5pt;margin-top:104.2pt;width:18.8pt;height:18.15pt;z-index:251748352;visibility:visible;mso-wrap-style:square;mso-width-percent:0;mso-height-percent:0;mso-wrap-distance-left:9pt;mso-wrap-distance-top:0;mso-wrap-distance-right:9pt;mso-wrap-distance-bottom:0;mso-position-horizontal:absolute;mso-position-horizontal-relative:text;mso-position-vertical:absolute;mso-position-vertical-relative:text;mso-width-percent:0;mso-height-percent:0;mso-width-relative:margin;mso-height-relative:margin;v-text-anchor:middle" o:gfxdata="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" fillcolor="#4472c4 [3204]" strokecolor="#09101d [484]" strokeweight="1pt">
                 <v:textbox>
                   <w:txbxContent>
                     <w:p>
@@ -5669,14 +6457,112 @@
       </w:r>
       <w:r>
         <w:rPr>
+          <w:b/>
+          <w:bCs/>
           <w:noProof/>
-          <w:lang w:val="en-US"/>
-        </w:rPr>
+        </w:rPr>
+        <mc:AlternateContent>
+          <mc:Choice Requires="wps">
+            <w:drawing>
+              <wp:anchor distT="0" distB="0" distL="114300" distR="114300" simplePos="0" relativeHeight="251746304" behindDoc="0" locked="0" layoutInCell="1" allowOverlap="1" wp14:anchorId="589A5208" wp14:editId="4B639ACC">
+                <wp:simplePos x="0" y="0"/>
+                <wp:positionH relativeFrom="column">
+                  <wp:posOffset>693834</wp:posOffset>
+                </wp:positionH>
+                <wp:positionV relativeFrom="paragraph">
+                  <wp:posOffset>593201</wp:posOffset>
+                </wp:positionV>
+                <wp:extent cx="238539" cy="230588"/>
+                <wp:effectExtent l="0" t="0" r="28575" b="17145"/>
+                <wp:wrapNone/>
+                <wp:docPr id="1015677242" name="Надпись 2"/>
+                <wp:cNvGraphicFramePr/>
+                <a:graphic xmlns:a="http://schemas.openxmlformats.org/drawingml/2006/main">
+                  <a:graphicData uri="http://schemas.microsoft.com/office/word/2010/wordprocessingShape">
+                    <wps:wsp>
+                      <wps:cNvSpPr txBox="1"/>
+                      <wps:spPr>
+                        <a:xfrm>
+                          <a:off x="0" y="0"/>
+                          <a:ext cx="238539" cy="230588"/>
+                        </a:xfrm>
+                        <a:prstGeom prst="rect">
+                          <a:avLst/>
+                        </a:prstGeom>
+                        <a:ln/>
+                      </wps:spPr>
+                      <wps:style>
+                        <a:lnRef idx="2">
+                          <a:schemeClr val="accent1">
+                            <a:shade val="15000"/>
+                          </a:schemeClr>
+                        </a:lnRef>
+                        <a:fillRef idx="1">
+                          <a:schemeClr val="accent1"/>
+                        </a:fillRef>
+                        <a:effectRef idx="0">
+                          <a:schemeClr val="accent1"/>
+                        </a:effectRef>
+                        <a:fontRef idx="minor">
+                          <a:schemeClr val="lt1"/>
+                        </a:fontRef>
+                      </wps:style>
+                      <wps:txbx>
+                        <w:txbxContent>
+                          <w:p>
+                            <w:pPr>
+                              <w:pStyle w:val="af"/>
+                            </w:pPr>
+                            <w:r>
+                              <w:t>11</w:t>
+                            </w:r>
+                          </w:p>
+                        </w:txbxContent>
+                      </wps:txbx>
+                      <wps:bodyPr rot="0" spcFirstLastPara="0" vertOverflow="overflow" horzOverflow="overflow" vert="horz" wrap="square" lIns="91440" tIns="45720" rIns="91440" bIns="45720" numCol="1" spcCol="0" rtlCol="0" fromWordArt="0" anchor="ctr" anchorCtr="0" forceAA="0" compatLnSpc="1">
+                        <a:prstTxWarp prst="textNoShape">
+                          <a:avLst/>
+                        </a:prstTxWarp>
+                        <a:noAutofit/>
+                      </wps:bodyPr>
+                    </wps:wsp>
+                  </a:graphicData>
+                </a:graphic>
+                <wp14:sizeRelH relativeFrom="margin">
+                  <wp14:pctWidth>0</wp14:pctWidth>
+                </wp14:sizeRelH>
+                <wp14:sizeRelV relativeFrom="margin">
+                  <wp14:pctHeight>0</wp14:pctHeight>
+                </wp14:sizeRelV>
+              </wp:anchor>
+            </w:drawing>
+          </mc:Choice>
+          <mc:Fallback>
+            <w:pict>
+              <v:shape w14:anchorId="589A5208" id="_x0000_s1051" type="#_x0000_t202" style="position:absolute;margin-left:54.65pt;margin-top:46.7pt;width:18.8pt;height:18.15pt;z-index:251746304;visibility:visible;mso-wrap-style:square;mso-width-percent:0;mso-height-percent:0;mso-wrap-distance-left:9pt;mso-wrap-distance-top:0;mso-wrap-distance-right:9pt;mso-wrap-distance-bottom:0;mso-position-horizontal:absolute;mso-position-horizontal-relative:text;mso-position-vertical:absolute;mso-position-vertical-relative:text;mso-width-percent:0;mso-height-percent:0;mso-width-relative:margin;mso-height-relative:margin;v-text-anchor:middle" o:gfxdata="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" fillcolor="#4472c4 [3204]" strokecolor="#09101d [484]" strokeweight="1pt">
+                <v:textbox>
+                  <w:txbxContent>
+                    <w:p>
+                      <w:pPr>
+                        <w:pStyle w:val="af"/>
+                      </w:pPr>
+                      <w:r>
+                        <w:t>11</w:t>
+                      </w:r>
+                    </w:p>
+                  </w:txbxContent>
+                </v:textbox>
+              </v:shape>
+            </w:pict>
+          </mc:Fallback>
+        </mc:AlternateContent>
+      </w:r>
+      <w:r>
         <w:drawing>
-          <wp:inline distT="0" distB="0" distL="0" distR="0" wp14:anchorId="05A71D7D" wp14:editId="52226883">
-            <wp:extent cx="3864334" cy="3628293"/>
-            <wp:effectExtent l="0" t="0" r="3175" b="0"/>
-            <wp:docPr id="969764630" name="Рисунок 1"/>
+          <wp:inline distT="0" distB="0" distL="0" distR="0" wp14:anchorId="6F44A320" wp14:editId="5EE939FA">
+            <wp:extent cx="5940425" cy="2703195"/>
+            <wp:effectExtent l="0" t="0" r="3175" b="1905"/>
+            <wp:docPr id="155716228" name="Рисунок 1"/>
             <wp:cNvGraphicFramePr>
               <a:graphicFrameLocks xmlns:a="http://schemas.openxmlformats.org/drawingml/2006/main" noChangeAspect="1"/>
             </wp:cNvGraphicFramePr>
@@ -5684,11 +6570,11 @@
               <a:graphicData uri="http://schemas.openxmlformats.org/drawingml/2006/picture">
                 <pic:pic xmlns:pic="http://schemas.openxmlformats.org/drawingml/2006/picture">
                   <pic:nvPicPr>
-                    <pic:cNvPr id="969764630" name=""/>
+                    <pic:cNvPr id="155716228" name=""/>
                     <pic:cNvPicPr/>
                   </pic:nvPicPr>
                   <pic:blipFill>
-                    <a:blip r:embed="rId13"/>
+                    <a:blip r:embed="rId15"/>
                     <a:stretch>
                       <a:fillRect/>
                     </a:stretch>
@@ -5696,7 +6582,7 @@
                   <pic:spPr>
                     <a:xfrm>
                       <a:off x="0" y="0"/>
-                      <a:ext cx="3870944" cy="3634499"/>
+                      <a:ext cx="5940425" cy="2703195"/>
                     </a:xfrm>
                     <a:prstGeom prst="rect">
                       <a:avLst/>
@@ -5710,43 +6596,89 @@
       </w:r>
     </w:p>
     <w:p>
-      <w:r>
-        <w:t>Выбрать подтверждение из списка (1).</w:t>
+      <w:pPr>
+        <w:rPr>
+          <w:lang w:val="en-US"/>
+        </w:rPr>
+      </w:pPr>
+      <w:r>
+        <w:t xml:space="preserve">В верхней таблице «Знач. по </w:t>
+      </w:r>
+      <w:proofErr w:type="spellStart"/>
+      <w:r>
+        <w:t>умолч</w:t>
+      </w:r>
+      <w:proofErr w:type="spellEnd"/>
+      <w:r>
+        <w:t xml:space="preserve">.» ввести номер заказа (1), нажать </w:t>
+      </w:r>
+      <w:r>
+        <w:rPr>
+          <w:lang w:val="en-US"/>
+        </w:rPr>
+        <w:t>Enter</w:t>
+      </w:r>
+      <w:r>
+        <w:t>.</w:t>
       </w:r>
     </w:p>
     <w:p>
       <w:r>
-        <w:t>Сохранить изменения</w:t>
-      </w:r>
-      <w:r>
-        <w:t xml:space="preserve"> (2)</w:t>
-      </w:r>
-      <w:r>
-        <w:t>.</w:t>
+        <w:t xml:space="preserve">Ввести номер операции (2), </w:t>
+      </w:r>
+      <w:r>
+        <w:t>флаг «Окончательное подтверждение» (3), если все работы по операции выполнены.</w:t>
       </w:r>
     </w:p>
     <w:p>
       <w:r>
-        <w:t xml:space="preserve">Замечание: для просмотра </w:t>
-      </w:r>
-      <w:r>
-        <w:t xml:space="preserve">подтверждений </w:t>
-      </w:r>
-      <w:r>
-        <w:t xml:space="preserve">использовать транзакцию </w:t>
+        <w:t xml:space="preserve">После ввода значений нужно нажать </w:t>
       </w:r>
       <w:r>
         <w:rPr>
           <w:lang w:val="en-US"/>
         </w:rPr>
+        <w:t>Enter</w:t>
+      </w:r>
+      <w:r>
+        <w:t>.</w:t>
+      </w:r>
+      <w:r>
+        <w:t xml:space="preserve"> Будет проведена проверка введенных значений.</w:t>
+      </w:r>
+    </w:p>
+    <w:p>
+      <w:r>
+        <w:t>Сохранить подтверждения.</w:t>
+      </w:r>
+    </w:p>
+    <w:p>
+      <w:r>
+        <w:rPr>
+          <w:b/>
+          <w:bCs/>
+        </w:rPr>
+        <w:t>Замечание</w:t>
+      </w:r>
+      <w:r>
+        <w:t xml:space="preserve">: для просмотра подтверждений использовать транзакцию </w:t>
+      </w:r>
+      <w:r>
+        <w:rPr>
+          <w:lang w:val="en-US"/>
+        </w:rPr>
         <w:t>CO</w:t>
       </w:r>
       <w:r>
-        <w:t>14</w:t>
-      </w:r>
-      <w:r>
-        <w:t>.</w:t>
-      </w:r>
+        <w:t>14.</w:t>
+      </w:r>
+    </w:p>
+    <w:p>
+      <w:pPr>
+        <w:rPr>
+          <w:lang w:val="en-US"/>
+        </w:rPr>
+      </w:pPr>
     </w:p>
     <w:p>
       <w:pPr>
@@ -5799,8 +6731,213 @@
       <w:pPr>
         <w:rPr>
           <w:rStyle w:val="af0"/>
+          <w:lang w:val="en-US"/>
         </w:rPr>
       </w:pPr>
+      <w:r>
+        <w:rPr>
+          <w:b/>
+          <w:bCs/>
+          <w:noProof/>
+        </w:rPr>
+        <mc:AlternateContent>
+          <mc:Choice Requires="wps">
+            <w:drawing>
+              <wp:anchor distT="0" distB="0" distL="114300" distR="114300" simplePos="0" relativeHeight="251760640" behindDoc="0" locked="0" layoutInCell="1" allowOverlap="1" wp14:anchorId="390AE373" wp14:editId="66CC90E8">
+                <wp:simplePos x="0" y="0"/>
+                <wp:positionH relativeFrom="column">
+                  <wp:posOffset>1353490</wp:posOffset>
+                </wp:positionH>
+                <wp:positionV relativeFrom="paragraph">
+                  <wp:posOffset>321310</wp:posOffset>
+                </wp:positionV>
+                <wp:extent cx="238125" cy="230505"/>
+                <wp:effectExtent l="0" t="0" r="28575" b="17145"/>
+                <wp:wrapNone/>
+                <wp:docPr id="987294897" name="Надпись 2"/>
+                <wp:cNvGraphicFramePr/>
+                <a:graphic xmlns:a="http://schemas.openxmlformats.org/drawingml/2006/main">
+                  <a:graphicData uri="http://schemas.microsoft.com/office/word/2010/wordprocessingShape">
+                    <wps:wsp>
+                      <wps:cNvSpPr txBox="1"/>
+                      <wps:spPr>
+                        <a:xfrm>
+                          <a:off x="0" y="0"/>
+                          <a:ext cx="238125" cy="230505"/>
+                        </a:xfrm>
+                        <a:prstGeom prst="rect">
+                          <a:avLst/>
+                        </a:prstGeom>
+                        <a:ln/>
+                      </wps:spPr>
+                      <wps:style>
+                        <a:lnRef idx="2">
+                          <a:schemeClr val="accent1">
+                            <a:shade val="15000"/>
+                          </a:schemeClr>
+                        </a:lnRef>
+                        <a:fillRef idx="1">
+                          <a:schemeClr val="accent1"/>
+                        </a:fillRef>
+                        <a:effectRef idx="0">
+                          <a:schemeClr val="accent1"/>
+                        </a:effectRef>
+                        <a:fontRef idx="minor">
+                          <a:schemeClr val="lt1"/>
+                        </a:fontRef>
+                      </wps:style>
+                      <wps:txbx>
+                        <w:txbxContent>
+                          <w:p>
+                            <w:pPr>
+                              <w:pStyle w:val="af"/>
+                            </w:pPr>
+                            <w:r>
+                              <w:t>81</w:t>
+                            </w:r>
+                          </w:p>
+                        </w:txbxContent>
+                      </wps:txbx>
+                      <wps:bodyPr rot="0" spcFirstLastPara="0" vertOverflow="overflow" horzOverflow="overflow" vert="horz" wrap="square" lIns="91440" tIns="45720" rIns="91440" bIns="45720" numCol="1" spcCol="0" rtlCol="0" fromWordArt="0" anchor="ctr" anchorCtr="0" forceAA="0" compatLnSpc="1">
+                        <a:prstTxWarp prst="textNoShape">
+                          <a:avLst/>
+                        </a:prstTxWarp>
+                        <a:noAutofit/>
+                      </wps:bodyPr>
+                    </wps:wsp>
+                  </a:graphicData>
+                </a:graphic>
+                <wp14:sizeRelH relativeFrom="margin">
+                  <wp14:pctWidth>0</wp14:pctWidth>
+                </wp14:sizeRelH>
+                <wp14:sizeRelV relativeFrom="margin">
+                  <wp14:pctHeight>0</wp14:pctHeight>
+                </wp14:sizeRelV>
+              </wp:anchor>
+            </w:drawing>
+          </mc:Choice>
+          <mc:Fallback>
+            <w:pict>
+              <v:shape w14:anchorId="390AE373" id="_x0000_s1052" type="#_x0000_t202" style="position:absolute;margin-left:106.55pt;margin-top:25.3pt;width:18.75pt;height:18.15pt;z-index:251760640;visibility:visible;mso-wrap-style:square;mso-width-percent:0;mso-height-percent:0;mso-wrap-distance-left:9pt;mso-wrap-distance-top:0;mso-wrap-distance-right:9pt;mso-wrap-distance-bottom:0;mso-position-horizontal:absolute;mso-position-horizontal-relative:text;mso-position-vertical:absolute;mso-position-vertical-relative:text;mso-width-percent:0;mso-height-percent:0;mso-width-relative:margin;mso-height-relative:margin;v-text-anchor:middle" o:gfxdata="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" fillcolor="#4472c4 [3204]" strokecolor="#09101d [484]" strokeweight="1pt">
+                <v:textbox>
+                  <w:txbxContent>
+                    <w:p>
+                      <w:pPr>
+                        <w:pStyle w:val="af"/>
+                      </w:pPr>
+                      <w:r>
+                        <w:t>81</w:t>
+                      </w:r>
+                    </w:p>
+                  </w:txbxContent>
+                </v:textbox>
+              </v:shape>
+            </w:pict>
+          </mc:Fallback>
+        </mc:AlternateContent>
+      </w:r>
+      <w:r>
+        <w:rPr>
+          <w:b/>
+          <w:bCs/>
+          <w:noProof/>
+        </w:rPr>
+        <mc:AlternateContent>
+          <mc:Choice Requires="wps">
+            <w:drawing>
+              <wp:anchor distT="0" distB="0" distL="114300" distR="114300" simplePos="0" relativeHeight="251758592" behindDoc="0" locked="0" layoutInCell="1" allowOverlap="1" wp14:anchorId="10446022" wp14:editId="2CD55555">
+                <wp:simplePos x="0" y="0"/>
+                <wp:positionH relativeFrom="column">
+                  <wp:posOffset>973988</wp:posOffset>
+                </wp:positionH>
+                <wp:positionV relativeFrom="paragraph">
+                  <wp:posOffset>321717</wp:posOffset>
+                </wp:positionV>
+                <wp:extent cx="238125" cy="230505"/>
+                <wp:effectExtent l="0" t="0" r="28575" b="17145"/>
+                <wp:wrapNone/>
+                <wp:docPr id="1885473335" name="Надпись 2"/>
+                <wp:cNvGraphicFramePr/>
+                <a:graphic xmlns:a="http://schemas.openxmlformats.org/drawingml/2006/main">
+                  <a:graphicData uri="http://schemas.microsoft.com/office/word/2010/wordprocessingShape">
+                    <wps:wsp>
+                      <wps:cNvSpPr txBox="1"/>
+                      <wps:spPr>
+                        <a:xfrm>
+                          <a:off x="0" y="0"/>
+                          <a:ext cx="238125" cy="230505"/>
+                        </a:xfrm>
+                        <a:prstGeom prst="rect">
+                          <a:avLst/>
+                        </a:prstGeom>
+                        <a:ln/>
+                      </wps:spPr>
+                      <wps:style>
+                        <a:lnRef idx="2">
+                          <a:schemeClr val="accent1">
+                            <a:shade val="15000"/>
+                          </a:schemeClr>
+                        </a:lnRef>
+                        <a:fillRef idx="1">
+                          <a:schemeClr val="accent1"/>
+                        </a:fillRef>
+                        <a:effectRef idx="0">
+                          <a:schemeClr val="accent1"/>
+                        </a:effectRef>
+                        <a:fontRef idx="minor">
+                          <a:schemeClr val="lt1"/>
+                        </a:fontRef>
+                      </wps:style>
+                      <wps:txbx>
+                        <w:txbxContent>
+                          <w:p>
+                            <w:pPr>
+                              <w:pStyle w:val="af"/>
+                            </w:pPr>
+                            <w:r>
+                              <w:t>71</w:t>
+                            </w:r>
+                          </w:p>
+                        </w:txbxContent>
+                      </wps:txbx>
+                      <wps:bodyPr rot="0" spcFirstLastPara="0" vertOverflow="overflow" horzOverflow="overflow" vert="horz" wrap="square" lIns="91440" tIns="45720" rIns="91440" bIns="45720" numCol="1" spcCol="0" rtlCol="0" fromWordArt="0" anchor="ctr" anchorCtr="0" forceAA="0" compatLnSpc="1">
+                        <a:prstTxWarp prst="textNoShape">
+                          <a:avLst/>
+                        </a:prstTxWarp>
+                        <a:noAutofit/>
+                      </wps:bodyPr>
+                    </wps:wsp>
+                  </a:graphicData>
+                </a:graphic>
+                <wp14:sizeRelH relativeFrom="margin">
+                  <wp14:pctWidth>0</wp14:pctWidth>
+                </wp14:sizeRelH>
+                <wp14:sizeRelV relativeFrom="margin">
+                  <wp14:pctHeight>0</wp14:pctHeight>
+                </wp14:sizeRelV>
+              </wp:anchor>
+            </w:drawing>
+          </mc:Choice>
+          <mc:Fallback>
+            <w:pict>
+              <v:shape w14:anchorId="10446022" id="_x0000_s1053" type="#_x0000_t202" style="position:absolute;margin-left:76.7pt;margin-top:25.35pt;width:18.75pt;height:18.15pt;z-index:251758592;visibility:visible;mso-wrap-style:square;mso-width-percent:0;mso-height-percent:0;mso-wrap-distance-left:9pt;mso-wrap-distance-top:0;mso-wrap-distance-right:9pt;mso-wrap-distance-bottom:0;mso-position-horizontal:absolute;mso-position-horizontal-relative:text;mso-position-vertical:absolute;mso-position-vertical-relative:text;mso-width-percent:0;mso-height-percent:0;mso-width-relative:margin;mso-height-relative:margin;v-text-anchor:middle" o:gfxdata="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" fillcolor="#4472c4 [3204]" strokecolor="#09101d [484]" strokeweight="1pt">
+                <v:textbox>
+                  <w:txbxContent>
+                    <w:p>
+                      <w:pPr>
+                        <w:pStyle w:val="af"/>
+                      </w:pPr>
+                      <w:r>
+                        <w:t>71</w:t>
+                      </w:r>
+                    </w:p>
+                  </w:txbxContent>
+                </v:textbox>
+              </v:shape>
+            </w:pict>
+          </mc:Fallback>
+        </mc:AlternateContent>
+      </w:r>
       <w:r>
         <w:rPr>
           <w:rStyle w:val="af0"/>
@@ -5821,13 +6958,319 @@
         <mc:AlternateContent>
           <mc:Choice Requires="wps">
             <w:drawing>
-              <wp:anchor distT="0" distB="0" distL="114300" distR="114300" simplePos="0" relativeHeight="251738112" behindDoc="0" locked="0" layoutInCell="1" allowOverlap="1" wp14:anchorId="792D5147" wp14:editId="7D8C7E21">
+              <wp:anchor distT="0" distB="0" distL="114300" distR="114300" simplePos="0" relativeHeight="251756544" behindDoc="0" locked="0" layoutInCell="1" allowOverlap="1" wp14:anchorId="0418BA7D" wp14:editId="564EA5C4">
                 <wp:simplePos x="0" y="0"/>
                 <wp:positionH relativeFrom="column">
-                  <wp:posOffset>1686560</wp:posOffset>
+                  <wp:posOffset>3247238</wp:posOffset>
                 </wp:positionH>
                 <wp:positionV relativeFrom="paragraph">
-                  <wp:posOffset>731216</wp:posOffset>
+                  <wp:posOffset>1094105</wp:posOffset>
+                </wp:positionV>
+                <wp:extent cx="238125" cy="230505"/>
+                <wp:effectExtent l="0" t="0" r="28575" b="17145"/>
+                <wp:wrapNone/>
+                <wp:docPr id="100082899" name="Надпись 2"/>
+                <wp:cNvGraphicFramePr/>
+                <a:graphic xmlns:a="http://schemas.openxmlformats.org/drawingml/2006/main">
+                  <a:graphicData uri="http://schemas.microsoft.com/office/word/2010/wordprocessingShape">
+                    <wps:wsp>
+                      <wps:cNvSpPr txBox="1"/>
+                      <wps:spPr>
+                        <a:xfrm>
+                          <a:off x="0" y="0"/>
+                          <a:ext cx="238125" cy="230505"/>
+                        </a:xfrm>
+                        <a:prstGeom prst="rect">
+                          <a:avLst/>
+                        </a:prstGeom>
+                        <a:ln/>
+                      </wps:spPr>
+                      <wps:style>
+                        <a:lnRef idx="2">
+                          <a:schemeClr val="accent1">
+                            <a:shade val="15000"/>
+                          </a:schemeClr>
+                        </a:lnRef>
+                        <a:fillRef idx="1">
+                          <a:schemeClr val="accent1"/>
+                        </a:fillRef>
+                        <a:effectRef idx="0">
+                          <a:schemeClr val="accent1"/>
+                        </a:effectRef>
+                        <a:fontRef idx="minor">
+                          <a:schemeClr val="lt1"/>
+                        </a:fontRef>
+                      </wps:style>
+                      <wps:txbx>
+                        <w:txbxContent>
+                          <w:p>
+                            <w:pPr>
+                              <w:pStyle w:val="af"/>
+                            </w:pPr>
+                            <w:r>
+                              <w:t>6</w:t>
+                            </w:r>
+                          </w:p>
+                        </w:txbxContent>
+                      </wps:txbx>
+                      <wps:bodyPr rot="0" spcFirstLastPara="0" vertOverflow="overflow" horzOverflow="overflow" vert="horz" wrap="square" lIns="91440" tIns="45720" rIns="91440" bIns="45720" numCol="1" spcCol="0" rtlCol="0" fromWordArt="0" anchor="ctr" anchorCtr="0" forceAA="0" compatLnSpc="1">
+                        <a:prstTxWarp prst="textNoShape">
+                          <a:avLst/>
+                        </a:prstTxWarp>
+                        <a:noAutofit/>
+                      </wps:bodyPr>
+                    </wps:wsp>
+                  </a:graphicData>
+                </a:graphic>
+                <wp14:sizeRelH relativeFrom="margin">
+                  <wp14:pctWidth>0</wp14:pctWidth>
+                </wp14:sizeRelH>
+                <wp14:sizeRelV relativeFrom="margin">
+                  <wp14:pctHeight>0</wp14:pctHeight>
+                </wp14:sizeRelV>
+              </wp:anchor>
+            </w:drawing>
+          </mc:Choice>
+          <mc:Fallback>
+            <w:pict>
+              <v:shape w14:anchorId="0418BA7D" id="_x0000_s1054" type="#_x0000_t202" style="position:absolute;left:0;text-align:left;margin-left:255.7pt;margin-top:86.15pt;width:18.75pt;height:18.15pt;z-index:251756544;visibility:visible;mso-wrap-style:square;mso-width-percent:0;mso-height-percent:0;mso-wrap-distance-left:9pt;mso-wrap-distance-top:0;mso-wrap-distance-right:9pt;mso-wrap-distance-bottom:0;mso-position-horizontal:absolute;mso-position-horizontal-relative:text;mso-position-vertical:absolute;mso-position-vertical-relative:text;mso-width-percent:0;mso-height-percent:0;mso-width-relative:margin;mso-height-relative:margin;v-text-anchor:middle" o:gfxdata="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" fillcolor="#4472c4 [3204]" strokecolor="#09101d [484]" strokeweight="1pt">
+                <v:textbox>
+                  <w:txbxContent>
+                    <w:p>
+                      <w:pPr>
+                        <w:pStyle w:val="af"/>
+                      </w:pPr>
+                      <w:r>
+                        <w:t>6</w:t>
+                      </w:r>
+                    </w:p>
+                  </w:txbxContent>
+                </v:textbox>
+              </v:shape>
+            </w:pict>
+          </mc:Fallback>
+        </mc:AlternateContent>
+      </w:r>
+      <w:r>
+        <w:rPr>
+          <w:b/>
+          <w:bCs/>
+          <w:noProof/>
+        </w:rPr>
+        <mc:AlternateContent>
+          <mc:Choice Requires="wps">
+            <w:drawing>
+              <wp:anchor distT="0" distB="0" distL="114300" distR="114300" simplePos="0" relativeHeight="251754496" behindDoc="0" locked="0" layoutInCell="1" allowOverlap="1" wp14:anchorId="2DA48D9F" wp14:editId="17908087">
+                <wp:simplePos x="0" y="0"/>
+                <wp:positionH relativeFrom="column">
+                  <wp:posOffset>2887828</wp:posOffset>
+                </wp:positionH>
+                <wp:positionV relativeFrom="paragraph">
+                  <wp:posOffset>1096645</wp:posOffset>
+                </wp:positionV>
+                <wp:extent cx="238125" cy="230505"/>
+                <wp:effectExtent l="0" t="0" r="28575" b="17145"/>
+                <wp:wrapNone/>
+                <wp:docPr id="2066541113" name="Надпись 2"/>
+                <wp:cNvGraphicFramePr/>
+                <a:graphic xmlns:a="http://schemas.openxmlformats.org/drawingml/2006/main">
+                  <a:graphicData uri="http://schemas.microsoft.com/office/word/2010/wordprocessingShape">
+                    <wps:wsp>
+                      <wps:cNvSpPr txBox="1"/>
+                      <wps:spPr>
+                        <a:xfrm>
+                          <a:off x="0" y="0"/>
+                          <a:ext cx="238125" cy="230505"/>
+                        </a:xfrm>
+                        <a:prstGeom prst="rect">
+                          <a:avLst/>
+                        </a:prstGeom>
+                        <a:ln/>
+                      </wps:spPr>
+                      <wps:style>
+                        <a:lnRef idx="2">
+                          <a:schemeClr val="accent1">
+                            <a:shade val="15000"/>
+                          </a:schemeClr>
+                        </a:lnRef>
+                        <a:fillRef idx="1">
+                          <a:schemeClr val="accent1"/>
+                        </a:fillRef>
+                        <a:effectRef idx="0">
+                          <a:schemeClr val="accent1"/>
+                        </a:effectRef>
+                        <a:fontRef idx="minor">
+                          <a:schemeClr val="lt1"/>
+                        </a:fontRef>
+                      </wps:style>
+                      <wps:txbx>
+                        <w:txbxContent>
+                          <w:p>
+                            <w:pPr>
+                              <w:pStyle w:val="af"/>
+                            </w:pPr>
+                            <w:r>
+                              <w:t>5</w:t>
+                            </w:r>
+                          </w:p>
+                        </w:txbxContent>
+                      </wps:txbx>
+                      <wps:bodyPr rot="0" spcFirstLastPara="0" vertOverflow="overflow" horzOverflow="overflow" vert="horz" wrap="square" lIns="91440" tIns="45720" rIns="91440" bIns="45720" numCol="1" spcCol="0" rtlCol="0" fromWordArt="0" anchor="ctr" anchorCtr="0" forceAA="0" compatLnSpc="1">
+                        <a:prstTxWarp prst="textNoShape">
+                          <a:avLst/>
+                        </a:prstTxWarp>
+                        <a:noAutofit/>
+                      </wps:bodyPr>
+                    </wps:wsp>
+                  </a:graphicData>
+                </a:graphic>
+                <wp14:sizeRelH relativeFrom="margin">
+                  <wp14:pctWidth>0</wp14:pctWidth>
+                </wp14:sizeRelH>
+                <wp14:sizeRelV relativeFrom="margin">
+                  <wp14:pctHeight>0</wp14:pctHeight>
+                </wp14:sizeRelV>
+              </wp:anchor>
+            </w:drawing>
+          </mc:Choice>
+          <mc:Fallback>
+            <w:pict>
+              <v:shape w14:anchorId="2DA48D9F" id="_x0000_s1055" type="#_x0000_t202" style="position:absolute;left:0;text-align:left;margin-left:227.4pt;margin-top:86.35pt;width:18.75pt;height:18.15pt;z-index:251754496;visibility:visible;mso-wrap-style:square;mso-width-percent:0;mso-height-percent:0;mso-wrap-distance-left:9pt;mso-wrap-distance-top:0;mso-wrap-distance-right:9pt;mso-wrap-distance-bottom:0;mso-position-horizontal:absolute;mso-position-horizontal-relative:text;mso-position-vertical:absolute;mso-position-vertical-relative:text;mso-width-percent:0;mso-height-percent:0;mso-width-relative:margin;mso-height-relative:margin;v-text-anchor:middle" o:gfxdata="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" fillcolor="#4472c4 [3204]" strokecolor="#09101d [484]" strokeweight="1pt">
+                <v:textbox>
+                  <w:txbxContent>
+                    <w:p>
+                      <w:pPr>
+                        <w:pStyle w:val="af"/>
+                      </w:pPr>
+                      <w:r>
+                        <w:t>5</w:t>
+                      </w:r>
+                    </w:p>
+                  </w:txbxContent>
+                </v:textbox>
+              </v:shape>
+            </w:pict>
+          </mc:Fallback>
+        </mc:AlternateContent>
+      </w:r>
+      <w:r>
+        <w:rPr>
+          <w:b/>
+          <w:bCs/>
+          <w:noProof/>
+        </w:rPr>
+        <mc:AlternateContent>
+          <mc:Choice Requires="wps">
+            <w:drawing>
+              <wp:anchor distT="0" distB="0" distL="114300" distR="114300" simplePos="0" relativeHeight="251752448" behindDoc="0" locked="0" layoutInCell="1" allowOverlap="1" wp14:anchorId="684D7A53" wp14:editId="3569F930">
+                <wp:simplePos x="0" y="0"/>
+                <wp:positionH relativeFrom="column">
+                  <wp:posOffset>1959610</wp:posOffset>
+                </wp:positionH>
+                <wp:positionV relativeFrom="paragraph">
+                  <wp:posOffset>1095375</wp:posOffset>
+                </wp:positionV>
+                <wp:extent cx="238125" cy="230505"/>
+                <wp:effectExtent l="0" t="0" r="28575" b="17145"/>
+                <wp:wrapNone/>
+                <wp:docPr id="1505835442" name="Надпись 2"/>
+                <wp:cNvGraphicFramePr/>
+                <a:graphic xmlns:a="http://schemas.openxmlformats.org/drawingml/2006/main">
+                  <a:graphicData uri="http://schemas.microsoft.com/office/word/2010/wordprocessingShape">
+                    <wps:wsp>
+                      <wps:cNvSpPr txBox="1"/>
+                      <wps:spPr>
+                        <a:xfrm>
+                          <a:off x="0" y="0"/>
+                          <a:ext cx="238125" cy="230505"/>
+                        </a:xfrm>
+                        <a:prstGeom prst="rect">
+                          <a:avLst/>
+                        </a:prstGeom>
+                        <a:ln/>
+                      </wps:spPr>
+                      <wps:style>
+                        <a:lnRef idx="2">
+                          <a:schemeClr val="accent1">
+                            <a:shade val="15000"/>
+                          </a:schemeClr>
+                        </a:lnRef>
+                        <a:fillRef idx="1">
+                          <a:schemeClr val="accent1"/>
+                        </a:fillRef>
+                        <a:effectRef idx="0">
+                          <a:schemeClr val="accent1"/>
+                        </a:effectRef>
+                        <a:fontRef idx="minor">
+                          <a:schemeClr val="lt1"/>
+                        </a:fontRef>
+                      </wps:style>
+                      <wps:txbx>
+                        <w:txbxContent>
+                          <w:p>
+                            <w:pPr>
+                              <w:pStyle w:val="af"/>
+                            </w:pPr>
+                            <w:r>
+                              <w:t>4</w:t>
+                            </w:r>
+                          </w:p>
+                        </w:txbxContent>
+                      </wps:txbx>
+                      <wps:bodyPr rot="0" spcFirstLastPara="0" vertOverflow="overflow" horzOverflow="overflow" vert="horz" wrap="square" lIns="91440" tIns="45720" rIns="91440" bIns="45720" numCol="1" spcCol="0" rtlCol="0" fromWordArt="0" anchor="ctr" anchorCtr="0" forceAA="0" compatLnSpc="1">
+                        <a:prstTxWarp prst="textNoShape">
+                          <a:avLst/>
+                        </a:prstTxWarp>
+                        <a:noAutofit/>
+                      </wps:bodyPr>
+                    </wps:wsp>
+                  </a:graphicData>
+                </a:graphic>
+                <wp14:sizeRelH relativeFrom="margin">
+                  <wp14:pctWidth>0</wp14:pctWidth>
+                </wp14:sizeRelH>
+                <wp14:sizeRelV relativeFrom="margin">
+                  <wp14:pctHeight>0</wp14:pctHeight>
+                </wp14:sizeRelV>
+              </wp:anchor>
+            </w:drawing>
+          </mc:Choice>
+          <mc:Fallback>
+            <w:pict>
+              <v:shape w14:anchorId="684D7A53" id="_x0000_s1056" type="#_x0000_t202" style="position:absolute;left:0;text-align:left;margin-left:154.3pt;margin-top:86.25pt;width:18.75pt;height:18.15pt;z-index:251752448;visibility:visible;mso-wrap-style:square;mso-width-percent:0;mso-height-percent:0;mso-wrap-distance-left:9pt;mso-wrap-distance-top:0;mso-wrap-distance-right:9pt;mso-wrap-distance-bottom:0;mso-position-horizontal:absolute;mso-position-horizontal-relative:text;mso-position-vertical:absolute;mso-position-vertical-relative:text;mso-width-percent:0;mso-height-percent:0;mso-width-relative:margin;mso-height-relative:margin;v-text-anchor:middle" o:gfxdata="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" fillcolor="#4472c4 [3204]" strokecolor="#09101d [484]" strokeweight="1pt">
+                <v:textbox>
+                  <w:txbxContent>
+                    <w:p>
+                      <w:pPr>
+                        <w:pStyle w:val="af"/>
+                      </w:pPr>
+                      <w:r>
+                        <w:t>4</w:t>
+                      </w:r>
+                    </w:p>
+                  </w:txbxContent>
+                </v:textbox>
+              </v:shape>
+            </w:pict>
+          </mc:Fallback>
+        </mc:AlternateContent>
+      </w:r>
+      <w:r>
+        <w:rPr>
+          <w:b/>
+          <w:bCs/>
+          <w:noProof/>
+        </w:rPr>
+        <mc:AlternateContent>
+          <mc:Choice Requires="wps">
+            <w:drawing>
+              <wp:anchor distT="0" distB="0" distL="114300" distR="114300" simplePos="0" relativeHeight="251738112" behindDoc="0" locked="0" layoutInCell="1" allowOverlap="1" wp14:anchorId="792D5147" wp14:editId="710E21C1">
+                <wp:simplePos x="0" y="0"/>
+                <wp:positionH relativeFrom="column">
+                  <wp:posOffset>1779270</wp:posOffset>
+                </wp:positionH>
+                <wp:positionV relativeFrom="paragraph">
+                  <wp:posOffset>522605</wp:posOffset>
                 </wp:positionV>
                 <wp:extent cx="238125" cy="230505"/>
                 <wp:effectExtent l="0" t="0" r="28575" b="17145"/>
@@ -5902,7 +7345,7 @@
           </mc:Choice>
           <mc:Fallback>
             <w:pict>
-              <v:shape w14:anchorId="792D5147" id="_x0000_s1046" type="#_x0000_t202" style="position:absolute;left:0;text-align:left;margin-left:132.8pt;margin-top:57.6pt;width:18.75pt;height:18.15pt;z-index:251738112;visibility:visible;mso-wrap-style:square;mso-width-percent:0;mso-height-percent:0;mso-wrap-distance-left:9pt;mso-wrap-distance-top:0;mso-wrap-distance-right:9pt;mso-wrap-distance-bottom:0;mso-position-horizontal:absolute;mso-position-horizontal-relative:text;mso-position-vertical:absolute;mso-position-vertical-relative:text;mso-width-percent:0;mso-height-percent:0;mso-width-relative:margin;mso-height-relative:margin;v-text-anchor:middle" o:gfxdata="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" fillcolor="#4472c4 [3204]" strokecolor="#09101d [484]" strokeweight="1pt">
+              <v:shape w14:anchorId="792D5147" id="_x0000_s1057" type="#_x0000_t202" style="position:absolute;left:0;text-align:left;margin-left:140.1pt;margin-top:41.15pt;width:18.75pt;height:18.15pt;z-index:251738112;visibility:visible;mso-wrap-style:square;mso-width-percent:0;mso-height-percent:0;mso-wrap-distance-left:9pt;mso-wrap-distance-top:0;mso-wrap-distance-right:9pt;mso-wrap-distance-bottom:0;mso-position-horizontal:absolute;mso-position-horizontal-relative:text;mso-position-vertical:absolute;mso-position-vertical-relative:text;mso-width-percent:0;mso-height-percent:0;mso-width-relative:margin;mso-height-relative:margin;v-text-anchor:middle" o:gfxdata="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" fillcolor="#4472c4 [3204]" strokecolor="#09101d [484]" strokeweight="1pt">
                 <v:textbox>
                   <w:txbxContent>
                     <w:p>
@@ -5935,13 +7378,13 @@
         <mc:AlternateContent>
           <mc:Choice Requires="wps">
             <w:drawing>
-              <wp:anchor distT="0" distB="0" distL="114300" distR="114300" simplePos="0" relativeHeight="251736064" behindDoc="0" locked="0" layoutInCell="1" allowOverlap="1" wp14:anchorId="4EC70F4E" wp14:editId="7E2BE7C9">
+              <wp:anchor distT="0" distB="0" distL="114300" distR="114300" simplePos="0" relativeHeight="251736064" behindDoc="0" locked="0" layoutInCell="1" allowOverlap="1" wp14:anchorId="4EC70F4E" wp14:editId="34D52C38">
                 <wp:simplePos x="0" y="0"/>
                 <wp:positionH relativeFrom="column">
-                  <wp:posOffset>1026160</wp:posOffset>
+                  <wp:posOffset>1064260</wp:posOffset>
                 </wp:positionH>
                 <wp:positionV relativeFrom="paragraph">
-                  <wp:posOffset>740106</wp:posOffset>
+                  <wp:posOffset>520065</wp:posOffset>
                 </wp:positionV>
                 <wp:extent cx="238125" cy="230505"/>
                 <wp:effectExtent l="0" t="0" r="28575" b="17145"/>
@@ -6016,7 +7459,7 @@
           </mc:Choice>
           <mc:Fallback>
             <w:pict>
-              <v:shape w14:anchorId="4EC70F4E" id="_x0000_s1047" type="#_x0000_t202" style="position:absolute;left:0;text-align:left;margin-left:80.8pt;margin-top:58.3pt;width:18.75pt;height:18.15pt;z-index:251736064;visibility:visible;mso-wrap-style:square;mso-width-percent:0;mso-height-percent:0;mso-wrap-distance-left:9pt;mso-wrap-distance-top:0;mso-wrap-distance-right:9pt;mso-wrap-distance-bottom:0;mso-position-horizontal:absolute;mso-position-horizontal-relative:text;mso-position-vertical:absolute;mso-position-vertical-relative:text;mso-width-percent:0;mso-height-percent:0;mso-width-relative:margin;mso-height-relative:margin;v-text-anchor:middle" o:gfxdata="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" fillcolor="#4472c4 [3204]" strokecolor="#09101d [484]" strokeweight="1pt">
+              <v:shape w14:anchorId="4EC70F4E" id="_x0000_s1058" type="#_x0000_t202" style="position:absolute;left:0;text-align:left;margin-left:83.8pt;margin-top:40.95pt;width:18.75pt;height:18.15pt;z-index:251736064;visibility:visible;mso-wrap-style:square;mso-width-percent:0;mso-height-percent:0;mso-wrap-distance-left:9pt;mso-wrap-distance-top:0;mso-wrap-distance-right:9pt;mso-wrap-distance-bottom:0;mso-position-horizontal:absolute;mso-position-horizontal-relative:text;mso-position-vertical:absolute;mso-position-vertical-relative:text;mso-width-percent:0;mso-height-percent:0;mso-width-relative:margin;mso-height-relative:margin;v-text-anchor:middle" o:gfxdata="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" fillcolor="#4472c4 [3204]" strokecolor="#09101d [484]" strokeweight="1pt">
                 <v:textbox>
                   <w:txbxContent>
                     <w:p>
@@ -6049,13 +7492,13 @@
         <mc:AlternateContent>
           <mc:Choice Requires="wps">
             <w:drawing>
-              <wp:anchor distT="0" distB="0" distL="114300" distR="114300" simplePos="0" relativeHeight="251731968" behindDoc="0" locked="0" layoutInCell="1" allowOverlap="1" wp14:anchorId="7109CD4B" wp14:editId="21CC90EE">
+              <wp:anchor distT="0" distB="0" distL="114300" distR="114300" simplePos="0" relativeHeight="251731968" behindDoc="0" locked="0" layoutInCell="1" allowOverlap="1" wp14:anchorId="7109CD4B" wp14:editId="27885943">
                 <wp:simplePos x="0" y="0"/>
                 <wp:positionH relativeFrom="column">
-                  <wp:posOffset>287655</wp:posOffset>
+                  <wp:posOffset>278765</wp:posOffset>
                 </wp:positionH>
                 <wp:positionV relativeFrom="paragraph">
-                  <wp:posOffset>739471</wp:posOffset>
+                  <wp:posOffset>522605</wp:posOffset>
                 </wp:positionV>
                 <wp:extent cx="238125" cy="230505"/>
                 <wp:effectExtent l="0" t="0" r="28575" b="17145"/>
@@ -6124,7 +7567,7 @@
           </mc:Choice>
           <mc:Fallback>
             <w:pict>
-              <v:shape w14:anchorId="7109CD4B" id="_x0000_s1048" type="#_x0000_t202" style="position:absolute;left:0;text-align:left;margin-left:22.65pt;margin-top:58.25pt;width:18.75pt;height:18.15pt;z-index:251731968;visibility:visible;mso-wrap-style:square;mso-width-percent:0;mso-height-percent:0;mso-wrap-distance-left:9pt;mso-wrap-distance-top:0;mso-wrap-distance-right:9pt;mso-wrap-distance-bottom:0;mso-position-horizontal:absolute;mso-position-horizontal-relative:text;mso-position-vertical:absolute;mso-position-vertical-relative:text;mso-width-percent:0;mso-height-percent:0;mso-width-relative:margin;mso-height-relative:margin;v-text-anchor:middle" o:gfxdata="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" fillcolor="#4472c4 [3204]" strokecolor="#09101d [484]" strokeweight="1pt">
+              <v:shape w14:anchorId="7109CD4B" id="_x0000_s1059" type="#_x0000_t202" style="position:absolute;left:0;text-align:left;margin-left:21.95pt;margin-top:41.15pt;width:18.75pt;height:18.15pt;z-index:251731968;visibility:visible;mso-wrap-style:square;mso-width-percent:0;mso-height-percent:0;mso-wrap-distance-left:9pt;mso-wrap-distance-top:0;mso-wrap-distance-right:9pt;mso-wrap-distance-bottom:0;mso-position-horizontal:absolute;mso-position-horizontal-relative:text;mso-position-vertical:absolute;mso-position-vertical-relative:text;mso-width-percent:0;mso-height-percent:0;mso-width-relative:margin;mso-height-relative:margin;v-text-anchor:middle" o:gfxdata="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" fillcolor="#4472c4 [3204]" strokecolor="#09101d [484]" strokeweight="1pt">
                 <v:textbox>
                   <w:txbxContent>
                     <w:p>
@@ -6143,21 +7586,11 @@
         </mc:AlternateContent>
       </w:r>
       <w:r>
-        <w:rPr>
-          <w:noProof/>
-        </w:rPr>
-        <w:t xml:space="preserve"> </w:t>
-      </w:r>
-      <w:r>
-        <w:rPr>
-          <w:noProof/>
-          <w:lang w:val="en-US"/>
-        </w:rPr>
         <w:drawing>
-          <wp:inline distT="0" distB="0" distL="0" distR="0" wp14:anchorId="3CA27103" wp14:editId="32E0B871">
-            <wp:extent cx="6706394" cy="2170706"/>
-            <wp:effectExtent l="0" t="0" r="0" b="1270"/>
-            <wp:docPr id="251951408" name="Рисунок 1"/>
+          <wp:inline distT="0" distB="0" distL="0" distR="0" wp14:anchorId="2C46A37A" wp14:editId="220E3F3B">
+            <wp:extent cx="6927011" cy="2341337"/>
+            <wp:effectExtent l="0" t="0" r="7620" b="1905"/>
+            <wp:docPr id="991205240" name="Рисунок 1"/>
             <wp:cNvGraphicFramePr>
               <a:graphicFrameLocks xmlns:a="http://schemas.openxmlformats.org/drawingml/2006/main" noChangeAspect="1"/>
             </wp:cNvGraphicFramePr>
@@ -6165,11 +7598,11 @@
               <a:graphicData uri="http://schemas.openxmlformats.org/drawingml/2006/picture">
                 <pic:pic xmlns:pic="http://schemas.openxmlformats.org/drawingml/2006/picture">
                   <pic:nvPicPr>
-                    <pic:cNvPr id="251951408" name=""/>
+                    <pic:cNvPr id="991205240" name=""/>
                     <pic:cNvPicPr/>
                   </pic:nvPicPr>
                   <pic:blipFill>
-                    <a:blip r:embed="rId14"/>
+                    <a:blip r:embed="rId16"/>
                     <a:stretch>
                       <a:fillRect/>
                     </a:stretch>
@@ -6177,7 +7610,7 @@
                   <pic:spPr>
                     <a:xfrm>
                       <a:off x="0" y="0"/>
-                      <a:ext cx="6729210" cy="2178091"/>
+                      <a:ext cx="6943202" cy="2346810"/>
                     </a:xfrm>
                     <a:prstGeom prst="rect">
                       <a:avLst/>
@@ -6224,7 +7657,952 @@
         <w:t>.</w:t>
       </w:r>
     </w:p>
-    <w:p/>
+    <w:p>
+      <w:r>
+        <w:t>Из заказа будут выбраны компоненты, которые требуются для производства продукции.</w:t>
+      </w:r>
+    </w:p>
+    <w:p>
+      <w:r>
+        <w:t xml:space="preserve">Для компонентов, которые требуется списать на заказ нужно проставить галки в поле «ОК». </w:t>
+      </w:r>
+      <w:r>
+        <w:br/>
+        <w:t>Требуется выбрать партию или ввести склад, с которого будет проводиться списание (5, 6). Запас компонентов лежит на складе 0100.</w:t>
+      </w:r>
+    </w:p>
+    <w:p>
+      <w:r>
+        <w:t>Для проверки введенных значений требуется нажать на кнопку «Проверить» (7).</w:t>
+      </w:r>
+    </w:p>
+    <w:p>
+      <w:r>
+        <w:t>Для выполнения проводки и сохранения документа требуется нажать на кнопку «Проводка» (8).</w:t>
+      </w:r>
+    </w:p>
+    <w:p>
+      <w:r>
+        <w:t>В результате этой операции со склада будет потреблено требуемое количество материалов и эти материалы будут переданы в производство.</w:t>
+      </w:r>
+    </w:p>
+    <w:p>
+      <w:pPr>
+        <w:pStyle w:val="2"/>
+      </w:pPr>
+      <w:r>
+        <w:lastRenderedPageBreak/>
+        <w:t>Выпуск изготовляемой продукции</w:t>
+      </w:r>
+    </w:p>
+    <w:p>
+      <w:r>
+        <w:rPr>
+          <w:b/>
+          <w:bCs/>
+        </w:rPr>
+        <w:t>Транзакция:</w:t>
+      </w:r>
+      <w:r>
+        <w:t xml:space="preserve"> </w:t>
+      </w:r>
+      <w:r>
+        <w:rPr>
+          <w:lang w:val="en-US"/>
+        </w:rPr>
+        <w:t>MIGO</w:t>
+      </w:r>
+    </w:p>
+    <w:p>
+      <w:pPr>
+        <w:rPr>
+          <w:rStyle w:val="af0"/>
+          <w:lang w:val="en-US"/>
+        </w:rPr>
+      </w:pPr>
+      <w:r>
+        <w:rPr>
+          <w:b/>
+          <w:bCs/>
+          <w:noProof/>
+        </w:rPr>
+        <mc:AlternateContent>
+          <mc:Choice Requires="wps">
+            <w:drawing>
+              <wp:anchor distT="0" distB="0" distL="114300" distR="114300" simplePos="0" relativeHeight="251769856" behindDoc="0" locked="0" layoutInCell="1" allowOverlap="1" wp14:anchorId="476FE5F2" wp14:editId="2AD53F05">
+                <wp:simplePos x="0" y="0"/>
+                <wp:positionH relativeFrom="column">
+                  <wp:posOffset>1353490</wp:posOffset>
+                </wp:positionH>
+                <wp:positionV relativeFrom="paragraph">
+                  <wp:posOffset>321310</wp:posOffset>
+                </wp:positionV>
+                <wp:extent cx="238125" cy="230505"/>
+                <wp:effectExtent l="0" t="0" r="28575" b="17145"/>
+                <wp:wrapNone/>
+                <wp:docPr id="1463105157" name="Надпись 2"/>
+                <wp:cNvGraphicFramePr/>
+                <a:graphic xmlns:a="http://schemas.openxmlformats.org/drawingml/2006/main">
+                  <a:graphicData uri="http://schemas.microsoft.com/office/word/2010/wordprocessingShape">
+                    <wps:wsp>
+                      <wps:cNvSpPr txBox="1"/>
+                      <wps:spPr>
+                        <a:xfrm>
+                          <a:off x="0" y="0"/>
+                          <a:ext cx="238125" cy="230505"/>
+                        </a:xfrm>
+                        <a:prstGeom prst="rect">
+                          <a:avLst/>
+                        </a:prstGeom>
+                        <a:ln/>
+                      </wps:spPr>
+                      <wps:style>
+                        <a:lnRef idx="2">
+                          <a:schemeClr val="accent1">
+                            <a:shade val="15000"/>
+                          </a:schemeClr>
+                        </a:lnRef>
+                        <a:fillRef idx="1">
+                          <a:schemeClr val="accent1"/>
+                        </a:fillRef>
+                        <a:effectRef idx="0">
+                          <a:schemeClr val="accent1"/>
+                        </a:effectRef>
+                        <a:fontRef idx="minor">
+                          <a:schemeClr val="lt1"/>
+                        </a:fontRef>
+                      </wps:style>
+                      <wps:txbx>
+                        <w:txbxContent>
+                          <w:p>
+                            <w:pPr>
+                              <w:pStyle w:val="af"/>
+                            </w:pPr>
+                            <w:r>
+                              <w:rPr>
+                                <w:lang w:val="en-US"/>
+                              </w:rPr>
+                              <w:t>6</w:t>
+                            </w:r>
+                            <w:r>
+                              <w:t>1</w:t>
+                            </w:r>
+                          </w:p>
+                        </w:txbxContent>
+                      </wps:txbx>
+                      <wps:bodyPr rot="0" spcFirstLastPara="0" vertOverflow="overflow" horzOverflow="overflow" vert="horz" wrap="square" lIns="91440" tIns="45720" rIns="91440" bIns="45720" numCol="1" spcCol="0" rtlCol="0" fromWordArt="0" anchor="ctr" anchorCtr="0" forceAA="0" compatLnSpc="1">
+                        <a:prstTxWarp prst="textNoShape">
+                          <a:avLst/>
+                        </a:prstTxWarp>
+                        <a:noAutofit/>
+                      </wps:bodyPr>
+                    </wps:wsp>
+                  </a:graphicData>
+                </a:graphic>
+                <wp14:sizeRelH relativeFrom="margin">
+                  <wp14:pctWidth>0</wp14:pctWidth>
+                </wp14:sizeRelH>
+                <wp14:sizeRelV relativeFrom="margin">
+                  <wp14:pctHeight>0</wp14:pctHeight>
+                </wp14:sizeRelV>
+              </wp:anchor>
+            </w:drawing>
+          </mc:Choice>
+          <mc:Fallback>
+            <w:pict>
+              <v:shape w14:anchorId="476FE5F2" id="_x0000_s1060" type="#_x0000_t202" style="position:absolute;margin-left:106.55pt;margin-top:25.3pt;width:18.75pt;height:18.15pt;z-index:251769856;visibility:visible;mso-wrap-style:square;mso-width-percent:0;mso-height-percent:0;mso-wrap-distance-left:9pt;mso-wrap-distance-top:0;mso-wrap-distance-right:9pt;mso-wrap-distance-bottom:0;mso-position-horizontal:absolute;mso-position-horizontal-relative:text;mso-position-vertical:absolute;mso-position-vertical-relative:text;mso-width-percent:0;mso-height-percent:0;mso-width-relative:margin;mso-height-relative:margin;v-text-anchor:middle" o:gfxdata="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" fillcolor="#4472c4 [3204]" strokecolor="#09101d [484]" strokeweight="1pt">
+                <v:textbox>
+                  <w:txbxContent>
+                    <w:p>
+                      <w:pPr>
+                        <w:pStyle w:val="af"/>
+                      </w:pPr>
+                      <w:r>
+                        <w:rPr>
+                          <w:lang w:val="en-US"/>
+                        </w:rPr>
+                        <w:t>6</w:t>
+                      </w:r>
+                      <w:r>
+                        <w:t>1</w:t>
+                      </w:r>
+                    </w:p>
+                  </w:txbxContent>
+                </v:textbox>
+              </v:shape>
+            </w:pict>
+          </mc:Fallback>
+        </mc:AlternateContent>
+      </w:r>
+      <w:r>
+        <w:rPr>
+          <w:b/>
+          <w:bCs/>
+          <w:noProof/>
+        </w:rPr>
+        <mc:AlternateContent>
+          <mc:Choice Requires="wps">
+            <w:drawing>
+              <wp:anchor distT="0" distB="0" distL="114300" distR="114300" simplePos="0" relativeHeight="251768832" behindDoc="0" locked="0" layoutInCell="1" allowOverlap="1" wp14:anchorId="51DF7A68" wp14:editId="0567CE96">
+                <wp:simplePos x="0" y="0"/>
+                <wp:positionH relativeFrom="column">
+                  <wp:posOffset>973988</wp:posOffset>
+                </wp:positionH>
+                <wp:positionV relativeFrom="paragraph">
+                  <wp:posOffset>321717</wp:posOffset>
+                </wp:positionV>
+                <wp:extent cx="238125" cy="230505"/>
+                <wp:effectExtent l="0" t="0" r="28575" b="17145"/>
+                <wp:wrapNone/>
+                <wp:docPr id="463754020" name="Надпись 2"/>
+                <wp:cNvGraphicFramePr/>
+                <a:graphic xmlns:a="http://schemas.openxmlformats.org/drawingml/2006/main">
+                  <a:graphicData uri="http://schemas.microsoft.com/office/word/2010/wordprocessingShape">
+                    <wps:wsp>
+                      <wps:cNvSpPr txBox="1"/>
+                      <wps:spPr>
+                        <a:xfrm>
+                          <a:off x="0" y="0"/>
+                          <a:ext cx="238125" cy="230505"/>
+                        </a:xfrm>
+                        <a:prstGeom prst="rect">
+                          <a:avLst/>
+                        </a:prstGeom>
+                        <a:ln/>
+                      </wps:spPr>
+                      <wps:style>
+                        <a:lnRef idx="2">
+                          <a:schemeClr val="accent1">
+                            <a:shade val="15000"/>
+                          </a:schemeClr>
+                        </a:lnRef>
+                        <a:fillRef idx="1">
+                          <a:schemeClr val="accent1"/>
+                        </a:fillRef>
+                        <a:effectRef idx="0">
+                          <a:schemeClr val="accent1"/>
+                        </a:effectRef>
+                        <a:fontRef idx="minor">
+                          <a:schemeClr val="lt1"/>
+                        </a:fontRef>
+                      </wps:style>
+                      <wps:txbx>
+                        <w:txbxContent>
+                          <w:p>
+                            <w:pPr>
+                              <w:pStyle w:val="af"/>
+                            </w:pPr>
+                            <w:r>
+                              <w:rPr>
+                                <w:lang w:val="en-US"/>
+                              </w:rPr>
+                              <w:t>5</w:t>
+                            </w:r>
+                            <w:r>
+                              <w:t>1</w:t>
+                            </w:r>
+                          </w:p>
+                        </w:txbxContent>
+                      </wps:txbx>
+                      <wps:bodyPr rot="0" spcFirstLastPara="0" vertOverflow="overflow" horzOverflow="overflow" vert="horz" wrap="square" lIns="91440" tIns="45720" rIns="91440" bIns="45720" numCol="1" spcCol="0" rtlCol="0" fromWordArt="0" anchor="ctr" anchorCtr="0" forceAA="0" compatLnSpc="1">
+                        <a:prstTxWarp prst="textNoShape">
+                          <a:avLst/>
+                        </a:prstTxWarp>
+                        <a:noAutofit/>
+                      </wps:bodyPr>
+                    </wps:wsp>
+                  </a:graphicData>
+                </a:graphic>
+                <wp14:sizeRelH relativeFrom="margin">
+                  <wp14:pctWidth>0</wp14:pctWidth>
+                </wp14:sizeRelH>
+                <wp14:sizeRelV relativeFrom="margin">
+                  <wp14:pctHeight>0</wp14:pctHeight>
+                </wp14:sizeRelV>
+              </wp:anchor>
+            </w:drawing>
+          </mc:Choice>
+          <mc:Fallback>
+            <w:pict>
+              <v:shape w14:anchorId="51DF7A68" id="_x0000_s1061" type="#_x0000_t202" style="position:absolute;margin-left:76.7pt;margin-top:25.35pt;width:18.75pt;height:18.15pt;z-index:251768832;visibility:visible;mso-wrap-style:square;mso-width-percent:0;mso-height-percent:0;mso-wrap-distance-left:9pt;mso-wrap-distance-top:0;mso-wrap-distance-right:9pt;mso-wrap-distance-bottom:0;mso-position-horizontal:absolute;mso-position-horizontal-relative:text;mso-position-vertical:absolute;mso-position-vertical-relative:text;mso-width-percent:0;mso-height-percent:0;mso-width-relative:margin;mso-height-relative:margin;v-text-anchor:middle" o:gfxdata="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" fillcolor="#4472c4 [3204]" strokecolor="#09101d [484]" strokeweight="1pt">
+                <v:textbox>
+                  <w:txbxContent>
+                    <w:p>
+                      <w:pPr>
+                        <w:pStyle w:val="af"/>
+                      </w:pPr>
+                      <w:r>
+                        <w:rPr>
+                          <w:lang w:val="en-US"/>
+                        </w:rPr>
+                        <w:t>5</w:t>
+                      </w:r>
+                      <w:r>
+                        <w:t>1</w:t>
+                      </w:r>
+                    </w:p>
+                  </w:txbxContent>
+                </v:textbox>
+              </v:shape>
+            </w:pict>
+          </mc:Fallback>
+        </mc:AlternateContent>
+      </w:r>
+      <w:r>
+        <w:rPr>
+          <w:rStyle w:val="af0"/>
+        </w:rPr>
+        <w:t>Начальный экран:</w:t>
+      </w:r>
+    </w:p>
+    <w:p>
+      <w:pPr>
+        <w:ind w:left="-993"/>
+      </w:pPr>
+      <w:r>
+        <w:rPr>
+          <w:b/>
+          <w:bCs/>
+          <w:noProof/>
+        </w:rPr>
+        <mc:AlternateContent>
+          <mc:Choice Requires="wps">
+            <w:drawing>
+              <wp:anchor distT="0" distB="0" distL="114300" distR="114300" simplePos="0" relativeHeight="251765760" behindDoc="0" locked="0" layoutInCell="1" allowOverlap="1" wp14:anchorId="535503CC" wp14:editId="2A24CDA1">
+                <wp:simplePos x="0" y="0"/>
+                <wp:positionH relativeFrom="column">
+                  <wp:posOffset>1971040</wp:posOffset>
+                </wp:positionH>
+                <wp:positionV relativeFrom="paragraph">
+                  <wp:posOffset>1125855</wp:posOffset>
+                </wp:positionV>
+                <wp:extent cx="238125" cy="230505"/>
+                <wp:effectExtent l="0" t="0" r="28575" b="17145"/>
+                <wp:wrapNone/>
+                <wp:docPr id="1390332982" name="Надпись 2"/>
+                <wp:cNvGraphicFramePr/>
+                <a:graphic xmlns:a="http://schemas.openxmlformats.org/drawingml/2006/main">
+                  <a:graphicData uri="http://schemas.microsoft.com/office/word/2010/wordprocessingShape">
+                    <wps:wsp>
+                      <wps:cNvSpPr txBox="1"/>
+                      <wps:spPr>
+                        <a:xfrm>
+                          <a:off x="0" y="0"/>
+                          <a:ext cx="238125" cy="230505"/>
+                        </a:xfrm>
+                        <a:prstGeom prst="rect">
+                          <a:avLst/>
+                        </a:prstGeom>
+                        <a:ln/>
+                      </wps:spPr>
+                      <wps:style>
+                        <a:lnRef idx="2">
+                          <a:schemeClr val="accent1">
+                            <a:shade val="15000"/>
+                          </a:schemeClr>
+                        </a:lnRef>
+                        <a:fillRef idx="1">
+                          <a:schemeClr val="accent1"/>
+                        </a:fillRef>
+                        <a:effectRef idx="0">
+                          <a:schemeClr val="accent1"/>
+                        </a:effectRef>
+                        <a:fontRef idx="minor">
+                          <a:schemeClr val="lt1"/>
+                        </a:fontRef>
+                      </wps:style>
+                      <wps:txbx>
+                        <w:txbxContent>
+                          <w:p>
+                            <w:pPr>
+                              <w:pStyle w:val="af"/>
+                            </w:pPr>
+                            <w:r>
+                              <w:t>4</w:t>
+                            </w:r>
+                          </w:p>
+                        </w:txbxContent>
+                      </wps:txbx>
+                      <wps:bodyPr rot="0" spcFirstLastPara="0" vertOverflow="overflow" horzOverflow="overflow" vert="horz" wrap="square" lIns="91440" tIns="45720" rIns="91440" bIns="45720" numCol="1" spcCol="0" rtlCol="0" fromWordArt="0" anchor="ctr" anchorCtr="0" forceAA="0" compatLnSpc="1">
+                        <a:prstTxWarp prst="textNoShape">
+                          <a:avLst/>
+                        </a:prstTxWarp>
+                        <a:noAutofit/>
+                      </wps:bodyPr>
+                    </wps:wsp>
+                  </a:graphicData>
+                </a:graphic>
+                <wp14:sizeRelH relativeFrom="margin">
+                  <wp14:pctWidth>0</wp14:pctWidth>
+                </wp14:sizeRelH>
+                <wp14:sizeRelV relativeFrom="margin">
+                  <wp14:pctHeight>0</wp14:pctHeight>
+                </wp14:sizeRelV>
+              </wp:anchor>
+            </w:drawing>
+          </mc:Choice>
+          <mc:Fallback>
+            <w:pict>
+              <v:shape w14:anchorId="535503CC" id="_x0000_s1062" type="#_x0000_t202" style="position:absolute;left:0;text-align:left;margin-left:155.2pt;margin-top:88.65pt;width:18.75pt;height:18.15pt;z-index:251765760;visibility:visible;mso-wrap-style:square;mso-width-percent:0;mso-height-percent:0;mso-wrap-distance-left:9pt;mso-wrap-distance-top:0;mso-wrap-distance-right:9pt;mso-wrap-distance-bottom:0;mso-position-horizontal:absolute;mso-position-horizontal-relative:text;mso-position-vertical:absolute;mso-position-vertical-relative:text;mso-width-percent:0;mso-height-percent:0;mso-width-relative:margin;mso-height-relative:margin;v-text-anchor:middle" o:gfxdata="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" fillcolor="#4472c4 [3204]" strokecolor="#09101d [484]" strokeweight="1pt">
+                <v:textbox>
+                  <w:txbxContent>
+                    <w:p>
+                      <w:pPr>
+                        <w:pStyle w:val="af"/>
+                      </w:pPr>
+                      <w:r>
+                        <w:t>4</w:t>
+                      </w:r>
+                    </w:p>
+                  </w:txbxContent>
+                </v:textbox>
+              </v:shape>
+            </w:pict>
+          </mc:Fallback>
+        </mc:AlternateContent>
+      </w:r>
+      <w:r>
+        <w:rPr>
+          <w:b/>
+          <w:bCs/>
+          <w:noProof/>
+        </w:rPr>
+        <mc:AlternateContent>
+          <mc:Choice Requires="wps">
+            <w:drawing>
+              <wp:anchor distT="0" distB="0" distL="114300" distR="114300" simplePos="0" relativeHeight="251762688" behindDoc="0" locked="0" layoutInCell="1" allowOverlap="1" wp14:anchorId="6F13BBC1" wp14:editId="1131CB51">
+                <wp:simplePos x="0" y="0"/>
+                <wp:positionH relativeFrom="column">
+                  <wp:posOffset>278765</wp:posOffset>
+                </wp:positionH>
+                <wp:positionV relativeFrom="paragraph">
+                  <wp:posOffset>556895</wp:posOffset>
+                </wp:positionV>
+                <wp:extent cx="238125" cy="230505"/>
+                <wp:effectExtent l="0" t="0" r="28575" b="17145"/>
+                <wp:wrapNone/>
+                <wp:docPr id="455842347" name="Надпись 2"/>
+                <wp:cNvGraphicFramePr/>
+                <a:graphic xmlns:a="http://schemas.openxmlformats.org/drawingml/2006/main">
+                  <a:graphicData uri="http://schemas.microsoft.com/office/word/2010/wordprocessingShape">
+                    <wps:wsp>
+                      <wps:cNvSpPr txBox="1"/>
+                      <wps:spPr>
+                        <a:xfrm>
+                          <a:off x="0" y="0"/>
+                          <a:ext cx="238125" cy="230505"/>
+                        </a:xfrm>
+                        <a:prstGeom prst="rect">
+                          <a:avLst/>
+                        </a:prstGeom>
+                        <a:ln/>
+                      </wps:spPr>
+                      <wps:style>
+                        <a:lnRef idx="2">
+                          <a:schemeClr val="accent1">
+                            <a:shade val="15000"/>
+                          </a:schemeClr>
+                        </a:lnRef>
+                        <a:fillRef idx="1">
+                          <a:schemeClr val="accent1"/>
+                        </a:fillRef>
+                        <a:effectRef idx="0">
+                          <a:schemeClr val="accent1"/>
+                        </a:effectRef>
+                        <a:fontRef idx="minor">
+                          <a:schemeClr val="lt1"/>
+                        </a:fontRef>
+                      </wps:style>
+                      <wps:txbx>
+                        <w:txbxContent>
+                          <w:p>
+                            <w:pPr>
+                              <w:pStyle w:val="af"/>
+                            </w:pPr>
+                            <w:r>
+                              <w:t>11</w:t>
+                            </w:r>
+                          </w:p>
+                        </w:txbxContent>
+                      </wps:txbx>
+                      <wps:bodyPr rot="0" spcFirstLastPara="0" vertOverflow="overflow" horzOverflow="overflow" vert="horz" wrap="square" lIns="91440" tIns="45720" rIns="91440" bIns="45720" numCol="1" spcCol="0" rtlCol="0" fromWordArt="0" anchor="ctr" anchorCtr="0" forceAA="0" compatLnSpc="1">
+                        <a:prstTxWarp prst="textNoShape">
+                          <a:avLst/>
+                        </a:prstTxWarp>
+                        <a:noAutofit/>
+                      </wps:bodyPr>
+                    </wps:wsp>
+                  </a:graphicData>
+                </a:graphic>
+                <wp14:sizeRelH relativeFrom="margin">
+                  <wp14:pctWidth>0</wp14:pctWidth>
+                </wp14:sizeRelH>
+                <wp14:sizeRelV relativeFrom="margin">
+                  <wp14:pctHeight>0</wp14:pctHeight>
+                </wp14:sizeRelV>
+              </wp:anchor>
+            </w:drawing>
+          </mc:Choice>
+          <mc:Fallback>
+            <w:pict>
+              <v:shape w14:anchorId="6F13BBC1" id="_x0000_s1063" type="#_x0000_t202" style="position:absolute;left:0;text-align:left;margin-left:21.95pt;margin-top:43.85pt;width:18.75pt;height:18.15pt;z-index:251762688;visibility:visible;mso-wrap-style:square;mso-width-percent:0;mso-height-percent:0;mso-wrap-distance-left:9pt;mso-wrap-distance-top:0;mso-wrap-distance-right:9pt;mso-wrap-distance-bottom:0;mso-position-horizontal:absolute;mso-position-horizontal-relative:text;mso-position-vertical:absolute;mso-position-vertical-relative:text;mso-width-percent:0;mso-height-percent:0;mso-width-relative:margin;mso-height-relative:margin;v-text-anchor:middle" o:gfxdata="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" fillcolor="#4472c4 [3204]" strokecolor="#09101d [484]" strokeweight="1pt">
+                <v:textbox>
+                  <w:txbxContent>
+                    <w:p>
+                      <w:pPr>
+                        <w:pStyle w:val="af"/>
+                      </w:pPr>
+                      <w:r>
+                        <w:t>11</w:t>
+                      </w:r>
+                    </w:p>
+                  </w:txbxContent>
+                </v:textbox>
+              </v:shape>
+            </w:pict>
+          </mc:Fallback>
+        </mc:AlternateContent>
+      </w:r>
+      <w:r>
+        <w:rPr>
+          <w:b/>
+          <w:bCs/>
+          <w:noProof/>
+        </w:rPr>
+        <mc:AlternateContent>
+          <mc:Choice Requires="wps">
+            <w:drawing>
+              <wp:anchor distT="0" distB="0" distL="114300" distR="114300" simplePos="0" relativeHeight="251763712" behindDoc="0" locked="0" layoutInCell="1" allowOverlap="1" wp14:anchorId="0E88D5BE" wp14:editId="3E518C03">
+                <wp:simplePos x="0" y="0"/>
+                <wp:positionH relativeFrom="column">
+                  <wp:posOffset>1064260</wp:posOffset>
+                </wp:positionH>
+                <wp:positionV relativeFrom="paragraph">
+                  <wp:posOffset>554355</wp:posOffset>
+                </wp:positionV>
+                <wp:extent cx="238125" cy="230505"/>
+                <wp:effectExtent l="0" t="0" r="28575" b="17145"/>
+                <wp:wrapNone/>
+                <wp:docPr id="1122872300" name="Надпись 2"/>
+                <wp:cNvGraphicFramePr/>
+                <a:graphic xmlns:a="http://schemas.openxmlformats.org/drawingml/2006/main">
+                  <a:graphicData uri="http://schemas.microsoft.com/office/word/2010/wordprocessingShape">
+                    <wps:wsp>
+                      <wps:cNvSpPr txBox="1"/>
+                      <wps:spPr>
+                        <a:xfrm>
+                          <a:off x="0" y="0"/>
+                          <a:ext cx="238125" cy="230505"/>
+                        </a:xfrm>
+                        <a:prstGeom prst="rect">
+                          <a:avLst/>
+                        </a:prstGeom>
+                        <a:ln/>
+                      </wps:spPr>
+                      <wps:style>
+                        <a:lnRef idx="2">
+                          <a:schemeClr val="accent1">
+                            <a:shade val="15000"/>
+                          </a:schemeClr>
+                        </a:lnRef>
+                        <a:fillRef idx="1">
+                          <a:schemeClr val="accent1"/>
+                        </a:fillRef>
+                        <a:effectRef idx="0">
+                          <a:schemeClr val="accent1"/>
+                        </a:effectRef>
+                        <a:fontRef idx="minor">
+                          <a:schemeClr val="lt1"/>
+                        </a:fontRef>
+                      </wps:style>
+                      <wps:txbx>
+                        <w:txbxContent>
+                          <w:p>
+                            <w:pPr>
+                              <w:pStyle w:val="af"/>
+                            </w:pPr>
+                            <w:r>
+                              <w:rPr>
+                                <w:lang w:val="en-US"/>
+                              </w:rPr>
+                              <w:t>2</w:t>
+                            </w:r>
+                            <w:r>
+                              <w:t>1</w:t>
+                            </w:r>
+                          </w:p>
+                        </w:txbxContent>
+                      </wps:txbx>
+                      <wps:bodyPr rot="0" spcFirstLastPara="0" vertOverflow="overflow" horzOverflow="overflow" vert="horz" wrap="square" lIns="91440" tIns="45720" rIns="91440" bIns="45720" numCol="1" spcCol="0" rtlCol="0" fromWordArt="0" anchor="ctr" anchorCtr="0" forceAA="0" compatLnSpc="1">
+                        <a:prstTxWarp prst="textNoShape">
+                          <a:avLst/>
+                        </a:prstTxWarp>
+                        <a:noAutofit/>
+                      </wps:bodyPr>
+                    </wps:wsp>
+                  </a:graphicData>
+                </a:graphic>
+                <wp14:sizeRelH relativeFrom="margin">
+                  <wp14:pctWidth>0</wp14:pctWidth>
+                </wp14:sizeRelH>
+                <wp14:sizeRelV relativeFrom="margin">
+                  <wp14:pctHeight>0</wp14:pctHeight>
+                </wp14:sizeRelV>
+              </wp:anchor>
+            </w:drawing>
+          </mc:Choice>
+          <mc:Fallback>
+            <w:pict>
+              <v:shape w14:anchorId="0E88D5BE" id="_x0000_s1064" type="#_x0000_t202" style="position:absolute;left:0;text-align:left;margin-left:83.8pt;margin-top:43.65pt;width:18.75pt;height:18.15pt;z-index:251763712;visibility:visible;mso-wrap-style:square;mso-width-percent:0;mso-height-percent:0;mso-wrap-distance-left:9pt;mso-wrap-distance-top:0;mso-wrap-distance-right:9pt;mso-wrap-distance-bottom:0;mso-position-horizontal:absolute;mso-position-horizontal-relative:text;mso-position-vertical:absolute;mso-position-vertical-relative:text;mso-width-percent:0;mso-height-percent:0;mso-width-relative:margin;mso-height-relative:margin;v-text-anchor:middle" o:gfxdata="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" fillcolor="#4472c4 [3204]" strokecolor="#09101d [484]" strokeweight="1pt">
+                <v:textbox>
+                  <w:txbxContent>
+                    <w:p>
+                      <w:pPr>
+                        <w:pStyle w:val="af"/>
+                      </w:pPr>
+                      <w:r>
+                        <w:rPr>
+                          <w:lang w:val="en-US"/>
+                        </w:rPr>
+                        <w:t>2</w:t>
+                      </w:r>
+                      <w:r>
+                        <w:t>1</w:t>
+                      </w:r>
+                    </w:p>
+                  </w:txbxContent>
+                </v:textbox>
+              </v:shape>
+            </w:pict>
+          </mc:Fallback>
+        </mc:AlternateContent>
+      </w:r>
+      <w:r>
+        <w:rPr>
+          <w:b/>
+          <w:bCs/>
+          <w:noProof/>
+        </w:rPr>
+        <mc:AlternateContent>
+          <mc:Choice Requires="wps">
+            <w:drawing>
+              <wp:anchor distT="0" distB="0" distL="114300" distR="114300" simplePos="0" relativeHeight="251764736" behindDoc="0" locked="0" layoutInCell="1" allowOverlap="1" wp14:anchorId="5D8CAAE2" wp14:editId="597521A9">
+                <wp:simplePos x="0" y="0"/>
+                <wp:positionH relativeFrom="column">
+                  <wp:posOffset>1779270</wp:posOffset>
+                </wp:positionH>
+                <wp:positionV relativeFrom="paragraph">
+                  <wp:posOffset>557223</wp:posOffset>
+                </wp:positionV>
+                <wp:extent cx="238125" cy="230505"/>
+                <wp:effectExtent l="0" t="0" r="28575" b="17145"/>
+                <wp:wrapNone/>
+                <wp:docPr id="1016834600" name="Надпись 2"/>
+                <wp:cNvGraphicFramePr/>
+                <a:graphic xmlns:a="http://schemas.openxmlformats.org/drawingml/2006/main">
+                  <a:graphicData uri="http://schemas.microsoft.com/office/word/2010/wordprocessingShape">
+                    <wps:wsp>
+                      <wps:cNvSpPr txBox="1"/>
+                      <wps:spPr>
+                        <a:xfrm>
+                          <a:off x="0" y="0"/>
+                          <a:ext cx="238125" cy="230505"/>
+                        </a:xfrm>
+                        <a:prstGeom prst="rect">
+                          <a:avLst/>
+                        </a:prstGeom>
+                        <a:ln/>
+                      </wps:spPr>
+                      <wps:style>
+                        <a:lnRef idx="2">
+                          <a:schemeClr val="accent1">
+                            <a:shade val="15000"/>
+                          </a:schemeClr>
+                        </a:lnRef>
+                        <a:fillRef idx="1">
+                          <a:schemeClr val="accent1"/>
+                        </a:fillRef>
+                        <a:effectRef idx="0">
+                          <a:schemeClr val="accent1"/>
+                        </a:effectRef>
+                        <a:fontRef idx="minor">
+                          <a:schemeClr val="lt1"/>
+                        </a:fontRef>
+                      </wps:style>
+                      <wps:txbx>
+                        <w:txbxContent>
+                          <w:p>
+                            <w:pPr>
+                              <w:pStyle w:val="af"/>
+                            </w:pPr>
+                            <w:r>
+                              <w:rPr>
+                                <w:lang w:val="en-US"/>
+                              </w:rPr>
+                              <w:t>3</w:t>
+                            </w:r>
+                            <w:r>
+                              <w:t>1</w:t>
+                            </w:r>
+                          </w:p>
+                        </w:txbxContent>
+                      </wps:txbx>
+                      <wps:bodyPr rot="0" spcFirstLastPara="0" vertOverflow="overflow" horzOverflow="overflow" vert="horz" wrap="square" lIns="91440" tIns="45720" rIns="91440" bIns="45720" numCol="1" spcCol="0" rtlCol="0" fromWordArt="0" anchor="ctr" anchorCtr="0" forceAA="0" compatLnSpc="1">
+                        <a:prstTxWarp prst="textNoShape">
+                          <a:avLst/>
+                        </a:prstTxWarp>
+                        <a:noAutofit/>
+                      </wps:bodyPr>
+                    </wps:wsp>
+                  </a:graphicData>
+                </a:graphic>
+                <wp14:sizeRelH relativeFrom="margin">
+                  <wp14:pctWidth>0</wp14:pctWidth>
+                </wp14:sizeRelH>
+                <wp14:sizeRelV relativeFrom="margin">
+                  <wp14:pctHeight>0</wp14:pctHeight>
+                </wp14:sizeRelV>
+              </wp:anchor>
+            </w:drawing>
+          </mc:Choice>
+          <mc:Fallback>
+            <w:pict>
+              <v:shape w14:anchorId="5D8CAAE2" id="_x0000_s1065" type="#_x0000_t202" style="position:absolute;left:0;text-align:left;margin-left:140.1pt;margin-top:43.9pt;width:18.75pt;height:18.15pt;z-index:251764736;visibility:visible;mso-wrap-style:square;mso-width-percent:0;mso-height-percent:0;mso-wrap-distance-left:9pt;mso-wrap-distance-top:0;mso-wrap-distance-right:9pt;mso-wrap-distance-bottom:0;mso-position-horizontal:absolute;mso-position-horizontal-relative:text;mso-position-vertical:absolute;mso-position-vertical-relative:text;mso-width-percent:0;mso-height-percent:0;mso-width-relative:margin;mso-height-relative:margin;v-text-anchor:middle" o:gfxdata="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" fillcolor="#4472c4 [3204]" strokecolor="#09101d [484]" strokeweight="1pt">
+                <v:textbox>
+                  <w:txbxContent>
+                    <w:p>
+                      <w:pPr>
+                        <w:pStyle w:val="af"/>
+                      </w:pPr>
+                      <w:r>
+                        <w:rPr>
+                          <w:lang w:val="en-US"/>
+                        </w:rPr>
+                        <w:t>3</w:t>
+                      </w:r>
+                      <w:r>
+                        <w:t>1</w:t>
+                      </w:r>
+                    </w:p>
+                  </w:txbxContent>
+                </v:textbox>
+              </v:shape>
+            </w:pict>
+          </mc:Fallback>
+        </mc:AlternateContent>
+      </w:r>
+      <w:r>
+        <w:drawing>
+          <wp:inline distT="0" distB="0" distL="0" distR="0" wp14:anchorId="1965528E" wp14:editId="33C52C26">
+            <wp:extent cx="6923161" cy="1741336"/>
+            <wp:effectExtent l="0" t="0" r="0" b="0"/>
+            <wp:docPr id="1432817918" name="Рисунок 1"/>
+            <wp:cNvGraphicFramePr>
+              <a:graphicFrameLocks xmlns:a="http://schemas.openxmlformats.org/drawingml/2006/main" noChangeAspect="1"/>
+            </wp:cNvGraphicFramePr>
+            <a:graphic xmlns:a="http://schemas.openxmlformats.org/drawingml/2006/main">
+              <a:graphicData uri="http://schemas.openxmlformats.org/drawingml/2006/picture">
+                <pic:pic xmlns:pic="http://schemas.openxmlformats.org/drawingml/2006/picture">
+                  <pic:nvPicPr>
+                    <pic:cNvPr id="1432817918" name=""/>
+                    <pic:cNvPicPr/>
+                  </pic:nvPicPr>
+                  <pic:blipFill>
+                    <a:blip r:embed="rId17"/>
+                    <a:stretch>
+                      <a:fillRect/>
+                    </a:stretch>
+                  </pic:blipFill>
+                  <pic:spPr>
+                    <a:xfrm>
+                      <a:off x="0" y="0"/>
+                      <a:ext cx="6956072" cy="1749614"/>
+                    </a:xfrm>
+                    <a:prstGeom prst="rect">
+                      <a:avLst/>
+                    </a:prstGeom>
+                  </pic:spPr>
+                </pic:pic>
+              </a:graphicData>
+            </a:graphic>
+          </wp:inline>
+        </w:drawing>
+      </w:r>
+    </w:p>
+    <w:p>
+      <w:r>
+        <w:t>Из выпадающих списков выбрать:</w:t>
+      </w:r>
+    </w:p>
+    <w:p>
+      <w:r>
+        <w:t xml:space="preserve">1 – </w:t>
+      </w:r>
+      <w:r>
+        <w:t>Поступление</w:t>
+      </w:r>
+      <w:r>
+        <w:t xml:space="preserve"> материала</w:t>
+      </w:r>
+    </w:p>
+    <w:p>
+      <w:r>
+        <w:t>2 – Заказ</w:t>
+      </w:r>
+    </w:p>
+    <w:p>
+      <w:r>
+        <w:t>В поле 3 ввести номер заказа из пункта 3.1.</w:t>
+      </w:r>
+    </w:p>
+    <w:p>
+      <w:r>
+        <w:t xml:space="preserve">После ввода значений нужно нажать </w:t>
+      </w:r>
+      <w:r>
+        <w:rPr>
+          <w:lang w:val="en-US"/>
+        </w:rPr>
+        <w:t>Enter</w:t>
+      </w:r>
+      <w:r>
+        <w:t>.</w:t>
+      </w:r>
+    </w:p>
+    <w:p>
+      <w:r>
+        <w:t xml:space="preserve">Из заказа будут выбраны </w:t>
+      </w:r>
+      <w:r>
+        <w:t>изготовляемые материалы</w:t>
+      </w:r>
+      <w:r>
+        <w:t>.</w:t>
+      </w:r>
+    </w:p>
+    <w:p>
+      <w:r>
+        <w:t xml:space="preserve">Для </w:t>
+      </w:r>
+      <w:r>
+        <w:t>изготовляемого материала</w:t>
+      </w:r>
+      <w:r>
+        <w:t xml:space="preserve"> нужно проставить галки в поле «ОК»</w:t>
+      </w:r>
+      <w:r>
+        <w:t xml:space="preserve"> (4)</w:t>
+      </w:r>
+      <w:r>
+        <w:t xml:space="preserve">. </w:t>
+      </w:r>
+      <w:r>
+        <w:br/>
+        <w:t>Для проверки введенных значений требуется нажать на кнопку «Проверить» (</w:t>
+      </w:r>
+      <w:r>
+        <w:t>5</w:t>
+      </w:r>
+      <w:r>
+        <w:t>).</w:t>
+      </w:r>
+    </w:p>
+    <w:p>
+      <w:r>
+        <w:t>Для выполнения проводки и сохранения документа требуется нажать на кнопку «Проводка» (</w:t>
+      </w:r>
+      <w:r>
+        <w:t>6</w:t>
+      </w:r>
+      <w:r>
+        <w:t>).</w:t>
+      </w:r>
+    </w:p>
+    <w:p>
+      <w:pPr>
+        <w:rPr>
+          <w:lang w:val="en-US"/>
+        </w:rPr>
+      </w:pPr>
+      <w:r>
+        <w:t>В результате этой операции со склада будет потреблено требуемое количество материалов и эти материалы будут переданы в производство.</w:t>
+      </w:r>
+    </w:p>
+    <w:p>
+      <w:pPr>
+        <w:pStyle w:val="2"/>
+      </w:pPr>
+      <w:r>
+        <w:t>Просмо</w:t>
+      </w:r>
+      <w:r>
+        <w:t>тр складских запасов</w:t>
+      </w:r>
+      <w:r>
+        <w:t xml:space="preserve"> </w:t>
+      </w:r>
+    </w:p>
+    <w:p>
+      <w:r>
+        <w:t xml:space="preserve">Проверить наличие материалов на складе можно с помощью транзакции </w:t>
+      </w:r>
+      <w:r>
+        <w:rPr>
+          <w:lang w:val="en-US"/>
+        </w:rPr>
+        <w:t>MB</w:t>
+      </w:r>
+      <w:r>
+        <w:t>52.</w:t>
+      </w:r>
+    </w:p>
+    <w:p>
+      <w:pPr>
+        <w:rPr>
+          <w:lang w:val="en-US"/>
+        </w:rPr>
+      </w:pPr>
+      <w:r>
+        <w:rPr>
+          <w:lang w:val="en-US"/>
+        </w:rPr>
+        <w:drawing>
+          <wp:inline distT="0" distB="0" distL="0" distR="0" wp14:anchorId="6EEBC648" wp14:editId="6622B8CE">
+            <wp:extent cx="5940425" cy="1446530"/>
+            <wp:effectExtent l="0" t="0" r="3175" b="1270"/>
+            <wp:docPr id="674721477" name="Рисунок 1"/>
+            <wp:cNvGraphicFramePr>
+              <a:graphicFrameLocks xmlns:a="http://schemas.openxmlformats.org/drawingml/2006/main" noChangeAspect="1"/>
+            </wp:cNvGraphicFramePr>
+            <a:graphic xmlns:a="http://schemas.openxmlformats.org/drawingml/2006/main">
+              <a:graphicData uri="http://schemas.openxmlformats.org/drawingml/2006/picture">
+                <pic:pic xmlns:pic="http://schemas.openxmlformats.org/drawingml/2006/picture">
+                  <pic:nvPicPr>
+                    <pic:cNvPr id="674721477" name=""/>
+                    <pic:cNvPicPr/>
+                  </pic:nvPicPr>
+                  <pic:blipFill>
+                    <a:blip r:embed="rId18"/>
+                    <a:stretch>
+                      <a:fillRect/>
+                    </a:stretch>
+                  </pic:blipFill>
+                  <pic:spPr>
+                    <a:xfrm>
+                      <a:off x="0" y="0"/>
+                      <a:ext cx="5940425" cy="1446530"/>
+                    </a:xfrm>
+                    <a:prstGeom prst="rect">
+                      <a:avLst/>
+                    </a:prstGeom>
+                  </pic:spPr>
+                </pic:pic>
+              </a:graphicData>
+            </a:graphic>
+          </wp:inline>
+        </w:drawing>
+      </w:r>
+    </w:p>
     <w:p/>
     <w:p>
       <w:pPr>
@@ -6246,7 +8624,7 @@
       </w:r>
     </w:p>
     <w:p>
-      <w:hyperlink r:id="rId15" w:history="1">
+      <w:hyperlink r:id="rId19" w:history="1">
         <w:r>
           <w:rPr>
             <w:rStyle w:val="ac"/>
@@ -6297,7 +8675,7 @@
         </w:rPr>
         <w:t xml:space="preserve">): </w:t>
       </w:r>
-      <w:hyperlink r:id="rId16" w:history="1">
+      <w:hyperlink r:id="rId20" w:history="1">
         <w:r>
           <w:rPr>
             <w:rStyle w:val="ac"/>
@@ -6361,11 +8739,6 @@
       </w:r>
     </w:p>
     <w:p>
-      <w:pPr>
-        <w:rPr>
-          <w:lang w:val="en-US"/>
-        </w:rPr>
-      </w:pPr>
       <w:r>
         <w:t xml:space="preserve">В расширении должен генерироваться файл с расширением </w:t>
       </w:r>
@@ -6383,7 +8756,7 @@
       <w:r>
         <w:t xml:space="preserve">Подробная инструкция: </w:t>
       </w:r>
-      <w:hyperlink r:id="rId17" w:history="1">
+      <w:hyperlink r:id="rId21" w:history="1">
         <w:r>
           <w:rPr>
             <w:rStyle w:val="ac"/>
@@ -16000,7 +18373,7 @@
   <w:style w:type="paragraph" w:default="1" w:styleId="a">
     <w:name w:val="Normal"/>
     <w:qFormat/>
-    <w:rsid w:val="00575748"/>
+    <w:rsid w:val="00892F90"/>
     <w:rPr>
       <w:rFonts w:ascii="Times New Roman" w:hAnsi="Times New Roman"/>
       <w:sz w:val="28"/>

--- a/Практика(2курс)/Задания на практику.docx
+++ b/Практика(2курс)/Задания на практику.docx
@@ -43,156 +43,202 @@
       </w:r>
     </w:p>
     <w:p>
-      <w:r>
+      <w:pPr>
+        <w:spacing w:before="100" w:beforeAutospacing="1" w:after="120" w:line="240" w:lineRule="auto"/>
+        <w:rPr>
+          <w:rFonts w:eastAsia="Times New Roman" w:cs="Times New Roman"/>
+          <w:kern w:val="0"/>
+          <w:szCs w:val="28"/>
+          <w:lang w:eastAsia="ru-RU"/>
+          <w14:ligatures w14:val="none"/>
+        </w:rPr>
+      </w:pPr>
+      <w:r>
+        <w:rPr>
+          <w:rFonts w:eastAsia="Times New Roman" w:cs="Times New Roman"/>
+          <w:kern w:val="0"/>
+          <w:szCs w:val="28"/>
+          <w:lang w:eastAsia="ru-RU"/>
+          <w14:ligatures w14:val="none"/>
+        </w:rPr>
         <w:t>Разделы в отчете обучающегося:</w:t>
       </w:r>
     </w:p>
     <w:p>
       <w:pPr>
-        <w:pStyle w:val="a7"/>
         <w:numPr>
           <w:ilvl w:val="0"/>
-          <w:numId w:val="7"/>
+          <w:numId w:val="9"/>
         </w:numPr>
+        <w:spacing w:before="100" w:beforeAutospacing="1" w:after="100" w:afterAutospacing="1" w:line="240" w:lineRule="auto"/>
+        <w:rPr>
+          <w:rFonts w:eastAsia="Times New Roman" w:cs="Times New Roman"/>
+          <w:kern w:val="0"/>
+          <w:szCs w:val="28"/>
+          <w:lang w:eastAsia="ru-RU"/>
+          <w14:ligatures w14:val="none"/>
+        </w:rPr>
       </w:pPr>
       <w:r>
-        <w:t>Описание АСУП машиностроения. Описание взаимодействия между компонентами АСУП.</w:t>
+        <w:rPr>
+          <w:rFonts w:eastAsia="Times New Roman" w:cs="Times New Roman"/>
+          <w:kern w:val="0"/>
+          <w:szCs w:val="28"/>
+          <w:lang w:eastAsia="ru-RU"/>
+          <w14:ligatures w14:val="none"/>
+        </w:rPr>
+        <w:t xml:space="preserve">Описание автоматизированной системы управления предприятием (АСУП) машиностроения. Описание взаимодействия между компонентами АСУП. </w:t>
       </w:r>
     </w:p>
     <w:p>
       <w:pPr>
-        <w:pStyle w:val="a7"/>
         <w:numPr>
           <w:ilvl w:val="1"/>
-          <w:numId w:val="7"/>
+          <w:numId w:val="9"/>
         </w:numPr>
+        <w:spacing w:before="100" w:beforeAutospacing="1" w:after="100" w:afterAutospacing="1" w:line="240" w:lineRule="auto"/>
+        <w:rPr>
+          <w:rFonts w:eastAsia="Times New Roman" w:cs="Times New Roman"/>
+          <w:kern w:val="0"/>
+          <w:szCs w:val="28"/>
+          <w:lang w:eastAsia="ru-RU"/>
+          <w14:ligatures w14:val="none"/>
+        </w:rPr>
       </w:pPr>
       <w:r>
-        <w:t>Что такое АСУП: АСУП аэрокосмической отрасли состоит из различных систем (</w:t>
-      </w:r>
-      <w:r>
-        <w:rPr>
-          <w:lang w:val="en-US"/>
-        </w:rPr>
-        <w:t>ERP</w:t>
-      </w:r>
-      <w:r>
-        <w:t xml:space="preserve">, </w:t>
-      </w:r>
-      <w:r>
-        <w:rPr>
-          <w:lang w:val="en-US"/>
-        </w:rPr>
-        <w:t>MES</w:t>
-      </w:r>
-      <w:r>
-        <w:t xml:space="preserve">, </w:t>
-      </w:r>
-      <w:r>
-        <w:rPr>
-          <w:lang w:val="en-US"/>
-        </w:rPr>
-        <w:t>WMS</w:t>
-      </w:r>
-      <w:r>
-        <w:t xml:space="preserve">, </w:t>
-      </w:r>
-      <w:r>
-        <w:rPr>
-          <w:lang w:val="en-US"/>
-        </w:rPr>
-        <w:t>EWM</w:t>
-      </w:r>
-      <w:r>
-        <w:t xml:space="preserve"> и </w:t>
+        <w:rPr>
+          <w:rFonts w:eastAsia="Times New Roman" w:cs="Times New Roman"/>
+          <w:kern w:val="0"/>
+          <w:szCs w:val="28"/>
+          <w:lang w:eastAsia="ru-RU"/>
+          <w14:ligatures w14:val="none"/>
+        </w:rPr>
+        <w:t xml:space="preserve">Что такое АСУП: АСУП аэрокосмической отрасли состоит из различных систем (ERP, MES, WMS, HCM и </w:t>
       </w:r>
       <w:proofErr w:type="spellStart"/>
       <w:r>
+        <w:rPr>
+          <w:rFonts w:eastAsia="Times New Roman" w:cs="Times New Roman"/>
+          <w:kern w:val="0"/>
+          <w:szCs w:val="28"/>
+          <w:lang w:eastAsia="ru-RU"/>
+          <w14:ligatures w14:val="none"/>
+        </w:rPr>
         <w:t>проч</w:t>
       </w:r>
       <w:proofErr w:type="spellEnd"/>
       <w:r>
-        <w:t xml:space="preserve">). Для корректного функционирования АСУП между ее компонентами требуется оперативная/автоматизированная передача информации. Основной системой по ведению заказов/факта выполнения работ/потребления/выпуска продукции является </w:t>
-      </w:r>
-      <w:r>
-        <w:rPr>
-          <w:lang w:val="en-US"/>
-        </w:rPr>
-        <w:t>ERP</w:t>
-      </w:r>
-      <w:r>
-        <w:t xml:space="preserve"> система. Актуально сделать выгрузку данных из </w:t>
-      </w:r>
-      <w:r>
-        <w:rPr>
-          <w:lang w:val="en-US"/>
-        </w:rPr>
-        <w:t>ERP</w:t>
-      </w:r>
-      <w:r>
-        <w:t xml:space="preserve"> системы.</w:t>
+        <w:rPr>
+          <w:rFonts w:eastAsia="Times New Roman" w:cs="Times New Roman"/>
+          <w:kern w:val="0"/>
+          <w:szCs w:val="28"/>
+          <w:lang w:eastAsia="ru-RU"/>
+          <w14:ligatures w14:val="none"/>
+        </w:rPr>
+        <w:t>). Для корректного функционирования АСУП между ее компонентами требуется оперативная/автоматизированная передача информации. Основной системой по ведению заказов/факта выполнения работ/потребления/выпуска продукции является ERP система. Актуально сделать выгрузку данных из ERP системы.</w:t>
       </w:r>
     </w:p>
     <w:p>
       <w:pPr>
-        <w:pStyle w:val="a7"/>
         <w:numPr>
           <w:ilvl w:val="0"/>
-          <w:numId w:val="7"/>
+          <w:numId w:val="9"/>
         </w:numPr>
+        <w:spacing w:before="100" w:beforeAutospacing="1" w:after="100" w:afterAutospacing="1" w:line="240" w:lineRule="auto"/>
+        <w:rPr>
+          <w:rFonts w:eastAsia="Times New Roman" w:cs="Times New Roman"/>
+          <w:kern w:val="0"/>
+          <w:szCs w:val="28"/>
+          <w:lang w:eastAsia="ru-RU"/>
+          <w14:ligatures w14:val="none"/>
+        </w:rPr>
       </w:pPr>
       <w:r>
-        <w:t>Описание процесса «ведения производственных заказов/регистрации факта выполнения работ по производственным заказам/</w:t>
-      </w:r>
-      <w:r>
-        <w:t>списании ТМЦ в процессе производства и выпуске изготовленной продукции</w:t>
-      </w:r>
-      <w:r>
-        <w:t>» на базе программной платформы ERP.</w:t>
+        <w:rPr>
+          <w:rFonts w:eastAsia="Times New Roman" w:cs="Times New Roman"/>
+          <w:kern w:val="0"/>
+          <w:szCs w:val="28"/>
+          <w:lang w:eastAsia="ru-RU"/>
+          <w14:ligatures w14:val="none"/>
+        </w:rPr>
+        <w:t xml:space="preserve">Описание процесса «ведения производственных заказов/регистрации факта выполнения работ по производственным заказам/списании товарно-материальных ценностей (ТМЦ) в процессе производства и выпуске изготовленной продукции» на базе программной платформы ERP. </w:t>
       </w:r>
     </w:p>
     <w:p>
       <w:pPr>
-        <w:pStyle w:val="a7"/>
         <w:numPr>
           <w:ilvl w:val="1"/>
-          <w:numId w:val="7"/>
+          <w:numId w:val="9"/>
         </w:numPr>
+        <w:spacing w:before="100" w:beforeAutospacing="1" w:after="100" w:afterAutospacing="1" w:line="240" w:lineRule="auto"/>
+        <w:rPr>
+          <w:rFonts w:eastAsia="Times New Roman" w:cs="Times New Roman"/>
+          <w:kern w:val="0"/>
+          <w:szCs w:val="28"/>
+          <w:lang w:eastAsia="ru-RU"/>
+          <w14:ligatures w14:val="none"/>
+        </w:rPr>
       </w:pPr>
       <w:r>
-        <w:t>Описание</w:t>
-      </w:r>
-      <w:r>
-        <w:t xml:space="preserve"> процесса и</w:t>
-      </w:r>
-      <w:r>
-        <w:t xml:space="preserve"> используемых информационных объектов системы ERP</w:t>
+        <w:rPr>
+          <w:rFonts w:eastAsia="Times New Roman" w:cs="Times New Roman"/>
+          <w:kern w:val="0"/>
+          <w:szCs w:val="28"/>
+          <w:lang w:eastAsia="ru-RU"/>
+          <w14:ligatures w14:val="none"/>
+        </w:rPr>
+        <w:t>Описание процесса и используемых информационных объектов системы ERP</w:t>
       </w:r>
     </w:p>
     <w:p>
       <w:pPr>
-        <w:pStyle w:val="a7"/>
         <w:numPr>
           <w:ilvl w:val="0"/>
-          <w:numId w:val="7"/>
+          <w:numId w:val="9"/>
         </w:numPr>
+        <w:spacing w:before="100" w:beforeAutospacing="1" w:after="100" w:afterAutospacing="1" w:line="240" w:lineRule="auto"/>
+        <w:rPr>
+          <w:rFonts w:eastAsia="Times New Roman" w:cs="Times New Roman"/>
+          <w:kern w:val="0"/>
+          <w:szCs w:val="28"/>
+          <w:lang w:eastAsia="ru-RU"/>
+          <w14:ligatures w14:val="none"/>
+        </w:rPr>
       </w:pPr>
       <w:r>
-        <w:t>Описание инструментария разработки</w:t>
-      </w:r>
-      <w:r>
-        <w:t>.</w:t>
+        <w:rPr>
+          <w:rFonts w:eastAsia="Times New Roman" w:cs="Times New Roman"/>
+          <w:kern w:val="0"/>
+          <w:szCs w:val="28"/>
+          <w:lang w:eastAsia="ru-RU"/>
+          <w14:ligatures w14:val="none"/>
+        </w:rPr>
+        <w:t>Описание инструментария разработки.</w:t>
       </w:r>
     </w:p>
     <w:p>
       <w:pPr>
-        <w:pStyle w:val="a7"/>
         <w:numPr>
           <w:ilvl w:val="0"/>
-          <w:numId w:val="7"/>
+          <w:numId w:val="9"/>
         </w:numPr>
+        <w:spacing w:before="100" w:beforeAutospacing="1" w:after="100" w:afterAutospacing="1" w:line="240" w:lineRule="auto"/>
+        <w:rPr>
+          <w:rFonts w:eastAsia="Times New Roman" w:cs="Times New Roman"/>
+          <w:kern w:val="0"/>
+          <w:szCs w:val="28"/>
+          <w:lang w:eastAsia="ru-RU"/>
+          <w14:ligatures w14:val="none"/>
+        </w:rPr>
       </w:pPr>
       <w:r>
+        <w:rPr>
+          <w:rFonts w:eastAsia="Times New Roman" w:cs="Times New Roman"/>
+          <w:kern w:val="0"/>
+          <w:szCs w:val="28"/>
+          <w:lang w:eastAsia="ru-RU"/>
+          <w14:ligatures w14:val="none"/>
+        </w:rPr>
         <w:t>Описание полученных результатов (что было реализовано в итоге)</w:t>
       </w:r>
     </w:p>
@@ -1526,6 +1572,7 @@
       </w:r>
       <w:r>
         <w:rPr>
+          <w:noProof/>
           <w:lang w:val="en-US"/>
         </w:rPr>
         <w:drawing>
@@ -1698,7 +1745,43 @@
               </w:rPr>
             </w:pPr>
             <w:r>
-              <w:t>R001.0001.1</w:t>
+              <w:t>R001.0001.</w:t>
+            </w:r>
+            <w:r>
+              <w:t>2</w:t>
+            </w:r>
+            <w:r>
+              <w:rPr>
+                <w:lang w:val="en-US"/>
+              </w:rPr>
+              <w:t>-1</w:t>
+            </w:r>
+          </w:p>
+        </w:tc>
+      </w:tr>
+      <w:tr>
+        <w:tc>
+          <w:tcPr>
+            <w:tcW w:w="562" w:type="dxa"/>
+          </w:tcPr>
+          <w:p/>
+        </w:tc>
+        <w:tc>
+          <w:tcPr>
+            <w:tcW w:w="2835" w:type="dxa"/>
+          </w:tcPr>
+          <w:p/>
+        </w:tc>
+        <w:tc>
+          <w:tcPr>
+            <w:tcW w:w="2268" w:type="dxa"/>
+          </w:tcPr>
+          <w:p>
+            <w:r>
+              <w:t>R001.0001.</w:t>
+            </w:r>
+            <w:r>
+              <w:t>2</w:t>
             </w:r>
           </w:p>
         </w:tc>
@@ -1792,6 +1875,7 @@
       <w:pPr>
         <w:rPr>
           <w:rStyle w:val="af0"/>
+          <w:lang w:val="en-US"/>
         </w:rPr>
       </w:pPr>
       <w:r>
@@ -1817,13 +1901,13 @@
         <mc:AlternateContent>
           <mc:Choice Requires="wps">
             <w:drawing>
-              <wp:anchor distT="0" distB="0" distL="114300" distR="114300" simplePos="0" relativeHeight="251667456" behindDoc="0" locked="0" layoutInCell="1" allowOverlap="1" wp14:anchorId="5E5F3125" wp14:editId="4710977A">
+              <wp:anchor distT="0" distB="0" distL="114300" distR="114300" simplePos="0" relativeHeight="251667456" behindDoc="0" locked="0" layoutInCell="1" allowOverlap="1" wp14:anchorId="5E5F3125" wp14:editId="202BB6C0">
                 <wp:simplePos x="0" y="0"/>
                 <wp:positionH relativeFrom="column">
-                  <wp:posOffset>776605</wp:posOffset>
+                  <wp:posOffset>828040</wp:posOffset>
                 </wp:positionH>
                 <wp:positionV relativeFrom="paragraph">
-                  <wp:posOffset>3318814</wp:posOffset>
+                  <wp:posOffset>3255806</wp:posOffset>
                 </wp:positionV>
                 <wp:extent cx="238125" cy="230505"/>
                 <wp:effectExtent l="0" t="0" r="28575" b="17145"/>
@@ -1892,7 +1976,7 @@
           </mc:Choice>
           <mc:Fallback>
             <w:pict>
-              <v:shape w14:anchorId="5E5F3125" id="_x0000_s1029" type="#_x0000_t202" style="position:absolute;margin-left:61.15pt;margin-top:261.3pt;width:18.75pt;height:18.15pt;z-index:251667456;visibility:visible;mso-wrap-style:square;mso-width-percent:0;mso-height-percent:0;mso-wrap-distance-left:9pt;mso-wrap-distance-top:0;mso-wrap-distance-right:9pt;mso-wrap-distance-bottom:0;mso-position-horizontal:absolute;mso-position-horizontal-relative:text;mso-position-vertical:absolute;mso-position-vertical-relative:text;mso-width-percent:0;mso-height-percent:0;mso-width-relative:margin;mso-height-relative:margin;v-text-anchor:middle" o:gfxdata="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" fillcolor="#4472c4 [3204]" strokecolor="#09101d [484]" strokeweight="1pt">
+              <v:shape w14:anchorId="5E5F3125" id="_x0000_s1029" type="#_x0000_t202" style="position:absolute;margin-left:65.2pt;margin-top:256.35pt;width:18.75pt;height:18.15pt;z-index:251667456;visibility:visible;mso-wrap-style:square;mso-width-percent:0;mso-height-percent:0;mso-wrap-distance-left:9pt;mso-wrap-distance-top:0;mso-wrap-distance-right:9pt;mso-wrap-distance-bottom:0;mso-position-horizontal:absolute;mso-position-horizontal-relative:text;mso-position-vertical:absolute;mso-position-vertical-relative:text;mso-width-percent:0;mso-height-percent:0;mso-width-relative:margin;mso-height-relative:margin;v-text-anchor:middle" o:gfxdata="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" fillcolor="#4472c4 [3204]" strokecolor="#09101d [484]" strokeweight="1pt">
                 <v:textbox>
                   <w:txbxContent>
                     <w:p>
@@ -1919,13 +2003,13 @@
         <mc:AlternateContent>
           <mc:Choice Requires="wps">
             <w:drawing>
-              <wp:anchor distT="0" distB="0" distL="114300" distR="114300" simplePos="0" relativeHeight="251665408" behindDoc="0" locked="0" layoutInCell="1" allowOverlap="1" wp14:anchorId="19D83324" wp14:editId="50128FBB">
+              <wp:anchor distT="0" distB="0" distL="114300" distR="114300" simplePos="0" relativeHeight="251665408" behindDoc="0" locked="0" layoutInCell="1" allowOverlap="1" wp14:anchorId="19D83324" wp14:editId="6A15A703">
                 <wp:simplePos x="0" y="0"/>
                 <wp:positionH relativeFrom="column">
-                  <wp:posOffset>2450465</wp:posOffset>
+                  <wp:posOffset>2429510</wp:posOffset>
                 </wp:positionH>
                 <wp:positionV relativeFrom="paragraph">
-                  <wp:posOffset>2325674</wp:posOffset>
+                  <wp:posOffset>2297269</wp:posOffset>
                 </wp:positionV>
                 <wp:extent cx="238125" cy="230505"/>
                 <wp:effectExtent l="0" t="0" r="28575" b="17145"/>
@@ -1994,7 +2078,7 @@
           </mc:Choice>
           <mc:Fallback>
             <w:pict>
-              <v:shape w14:anchorId="19D83324" id="_x0000_s1030" type="#_x0000_t202" style="position:absolute;margin-left:192.95pt;margin-top:183.1pt;width:18.75pt;height:18.15pt;z-index:251665408;visibility:visible;mso-wrap-style:square;mso-width-percent:0;mso-height-percent:0;mso-wrap-distance-left:9pt;mso-wrap-distance-top:0;mso-wrap-distance-right:9pt;mso-wrap-distance-bottom:0;mso-position-horizontal:absolute;mso-position-horizontal-relative:text;mso-position-vertical:absolute;mso-position-vertical-relative:text;mso-width-percent:0;mso-height-percent:0;mso-width-relative:margin;mso-height-relative:margin;v-text-anchor:middle" o:gfxdata="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" fillcolor="#4472c4 [3204]" strokecolor="#09101d [484]" strokeweight="1pt">
+              <v:shape w14:anchorId="19D83324" id="_x0000_s1030" type="#_x0000_t202" style="position:absolute;margin-left:191.3pt;margin-top:180.9pt;width:18.75pt;height:18.15pt;z-index:251665408;visibility:visible;mso-wrap-style:square;mso-width-percent:0;mso-height-percent:0;mso-wrap-distance-left:9pt;mso-wrap-distance-top:0;mso-wrap-distance-right:9pt;mso-wrap-distance-bottom:0;mso-position-horizontal:absolute;mso-position-horizontal-relative:text;mso-position-vertical:absolute;mso-position-vertical-relative:text;mso-width-percent:0;mso-height-percent:0;mso-width-relative:margin;mso-height-relative:margin;v-text-anchor:middle" o:gfxdata="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" fillcolor="#4472c4 [3204]" strokecolor="#09101d [484]" strokeweight="1pt">
                 <v:textbox>
                   <w:txbxContent>
                     <w:p>
@@ -2021,33 +2105,32 @@
         <mc:AlternateContent>
           <mc:Choice Requires="wps">
             <w:drawing>
-              <wp:anchor distT="0" distB="0" distL="114300" distR="114300" simplePos="0" relativeHeight="251672576" behindDoc="0" locked="0" layoutInCell="1" allowOverlap="1" wp14:anchorId="3DF3461B" wp14:editId="6DA5F5F6">
+              <wp:anchor distT="0" distB="0" distL="114300" distR="114300" simplePos="0" relativeHeight="251671552" behindDoc="0" locked="0" layoutInCell="1" allowOverlap="1" wp14:anchorId="58DDABD8" wp14:editId="7594044D">
                 <wp:simplePos x="0" y="0"/>
                 <wp:positionH relativeFrom="column">
-                  <wp:posOffset>2943860</wp:posOffset>
+                  <wp:posOffset>3147856</wp:posOffset>
                 </wp:positionH>
                 <wp:positionV relativeFrom="paragraph">
-                  <wp:posOffset>643255</wp:posOffset>
+                  <wp:posOffset>926465</wp:posOffset>
                 </wp:positionV>
-                <wp:extent cx="215900" cy="215900"/>
-                <wp:effectExtent l="19050" t="19050" r="12700" b="12700"/>
+                <wp:extent cx="238125" cy="230505"/>
+                <wp:effectExtent l="0" t="0" r="28575" b="17145"/>
                 <wp:wrapNone/>
-                <wp:docPr id="177918916" name="Прямоугольник 3"/>
+                <wp:docPr id="1643060616" name="Надпись 2"/>
                 <wp:cNvGraphicFramePr/>
                 <a:graphic xmlns:a="http://schemas.openxmlformats.org/drawingml/2006/main">
                   <a:graphicData uri="http://schemas.microsoft.com/office/word/2010/wordprocessingShape">
                     <wps:wsp>
-                      <wps:cNvSpPr/>
+                      <wps:cNvSpPr txBox="1"/>
                       <wps:spPr>
                         <a:xfrm>
                           <a:off x="0" y="0"/>
-                          <a:ext cx="215900" cy="215900"/>
+                          <a:ext cx="238125" cy="230505"/>
                         </a:xfrm>
                         <a:prstGeom prst="rect">
                           <a:avLst/>
                         </a:prstGeom>
-                        <a:noFill/>
-                        <a:ln w="28575"/>
+                        <a:ln/>
                       </wps:spPr>
                       <wps:style>
                         <a:lnRef idx="2">
@@ -2065,6 +2148,18 @@
                           <a:schemeClr val="lt1"/>
                         </a:fontRef>
                       </wps:style>
+                      <wps:txbx>
+                        <w:txbxContent>
+                          <w:p>
+                            <w:pPr>
+                              <w:pStyle w:val="af"/>
+                            </w:pPr>
+                            <w:r>
+                              <w:t>41</w:t>
+                            </w:r>
+                          </w:p>
+                        </w:txbxContent>
+                      </wps:txbx>
                       <wps:bodyPr rot="0" spcFirstLastPara="0" vertOverflow="overflow" horzOverflow="overflow" vert="horz" wrap="square" lIns="91440" tIns="45720" rIns="91440" bIns="45720" numCol="1" spcCol="0" rtlCol="0" fromWordArt="0" anchor="ctr" anchorCtr="0" forceAA="0" compatLnSpc="1">
                         <a:prstTxWarp prst="textNoShape">
                           <a:avLst/>
@@ -2085,7 +2180,20 @@
           </mc:Choice>
           <mc:Fallback>
             <w:pict>
-              <v:rect w14:anchorId="09A667B5" id="Прямоугольник 3" o:spid="_x0000_s1026" style="position:absolute;margin-left:231.8pt;margin-top:50.65pt;width:17pt;height:17pt;z-index:251672576;visibility:visible;mso-wrap-style:square;mso-width-percent:0;mso-height-percent:0;mso-wrap-distance-left:9pt;mso-wrap-distance-top:0;mso-wrap-distance-right:9pt;mso-wrap-distance-bottom:0;mso-position-horizontal:absolute;mso-position-horizontal-relative:text;mso-position-vertical:absolute;mso-position-vertical-relative:text;mso-width-percent:0;mso-height-percent:0;mso-width-relative:margin;mso-height-relative:margin;v-text-anchor:middle" o:gfxdata="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" filled="f" strokecolor="#09101d [484]" strokeweight="2.25pt"/>
+              <v:shape w14:anchorId="58DDABD8" id="_x0000_s1031" type="#_x0000_t202" style="position:absolute;margin-left:247.85pt;margin-top:72.95pt;width:18.75pt;height:18.15pt;z-index:251671552;visibility:visible;mso-wrap-style:square;mso-width-percent:0;mso-height-percent:0;mso-wrap-distance-left:9pt;mso-wrap-distance-top:0;mso-wrap-distance-right:9pt;mso-wrap-distance-bottom:0;mso-position-horizontal:absolute;mso-position-horizontal-relative:text;mso-position-vertical:absolute;mso-position-vertical-relative:text;mso-width-percent:0;mso-height-percent:0;mso-width-relative:margin;mso-height-relative:margin;v-text-anchor:middle" o:gfxdata="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" fillcolor="#4472c4 [3204]" strokecolor="#09101d [484]" strokeweight="1pt">
+                <v:textbox>
+                  <w:txbxContent>
+                    <w:p>
+                      <w:pPr>
+                        <w:pStyle w:val="af"/>
+                      </w:pPr>
+                      <w:r>
+                        <w:t>41</w:t>
+                      </w:r>
+                    </w:p>
+                  </w:txbxContent>
+                </v:textbox>
+              </v:shape>
             </w:pict>
           </mc:Fallback>
         </mc:AlternateContent>
@@ -2099,13 +2207,13 @@
         <mc:AlternateContent>
           <mc:Choice Requires="wps">
             <w:drawing>
-              <wp:anchor distT="0" distB="0" distL="114300" distR="114300" simplePos="0" relativeHeight="251674624" behindDoc="0" locked="0" layoutInCell="1" allowOverlap="1" wp14:anchorId="3B653B5D" wp14:editId="79708B89">
+              <wp:anchor distT="0" distB="0" distL="114300" distR="114300" simplePos="0" relativeHeight="251674624" behindDoc="0" locked="0" layoutInCell="1" allowOverlap="1" wp14:anchorId="3B653B5D" wp14:editId="510D0E66">
                 <wp:simplePos x="0" y="0"/>
                 <wp:positionH relativeFrom="column">
-                  <wp:posOffset>3161030</wp:posOffset>
+                  <wp:posOffset>3126266</wp:posOffset>
                 </wp:positionH>
                 <wp:positionV relativeFrom="paragraph">
-                  <wp:posOffset>642620</wp:posOffset>
+                  <wp:posOffset>655320</wp:posOffset>
                 </wp:positionV>
                 <wp:extent cx="215900" cy="215900"/>
                 <wp:effectExtent l="19050" t="19050" r="12700" b="12700"/>
@@ -2163,7 +2271,7 @@
           </mc:Choice>
           <mc:Fallback>
             <w:pict>
-              <v:rect w14:anchorId="035F990F" id="Прямоугольник 3" o:spid="_x0000_s1026" style="position:absolute;margin-left:248.9pt;margin-top:50.6pt;width:17pt;height:17pt;z-index:251674624;visibility:visible;mso-wrap-style:square;mso-width-percent:0;mso-height-percent:0;mso-wrap-distance-left:9pt;mso-wrap-distance-top:0;mso-wrap-distance-right:9pt;mso-wrap-distance-bottom:0;mso-position-horizontal:absolute;mso-position-horizontal-relative:text;mso-position-vertical:absolute;mso-position-vertical-relative:text;mso-width-percent:0;mso-height-percent:0;mso-width-relative:margin;mso-height-relative:margin;v-text-anchor:middle" o:gfxdata="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" filled="f" strokecolor="#09101d [484]" strokeweight="2.25pt"/>
+              <v:rect w14:anchorId="22A29B10" id="Прямоугольник 3" o:spid="_x0000_s1026" style="position:absolute;margin-left:246.15pt;margin-top:51.6pt;width:17pt;height:17pt;z-index:251674624;visibility:visible;mso-wrap-style:square;mso-width-percent:0;mso-height-percent:0;mso-wrap-distance-left:9pt;mso-wrap-distance-top:0;mso-wrap-distance-right:9pt;mso-wrap-distance-bottom:0;mso-position-horizontal:absolute;mso-position-horizontal-relative:text;mso-position-vertical:absolute;mso-position-vertical-relative:text;mso-width-percent:0;mso-height-percent:0;mso-width-relative:margin;mso-height-relative:margin;v-text-anchor:middle" o:gfxdata="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" filled="f" strokecolor="#09101d [484]" strokeweight="2.25pt"/>
             </w:pict>
           </mc:Fallback>
         </mc:AlternateContent>
@@ -2177,10 +2285,10 @@
         <mc:AlternateContent>
           <mc:Choice Requires="wps">
             <w:drawing>
-              <wp:anchor distT="0" distB="0" distL="114300" distR="114300" simplePos="0" relativeHeight="251669504" behindDoc="0" locked="0" layoutInCell="1" allowOverlap="1" wp14:anchorId="74199625" wp14:editId="67CE8927">
+              <wp:anchor distT="0" distB="0" distL="114300" distR="114300" simplePos="0" relativeHeight="251669504" behindDoc="0" locked="0" layoutInCell="1" allowOverlap="1" wp14:anchorId="74199625" wp14:editId="3D33DB85">
                 <wp:simplePos x="0" y="0"/>
                 <wp:positionH relativeFrom="column">
-                  <wp:posOffset>2924175</wp:posOffset>
+                  <wp:posOffset>2910366</wp:posOffset>
                 </wp:positionH>
                 <wp:positionV relativeFrom="paragraph">
                   <wp:posOffset>925830</wp:posOffset>
@@ -2252,7 +2360,7 @@
           </mc:Choice>
           <mc:Fallback>
             <w:pict>
-              <v:shape w14:anchorId="74199625" id="_x0000_s1031" type="#_x0000_t202" style="position:absolute;margin-left:230.25pt;margin-top:72.9pt;width:18.75pt;height:18.15pt;z-index:251669504;visibility:visible;mso-wrap-style:square;mso-width-percent:0;mso-height-percent:0;mso-wrap-distance-left:9pt;mso-wrap-distance-top:0;mso-wrap-distance-right:9pt;mso-wrap-distance-bottom:0;mso-position-horizontal:absolute;mso-position-horizontal-relative:text;mso-position-vertical:absolute;mso-position-vertical-relative:text;mso-width-percent:0;mso-height-percent:0;mso-width-relative:margin;mso-height-relative:margin;v-text-anchor:middle" o:gfxdata="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" fillcolor="#4472c4 [3204]" strokecolor="#09101d [484]" strokeweight="1pt">
+              <v:shape w14:anchorId="74199625" id="_x0000_s1032" type="#_x0000_t202" style="position:absolute;margin-left:229.15pt;margin-top:72.9pt;width:18.75pt;height:18.15pt;z-index:251669504;visibility:visible;mso-wrap-style:square;mso-width-percent:0;mso-height-percent:0;mso-wrap-distance-left:9pt;mso-wrap-distance-top:0;mso-wrap-distance-right:9pt;mso-wrap-distance-bottom:0;mso-position-horizontal:absolute;mso-position-horizontal-relative:text;mso-position-vertical:absolute;mso-position-vertical-relative:text;mso-width-percent:0;mso-height-percent:0;mso-width-relative:margin;mso-height-relative:margin;v-text-anchor:middle" o:gfxdata="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" fillcolor="#4472c4 [3204]" strokecolor="#09101d [484]" strokeweight="1pt">
                 <v:textbox>
                   <w:txbxContent>
                     <w:p>
@@ -2279,120 +2387,18 @@
         <mc:AlternateContent>
           <mc:Choice Requires="wps">
             <w:drawing>
-              <wp:anchor distT="0" distB="0" distL="114300" distR="114300" simplePos="0" relativeHeight="251671552" behindDoc="0" locked="0" layoutInCell="1" allowOverlap="1" wp14:anchorId="58DDABD8" wp14:editId="3E17667E">
+              <wp:anchor distT="0" distB="0" distL="114300" distR="114300" simplePos="0" relativeHeight="251672576" behindDoc="0" locked="0" layoutInCell="1" allowOverlap="1" wp14:anchorId="3DF3461B" wp14:editId="7086C297">
                 <wp:simplePos x="0" y="0"/>
                 <wp:positionH relativeFrom="column">
-                  <wp:posOffset>3161665</wp:posOffset>
+                  <wp:posOffset>2916081</wp:posOffset>
                 </wp:positionH>
                 <wp:positionV relativeFrom="paragraph">
-                  <wp:posOffset>926769</wp:posOffset>
+                  <wp:posOffset>655955</wp:posOffset>
                 </wp:positionV>
-                <wp:extent cx="238125" cy="230505"/>
-                <wp:effectExtent l="0" t="0" r="28575" b="17145"/>
-                <wp:wrapNone/>
-                <wp:docPr id="1643060616" name="Надпись 2"/>
-                <wp:cNvGraphicFramePr/>
-                <a:graphic xmlns:a="http://schemas.openxmlformats.org/drawingml/2006/main">
-                  <a:graphicData uri="http://schemas.microsoft.com/office/word/2010/wordprocessingShape">
-                    <wps:wsp>
-                      <wps:cNvSpPr txBox="1"/>
-                      <wps:spPr>
-                        <a:xfrm>
-                          <a:off x="0" y="0"/>
-                          <a:ext cx="238125" cy="230505"/>
-                        </a:xfrm>
-                        <a:prstGeom prst="rect">
-                          <a:avLst/>
-                        </a:prstGeom>
-                        <a:ln/>
-                      </wps:spPr>
-                      <wps:style>
-                        <a:lnRef idx="2">
-                          <a:schemeClr val="accent1">
-                            <a:shade val="15000"/>
-                          </a:schemeClr>
-                        </a:lnRef>
-                        <a:fillRef idx="1">
-                          <a:schemeClr val="accent1"/>
-                        </a:fillRef>
-                        <a:effectRef idx="0">
-                          <a:schemeClr val="accent1"/>
-                        </a:effectRef>
-                        <a:fontRef idx="minor">
-                          <a:schemeClr val="lt1"/>
-                        </a:fontRef>
-                      </wps:style>
-                      <wps:txbx>
-                        <w:txbxContent>
-                          <w:p>
-                            <w:pPr>
-                              <w:pStyle w:val="af"/>
-                            </w:pPr>
-                            <w:r>
-                              <w:t>41</w:t>
-                            </w:r>
-                          </w:p>
-                        </w:txbxContent>
-                      </wps:txbx>
-                      <wps:bodyPr rot="0" spcFirstLastPara="0" vertOverflow="overflow" horzOverflow="overflow" vert="horz" wrap="square" lIns="91440" tIns="45720" rIns="91440" bIns="45720" numCol="1" spcCol="0" rtlCol="0" fromWordArt="0" anchor="ctr" anchorCtr="0" forceAA="0" compatLnSpc="1">
-                        <a:prstTxWarp prst="textNoShape">
-                          <a:avLst/>
-                        </a:prstTxWarp>
-                        <a:noAutofit/>
-                      </wps:bodyPr>
-                    </wps:wsp>
-                  </a:graphicData>
-                </a:graphic>
-                <wp14:sizeRelH relativeFrom="margin">
-                  <wp14:pctWidth>0</wp14:pctWidth>
-                </wp14:sizeRelH>
-                <wp14:sizeRelV relativeFrom="margin">
-                  <wp14:pctHeight>0</wp14:pctHeight>
-                </wp14:sizeRelV>
-              </wp:anchor>
-            </w:drawing>
-          </mc:Choice>
-          <mc:Fallback>
-            <w:pict>
-              <v:shape w14:anchorId="58DDABD8" id="_x0000_s1032" type="#_x0000_t202" style="position:absolute;margin-left:248.95pt;margin-top:72.95pt;width:18.75pt;height:18.15pt;z-index:251671552;visibility:visible;mso-wrap-style:square;mso-width-percent:0;mso-height-percent:0;mso-wrap-distance-left:9pt;mso-wrap-distance-top:0;mso-wrap-distance-right:9pt;mso-wrap-distance-bottom:0;mso-position-horizontal:absolute;mso-position-horizontal-relative:text;mso-position-vertical:absolute;mso-position-vertical-relative:text;mso-width-percent:0;mso-height-percent:0;mso-width-relative:margin;mso-height-relative:margin;v-text-anchor:middle" o:gfxdata="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" fillcolor="#4472c4 [3204]" strokecolor="#09101d [484]" strokeweight="1pt">
-                <v:textbox>
-                  <w:txbxContent>
-                    <w:p>
-                      <w:pPr>
-                        <w:pStyle w:val="af"/>
-                      </w:pPr>
-                      <w:r>
-                        <w:t>41</w:t>
-                      </w:r>
-                    </w:p>
-                  </w:txbxContent>
-                </v:textbox>
-              </v:shape>
-            </w:pict>
-          </mc:Fallback>
-        </mc:AlternateContent>
-      </w:r>
-      <w:r>
-        <w:rPr>
-          <w:b/>
-          <w:bCs/>
-          <w:noProof/>
-        </w:rPr>
-        <mc:AlternateContent>
-          <mc:Choice Requires="wps">
-            <w:drawing>
-              <wp:anchor distT="0" distB="0" distL="114300" distR="114300" simplePos="0" relativeHeight="251699200" behindDoc="0" locked="0" layoutInCell="1" allowOverlap="1" wp14:anchorId="586CC8F7" wp14:editId="78613651">
-                <wp:simplePos x="0" y="0"/>
-                <wp:positionH relativeFrom="column">
-                  <wp:posOffset>1883079</wp:posOffset>
-                </wp:positionH>
-                <wp:positionV relativeFrom="paragraph">
-                  <wp:posOffset>-12065</wp:posOffset>
-                </wp:positionV>
-                <wp:extent cx="216000" cy="216000"/>
+                <wp:extent cx="215900" cy="215900"/>
                 <wp:effectExtent l="19050" t="19050" r="12700" b="12700"/>
                 <wp:wrapNone/>
-                <wp:docPr id="575609633" name="Прямоугольник 3"/>
+                <wp:docPr id="177918916" name="Прямоугольник 3"/>
                 <wp:cNvGraphicFramePr/>
                 <a:graphic xmlns:a="http://schemas.openxmlformats.org/drawingml/2006/main">
                   <a:graphicData uri="http://schemas.microsoft.com/office/word/2010/wordprocessingShape">
@@ -2401,7 +2407,7 @@
                       <wps:spPr>
                         <a:xfrm>
                           <a:off x="0" y="0"/>
-                          <a:ext cx="216000" cy="216000"/>
+                          <a:ext cx="215900" cy="215900"/>
                         </a:xfrm>
                         <a:prstGeom prst="rect">
                           <a:avLst/>
@@ -2445,7 +2451,7 @@
           </mc:Choice>
           <mc:Fallback>
             <w:pict>
-              <v:rect w14:anchorId="5B946CC1" id="Прямоугольник 3" o:spid="_x0000_s1026" style="position:absolute;margin-left:148.25pt;margin-top:-.95pt;width:17pt;height:17pt;z-index:251699200;visibility:visible;mso-wrap-style:square;mso-width-percent:0;mso-height-percent:0;mso-wrap-distance-left:9pt;mso-wrap-distance-top:0;mso-wrap-distance-right:9pt;mso-wrap-distance-bottom:0;mso-position-horizontal:absolute;mso-position-horizontal-relative:text;mso-position-vertical:absolute;mso-position-vertical-relative:text;mso-width-percent:0;mso-height-percent:0;mso-width-relative:margin;mso-height-relative:margin;v-text-anchor:middle" o:gfxdata="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" filled="f" strokecolor="#09101d [484]" strokeweight="2.25pt"/>
+              <v:rect w14:anchorId="3538DCD3" id="Прямоугольник 3" o:spid="_x0000_s1026" style="position:absolute;margin-left:229.6pt;margin-top:51.65pt;width:17pt;height:17pt;z-index:251672576;visibility:visible;mso-wrap-style:square;mso-width-percent:0;mso-height-percent:0;mso-wrap-distance-left:9pt;mso-wrap-distance-top:0;mso-wrap-distance-right:9pt;mso-wrap-distance-bottom:0;mso-position-horizontal:absolute;mso-position-horizontal-relative:text;mso-position-vertical:absolute;mso-position-vertical-relative:text;mso-width-percent:0;mso-height-percent:0;mso-width-relative:margin;mso-height-relative:margin;v-text-anchor:middle" o:gfxdata="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" filled="f" strokecolor="#09101d [484]" strokeweight="2.25pt"/>
             </w:pict>
           </mc:Fallback>
         </mc:AlternateContent>
@@ -2459,15 +2465,93 @@
         <mc:AlternateContent>
           <mc:Choice Requires="wps">
             <w:drawing>
-              <wp:anchor distT="0" distB="0" distL="114300" distR="114300" simplePos="0" relativeHeight="251697152" behindDoc="0" locked="0" layoutInCell="1" allowOverlap="1" wp14:anchorId="53FCCCBC" wp14:editId="7A21AF76">
+              <wp:anchor distT="0" distB="0" distL="114300" distR="114300" simplePos="0" relativeHeight="251699200" behindDoc="0" locked="0" layoutInCell="1" allowOverlap="1" wp14:anchorId="586CC8F7" wp14:editId="496A3953">
                 <wp:simplePos x="0" y="0"/>
                 <wp:positionH relativeFrom="column">
-                  <wp:posOffset>1874079</wp:posOffset>
+                  <wp:posOffset>1875790</wp:posOffset>
                 </wp:positionH>
                 <wp:positionV relativeFrom="paragraph">
-                  <wp:posOffset>279317</wp:posOffset>
+                  <wp:posOffset>45559</wp:posOffset>
                 </wp:positionV>
-                <wp:extent cx="238539" cy="230588"/>
+                <wp:extent cx="215900" cy="215900"/>
+                <wp:effectExtent l="19050" t="19050" r="12700" b="12700"/>
+                <wp:wrapNone/>
+                <wp:docPr id="575609633" name="Прямоугольник 3"/>
+                <wp:cNvGraphicFramePr/>
+                <a:graphic xmlns:a="http://schemas.openxmlformats.org/drawingml/2006/main">
+                  <a:graphicData uri="http://schemas.microsoft.com/office/word/2010/wordprocessingShape">
+                    <wps:wsp>
+                      <wps:cNvSpPr/>
+                      <wps:spPr>
+                        <a:xfrm>
+                          <a:off x="0" y="0"/>
+                          <a:ext cx="215900" cy="215900"/>
+                        </a:xfrm>
+                        <a:prstGeom prst="rect">
+                          <a:avLst/>
+                        </a:prstGeom>
+                        <a:noFill/>
+                        <a:ln w="28575"/>
+                      </wps:spPr>
+                      <wps:style>
+                        <a:lnRef idx="2">
+                          <a:schemeClr val="accent1">
+                            <a:shade val="15000"/>
+                          </a:schemeClr>
+                        </a:lnRef>
+                        <a:fillRef idx="1">
+                          <a:schemeClr val="accent1"/>
+                        </a:fillRef>
+                        <a:effectRef idx="0">
+                          <a:schemeClr val="accent1"/>
+                        </a:effectRef>
+                        <a:fontRef idx="minor">
+                          <a:schemeClr val="lt1"/>
+                        </a:fontRef>
+                      </wps:style>
+                      <wps:bodyPr rot="0" spcFirstLastPara="0" vertOverflow="overflow" horzOverflow="overflow" vert="horz" wrap="square" lIns="91440" tIns="45720" rIns="91440" bIns="45720" numCol="1" spcCol="0" rtlCol="0" fromWordArt="0" anchor="ctr" anchorCtr="0" forceAA="0" compatLnSpc="1">
+                        <a:prstTxWarp prst="textNoShape">
+                          <a:avLst/>
+                        </a:prstTxWarp>
+                        <a:noAutofit/>
+                      </wps:bodyPr>
+                    </wps:wsp>
+                  </a:graphicData>
+                </a:graphic>
+                <wp14:sizeRelH relativeFrom="margin">
+                  <wp14:pctWidth>0</wp14:pctWidth>
+                </wp14:sizeRelH>
+                <wp14:sizeRelV relativeFrom="margin">
+                  <wp14:pctHeight>0</wp14:pctHeight>
+                </wp14:sizeRelV>
+              </wp:anchor>
+            </w:drawing>
+          </mc:Choice>
+          <mc:Fallback>
+            <w:pict>
+              <v:rect w14:anchorId="6499862F" id="Прямоугольник 3" o:spid="_x0000_s1026" style="position:absolute;margin-left:147.7pt;margin-top:3.6pt;width:17pt;height:17pt;z-index:251699200;visibility:visible;mso-wrap-style:square;mso-width-percent:0;mso-height-percent:0;mso-wrap-distance-left:9pt;mso-wrap-distance-top:0;mso-wrap-distance-right:9pt;mso-wrap-distance-bottom:0;mso-position-horizontal:absolute;mso-position-horizontal-relative:text;mso-position-vertical:absolute;mso-position-vertical-relative:text;mso-width-percent:0;mso-height-percent:0;mso-width-relative:margin;mso-height-relative:margin;v-text-anchor:middle" o:gfxdata="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" filled="f" strokecolor="#09101d [484]" strokeweight="2.25pt"/>
+            </w:pict>
+          </mc:Fallback>
+        </mc:AlternateContent>
+      </w:r>
+      <w:r>
+        <w:rPr>
+          <w:b/>
+          <w:bCs/>
+          <w:noProof/>
+        </w:rPr>
+        <mc:AlternateContent>
+          <mc:Choice Requires="wps">
+            <w:drawing>
+              <wp:anchor distT="0" distB="0" distL="114300" distR="114300" simplePos="0" relativeHeight="251697152" behindDoc="0" locked="0" layoutInCell="1" allowOverlap="1" wp14:anchorId="53FCCCBC" wp14:editId="5625C961">
+                <wp:simplePos x="0" y="0"/>
+                <wp:positionH relativeFrom="column">
+                  <wp:posOffset>1867061</wp:posOffset>
+                </wp:positionH>
+                <wp:positionV relativeFrom="paragraph">
+                  <wp:posOffset>310515</wp:posOffset>
+                </wp:positionV>
+                <wp:extent cx="238125" cy="230505"/>
                 <wp:effectExtent l="0" t="0" r="28575" b="17145"/>
                 <wp:wrapNone/>
                 <wp:docPr id="1047764898" name="Надпись 2"/>
@@ -2479,7 +2563,7 @@
                       <wps:spPr>
                         <a:xfrm>
                           <a:off x="0" y="0"/>
-                          <a:ext cx="238539" cy="230588"/>
+                          <a:ext cx="238125" cy="230505"/>
                         </a:xfrm>
                         <a:prstGeom prst="rect">
                           <a:avLst/>
@@ -2540,7 +2624,7 @@
           </mc:Choice>
           <mc:Fallback>
             <w:pict>
-              <v:shape w14:anchorId="53FCCCBC" id="_x0000_s1033" type="#_x0000_t202" style="position:absolute;margin-left:147.55pt;margin-top:22pt;width:18.8pt;height:18.15pt;z-index:251697152;visibility:visible;mso-wrap-style:square;mso-width-percent:0;mso-height-percent:0;mso-wrap-distance-left:9pt;mso-wrap-distance-top:0;mso-wrap-distance-right:9pt;mso-wrap-distance-bottom:0;mso-position-horizontal:absolute;mso-position-horizontal-relative:text;mso-position-vertical:absolute;mso-position-vertical-relative:text;mso-width-percent:0;mso-height-percent:0;mso-width-relative:margin;mso-height-relative:margin;v-text-anchor:middle" o:gfxdata="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" fillcolor="#4472c4 [3204]" strokecolor="#09101d [484]" strokeweight="1pt">
+              <v:shape w14:anchorId="53FCCCBC" id="_x0000_s1033" type="#_x0000_t202" style="position:absolute;margin-left:147pt;margin-top:24.45pt;width:18.75pt;height:18.15pt;z-index:251697152;visibility:visible;mso-wrap-style:square;mso-width-percent:0;mso-height-percent:0;mso-wrap-distance-left:9pt;mso-wrap-distance-top:0;mso-wrap-distance-right:9pt;mso-wrap-distance-bottom:0;mso-position-horizontal:absolute;mso-position-horizontal-relative:text;mso-position-vertical:absolute;mso-position-vertical-relative:text;mso-width-percent:0;mso-height-percent:0;mso-width-relative:margin;mso-height-relative:margin;v-text-anchor:middle" o:gfxdata="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" fillcolor="#4472c4 [3204]" strokecolor="#09101d [484]" strokeweight="1pt">
                 <v:textbox>
                   <w:txbxContent>
                     <w:p>
@@ -2572,13 +2656,13 @@
       </w:r>
       <w:r>
         <w:rPr>
-          <w:lang w:val="en-US"/>
+          <w:noProof/>
         </w:rPr>
         <w:drawing>
-          <wp:inline distT="0" distB="0" distL="0" distR="0" wp14:anchorId="727D532C" wp14:editId="7E8B4D4B">
-            <wp:extent cx="5657251" cy="5621572"/>
-            <wp:effectExtent l="0" t="0" r="635" b="0"/>
-            <wp:docPr id="497559204" name="Рисунок 1"/>
+          <wp:inline distT="0" distB="0" distL="0" distR="0" wp14:anchorId="661F091D" wp14:editId="0236614A">
+            <wp:extent cx="5438633" cy="5334569"/>
+            <wp:effectExtent l="0" t="0" r="0" b="0"/>
+            <wp:docPr id="1236675351" name="Рисунок 1"/>
             <wp:cNvGraphicFramePr>
               <a:graphicFrameLocks xmlns:a="http://schemas.openxmlformats.org/drawingml/2006/main" noChangeAspect="1"/>
             </wp:cNvGraphicFramePr>
@@ -2586,7 +2670,7 @@
               <a:graphicData uri="http://schemas.openxmlformats.org/drawingml/2006/picture">
                 <pic:pic xmlns:pic="http://schemas.openxmlformats.org/drawingml/2006/picture">
                   <pic:nvPicPr>
-                    <pic:cNvPr id="497559204" name=""/>
+                    <pic:cNvPr id="1236675351" name=""/>
                     <pic:cNvPicPr/>
                   </pic:nvPicPr>
                   <pic:blipFill>
@@ -2598,7 +2682,7 @@
                   <pic:spPr>
                     <a:xfrm>
                       <a:off x="0" y="0"/>
-                      <a:ext cx="5665415" cy="5629685"/>
+                      <a:ext cx="5445101" cy="5340914"/>
                     </a:xfrm>
                     <a:prstGeom prst="rect">
                       <a:avLst/>
@@ -2746,13 +2830,10 @@
               </w:rPr>
             </w:pPr>
             <w:r>
-              <w:t>10</w:t>
-            </w:r>
-            <w:r>
-              <w:rPr>
-                <w:lang w:val="en-US"/>
-              </w:rPr>
-              <w:t>0</w:t>
+              <w:rPr>
+                <w:lang w:val="en-US"/>
+              </w:rPr>
+              <w:t>20</w:t>
             </w:r>
           </w:p>
         </w:tc>
@@ -2787,13 +2868,7 @@
               <w:t xml:space="preserve">Текущая дата + </w:t>
             </w:r>
             <w:r>
-              <w:rPr>
-                <w:lang w:val="en-US"/>
-              </w:rPr>
-              <w:t>10</w:t>
-            </w:r>
-            <w:r>
-              <w:t xml:space="preserve"> дней</w:t>
+              <w:t>2 месяца</w:t>
             </w:r>
           </w:p>
         </w:tc>
@@ -2846,7 +2921,7 @@
         <w:t xml:space="preserve">например, </w:t>
       </w:r>
       <w:r>
-        <w:t>60006625</w:t>
+        <w:t>60006632</w:t>
       </w:r>
       <w:r>
         <w:t>)</w:t>
@@ -3014,13 +3089,13 @@
       </w:r>
       <w:r>
         <w:rPr>
-          <w:lang w:val="en-US"/>
+          <w:noProof/>
         </w:rPr>
         <w:drawing>
-          <wp:inline distT="0" distB="0" distL="0" distR="0" wp14:anchorId="71F03D59" wp14:editId="3651C8AE">
-            <wp:extent cx="3275937" cy="1920154"/>
-            <wp:effectExtent l="0" t="0" r="1270" b="4445"/>
-            <wp:docPr id="1801090166" name="Рисунок 1"/>
+          <wp:inline distT="0" distB="0" distL="0" distR="0" wp14:anchorId="6926C718" wp14:editId="1B67A0E7">
+            <wp:extent cx="3289111" cy="1934388"/>
+            <wp:effectExtent l="0" t="0" r="6985" b="8890"/>
+            <wp:docPr id="1025652203" name="Рисунок 1"/>
             <wp:cNvGraphicFramePr>
               <a:graphicFrameLocks xmlns:a="http://schemas.openxmlformats.org/drawingml/2006/main" noChangeAspect="1"/>
             </wp:cNvGraphicFramePr>
@@ -3028,7 +3103,7 @@
               <a:graphicData uri="http://schemas.openxmlformats.org/drawingml/2006/picture">
                 <pic:pic xmlns:pic="http://schemas.openxmlformats.org/drawingml/2006/picture">
                   <pic:nvPicPr>
-                    <pic:cNvPr id="1801090166" name=""/>
+                    <pic:cNvPr id="1025652203" name=""/>
                     <pic:cNvPicPr/>
                   </pic:nvPicPr>
                   <pic:blipFill>
@@ -3040,7 +3115,7 @@
                   <pic:spPr>
                     <a:xfrm>
                       <a:off x="0" y="0"/>
-                      <a:ext cx="3291112" cy="1929049"/>
+                      <a:ext cx="3303044" cy="1942582"/>
                     </a:xfrm>
                     <a:prstGeom prst="rect">
                       <a:avLst/>
@@ -3219,11 +3294,6 @@
       </w:r>
     </w:p>
     <w:p>
-      <w:pPr>
-        <w:rPr>
-          <w:lang w:val="en-US"/>
-        </w:rPr>
-      </w:pPr>
       <w:r>
         <w:rPr>
           <w:b/>
@@ -3233,13 +3303,13 @@
         <mc:AlternateContent>
           <mc:Choice Requires="wps">
             <w:drawing>
-              <wp:anchor distT="0" distB="0" distL="114300" distR="114300" simplePos="0" relativeHeight="251686912" behindDoc="0" locked="0" layoutInCell="1" allowOverlap="1" wp14:anchorId="2D550586" wp14:editId="629A89F2">
+              <wp:anchor distT="0" distB="0" distL="114300" distR="114300" simplePos="0" relativeHeight="251686912" behindDoc="0" locked="0" layoutInCell="1" allowOverlap="1" wp14:anchorId="2D550586" wp14:editId="140F8E3B">
                 <wp:simplePos x="0" y="0"/>
                 <wp:positionH relativeFrom="column">
-                  <wp:posOffset>2353310</wp:posOffset>
+                  <wp:posOffset>2216785</wp:posOffset>
                 </wp:positionH>
                 <wp:positionV relativeFrom="paragraph">
-                  <wp:posOffset>2971800</wp:posOffset>
+                  <wp:posOffset>2807970</wp:posOffset>
                 </wp:positionV>
                 <wp:extent cx="755650" cy="755650"/>
                 <wp:effectExtent l="19050" t="19050" r="25400" b="25400"/>
@@ -3297,7 +3367,7 @@
           </mc:Choice>
           <mc:Fallback>
             <w:pict>
-              <v:rect w14:anchorId="230881AD" id="Прямоугольник 3" o:spid="_x0000_s1026" style="position:absolute;margin-left:185.3pt;margin-top:234pt;width:59.5pt;height:59.5pt;z-index:251686912;visibility:visible;mso-wrap-style:square;mso-width-percent:0;mso-height-percent:0;mso-wrap-distance-left:9pt;mso-wrap-distance-top:0;mso-wrap-distance-right:9pt;mso-wrap-distance-bottom:0;mso-position-horizontal:absolute;mso-position-horizontal-relative:text;mso-position-vertical:absolute;mso-position-vertical-relative:text;mso-width-percent:0;mso-height-percent:0;mso-width-relative:margin;mso-height-relative:margin;v-text-anchor:middle" o:gfxdata="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" filled="f" strokecolor="#09101d [484]" strokeweight="2.25pt"/>
+              <v:rect w14:anchorId="7ABB9A99" id="Прямоугольник 3" o:spid="_x0000_s1026" style="position:absolute;margin-left:174.55pt;margin-top:221.1pt;width:59.5pt;height:59.5pt;z-index:251686912;visibility:visible;mso-wrap-style:square;mso-width-percent:0;mso-height-percent:0;mso-wrap-distance-left:9pt;mso-wrap-distance-top:0;mso-wrap-distance-right:9pt;mso-wrap-distance-bottom:0;mso-position-horizontal:absolute;mso-position-horizontal-relative:text;mso-position-vertical:absolute;mso-position-vertical-relative:text;mso-width-percent:0;mso-height-percent:0;mso-width-relative:margin;mso-height-relative:margin;v-text-anchor:middle" o:gfxdata="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" filled="f" strokecolor="#09101d [484]" strokeweight="2.25pt"/>
             </w:pict>
           </mc:Fallback>
         </mc:AlternateContent>
@@ -3311,13 +3381,13 @@
         <mc:AlternateContent>
           <mc:Choice Requires="wps">
             <w:drawing>
-              <wp:anchor distT="0" distB="0" distL="114300" distR="114300" simplePos="0" relativeHeight="251684864" behindDoc="0" locked="0" layoutInCell="1" allowOverlap="1" wp14:anchorId="3012AEBE" wp14:editId="0C5EEE62">
+              <wp:anchor distT="0" distB="0" distL="114300" distR="114300" simplePos="0" relativeHeight="251684864" behindDoc="0" locked="0" layoutInCell="1" allowOverlap="1" wp14:anchorId="3012AEBE" wp14:editId="3E38281A">
                 <wp:simplePos x="0" y="0"/>
                 <wp:positionH relativeFrom="column">
-                  <wp:posOffset>2560651</wp:posOffset>
+                  <wp:posOffset>2423842</wp:posOffset>
                 </wp:positionH>
                 <wp:positionV relativeFrom="paragraph">
-                  <wp:posOffset>2731770</wp:posOffset>
+                  <wp:posOffset>2567997</wp:posOffset>
                 </wp:positionV>
                 <wp:extent cx="238125" cy="230505"/>
                 <wp:effectExtent l="0" t="0" r="28575" b="17145"/>
@@ -3386,7 +3456,7 @@
           </mc:Choice>
           <mc:Fallback>
             <w:pict>
-              <v:shape w14:anchorId="3012AEBE" id="_x0000_s1035" type="#_x0000_t202" style="position:absolute;margin-left:201.65pt;margin-top:215.1pt;width:18.75pt;height:18.15pt;z-index:251684864;visibility:visible;mso-wrap-style:square;mso-width-percent:0;mso-height-percent:0;mso-wrap-distance-left:9pt;mso-wrap-distance-top:0;mso-wrap-distance-right:9pt;mso-wrap-distance-bottom:0;mso-position-horizontal:absolute;mso-position-horizontal-relative:text;mso-position-vertical:absolute;mso-position-vertical-relative:text;mso-width-percent:0;mso-height-percent:0;mso-width-relative:margin;mso-height-relative:margin;v-text-anchor:middle" o:gfxdata="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" fillcolor="#4472c4 [3204]" strokecolor="#09101d [484]" strokeweight="1pt">
+              <v:shape w14:anchorId="3012AEBE" id="_x0000_s1035" type="#_x0000_t202" style="position:absolute;margin-left:190.85pt;margin-top:202.2pt;width:18.75pt;height:18.15pt;z-index:251684864;visibility:visible;mso-wrap-style:square;mso-width-percent:0;mso-height-percent:0;mso-wrap-distance-left:9pt;mso-wrap-distance-top:0;mso-wrap-distance-right:9pt;mso-wrap-distance-bottom:0;mso-position-horizontal:absolute;mso-position-horizontal-relative:text;mso-position-vertical:absolute;mso-position-vertical-relative:text;mso-width-percent:0;mso-height-percent:0;mso-width-relative:margin;mso-height-relative:margin;v-text-anchor:middle" o:gfxdata="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" fillcolor="#4472c4 [3204]" strokecolor="#09101d [484]" strokeweight="1pt">
                 <v:textbox>
                   <w:txbxContent>
                     <w:p>
@@ -3413,13 +3483,13 @@
         <mc:AlternateContent>
           <mc:Choice Requires="wps">
             <w:drawing>
-              <wp:anchor distT="0" distB="0" distL="114300" distR="114300" simplePos="0" relativeHeight="251678720" behindDoc="0" locked="0" layoutInCell="1" allowOverlap="1" wp14:anchorId="0DC31322" wp14:editId="35B144CD">
+              <wp:anchor distT="0" distB="0" distL="114300" distR="114300" simplePos="0" relativeHeight="251678720" behindDoc="0" locked="0" layoutInCell="1" allowOverlap="1" wp14:anchorId="0DC31322" wp14:editId="48BB9A99">
                 <wp:simplePos x="0" y="0"/>
                 <wp:positionH relativeFrom="column">
-                  <wp:posOffset>2544749</wp:posOffset>
+                  <wp:posOffset>2387495</wp:posOffset>
                 </wp:positionH>
                 <wp:positionV relativeFrom="paragraph">
-                  <wp:posOffset>2070100</wp:posOffset>
+                  <wp:posOffset>2001861</wp:posOffset>
                 </wp:positionV>
                 <wp:extent cx="238125" cy="230505"/>
                 <wp:effectExtent l="0" t="0" r="28575" b="17145"/>
@@ -3488,7 +3558,7 @@
           </mc:Choice>
           <mc:Fallback>
             <w:pict>
-              <v:shape w14:anchorId="0DC31322" id="_x0000_s1036" type="#_x0000_t202" style="position:absolute;margin-left:200.35pt;margin-top:163pt;width:18.75pt;height:18.15pt;z-index:251678720;visibility:visible;mso-wrap-style:square;mso-width-percent:0;mso-height-percent:0;mso-wrap-distance-left:9pt;mso-wrap-distance-top:0;mso-wrap-distance-right:9pt;mso-wrap-distance-bottom:0;mso-position-horizontal:absolute;mso-position-horizontal-relative:text;mso-position-vertical:absolute;mso-position-vertical-relative:text;mso-width-percent:0;mso-height-percent:0;mso-width-relative:margin;mso-height-relative:margin;v-text-anchor:middle" o:gfxdata="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" fillcolor="#4472c4 [3204]" strokecolor="#09101d [484]" strokeweight="1pt">
+              <v:shape w14:anchorId="0DC31322" id="_x0000_s1036" type="#_x0000_t202" style="position:absolute;margin-left:188pt;margin-top:157.65pt;width:18.75pt;height:18.15pt;z-index:251678720;visibility:visible;mso-wrap-style:square;mso-width-percent:0;mso-height-percent:0;mso-wrap-distance-left:9pt;mso-wrap-distance-top:0;mso-wrap-distance-right:9pt;mso-wrap-distance-bottom:0;mso-position-horizontal:absolute;mso-position-horizontal-relative:text;mso-position-vertical:absolute;mso-position-vertical-relative:text;mso-width-percent:0;mso-height-percent:0;mso-width-relative:margin;mso-height-relative:margin;v-text-anchor:middle" o:gfxdata="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" fillcolor="#4472c4 [3204]" strokecolor="#09101d [484]" strokeweight="1pt">
                 <v:textbox>
                   <w:txbxContent>
                     <w:p>
@@ -3515,7 +3585,383 @@
         <mc:AlternateContent>
           <mc:Choice Requires="wps">
             <w:drawing>
-              <wp:anchor distT="0" distB="0" distL="114300" distR="114300" simplePos="0" relativeHeight="251680768" behindDoc="0" locked="0" layoutInCell="1" allowOverlap="1" wp14:anchorId="771BEA8D" wp14:editId="6CA94DE1">
+              <wp:anchor distT="0" distB="0" distL="114300" distR="114300" simplePos="0" relativeHeight="251695104" behindDoc="0" locked="0" layoutInCell="1" allowOverlap="1" wp14:anchorId="48F5A248" wp14:editId="6026BD51">
+                <wp:simplePos x="0" y="0"/>
+                <wp:positionH relativeFrom="column">
+                  <wp:posOffset>945136</wp:posOffset>
+                </wp:positionH>
+                <wp:positionV relativeFrom="paragraph">
+                  <wp:posOffset>1064279</wp:posOffset>
+                </wp:positionV>
+                <wp:extent cx="1912108" cy="215900"/>
+                <wp:effectExtent l="19050" t="19050" r="12065" b="12700"/>
+                <wp:wrapNone/>
+                <wp:docPr id="128153991" name="Прямоугольник 3"/>
+                <wp:cNvGraphicFramePr/>
+                <a:graphic xmlns:a="http://schemas.openxmlformats.org/drawingml/2006/main">
+                  <a:graphicData uri="http://schemas.microsoft.com/office/word/2010/wordprocessingShape">
+                    <wps:wsp>
+                      <wps:cNvSpPr/>
+                      <wps:spPr>
+                        <a:xfrm>
+                          <a:off x="0" y="0"/>
+                          <a:ext cx="1912108" cy="215900"/>
+                        </a:xfrm>
+                        <a:prstGeom prst="rect">
+                          <a:avLst/>
+                        </a:prstGeom>
+                        <a:noFill/>
+                        <a:ln w="28575"/>
+                      </wps:spPr>
+                      <wps:style>
+                        <a:lnRef idx="2">
+                          <a:schemeClr val="accent1">
+                            <a:shade val="15000"/>
+                          </a:schemeClr>
+                        </a:lnRef>
+                        <a:fillRef idx="1">
+                          <a:schemeClr val="accent1"/>
+                        </a:fillRef>
+                        <a:effectRef idx="0">
+                          <a:schemeClr val="accent1"/>
+                        </a:effectRef>
+                        <a:fontRef idx="minor">
+                          <a:schemeClr val="lt1"/>
+                        </a:fontRef>
+                      </wps:style>
+                      <wps:bodyPr rot="0" spcFirstLastPara="0" vertOverflow="overflow" horzOverflow="overflow" vert="horz" wrap="square" lIns="91440" tIns="45720" rIns="91440" bIns="45720" numCol="1" spcCol="0" rtlCol="0" fromWordArt="0" anchor="ctr" anchorCtr="0" forceAA="0" compatLnSpc="1">
+                        <a:prstTxWarp prst="textNoShape">
+                          <a:avLst/>
+                        </a:prstTxWarp>
+                        <a:noAutofit/>
+                      </wps:bodyPr>
+                    </wps:wsp>
+                  </a:graphicData>
+                </a:graphic>
+                <wp14:sizeRelH relativeFrom="margin">
+                  <wp14:pctWidth>0</wp14:pctWidth>
+                </wp14:sizeRelH>
+                <wp14:sizeRelV relativeFrom="margin">
+                  <wp14:pctHeight>0</wp14:pctHeight>
+                </wp14:sizeRelV>
+              </wp:anchor>
+            </w:drawing>
+          </mc:Choice>
+          <mc:Fallback>
+            <w:pict>
+              <v:rect w14:anchorId="65D6D0CA" id="Прямоугольник 3" o:spid="_x0000_s1026" style="position:absolute;margin-left:74.4pt;margin-top:83.8pt;width:150.55pt;height:17pt;z-index:251695104;visibility:visible;mso-wrap-style:square;mso-width-percent:0;mso-height-percent:0;mso-wrap-distance-left:9pt;mso-wrap-distance-top:0;mso-wrap-distance-right:9pt;mso-wrap-distance-bottom:0;mso-position-horizontal:absolute;mso-position-horizontal-relative:text;mso-position-vertical:absolute;mso-position-vertical-relative:text;mso-width-percent:0;mso-height-percent:0;mso-width-relative:margin;mso-height-relative:margin;v-text-anchor:middle" o:gfxdata="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" filled="f" strokecolor="#09101d [484]" strokeweight="2.25pt"/>
+            </w:pict>
+          </mc:Fallback>
+        </mc:AlternateContent>
+      </w:r>
+      <w:r>
+        <w:rPr>
+          <w:b/>
+          <w:bCs/>
+          <w:noProof/>
+        </w:rPr>
+        <mc:AlternateContent>
+          <mc:Choice Requires="wps">
+            <w:drawing>
+              <wp:anchor distT="0" distB="0" distL="114300" distR="114300" simplePos="0" relativeHeight="251693056" behindDoc="0" locked="0" layoutInCell="1" allowOverlap="1" wp14:anchorId="42D6B777" wp14:editId="4939C62F">
+                <wp:simplePos x="0" y="0"/>
+                <wp:positionH relativeFrom="column">
+                  <wp:posOffset>2913371</wp:posOffset>
+                </wp:positionH>
+                <wp:positionV relativeFrom="paragraph">
+                  <wp:posOffset>1050925</wp:posOffset>
+                </wp:positionV>
+                <wp:extent cx="238125" cy="230505"/>
+                <wp:effectExtent l="0" t="0" r="28575" b="17145"/>
+                <wp:wrapNone/>
+                <wp:docPr id="1722566692" name="Надпись 2"/>
+                <wp:cNvGraphicFramePr/>
+                <a:graphic xmlns:a="http://schemas.openxmlformats.org/drawingml/2006/main">
+                  <a:graphicData uri="http://schemas.microsoft.com/office/word/2010/wordprocessingShape">
+                    <wps:wsp>
+                      <wps:cNvSpPr txBox="1"/>
+                      <wps:spPr>
+                        <a:xfrm>
+                          <a:off x="0" y="0"/>
+                          <a:ext cx="238125" cy="230505"/>
+                        </a:xfrm>
+                        <a:prstGeom prst="rect">
+                          <a:avLst/>
+                        </a:prstGeom>
+                        <a:ln/>
+                      </wps:spPr>
+                      <wps:style>
+                        <a:lnRef idx="2">
+                          <a:schemeClr val="accent1">
+                            <a:shade val="15000"/>
+                          </a:schemeClr>
+                        </a:lnRef>
+                        <a:fillRef idx="1">
+                          <a:schemeClr val="accent1"/>
+                        </a:fillRef>
+                        <a:effectRef idx="0">
+                          <a:schemeClr val="accent1"/>
+                        </a:effectRef>
+                        <a:fontRef idx="minor">
+                          <a:schemeClr val="lt1"/>
+                        </a:fontRef>
+                      </wps:style>
+                      <wps:txbx>
+                        <w:txbxContent>
+                          <w:p>
+                            <w:pPr>
+                              <w:pStyle w:val="af"/>
+                            </w:pPr>
+                            <w:r>
+                              <w:t>51</w:t>
+                            </w:r>
+                          </w:p>
+                        </w:txbxContent>
+                      </wps:txbx>
+                      <wps:bodyPr rot="0" spcFirstLastPara="0" vertOverflow="overflow" horzOverflow="overflow" vert="horz" wrap="square" lIns="91440" tIns="45720" rIns="91440" bIns="45720" numCol="1" spcCol="0" rtlCol="0" fromWordArt="0" anchor="ctr" anchorCtr="0" forceAA="0" compatLnSpc="1">
+                        <a:prstTxWarp prst="textNoShape">
+                          <a:avLst/>
+                        </a:prstTxWarp>
+                        <a:noAutofit/>
+                      </wps:bodyPr>
+                    </wps:wsp>
+                  </a:graphicData>
+                </a:graphic>
+                <wp14:sizeRelH relativeFrom="margin">
+                  <wp14:pctWidth>0</wp14:pctWidth>
+                </wp14:sizeRelH>
+                <wp14:sizeRelV relativeFrom="margin">
+                  <wp14:pctHeight>0</wp14:pctHeight>
+                </wp14:sizeRelV>
+              </wp:anchor>
+            </w:drawing>
+          </mc:Choice>
+          <mc:Fallback>
+            <w:pict>
+              <v:shape w14:anchorId="42D6B777" id="_x0000_s1037" type="#_x0000_t202" style="position:absolute;margin-left:229.4pt;margin-top:82.75pt;width:18.75pt;height:18.15pt;z-index:251693056;visibility:visible;mso-wrap-style:square;mso-width-percent:0;mso-height-percent:0;mso-wrap-distance-left:9pt;mso-wrap-distance-top:0;mso-wrap-distance-right:9pt;mso-wrap-distance-bottom:0;mso-position-horizontal:absolute;mso-position-horizontal-relative:text;mso-position-vertical:absolute;mso-position-vertical-relative:text;mso-width-percent:0;mso-height-percent:0;mso-width-relative:margin;mso-height-relative:margin;v-text-anchor:middle" o:gfxdata="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" fillcolor="#4472c4 [3204]" strokecolor="#09101d [484]" strokeweight="1pt">
+                <v:textbox>
+                  <w:txbxContent>
+                    <w:p>
+                      <w:pPr>
+                        <w:pStyle w:val="af"/>
+                      </w:pPr>
+                      <w:r>
+                        <w:t>51</w:t>
+                      </w:r>
+                    </w:p>
+                  </w:txbxContent>
+                </v:textbox>
+              </v:shape>
+            </w:pict>
+          </mc:Fallback>
+        </mc:AlternateContent>
+      </w:r>
+      <w:r>
+        <w:rPr>
+          <w:b/>
+          <w:bCs/>
+          <w:noProof/>
+        </w:rPr>
+        <mc:AlternateContent>
+          <mc:Choice Requires="wps">
+            <w:drawing>
+              <wp:anchor distT="0" distB="0" distL="114300" distR="114300" simplePos="0" relativeHeight="251691008" behindDoc="0" locked="0" layoutInCell="1" allowOverlap="1" wp14:anchorId="751E5FCC" wp14:editId="4874D948">
+                <wp:simplePos x="0" y="0"/>
+                <wp:positionH relativeFrom="column">
+                  <wp:posOffset>88265</wp:posOffset>
+                </wp:positionH>
+                <wp:positionV relativeFrom="paragraph">
+                  <wp:posOffset>332740</wp:posOffset>
+                </wp:positionV>
+                <wp:extent cx="215900" cy="215900"/>
+                <wp:effectExtent l="19050" t="19050" r="12700" b="12700"/>
+                <wp:wrapNone/>
+                <wp:docPr id="210574664" name="Прямоугольник 3"/>
+                <wp:cNvGraphicFramePr/>
+                <a:graphic xmlns:a="http://schemas.openxmlformats.org/drawingml/2006/main">
+                  <a:graphicData uri="http://schemas.microsoft.com/office/word/2010/wordprocessingShape">
+                    <wps:wsp>
+                      <wps:cNvSpPr/>
+                      <wps:spPr>
+                        <a:xfrm>
+                          <a:off x="0" y="0"/>
+                          <a:ext cx="215900" cy="215900"/>
+                        </a:xfrm>
+                        <a:prstGeom prst="rect">
+                          <a:avLst/>
+                        </a:prstGeom>
+                        <a:noFill/>
+                        <a:ln w="28575"/>
+                      </wps:spPr>
+                      <wps:style>
+                        <a:lnRef idx="2">
+                          <a:schemeClr val="accent1">
+                            <a:shade val="15000"/>
+                          </a:schemeClr>
+                        </a:lnRef>
+                        <a:fillRef idx="1">
+                          <a:schemeClr val="accent1"/>
+                        </a:fillRef>
+                        <a:effectRef idx="0">
+                          <a:schemeClr val="accent1"/>
+                        </a:effectRef>
+                        <a:fontRef idx="minor">
+                          <a:schemeClr val="lt1"/>
+                        </a:fontRef>
+                      </wps:style>
+                      <wps:bodyPr rot="0" spcFirstLastPara="0" vertOverflow="overflow" horzOverflow="overflow" vert="horz" wrap="square" lIns="91440" tIns="45720" rIns="91440" bIns="45720" numCol="1" spcCol="0" rtlCol="0" fromWordArt="0" anchor="ctr" anchorCtr="0" forceAA="0" compatLnSpc="1">
+                        <a:prstTxWarp prst="textNoShape">
+                          <a:avLst/>
+                        </a:prstTxWarp>
+                        <a:noAutofit/>
+                      </wps:bodyPr>
+                    </wps:wsp>
+                  </a:graphicData>
+                </a:graphic>
+                <wp14:sizeRelH relativeFrom="margin">
+                  <wp14:pctWidth>0</wp14:pctWidth>
+                </wp14:sizeRelH>
+                <wp14:sizeRelV relativeFrom="margin">
+                  <wp14:pctHeight>0</wp14:pctHeight>
+                </wp14:sizeRelV>
+              </wp:anchor>
+            </w:drawing>
+          </mc:Choice>
+          <mc:Fallback>
+            <w:pict>
+              <v:rect w14:anchorId="4E596E37" id="Прямоугольник 3" o:spid="_x0000_s1026" style="position:absolute;margin-left:6.95pt;margin-top:26.2pt;width:17pt;height:17pt;z-index:251691008;visibility:visible;mso-wrap-style:square;mso-width-percent:0;mso-height-percent:0;mso-wrap-distance-left:9pt;mso-wrap-distance-top:0;mso-wrap-distance-right:9pt;mso-wrap-distance-bottom:0;mso-position-horizontal:absolute;mso-position-horizontal-relative:text;mso-position-vertical:absolute;mso-position-vertical-relative:text;mso-width-percent:0;mso-height-percent:0;mso-width-relative:margin;mso-height-relative:margin;v-text-anchor:middle" o:gfxdata="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" filled="f" strokecolor="#09101d [484]" strokeweight="2.25pt"/>
+            </w:pict>
+          </mc:Fallback>
+        </mc:AlternateContent>
+      </w:r>
+      <w:r>
+        <w:rPr>
+          <w:b/>
+          <w:bCs/>
+          <w:noProof/>
+        </w:rPr>
+        <mc:AlternateContent>
+          <mc:Choice Requires="wps">
+            <w:drawing>
+              <wp:anchor distT="0" distB="0" distL="114300" distR="114300" simplePos="0" relativeHeight="251682816" behindDoc="0" locked="0" layoutInCell="1" allowOverlap="1" wp14:anchorId="7AEC25F7" wp14:editId="45C081B0">
+                <wp:simplePos x="0" y="0"/>
+                <wp:positionH relativeFrom="column">
+                  <wp:posOffset>323850</wp:posOffset>
+                </wp:positionH>
+                <wp:positionV relativeFrom="paragraph">
+                  <wp:posOffset>333214</wp:posOffset>
+                </wp:positionV>
+                <wp:extent cx="215900" cy="215900"/>
+                <wp:effectExtent l="19050" t="19050" r="12700" b="12700"/>
+                <wp:wrapNone/>
+                <wp:docPr id="1970455299" name="Прямоугольник 3"/>
+                <wp:cNvGraphicFramePr/>
+                <a:graphic xmlns:a="http://schemas.openxmlformats.org/drawingml/2006/main">
+                  <a:graphicData uri="http://schemas.microsoft.com/office/word/2010/wordprocessingShape">
+                    <wps:wsp>
+                      <wps:cNvSpPr/>
+                      <wps:spPr>
+                        <a:xfrm>
+                          <a:off x="0" y="0"/>
+                          <a:ext cx="215900" cy="215900"/>
+                        </a:xfrm>
+                        <a:prstGeom prst="rect">
+                          <a:avLst/>
+                        </a:prstGeom>
+                        <a:noFill/>
+                        <a:ln w="28575"/>
+                      </wps:spPr>
+                      <wps:style>
+                        <a:lnRef idx="2">
+                          <a:schemeClr val="accent1">
+                            <a:shade val="15000"/>
+                          </a:schemeClr>
+                        </a:lnRef>
+                        <a:fillRef idx="1">
+                          <a:schemeClr val="accent1"/>
+                        </a:fillRef>
+                        <a:effectRef idx="0">
+                          <a:schemeClr val="accent1"/>
+                        </a:effectRef>
+                        <a:fontRef idx="minor">
+                          <a:schemeClr val="lt1"/>
+                        </a:fontRef>
+                      </wps:style>
+                      <wps:bodyPr rot="0" spcFirstLastPara="0" vertOverflow="overflow" horzOverflow="overflow" vert="horz" wrap="square" lIns="91440" tIns="45720" rIns="91440" bIns="45720" numCol="1" spcCol="0" rtlCol="0" fromWordArt="0" anchor="ctr" anchorCtr="0" forceAA="0" compatLnSpc="1">
+                        <a:prstTxWarp prst="textNoShape">
+                          <a:avLst/>
+                        </a:prstTxWarp>
+                        <a:noAutofit/>
+                      </wps:bodyPr>
+                    </wps:wsp>
+                  </a:graphicData>
+                </a:graphic>
+                <wp14:sizeRelH relativeFrom="margin">
+                  <wp14:pctWidth>0</wp14:pctWidth>
+                </wp14:sizeRelH>
+                <wp14:sizeRelV relativeFrom="margin">
+                  <wp14:pctHeight>0</wp14:pctHeight>
+                </wp14:sizeRelV>
+              </wp:anchor>
+            </w:drawing>
+          </mc:Choice>
+          <mc:Fallback>
+            <w:pict>
+              <v:rect w14:anchorId="058C527A" id="Прямоугольник 3" o:spid="_x0000_s1026" style="position:absolute;margin-left:25.5pt;margin-top:26.25pt;width:17pt;height:17pt;z-index:251682816;visibility:visible;mso-wrap-style:square;mso-width-percent:0;mso-height-percent:0;mso-wrap-distance-left:9pt;mso-wrap-distance-top:0;mso-wrap-distance-right:9pt;mso-wrap-distance-bottom:0;mso-position-horizontal:absolute;mso-position-horizontal-relative:text;mso-position-vertical:absolute;mso-position-vertical-relative:text;mso-width-percent:0;mso-height-percent:0;mso-width-relative:margin;mso-height-relative:margin;v-text-anchor:middle" o:gfxdata="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" filled="f" strokecolor="#09101d [484]" strokeweight="2.25pt"/>
+            </w:pict>
+          </mc:Fallback>
+        </mc:AlternateContent>
+      </w:r>
+      <w:r>
+        <w:rPr>
+          <w:noProof/>
+        </w:rPr>
+        <w:drawing>
+          <wp:inline distT="0" distB="0" distL="0" distR="0" wp14:anchorId="46BD0B3D" wp14:editId="053C1150">
+            <wp:extent cx="5547815" cy="5123797"/>
+            <wp:effectExtent l="0" t="0" r="0" b="1270"/>
+            <wp:docPr id="30208673" name="Рисунок 1"/>
+            <wp:cNvGraphicFramePr>
+              <a:graphicFrameLocks xmlns:a="http://schemas.openxmlformats.org/drawingml/2006/main" noChangeAspect="1"/>
+            </wp:cNvGraphicFramePr>
+            <a:graphic xmlns:a="http://schemas.openxmlformats.org/drawingml/2006/main">
+              <a:graphicData uri="http://schemas.openxmlformats.org/drawingml/2006/picture">
+                <pic:pic xmlns:pic="http://schemas.openxmlformats.org/drawingml/2006/picture">
+                  <pic:nvPicPr>
+                    <pic:cNvPr id="30208673" name=""/>
+                    <pic:cNvPicPr/>
+                  </pic:nvPicPr>
+                  <pic:blipFill>
+                    <a:blip r:embed="rId8"/>
+                    <a:stretch>
+                      <a:fillRect/>
+                    </a:stretch>
+                  </pic:blipFill>
+                  <pic:spPr>
+                    <a:xfrm>
+                      <a:off x="0" y="0"/>
+                      <a:ext cx="5561815" cy="5136727"/>
+                    </a:xfrm>
+                    <a:prstGeom prst="rect">
+                      <a:avLst/>
+                    </a:prstGeom>
+                  </pic:spPr>
+                </pic:pic>
+              </a:graphicData>
+            </a:graphic>
+          </wp:inline>
+        </w:drawing>
+      </w:r>
+      <w:r>
+        <w:rPr>
+          <w:b/>
+          <w:bCs/>
+          <w:noProof/>
+        </w:rPr>
+        <mc:AlternateContent>
+          <mc:Choice Requires="wps">
+            <w:drawing>
+              <wp:anchor distT="0" distB="0" distL="114300" distR="114300" simplePos="0" relativeHeight="251680768" behindDoc="0" locked="0" layoutInCell="1" allowOverlap="1" wp14:anchorId="771BEA8D" wp14:editId="2AD99309">
                 <wp:simplePos x="0" y="0"/>
                 <wp:positionH relativeFrom="column">
                   <wp:posOffset>320675</wp:posOffset>
@@ -3590,7 +4036,7 @@
           </mc:Choice>
           <mc:Fallback>
             <w:pict>
-              <v:shape w14:anchorId="771BEA8D" id="_x0000_s1037" type="#_x0000_t202" style="position:absolute;margin-left:25.25pt;margin-top:46.6pt;width:18.75pt;height:18.15pt;z-index:251680768;visibility:visible;mso-wrap-style:square;mso-width-percent:0;mso-height-percent:0;mso-wrap-distance-left:9pt;mso-wrap-distance-top:0;mso-wrap-distance-right:9pt;mso-wrap-distance-bottom:0;mso-position-horizontal:absolute;mso-position-horizontal-relative:text;mso-position-vertical:absolute;mso-position-vertical-relative:text;mso-width-percent:0;mso-height-percent:0;mso-width-relative:margin;mso-height-relative:margin;v-text-anchor:middle" o:gfxdata="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" fillcolor="#4472c4 [3204]" strokecolor="#09101d [484]" strokeweight="1pt">
+              <v:shape w14:anchorId="771BEA8D" id="_x0000_s1038" type="#_x0000_t202" style="position:absolute;margin-left:25.25pt;margin-top:46.6pt;width:18.75pt;height:18.15pt;z-index:251680768;visibility:visible;mso-wrap-style:square;mso-width-percent:0;mso-height-percent:0;mso-wrap-distance-left:9pt;mso-wrap-distance-top:0;mso-wrap-distance-right:9pt;mso-wrap-distance-bottom:0;mso-position-horizontal:absolute;mso-position-horizontal-relative:text;mso-position-vertical:absolute;mso-position-vertical-relative:text;mso-width-percent:0;mso-height-percent:0;mso-width-relative:margin;mso-height-relative:margin;v-text-anchor:middle" o:gfxdata="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" fillcolor="#4472c4 [3204]" strokecolor="#09101d [484]" strokeweight="1pt">
                 <v:textbox>
                   <w:txbxContent>
                     <w:p>
@@ -3617,85 +4063,7 @@
         <mc:AlternateContent>
           <mc:Choice Requires="wps">
             <w:drawing>
-              <wp:anchor distT="0" distB="0" distL="114300" distR="114300" simplePos="0" relativeHeight="251682816" behindDoc="0" locked="0" layoutInCell="1" allowOverlap="1" wp14:anchorId="7AEC25F7" wp14:editId="361D8FAC">
-                <wp:simplePos x="0" y="0"/>
-                <wp:positionH relativeFrom="column">
-                  <wp:posOffset>323850</wp:posOffset>
-                </wp:positionH>
-                <wp:positionV relativeFrom="paragraph">
-                  <wp:posOffset>313690</wp:posOffset>
-                </wp:positionV>
-                <wp:extent cx="215900" cy="215900"/>
-                <wp:effectExtent l="19050" t="19050" r="12700" b="12700"/>
-                <wp:wrapNone/>
-                <wp:docPr id="1970455299" name="Прямоугольник 3"/>
-                <wp:cNvGraphicFramePr/>
-                <a:graphic xmlns:a="http://schemas.openxmlformats.org/drawingml/2006/main">
-                  <a:graphicData uri="http://schemas.microsoft.com/office/word/2010/wordprocessingShape">
-                    <wps:wsp>
-                      <wps:cNvSpPr/>
-                      <wps:spPr>
-                        <a:xfrm>
-                          <a:off x="0" y="0"/>
-                          <a:ext cx="215900" cy="215900"/>
-                        </a:xfrm>
-                        <a:prstGeom prst="rect">
-                          <a:avLst/>
-                        </a:prstGeom>
-                        <a:noFill/>
-                        <a:ln w="28575"/>
-                      </wps:spPr>
-                      <wps:style>
-                        <a:lnRef idx="2">
-                          <a:schemeClr val="accent1">
-                            <a:shade val="15000"/>
-                          </a:schemeClr>
-                        </a:lnRef>
-                        <a:fillRef idx="1">
-                          <a:schemeClr val="accent1"/>
-                        </a:fillRef>
-                        <a:effectRef idx="0">
-                          <a:schemeClr val="accent1"/>
-                        </a:effectRef>
-                        <a:fontRef idx="minor">
-                          <a:schemeClr val="lt1"/>
-                        </a:fontRef>
-                      </wps:style>
-                      <wps:bodyPr rot="0" spcFirstLastPara="0" vertOverflow="overflow" horzOverflow="overflow" vert="horz" wrap="square" lIns="91440" tIns="45720" rIns="91440" bIns="45720" numCol="1" spcCol="0" rtlCol="0" fromWordArt="0" anchor="ctr" anchorCtr="0" forceAA="0" compatLnSpc="1">
-                        <a:prstTxWarp prst="textNoShape">
-                          <a:avLst/>
-                        </a:prstTxWarp>
-                        <a:noAutofit/>
-                      </wps:bodyPr>
-                    </wps:wsp>
-                  </a:graphicData>
-                </a:graphic>
-                <wp14:sizeRelH relativeFrom="margin">
-                  <wp14:pctWidth>0</wp14:pctWidth>
-                </wp14:sizeRelH>
-                <wp14:sizeRelV relativeFrom="margin">
-                  <wp14:pctHeight>0</wp14:pctHeight>
-                </wp14:sizeRelV>
-              </wp:anchor>
-            </w:drawing>
-          </mc:Choice>
-          <mc:Fallback>
-            <w:pict>
-              <v:rect w14:anchorId="7536F250" id="Прямоугольник 3" o:spid="_x0000_s1026" style="position:absolute;margin-left:25.5pt;margin-top:24.7pt;width:17pt;height:17pt;z-index:251682816;visibility:visible;mso-wrap-style:square;mso-width-percent:0;mso-height-percent:0;mso-wrap-distance-left:9pt;mso-wrap-distance-top:0;mso-wrap-distance-right:9pt;mso-wrap-distance-bottom:0;mso-position-horizontal:absolute;mso-position-horizontal-relative:text;mso-position-vertical:absolute;mso-position-vertical-relative:text;mso-width-percent:0;mso-height-percent:0;mso-width-relative:margin;mso-height-relative:margin;v-text-anchor:middle" o:gfxdata="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" filled="f" strokecolor="#09101d [484]" strokeweight="2.25pt"/>
-            </w:pict>
-          </mc:Fallback>
-        </mc:AlternateContent>
-      </w:r>
-      <w:r>
-        <w:rPr>
-          <w:b/>
-          <w:bCs/>
-          <w:noProof/>
-        </w:rPr>
-        <mc:AlternateContent>
-          <mc:Choice Requires="wps">
-            <w:drawing>
-              <wp:anchor distT="0" distB="0" distL="114300" distR="114300" simplePos="0" relativeHeight="251688960" behindDoc="0" locked="0" layoutInCell="1" allowOverlap="1" wp14:anchorId="2D2A5B30" wp14:editId="271D98B8">
+              <wp:anchor distT="0" distB="0" distL="114300" distR="114300" simplePos="0" relativeHeight="251688960" behindDoc="0" locked="0" layoutInCell="1" allowOverlap="1" wp14:anchorId="2D2A5B30" wp14:editId="66FCB744">
                 <wp:simplePos x="0" y="0"/>
                 <wp:positionH relativeFrom="column">
                   <wp:posOffset>65405</wp:posOffset>
@@ -3770,7 +4138,7 @@
           </mc:Choice>
           <mc:Fallback>
             <w:pict>
-              <v:shape w14:anchorId="2D2A5B30" id="_x0000_s1038" type="#_x0000_t202" style="position:absolute;margin-left:5.15pt;margin-top:46.6pt;width:18.75pt;height:18.15pt;z-index:251688960;visibility:visible;mso-wrap-style:square;mso-width-percent:0;mso-height-percent:0;mso-wrap-distance-left:9pt;mso-wrap-distance-top:0;mso-wrap-distance-right:9pt;mso-wrap-distance-bottom:0;mso-position-horizontal:absolute;mso-position-horizontal-relative:text;mso-position-vertical:absolute;mso-position-vertical-relative:text;mso-width-percent:0;mso-height-percent:0;mso-width-relative:margin;mso-height-relative:margin;v-text-anchor:middle" o:gfxdata="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" fillcolor="#4472c4 [3204]" strokecolor="#09101d [484]" strokeweight="1pt">
+              <v:shape w14:anchorId="2D2A5B30" id="_x0000_s1039" type="#_x0000_t202" style="position:absolute;margin-left:5.15pt;margin-top:46.6pt;width:18.75pt;height:18.15pt;z-index:251688960;visibility:visible;mso-wrap-style:square;mso-width-percent:0;mso-height-percent:0;mso-wrap-distance-left:9pt;mso-wrap-distance-top:0;mso-wrap-distance-right:9pt;mso-wrap-distance-bottom:0;mso-position-horizontal:absolute;mso-position-horizontal-relative:text;mso-position-vertical:absolute;mso-position-vertical-relative:text;mso-width-percent:0;mso-height-percent:0;mso-width-relative:margin;mso-height-relative:margin;v-text-anchor:middle" o:gfxdata="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" fillcolor="#4472c4 [3204]" strokecolor="#09101d [484]" strokeweight="1pt">
                 <v:textbox>
                   <w:txbxContent>
                     <w:p>
@@ -3788,305 +4156,6 @@
           </mc:Fallback>
         </mc:AlternateContent>
       </w:r>
-      <w:r>
-        <w:rPr>
-          <w:b/>
-          <w:bCs/>
-          <w:noProof/>
-        </w:rPr>
-        <mc:AlternateContent>
-          <mc:Choice Requires="wps">
-            <w:drawing>
-              <wp:anchor distT="0" distB="0" distL="114300" distR="114300" simplePos="0" relativeHeight="251691008" behindDoc="0" locked="0" layoutInCell="1" allowOverlap="1" wp14:anchorId="751E5FCC" wp14:editId="35789F84">
-                <wp:simplePos x="0" y="0"/>
-                <wp:positionH relativeFrom="column">
-                  <wp:posOffset>88265</wp:posOffset>
-                </wp:positionH>
-                <wp:positionV relativeFrom="paragraph">
-                  <wp:posOffset>313994</wp:posOffset>
-                </wp:positionV>
-                <wp:extent cx="215900" cy="215900"/>
-                <wp:effectExtent l="19050" t="19050" r="12700" b="12700"/>
-                <wp:wrapNone/>
-                <wp:docPr id="210574664" name="Прямоугольник 3"/>
-                <wp:cNvGraphicFramePr/>
-                <a:graphic xmlns:a="http://schemas.openxmlformats.org/drawingml/2006/main">
-                  <a:graphicData uri="http://schemas.microsoft.com/office/word/2010/wordprocessingShape">
-                    <wps:wsp>
-                      <wps:cNvSpPr/>
-                      <wps:spPr>
-                        <a:xfrm>
-                          <a:off x="0" y="0"/>
-                          <a:ext cx="215900" cy="215900"/>
-                        </a:xfrm>
-                        <a:prstGeom prst="rect">
-                          <a:avLst/>
-                        </a:prstGeom>
-                        <a:noFill/>
-                        <a:ln w="28575"/>
-                      </wps:spPr>
-                      <wps:style>
-                        <a:lnRef idx="2">
-                          <a:schemeClr val="accent1">
-                            <a:shade val="15000"/>
-                          </a:schemeClr>
-                        </a:lnRef>
-                        <a:fillRef idx="1">
-                          <a:schemeClr val="accent1"/>
-                        </a:fillRef>
-                        <a:effectRef idx="0">
-                          <a:schemeClr val="accent1"/>
-                        </a:effectRef>
-                        <a:fontRef idx="minor">
-                          <a:schemeClr val="lt1"/>
-                        </a:fontRef>
-                      </wps:style>
-                      <wps:bodyPr rot="0" spcFirstLastPara="0" vertOverflow="overflow" horzOverflow="overflow" vert="horz" wrap="square" lIns="91440" tIns="45720" rIns="91440" bIns="45720" numCol="1" spcCol="0" rtlCol="0" fromWordArt="0" anchor="ctr" anchorCtr="0" forceAA="0" compatLnSpc="1">
-                        <a:prstTxWarp prst="textNoShape">
-                          <a:avLst/>
-                        </a:prstTxWarp>
-                        <a:noAutofit/>
-                      </wps:bodyPr>
-                    </wps:wsp>
-                  </a:graphicData>
-                </a:graphic>
-                <wp14:sizeRelH relativeFrom="margin">
-                  <wp14:pctWidth>0</wp14:pctWidth>
-                </wp14:sizeRelH>
-                <wp14:sizeRelV relativeFrom="margin">
-                  <wp14:pctHeight>0</wp14:pctHeight>
-                </wp14:sizeRelV>
-              </wp:anchor>
-            </w:drawing>
-          </mc:Choice>
-          <mc:Fallback>
-            <w:pict>
-              <v:rect w14:anchorId="169C319A" id="Прямоугольник 3" o:spid="_x0000_s1026" style="position:absolute;margin-left:6.95pt;margin-top:24.7pt;width:17pt;height:17pt;z-index:251691008;visibility:visible;mso-wrap-style:square;mso-width-percent:0;mso-height-percent:0;mso-wrap-distance-left:9pt;mso-wrap-distance-top:0;mso-wrap-distance-right:9pt;mso-wrap-distance-bottom:0;mso-position-horizontal:absolute;mso-position-horizontal-relative:text;mso-position-vertical:absolute;mso-position-vertical-relative:text;mso-width-percent:0;mso-height-percent:0;mso-width-relative:margin;mso-height-relative:margin;v-text-anchor:middle" o:gfxdata="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" filled="f" strokecolor="#09101d [484]" strokeweight="2.25pt"/>
-            </w:pict>
-          </mc:Fallback>
-        </mc:AlternateContent>
-      </w:r>
-      <w:r>
-        <w:rPr>
-          <w:rStyle w:val="af0"/>
-          <w:lang w:val="en-US"/>
-        </w:rPr>
-        <w:drawing>
-          <wp:inline distT="0" distB="0" distL="0" distR="0" wp14:anchorId="3388E983" wp14:editId="6F8C482B">
-            <wp:extent cx="5940425" cy="5267325"/>
-            <wp:effectExtent l="0" t="0" r="3175" b="9525"/>
-            <wp:docPr id="1344374892" name="Рисунок 1"/>
-            <wp:cNvGraphicFramePr>
-              <a:graphicFrameLocks xmlns:a="http://schemas.openxmlformats.org/drawingml/2006/main" noChangeAspect="1"/>
-            </wp:cNvGraphicFramePr>
-            <a:graphic xmlns:a="http://schemas.openxmlformats.org/drawingml/2006/main">
-              <a:graphicData uri="http://schemas.openxmlformats.org/drawingml/2006/picture">
-                <pic:pic xmlns:pic="http://schemas.openxmlformats.org/drawingml/2006/picture">
-                  <pic:nvPicPr>
-                    <pic:cNvPr id="1344374892" name=""/>
-                    <pic:cNvPicPr/>
-                  </pic:nvPicPr>
-                  <pic:blipFill>
-                    <a:blip r:embed="rId8"/>
-                    <a:stretch>
-                      <a:fillRect/>
-                    </a:stretch>
-                  </pic:blipFill>
-                  <pic:spPr>
-                    <a:xfrm>
-                      <a:off x="0" y="0"/>
-                      <a:ext cx="5940425" cy="5267325"/>
-                    </a:xfrm>
-                    <a:prstGeom prst="rect">
-                      <a:avLst/>
-                    </a:prstGeom>
-                  </pic:spPr>
-                </pic:pic>
-              </a:graphicData>
-            </a:graphic>
-          </wp:inline>
-        </w:drawing>
-      </w:r>
-      <w:r>
-        <w:rPr>
-          <w:b/>
-          <w:bCs/>
-          <w:noProof/>
-        </w:rPr>
-        <mc:AlternateContent>
-          <mc:Choice Requires="wps">
-            <w:drawing>
-              <wp:anchor distT="0" distB="0" distL="114300" distR="114300" simplePos="0" relativeHeight="251695104" behindDoc="0" locked="0" layoutInCell="1" allowOverlap="1" wp14:anchorId="48F5A248" wp14:editId="73B982D1">
-                <wp:simplePos x="0" y="0"/>
-                <wp:positionH relativeFrom="column">
-                  <wp:posOffset>942644</wp:posOffset>
-                </wp:positionH>
-                <wp:positionV relativeFrom="paragraph">
-                  <wp:posOffset>1089191</wp:posOffset>
-                </wp:positionV>
-                <wp:extent cx="1642772" cy="216000"/>
-                <wp:effectExtent l="19050" t="19050" r="14605" b="12700"/>
-                <wp:wrapNone/>
-                <wp:docPr id="128153991" name="Прямоугольник 3"/>
-                <wp:cNvGraphicFramePr/>
-                <a:graphic xmlns:a="http://schemas.openxmlformats.org/drawingml/2006/main">
-                  <a:graphicData uri="http://schemas.microsoft.com/office/word/2010/wordprocessingShape">
-                    <wps:wsp>
-                      <wps:cNvSpPr/>
-                      <wps:spPr>
-                        <a:xfrm>
-                          <a:off x="0" y="0"/>
-                          <a:ext cx="1642772" cy="216000"/>
-                        </a:xfrm>
-                        <a:prstGeom prst="rect">
-                          <a:avLst/>
-                        </a:prstGeom>
-                        <a:noFill/>
-                        <a:ln w="28575"/>
-                      </wps:spPr>
-                      <wps:style>
-                        <a:lnRef idx="2">
-                          <a:schemeClr val="accent1">
-                            <a:shade val="15000"/>
-                          </a:schemeClr>
-                        </a:lnRef>
-                        <a:fillRef idx="1">
-                          <a:schemeClr val="accent1"/>
-                        </a:fillRef>
-                        <a:effectRef idx="0">
-                          <a:schemeClr val="accent1"/>
-                        </a:effectRef>
-                        <a:fontRef idx="minor">
-                          <a:schemeClr val="lt1"/>
-                        </a:fontRef>
-                      </wps:style>
-                      <wps:bodyPr rot="0" spcFirstLastPara="0" vertOverflow="overflow" horzOverflow="overflow" vert="horz" wrap="square" lIns="91440" tIns="45720" rIns="91440" bIns="45720" numCol="1" spcCol="0" rtlCol="0" fromWordArt="0" anchor="ctr" anchorCtr="0" forceAA="0" compatLnSpc="1">
-                        <a:prstTxWarp prst="textNoShape">
-                          <a:avLst/>
-                        </a:prstTxWarp>
-                        <a:noAutofit/>
-                      </wps:bodyPr>
-                    </wps:wsp>
-                  </a:graphicData>
-                </a:graphic>
-                <wp14:sizeRelH relativeFrom="margin">
-                  <wp14:pctWidth>0</wp14:pctWidth>
-                </wp14:sizeRelH>
-                <wp14:sizeRelV relativeFrom="margin">
-                  <wp14:pctHeight>0</wp14:pctHeight>
-                </wp14:sizeRelV>
-              </wp:anchor>
-            </w:drawing>
-          </mc:Choice>
-          <mc:Fallback>
-            <w:pict>
-              <v:rect w14:anchorId="30CAF4AF" id="Прямоугольник 3" o:spid="_x0000_s1026" style="position:absolute;margin-left:74.2pt;margin-top:85.75pt;width:129.35pt;height:17pt;z-index:251695104;visibility:visible;mso-wrap-style:square;mso-width-percent:0;mso-height-percent:0;mso-wrap-distance-left:9pt;mso-wrap-distance-top:0;mso-wrap-distance-right:9pt;mso-wrap-distance-bottom:0;mso-position-horizontal:absolute;mso-position-horizontal-relative:text;mso-position-vertical:absolute;mso-position-vertical-relative:text;mso-width-percent:0;mso-height-percent:0;mso-width-relative:margin;mso-height-relative:margin;v-text-anchor:middle" o:gfxdata="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" filled="f" strokecolor="#09101d [484]" strokeweight="2.25pt"/>
-            </w:pict>
-          </mc:Fallback>
-        </mc:AlternateContent>
-      </w:r>
-      <w:r>
-        <w:rPr>
-          <w:b/>
-          <w:bCs/>
-          <w:noProof/>
-        </w:rPr>
-        <mc:AlternateContent>
-          <mc:Choice Requires="wps">
-            <w:drawing>
-              <wp:anchor distT="0" distB="0" distL="114300" distR="114300" simplePos="0" relativeHeight="251693056" behindDoc="0" locked="0" layoutInCell="1" allowOverlap="1" wp14:anchorId="42D6B777" wp14:editId="2EDC8D07">
-                <wp:simplePos x="0" y="0"/>
-                <wp:positionH relativeFrom="column">
-                  <wp:posOffset>2760262</wp:posOffset>
-                </wp:positionH>
-                <wp:positionV relativeFrom="paragraph">
-                  <wp:posOffset>1086319</wp:posOffset>
-                </wp:positionV>
-                <wp:extent cx="238539" cy="230588"/>
-                <wp:effectExtent l="0" t="0" r="28575" b="17145"/>
-                <wp:wrapNone/>
-                <wp:docPr id="1722566692" name="Надпись 2"/>
-                <wp:cNvGraphicFramePr/>
-                <a:graphic xmlns:a="http://schemas.openxmlformats.org/drawingml/2006/main">
-                  <a:graphicData uri="http://schemas.microsoft.com/office/word/2010/wordprocessingShape">
-                    <wps:wsp>
-                      <wps:cNvSpPr txBox="1"/>
-                      <wps:spPr>
-                        <a:xfrm>
-                          <a:off x="0" y="0"/>
-                          <a:ext cx="238539" cy="230588"/>
-                        </a:xfrm>
-                        <a:prstGeom prst="rect">
-                          <a:avLst/>
-                        </a:prstGeom>
-                        <a:ln/>
-                      </wps:spPr>
-                      <wps:style>
-                        <a:lnRef idx="2">
-                          <a:schemeClr val="accent1">
-                            <a:shade val="15000"/>
-                          </a:schemeClr>
-                        </a:lnRef>
-                        <a:fillRef idx="1">
-                          <a:schemeClr val="accent1"/>
-                        </a:fillRef>
-                        <a:effectRef idx="0">
-                          <a:schemeClr val="accent1"/>
-                        </a:effectRef>
-                        <a:fontRef idx="minor">
-                          <a:schemeClr val="lt1"/>
-                        </a:fontRef>
-                      </wps:style>
-                      <wps:txbx>
-                        <w:txbxContent>
-                          <w:p>
-                            <w:pPr>
-                              <w:pStyle w:val="af"/>
-                            </w:pPr>
-                            <w:r>
-                              <w:t>51</w:t>
-                            </w:r>
-                          </w:p>
-                        </w:txbxContent>
-                      </wps:txbx>
-                      <wps:bodyPr rot="0" spcFirstLastPara="0" vertOverflow="overflow" horzOverflow="overflow" vert="horz" wrap="square" lIns="91440" tIns="45720" rIns="91440" bIns="45720" numCol="1" spcCol="0" rtlCol="0" fromWordArt="0" anchor="ctr" anchorCtr="0" forceAA="0" compatLnSpc="1">
-                        <a:prstTxWarp prst="textNoShape">
-                          <a:avLst/>
-                        </a:prstTxWarp>
-                        <a:noAutofit/>
-                      </wps:bodyPr>
-                    </wps:wsp>
-                  </a:graphicData>
-                </a:graphic>
-                <wp14:sizeRelH relativeFrom="margin">
-                  <wp14:pctWidth>0</wp14:pctWidth>
-                </wp14:sizeRelH>
-                <wp14:sizeRelV relativeFrom="margin">
-                  <wp14:pctHeight>0</wp14:pctHeight>
-                </wp14:sizeRelV>
-              </wp:anchor>
-            </w:drawing>
-          </mc:Choice>
-          <mc:Fallback>
-            <w:pict>
-              <v:shape w14:anchorId="42D6B777" id="_x0000_s1039" type="#_x0000_t202" style="position:absolute;margin-left:217.35pt;margin-top:85.55pt;width:18.8pt;height:18.15pt;z-index:251693056;visibility:visible;mso-wrap-style:square;mso-width-percent:0;mso-height-percent:0;mso-wrap-distance-left:9pt;mso-wrap-distance-top:0;mso-wrap-distance-right:9pt;mso-wrap-distance-bottom:0;mso-position-horizontal:absolute;mso-position-horizontal-relative:text;mso-position-vertical:absolute;mso-position-vertical-relative:text;mso-width-percent:0;mso-height-percent:0;mso-width-relative:margin;mso-height-relative:margin;v-text-anchor:middle" o:gfxdata="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" fillcolor="#4472c4 [3204]" strokecolor="#09101d [484]" strokeweight="1pt">
-                <v:textbox>
-                  <w:txbxContent>
-                    <w:p>
-                      <w:pPr>
-                        <w:pStyle w:val="af"/>
-                      </w:pPr>
-                      <w:r>
-                        <w:t>51</w:t>
-                      </w:r>
-                    </w:p>
-                  </w:txbxContent>
-                </v:textbox>
-              </v:shape>
-            </w:pict>
-          </mc:Fallback>
-        </mc:AlternateContent>
-      </w:r>
     </w:p>
     <w:p>
       <w:r>
@@ -4219,7 +4288,7 @@
           </w:tcPr>
           <w:p>
             <w:r>
-              <w:t>100</w:t>
+              <w:t>10</w:t>
             </w:r>
           </w:p>
         </w:tc>
@@ -4683,91 +4752,13 @@
         <mc:AlternateContent>
           <mc:Choice Requires="wps">
             <w:drawing>
-              <wp:anchor distT="0" distB="0" distL="114300" distR="114300" simplePos="0" relativeHeight="251725824" behindDoc="0" locked="0" layoutInCell="1" allowOverlap="1" wp14:anchorId="2EE76365" wp14:editId="652DFE70">
+              <wp:anchor distT="0" distB="0" distL="114300" distR="114300" simplePos="0" relativeHeight="251723776" behindDoc="0" locked="0" layoutInCell="1" allowOverlap="1" wp14:anchorId="67B7D168" wp14:editId="474773EF">
                 <wp:simplePos x="0" y="0"/>
                 <wp:positionH relativeFrom="column">
-                  <wp:posOffset>3335655</wp:posOffset>
+                  <wp:posOffset>3028315</wp:posOffset>
                 </wp:positionH>
                 <wp:positionV relativeFrom="paragraph">
-                  <wp:posOffset>3126740</wp:posOffset>
-                </wp:positionV>
-                <wp:extent cx="179705" cy="205740"/>
-                <wp:effectExtent l="19050" t="19050" r="10795" b="22860"/>
-                <wp:wrapNone/>
-                <wp:docPr id="739243089" name="Прямоугольник 3"/>
-                <wp:cNvGraphicFramePr/>
-                <a:graphic xmlns:a="http://schemas.openxmlformats.org/drawingml/2006/main">
-                  <a:graphicData uri="http://schemas.microsoft.com/office/word/2010/wordprocessingShape">
-                    <wps:wsp>
-                      <wps:cNvSpPr/>
-                      <wps:spPr>
-                        <a:xfrm>
-                          <a:off x="0" y="0"/>
-                          <a:ext cx="179705" cy="205740"/>
-                        </a:xfrm>
-                        <a:prstGeom prst="rect">
-                          <a:avLst/>
-                        </a:prstGeom>
-                        <a:noFill/>
-                        <a:ln w="28575"/>
-                      </wps:spPr>
-                      <wps:style>
-                        <a:lnRef idx="2">
-                          <a:schemeClr val="accent1">
-                            <a:shade val="15000"/>
-                          </a:schemeClr>
-                        </a:lnRef>
-                        <a:fillRef idx="1">
-                          <a:schemeClr val="accent1"/>
-                        </a:fillRef>
-                        <a:effectRef idx="0">
-                          <a:schemeClr val="accent1"/>
-                        </a:effectRef>
-                        <a:fontRef idx="minor">
-                          <a:schemeClr val="lt1"/>
-                        </a:fontRef>
-                      </wps:style>
-                      <wps:bodyPr rot="0" spcFirstLastPara="0" vertOverflow="overflow" horzOverflow="overflow" vert="horz" wrap="square" lIns="91440" tIns="45720" rIns="91440" bIns="45720" numCol="1" spcCol="0" rtlCol="0" fromWordArt="0" anchor="ctr" anchorCtr="0" forceAA="0" compatLnSpc="1">
-                        <a:prstTxWarp prst="textNoShape">
-                          <a:avLst/>
-                        </a:prstTxWarp>
-                        <a:noAutofit/>
-                      </wps:bodyPr>
-                    </wps:wsp>
-                  </a:graphicData>
-                </a:graphic>
-                <wp14:sizeRelH relativeFrom="margin">
-                  <wp14:pctWidth>0</wp14:pctWidth>
-                </wp14:sizeRelH>
-                <wp14:sizeRelV relativeFrom="margin">
-                  <wp14:pctHeight>0</wp14:pctHeight>
-                </wp14:sizeRelV>
-              </wp:anchor>
-            </w:drawing>
-          </mc:Choice>
-          <mc:Fallback>
-            <w:pict>
-              <v:rect w14:anchorId="14EFBEB7" id="Прямоугольник 3" o:spid="_x0000_s1026" style="position:absolute;margin-left:262.65pt;margin-top:246.2pt;width:14.15pt;height:16.2pt;z-index:251725824;visibility:visible;mso-wrap-style:square;mso-width-percent:0;mso-height-percent:0;mso-wrap-distance-left:9pt;mso-wrap-distance-top:0;mso-wrap-distance-right:9pt;mso-wrap-distance-bottom:0;mso-position-horizontal:absolute;mso-position-horizontal-relative:text;mso-position-vertical:absolute;mso-position-vertical-relative:text;mso-width-percent:0;mso-height-percent:0;mso-width-relative:margin;mso-height-relative:margin;v-text-anchor:middle" o:gfxdata="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" filled="f" strokecolor="#09101d [484]" strokeweight="2.25pt"/>
-            </w:pict>
-          </mc:Fallback>
-        </mc:AlternateContent>
-      </w:r>
-      <w:r>
-        <w:rPr>
-          <w:b/>
-          <w:bCs/>
-          <w:noProof/>
-        </w:rPr>
-        <mc:AlternateContent>
-          <mc:Choice Requires="wps">
-            <w:drawing>
-              <wp:anchor distT="0" distB="0" distL="114300" distR="114300" simplePos="0" relativeHeight="251723776" behindDoc="0" locked="0" layoutInCell="1" allowOverlap="1" wp14:anchorId="67B7D168" wp14:editId="58AC8C0C">
-                <wp:simplePos x="0" y="0"/>
-                <wp:positionH relativeFrom="column">
-                  <wp:posOffset>3057581</wp:posOffset>
-                </wp:positionH>
-                <wp:positionV relativeFrom="paragraph">
-                  <wp:posOffset>3110588</wp:posOffset>
+                  <wp:posOffset>3056255</wp:posOffset>
                 </wp:positionV>
                 <wp:extent cx="238125" cy="230505"/>
                 <wp:effectExtent l="0" t="0" r="28575" b="17145"/>
@@ -4836,7 +4827,7 @@
           </mc:Choice>
           <mc:Fallback>
             <w:pict>
-              <v:shape w14:anchorId="67B7D168" id="_x0000_s1041" type="#_x0000_t202" style="position:absolute;margin-left:240.75pt;margin-top:244.95pt;width:18.75pt;height:18.15pt;z-index:251723776;visibility:visible;mso-wrap-style:square;mso-width-percent:0;mso-height-percent:0;mso-wrap-distance-left:9pt;mso-wrap-distance-top:0;mso-wrap-distance-right:9pt;mso-wrap-distance-bottom:0;mso-position-horizontal:absolute;mso-position-horizontal-relative:text;mso-position-vertical:absolute;mso-position-vertical-relative:text;mso-width-percent:0;mso-height-percent:0;mso-width-relative:margin;mso-height-relative:margin;v-text-anchor:middle" o:gfxdata="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" fillcolor="#4472c4 [3204]" strokecolor="#09101d [484]" strokeweight="1pt">
+              <v:shape w14:anchorId="67B7D168" id="_x0000_s1041" type="#_x0000_t202" style="position:absolute;margin-left:238.45pt;margin-top:240.65pt;width:18.75pt;height:18.15pt;z-index:251723776;visibility:visible;mso-wrap-style:square;mso-width-percent:0;mso-height-percent:0;mso-wrap-distance-left:9pt;mso-wrap-distance-top:0;mso-wrap-distance-right:9pt;mso-wrap-distance-bottom:0;mso-position-horizontal:absolute;mso-position-horizontal-relative:text;mso-position-vertical:absolute;mso-position-vertical-relative:text;mso-width-percent:0;mso-height-percent:0;mso-width-relative:margin;mso-height-relative:margin;v-text-anchor:middle" o:gfxdata="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" fillcolor="#4472c4 [3204]" strokecolor="#09101d [484]" strokeweight="1pt">
                 <v:textbox>
                   <w:txbxContent>
                     <w:p>
@@ -4863,13 +4854,169 @@
         <mc:AlternateContent>
           <mc:Choice Requires="wps">
             <w:drawing>
-              <wp:anchor distT="0" distB="0" distL="114300" distR="114300" simplePos="0" relativeHeight="251714560" behindDoc="0" locked="0" layoutInCell="1" allowOverlap="1" wp14:anchorId="75873CBF" wp14:editId="4D4914CA">
+              <wp:anchor distT="0" distB="0" distL="114300" distR="114300" simplePos="0" relativeHeight="251725824" behindDoc="0" locked="0" layoutInCell="1" allowOverlap="1" wp14:anchorId="2EE76365" wp14:editId="223430F9">
+                <wp:simplePos x="0" y="0"/>
+                <wp:positionH relativeFrom="column">
+                  <wp:posOffset>3306606</wp:posOffset>
+                </wp:positionH>
+                <wp:positionV relativeFrom="paragraph">
+                  <wp:posOffset>3072765</wp:posOffset>
+                </wp:positionV>
+                <wp:extent cx="179705" cy="205740"/>
+                <wp:effectExtent l="19050" t="19050" r="10795" b="22860"/>
+                <wp:wrapNone/>
+                <wp:docPr id="739243089" name="Прямоугольник 3"/>
+                <wp:cNvGraphicFramePr/>
+                <a:graphic xmlns:a="http://schemas.openxmlformats.org/drawingml/2006/main">
+                  <a:graphicData uri="http://schemas.microsoft.com/office/word/2010/wordprocessingShape">
+                    <wps:wsp>
+                      <wps:cNvSpPr/>
+                      <wps:spPr>
+                        <a:xfrm>
+                          <a:off x="0" y="0"/>
+                          <a:ext cx="179705" cy="205740"/>
+                        </a:xfrm>
+                        <a:prstGeom prst="rect">
+                          <a:avLst/>
+                        </a:prstGeom>
+                        <a:noFill/>
+                        <a:ln w="28575"/>
+                      </wps:spPr>
+                      <wps:style>
+                        <a:lnRef idx="2">
+                          <a:schemeClr val="accent1">
+                            <a:shade val="15000"/>
+                          </a:schemeClr>
+                        </a:lnRef>
+                        <a:fillRef idx="1">
+                          <a:schemeClr val="accent1"/>
+                        </a:fillRef>
+                        <a:effectRef idx="0">
+                          <a:schemeClr val="accent1"/>
+                        </a:effectRef>
+                        <a:fontRef idx="minor">
+                          <a:schemeClr val="lt1"/>
+                        </a:fontRef>
+                      </wps:style>
+                      <wps:bodyPr rot="0" spcFirstLastPara="0" vertOverflow="overflow" horzOverflow="overflow" vert="horz" wrap="square" lIns="91440" tIns="45720" rIns="91440" bIns="45720" numCol="1" spcCol="0" rtlCol="0" fromWordArt="0" anchor="ctr" anchorCtr="0" forceAA="0" compatLnSpc="1">
+                        <a:prstTxWarp prst="textNoShape">
+                          <a:avLst/>
+                        </a:prstTxWarp>
+                        <a:noAutofit/>
+                      </wps:bodyPr>
+                    </wps:wsp>
+                  </a:graphicData>
+                </a:graphic>
+                <wp14:sizeRelH relativeFrom="margin">
+                  <wp14:pctWidth>0</wp14:pctWidth>
+                </wp14:sizeRelH>
+                <wp14:sizeRelV relativeFrom="margin">
+                  <wp14:pctHeight>0</wp14:pctHeight>
+                </wp14:sizeRelV>
+              </wp:anchor>
+            </w:drawing>
+          </mc:Choice>
+          <mc:Fallback>
+            <w:pict>
+              <v:rect w14:anchorId="47CE8B0D" id="Прямоугольник 3" o:spid="_x0000_s1026" style="position:absolute;margin-left:260.35pt;margin-top:241.95pt;width:14.15pt;height:16.2pt;z-index:251725824;visibility:visible;mso-wrap-style:square;mso-width-percent:0;mso-height-percent:0;mso-wrap-distance-left:9pt;mso-wrap-distance-top:0;mso-wrap-distance-right:9pt;mso-wrap-distance-bottom:0;mso-position-horizontal:absolute;mso-position-horizontal-relative:text;mso-position-vertical:absolute;mso-position-vertical-relative:text;mso-width-percent:0;mso-height-percent:0;mso-width-relative:margin;mso-height-relative:margin;v-text-anchor:middle" o:gfxdata="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" filled="f" strokecolor="#09101d [484]" strokeweight="2.25pt"/>
+            </w:pict>
+          </mc:Fallback>
+        </mc:AlternateContent>
+      </w:r>
+      <w:r>
+        <w:rPr>
+          <w:b/>
+          <w:bCs/>
+          <w:noProof/>
+        </w:rPr>
+        <mc:AlternateContent>
+          <mc:Choice Requires="wps">
+            <w:drawing>
+              <wp:anchor distT="0" distB="0" distL="114300" distR="114300" simplePos="0" relativeHeight="251719680" behindDoc="0" locked="0" layoutInCell="1" allowOverlap="1" wp14:anchorId="7546F694" wp14:editId="071ED70C">
+                <wp:simplePos x="0" y="0"/>
+                <wp:positionH relativeFrom="column">
+                  <wp:posOffset>78740</wp:posOffset>
+                </wp:positionH>
+                <wp:positionV relativeFrom="paragraph">
+                  <wp:posOffset>880745</wp:posOffset>
+                </wp:positionV>
+                <wp:extent cx="107950" cy="584835"/>
+                <wp:effectExtent l="19050" t="19050" r="25400" b="24765"/>
+                <wp:wrapNone/>
+                <wp:docPr id="622327645" name="Прямоугольник 3"/>
+                <wp:cNvGraphicFramePr/>
+                <a:graphic xmlns:a="http://schemas.openxmlformats.org/drawingml/2006/main">
+                  <a:graphicData uri="http://schemas.microsoft.com/office/word/2010/wordprocessingShape">
+                    <wps:wsp>
+                      <wps:cNvSpPr/>
+                      <wps:spPr>
+                        <a:xfrm>
+                          <a:off x="0" y="0"/>
+                          <a:ext cx="107950" cy="584835"/>
+                        </a:xfrm>
+                        <a:prstGeom prst="rect">
+                          <a:avLst/>
+                        </a:prstGeom>
+                        <a:noFill/>
+                        <a:ln w="28575"/>
+                      </wps:spPr>
+                      <wps:style>
+                        <a:lnRef idx="2">
+                          <a:schemeClr val="accent1">
+                            <a:shade val="15000"/>
+                          </a:schemeClr>
+                        </a:lnRef>
+                        <a:fillRef idx="1">
+                          <a:schemeClr val="accent1"/>
+                        </a:fillRef>
+                        <a:effectRef idx="0">
+                          <a:schemeClr val="accent1"/>
+                        </a:effectRef>
+                        <a:fontRef idx="minor">
+                          <a:schemeClr val="lt1"/>
+                        </a:fontRef>
+                      </wps:style>
+                      <wps:bodyPr rot="0" spcFirstLastPara="0" vertOverflow="overflow" horzOverflow="overflow" vert="horz" wrap="square" lIns="91440" tIns="45720" rIns="91440" bIns="45720" numCol="1" spcCol="0" rtlCol="0" fromWordArt="0" anchor="ctr" anchorCtr="0" forceAA="0" compatLnSpc="1">
+                        <a:prstTxWarp prst="textNoShape">
+                          <a:avLst/>
+                        </a:prstTxWarp>
+                        <a:noAutofit/>
+                      </wps:bodyPr>
+                    </wps:wsp>
+                  </a:graphicData>
+                </a:graphic>
+                <wp14:sizeRelH relativeFrom="margin">
+                  <wp14:pctWidth>0</wp14:pctWidth>
+                </wp14:sizeRelH>
+                <wp14:sizeRelV relativeFrom="margin">
+                  <wp14:pctHeight>0</wp14:pctHeight>
+                </wp14:sizeRelV>
+              </wp:anchor>
+            </w:drawing>
+          </mc:Choice>
+          <mc:Fallback>
+            <w:pict>
+              <v:rect w14:anchorId="4A31594A" id="Прямоугольник 3" o:spid="_x0000_s1026" style="position:absolute;margin-left:6.2pt;margin-top:69.35pt;width:8.5pt;height:46.05pt;z-index:251719680;visibility:visible;mso-wrap-style:square;mso-width-percent:0;mso-height-percent:0;mso-wrap-distance-left:9pt;mso-wrap-distance-top:0;mso-wrap-distance-right:9pt;mso-wrap-distance-bottom:0;mso-position-horizontal:absolute;mso-position-horizontal-relative:text;mso-position-vertical:absolute;mso-position-vertical-relative:text;mso-width-percent:0;mso-height-percent:0;mso-width-relative:margin;mso-height-relative:margin;v-text-anchor:middle" o:gfxdata="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" filled="f" strokecolor="#09101d [484]" strokeweight="2.25pt"/>
+            </w:pict>
+          </mc:Fallback>
+        </mc:AlternateContent>
+      </w:r>
+      <w:r>
+        <w:rPr>
+          <w:b/>
+          <w:bCs/>
+          <w:noProof/>
+        </w:rPr>
+        <mc:AlternateContent>
+          <mc:Choice Requires="wps">
+            <w:drawing>
+              <wp:anchor distT="0" distB="0" distL="114300" distR="114300" simplePos="0" relativeHeight="251714560" behindDoc="0" locked="0" layoutInCell="1" allowOverlap="1" wp14:anchorId="75873CBF" wp14:editId="452C9A89">
                 <wp:simplePos x="0" y="0"/>
                 <wp:positionH relativeFrom="margin">
-                  <wp:align>left</wp:align>
+                  <wp:posOffset>19524</wp:posOffset>
                 </wp:positionH>
                 <wp:positionV relativeFrom="paragraph">
-                  <wp:posOffset>1553514</wp:posOffset>
+                  <wp:posOffset>1553210</wp:posOffset>
                 </wp:positionV>
                 <wp:extent cx="238125" cy="230505"/>
                 <wp:effectExtent l="0" t="0" r="28575" b="17145"/>
@@ -4941,7 +5088,7 @@
           </mc:Choice>
           <mc:Fallback>
             <w:pict>
-              <v:shape w14:anchorId="75873CBF" id="_x0000_s1042" type="#_x0000_t202" style="position:absolute;margin-left:0;margin-top:122.3pt;width:18.75pt;height:18.15pt;z-index:251714560;visibility:visible;mso-wrap-style:square;mso-width-percent:0;mso-height-percent:0;mso-wrap-distance-left:9pt;mso-wrap-distance-top:0;mso-wrap-distance-right:9pt;mso-wrap-distance-bottom:0;mso-position-horizontal:left;mso-position-horizontal-relative:margin;mso-position-vertical:absolute;mso-position-vertical-relative:text;mso-width-percent:0;mso-height-percent:0;mso-width-relative:margin;mso-height-relative:margin;v-text-anchor:middle" o:gfxdata="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" fillcolor="#4472c4 [3204]" strokecolor="#09101d [484]" strokeweight="1pt">
+              <v:shape w14:anchorId="75873CBF" id="_x0000_s1042" type="#_x0000_t202" style="position:absolute;margin-left:1.55pt;margin-top:122.3pt;width:18.75pt;height:18.15pt;z-index:251714560;visibility:visible;mso-wrap-style:square;mso-width-percent:0;mso-height-percent:0;mso-wrap-distance-left:9pt;mso-wrap-distance-top:0;mso-wrap-distance-right:9pt;mso-wrap-distance-bottom:0;mso-position-horizontal:absolute;mso-position-horizontal-relative:margin;mso-position-vertical:absolute;mso-position-vertical-relative:text;mso-width-percent:0;mso-height-percent:0;mso-width-relative:margin;mso-height-relative:margin;v-text-anchor:middle" o:gfxdata="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" fillcolor="#4472c4 [3204]" strokecolor="#09101d [484]" strokeweight="1pt">
                 <v:textbox>
                   <w:txbxContent>
                     <w:p>
@@ -4965,6 +5112,86 @@
       </w:r>
       <w:r>
         <w:rPr>
+          <w:noProof/>
+        </w:rPr>
+        <w:t xml:space="preserve"> </w:t>
+      </w:r>
+      <w:r>
+        <w:rPr>
+          <w:noProof/>
+        </w:rPr>
+        <w:drawing>
+          <wp:inline distT="0" distB="0" distL="0" distR="0" wp14:anchorId="21B448BC" wp14:editId="7C7F62D3">
+            <wp:extent cx="3572753" cy="3261815"/>
+            <wp:effectExtent l="0" t="0" r="8890" b="0"/>
+            <wp:docPr id="1391835376" name="Рисунок 1"/>
+            <wp:cNvGraphicFramePr>
+              <a:graphicFrameLocks xmlns:a="http://schemas.openxmlformats.org/drawingml/2006/main" noChangeAspect="1"/>
+            </wp:cNvGraphicFramePr>
+            <a:graphic xmlns:a="http://schemas.openxmlformats.org/drawingml/2006/main">
+              <a:graphicData uri="http://schemas.openxmlformats.org/drawingml/2006/picture">
+                <pic:pic xmlns:pic="http://schemas.openxmlformats.org/drawingml/2006/picture">
+                  <pic:nvPicPr>
+                    <pic:cNvPr id="1391835376" name=""/>
+                    <pic:cNvPicPr/>
+                  </pic:nvPicPr>
+                  <pic:blipFill>
+                    <a:blip r:embed="rId10"/>
+                    <a:stretch>
+                      <a:fillRect/>
+                    </a:stretch>
+                  </pic:blipFill>
+                  <pic:spPr>
+                    <a:xfrm>
+                      <a:off x="0" y="0"/>
+                      <a:ext cx="3594037" cy="3281247"/>
+                    </a:xfrm>
+                    <a:prstGeom prst="rect">
+                      <a:avLst/>
+                    </a:prstGeom>
+                  </pic:spPr>
+                </pic:pic>
+              </a:graphicData>
+            </a:graphic>
+          </wp:inline>
+        </w:drawing>
+      </w:r>
+    </w:p>
+    <w:p>
+      <w:r>
+        <w:t>Выбрать подтверждаемую операцию из списка (1).</w:t>
+      </w:r>
+    </w:p>
+    <w:p>
+      <w:r>
+        <w:lastRenderedPageBreak/>
+        <w:t>Перейти на экран ввода подробных данных (2)</w:t>
+      </w:r>
+      <w:r>
+        <w:t>.</w:t>
+      </w:r>
+    </w:p>
+    <w:p>
+      <w:pPr>
+        <w:rPr>
+          <w:rStyle w:val="af0"/>
+        </w:rPr>
+      </w:pPr>
+      <w:r>
+        <w:rPr>
+          <w:rStyle w:val="af0"/>
+        </w:rPr>
+        <w:t>Подробная информация</w:t>
+      </w:r>
+    </w:p>
+    <w:p>
+      <w:pPr>
+        <w:rPr>
+          <w:lang w:val="en-US"/>
+        </w:rPr>
+      </w:pPr>
+      <w:r>
+        <w:rPr>
           <w:b/>
           <w:bCs/>
           <w:noProof/>
@@ -4972,33 +5199,32 @@
         <mc:AlternateContent>
           <mc:Choice Requires="wps">
             <w:drawing>
-              <wp:anchor distT="0" distB="0" distL="114300" distR="114300" simplePos="0" relativeHeight="251719680" behindDoc="0" locked="0" layoutInCell="1" allowOverlap="1" wp14:anchorId="7546F694" wp14:editId="135140CB">
+              <wp:anchor distT="0" distB="0" distL="114300" distR="114300" simplePos="0" relativeHeight="251740160" behindDoc="0" locked="0" layoutInCell="1" allowOverlap="1" wp14:anchorId="3BF65266" wp14:editId="1C39496D">
                 <wp:simplePos x="0" y="0"/>
                 <wp:positionH relativeFrom="column">
-                  <wp:posOffset>60049</wp:posOffset>
+                  <wp:posOffset>2068508</wp:posOffset>
                 </wp:positionH>
                 <wp:positionV relativeFrom="paragraph">
-                  <wp:posOffset>880828</wp:posOffset>
+                  <wp:posOffset>2433178</wp:posOffset>
                 </wp:positionV>
-                <wp:extent cx="108171" cy="585249"/>
-                <wp:effectExtent l="19050" t="19050" r="25400" b="24765"/>
+                <wp:extent cx="238125" cy="230505"/>
+                <wp:effectExtent l="0" t="0" r="28575" b="17145"/>
                 <wp:wrapNone/>
-                <wp:docPr id="622327645" name="Прямоугольник 3"/>
+                <wp:docPr id="1900772168" name="Надпись 2"/>
                 <wp:cNvGraphicFramePr/>
                 <a:graphic xmlns:a="http://schemas.openxmlformats.org/drawingml/2006/main">
                   <a:graphicData uri="http://schemas.microsoft.com/office/word/2010/wordprocessingShape">
                     <wps:wsp>
-                      <wps:cNvSpPr/>
+                      <wps:cNvSpPr txBox="1"/>
                       <wps:spPr>
                         <a:xfrm>
                           <a:off x="0" y="0"/>
-                          <a:ext cx="108171" cy="585249"/>
+                          <a:ext cx="238125" cy="230505"/>
                         </a:xfrm>
                         <a:prstGeom prst="rect">
                           <a:avLst/>
                         </a:prstGeom>
-                        <a:noFill/>
-                        <a:ln w="28575"/>
+                        <a:ln/>
                       </wps:spPr>
                       <wps:style>
                         <a:lnRef idx="2">
@@ -5016,6 +5242,18 @@
                           <a:schemeClr val="lt1"/>
                         </a:fontRef>
                       </wps:style>
+                      <wps:txbx>
+                        <w:txbxContent>
+                          <w:p>
+                            <w:pPr>
+                              <w:pStyle w:val="af"/>
+                            </w:pPr>
+                            <w:r>
+                              <w:t>11</w:t>
+                            </w:r>
+                          </w:p>
+                        </w:txbxContent>
+                      </wps:txbx>
                       <wps:bodyPr rot="0" spcFirstLastPara="0" vertOverflow="overflow" horzOverflow="overflow" vert="horz" wrap="square" lIns="91440" tIns="45720" rIns="91440" bIns="45720" numCol="1" spcCol="0" rtlCol="0" fromWordArt="0" anchor="ctr" anchorCtr="0" forceAA="0" compatLnSpc="1">
                         <a:prstTxWarp prst="textNoShape">
                           <a:avLst/>
@@ -5036,93 +5274,26 @@
           </mc:Choice>
           <mc:Fallback>
             <w:pict>
-              <v:rect w14:anchorId="02FE8E32" id="Прямоугольник 3" o:spid="_x0000_s1026" style="position:absolute;margin-left:4.75pt;margin-top:69.35pt;width:8.5pt;height:46.1pt;z-index:251719680;visibility:visible;mso-wrap-style:square;mso-width-percent:0;mso-height-percent:0;mso-wrap-distance-left:9pt;mso-wrap-distance-top:0;mso-wrap-distance-right:9pt;mso-wrap-distance-bottom:0;mso-position-horizontal:absolute;mso-position-horizontal-relative:text;mso-position-vertical:absolute;mso-position-vertical-relative:text;mso-width-percent:0;mso-height-percent:0;mso-width-relative:margin;mso-height-relative:margin;v-text-anchor:middle" o:gfxdata="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" filled="f" strokecolor="#09101d [484]" strokeweight="2.25pt"/>
+              <v:shape w14:anchorId="3BF65266" id="_x0000_s1043" type="#_x0000_t202" style="position:absolute;margin-left:162.85pt;margin-top:191.6pt;width:18.75pt;height:18.15pt;z-index:251740160;visibility:visible;mso-wrap-style:square;mso-width-percent:0;mso-height-percent:0;mso-wrap-distance-left:9pt;mso-wrap-distance-top:0;mso-wrap-distance-right:9pt;mso-wrap-distance-bottom:0;mso-position-horizontal:absolute;mso-position-horizontal-relative:text;mso-position-vertical:absolute;mso-position-vertical-relative:text;mso-width-percent:0;mso-height-percent:0;mso-width-relative:margin;mso-height-relative:margin;v-text-anchor:middle" o:gfxdata="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" fillcolor="#4472c4 [3204]" strokecolor="#09101d [484]" strokeweight="1pt">
+                <v:textbox>
+                  <w:txbxContent>
+                    <w:p>
+                      <w:pPr>
+                        <w:pStyle w:val="af"/>
+                      </w:pPr>
+                      <w:r>
+                        <w:t>11</w:t>
+                      </w:r>
+                    </w:p>
+                  </w:txbxContent>
+                </v:textbox>
+              </v:shape>
             </w:pict>
           </mc:Fallback>
         </mc:AlternateContent>
       </w:r>
       <w:r>
         <w:rPr>
-          <w:noProof/>
-        </w:rPr>
-        <w:t xml:space="preserve"> </w:t>
-      </w:r>
-      <w:r>
-        <w:rPr>
-          <w:lang w:val="en-US"/>
-        </w:rPr>
-        <w:drawing>
-          <wp:inline distT="0" distB="0" distL="0" distR="0" wp14:anchorId="102A8803" wp14:editId="2F2F5974">
-            <wp:extent cx="3609892" cy="3308041"/>
-            <wp:effectExtent l="0" t="0" r="0" b="6985"/>
-            <wp:docPr id="444745194" name="Рисунок 1"/>
-            <wp:cNvGraphicFramePr>
-              <a:graphicFrameLocks xmlns:a="http://schemas.openxmlformats.org/drawingml/2006/main" noChangeAspect="1"/>
-            </wp:cNvGraphicFramePr>
-            <a:graphic xmlns:a="http://schemas.openxmlformats.org/drawingml/2006/main">
-              <a:graphicData uri="http://schemas.openxmlformats.org/drawingml/2006/picture">
-                <pic:pic xmlns:pic="http://schemas.openxmlformats.org/drawingml/2006/picture">
-                  <pic:nvPicPr>
-                    <pic:cNvPr id="444745194" name=""/>
-                    <pic:cNvPicPr/>
-                  </pic:nvPicPr>
-                  <pic:blipFill>
-                    <a:blip r:embed="rId10"/>
-                    <a:stretch>
-                      <a:fillRect/>
-                    </a:stretch>
-                  </pic:blipFill>
-                  <pic:spPr>
-                    <a:xfrm>
-                      <a:off x="0" y="0"/>
-                      <a:ext cx="3620547" cy="3317805"/>
-                    </a:xfrm>
-                    <a:prstGeom prst="rect">
-                      <a:avLst/>
-                    </a:prstGeom>
-                  </pic:spPr>
-                </pic:pic>
-              </a:graphicData>
-            </a:graphic>
-          </wp:inline>
-        </w:drawing>
-      </w:r>
-    </w:p>
-    <w:p>
-      <w:r>
-        <w:t>Выбрать подтверждаемую операцию из списка (1).</w:t>
-      </w:r>
-    </w:p>
-    <w:p>
-      <w:r>
-        <w:lastRenderedPageBreak/>
-        <w:t>Перейти на экран ввода подробных данных (2)</w:t>
-      </w:r>
-      <w:r>
-        <w:t>.</w:t>
-      </w:r>
-    </w:p>
-    <w:p>
-      <w:pPr>
-        <w:rPr>
-          <w:rStyle w:val="af0"/>
-        </w:rPr>
-      </w:pPr>
-      <w:r>
-        <w:rPr>
-          <w:rStyle w:val="af0"/>
-        </w:rPr>
-        <w:t>Подробная информация</w:t>
-      </w:r>
-    </w:p>
-    <w:p>
-      <w:pPr>
-        <w:rPr>
-          <w:lang w:val="en-US"/>
-        </w:rPr>
-      </w:pPr>
-      <w:r>
-        <w:rPr>
           <w:b/>
           <w:bCs/>
           <w:noProof/>
@@ -5130,13 +5301,13 @@
         <mc:AlternateContent>
           <mc:Choice Requires="wps">
             <w:drawing>
-              <wp:anchor distT="0" distB="0" distL="114300" distR="114300" simplePos="0" relativeHeight="251742208" behindDoc="0" locked="0" layoutInCell="1" allowOverlap="1" wp14:anchorId="39579949" wp14:editId="4317D3AB">
+              <wp:anchor distT="0" distB="0" distL="114300" distR="114300" simplePos="0" relativeHeight="251742208" behindDoc="0" locked="0" layoutInCell="1" allowOverlap="1" wp14:anchorId="39579949" wp14:editId="5019E143">
                 <wp:simplePos x="0" y="0"/>
                 <wp:positionH relativeFrom="column">
-                  <wp:posOffset>997061</wp:posOffset>
+                  <wp:posOffset>1010597</wp:posOffset>
                 </wp:positionH>
                 <wp:positionV relativeFrom="paragraph">
-                  <wp:posOffset>1860743</wp:posOffset>
+                  <wp:posOffset>1840078</wp:posOffset>
                 </wp:positionV>
                 <wp:extent cx="238125" cy="230505"/>
                 <wp:effectExtent l="0" t="0" r="28575" b="17145"/>
@@ -5205,7 +5376,7 @@
           </mc:Choice>
           <mc:Fallback>
             <w:pict>
-              <v:shape w14:anchorId="39579949" id="_x0000_s1043" type="#_x0000_t202" style="position:absolute;margin-left:78.5pt;margin-top:146.5pt;width:18.75pt;height:18.15pt;z-index:251742208;visibility:visible;mso-wrap-style:square;mso-width-percent:0;mso-height-percent:0;mso-wrap-distance-left:9pt;mso-wrap-distance-top:0;mso-wrap-distance-right:9pt;mso-wrap-distance-bottom:0;mso-position-horizontal:absolute;mso-position-horizontal-relative:text;mso-position-vertical:absolute;mso-position-vertical-relative:text;mso-width-percent:0;mso-height-percent:0;mso-width-relative:margin;mso-height-relative:margin;v-text-anchor:middle" o:gfxdata="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" fillcolor="#4472c4 [3204]" strokecolor="#09101d [484]" strokeweight="1pt">
+              <v:shape w14:anchorId="39579949" id="_x0000_s1044" type="#_x0000_t202" style="position:absolute;margin-left:79.55pt;margin-top:144.9pt;width:18.75pt;height:18.15pt;z-index:251742208;visibility:visible;mso-wrap-style:square;mso-width-percent:0;mso-height-percent:0;mso-wrap-distance-left:9pt;mso-wrap-distance-top:0;mso-wrap-distance-right:9pt;mso-wrap-distance-bottom:0;mso-position-horizontal:absolute;mso-position-horizontal-relative:text;mso-position-vertical:absolute;mso-position-vertical-relative:text;mso-width-percent:0;mso-height-percent:0;mso-width-relative:margin;mso-height-relative:margin;v-text-anchor:middle" o:gfxdata="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" fillcolor="#4472c4 [3204]" strokecolor="#09101d [484]" strokeweight="1pt">
                 <v:textbox>
                   <w:txbxContent>
                     <w:p>
@@ -5225,25 +5396,147 @@
       </w:r>
       <w:r>
         <w:rPr>
+          <w:noProof/>
+        </w:rPr>
+        <w:t xml:space="preserve"> </w:t>
+      </w:r>
+      <w:r>
+        <w:rPr>
+          <w:noProof/>
+          <w:lang w:val="en-US"/>
+        </w:rPr>
+        <w:drawing>
+          <wp:inline distT="0" distB="0" distL="0" distR="0" wp14:anchorId="6D54E62E" wp14:editId="71016E02">
+            <wp:extent cx="4920018" cy="4151643"/>
+            <wp:effectExtent l="0" t="0" r="0" b="1270"/>
+            <wp:docPr id="1973171050" name="Рисунок 1"/>
+            <wp:cNvGraphicFramePr>
+              <a:graphicFrameLocks xmlns:a="http://schemas.openxmlformats.org/drawingml/2006/main" noChangeAspect="1"/>
+            </wp:cNvGraphicFramePr>
+            <a:graphic xmlns:a="http://schemas.openxmlformats.org/drawingml/2006/main">
+              <a:graphicData uri="http://schemas.openxmlformats.org/drawingml/2006/picture">
+                <pic:pic xmlns:pic="http://schemas.openxmlformats.org/drawingml/2006/picture">
+                  <pic:nvPicPr>
+                    <pic:cNvPr id="1973171050" name=""/>
+                    <pic:cNvPicPr/>
+                  </pic:nvPicPr>
+                  <pic:blipFill>
+                    <a:blip r:embed="rId11"/>
+                    <a:stretch>
+                      <a:fillRect/>
+                    </a:stretch>
+                  </pic:blipFill>
+                  <pic:spPr>
+                    <a:xfrm>
+                      <a:off x="0" y="0"/>
+                      <a:ext cx="4931731" cy="4161527"/>
+                    </a:xfrm>
+                    <a:prstGeom prst="rect">
+                      <a:avLst/>
+                    </a:prstGeom>
+                  </pic:spPr>
+                </pic:pic>
+              </a:graphicData>
+            </a:graphic>
+          </wp:inline>
+        </w:drawing>
+      </w:r>
+    </w:p>
+    <w:p>
+      <w:r>
+        <w:t>Проверить подставленные данные.</w:t>
+      </w:r>
+    </w:p>
+    <w:p>
+      <w:r>
+        <w:t xml:space="preserve">Ввести несколько подтверждений для одной операции с разными количествами (1, 5 </w:t>
+      </w:r>
+      <w:proofErr w:type="spellStart"/>
+      <w:r>
+        <w:t>шт</w:t>
+      </w:r>
+      <w:proofErr w:type="spellEnd"/>
+      <w:r>
+        <w:t xml:space="preserve">) (1). </w:t>
+      </w:r>
+    </w:p>
+    <w:p>
+      <w:r>
+        <w:t>Выбрать частичное подтверждение (2).</w:t>
+      </w:r>
+    </w:p>
+    <w:p>
+      <w:r>
+        <w:t>Сохранить подтверждение.</w:t>
+      </w:r>
+    </w:p>
+    <w:p>
+      <w:r>
+        <w:t>Ввести подтверждения для нескольких операций.</w:t>
+      </w:r>
+    </w:p>
+    <w:p>
+      <w:r>
+        <w:t>Проверить, как изменяются различные времена в зависимости от подтверждаемого количества.</w:t>
+      </w:r>
+    </w:p>
+    <w:p>
+      <w:pPr>
+        <w:pStyle w:val="2"/>
+      </w:pPr>
+      <w:r>
+        <w:t>Сторнирование подтверждения</w:t>
+      </w:r>
+    </w:p>
+    <w:p>
+      <w:r>
+        <w:rPr>
+          <w:b/>
+          <w:bCs/>
+        </w:rPr>
+        <w:t>Транзакция:</w:t>
+      </w:r>
+      <w:r>
+        <w:t xml:space="preserve"> </w:t>
+      </w:r>
+      <w:r>
+        <w:rPr>
+          <w:lang w:val="en-US"/>
+        </w:rPr>
+        <w:t>CO</w:t>
+      </w:r>
+      <w:r>
+        <w:t>13</w:t>
+      </w:r>
+    </w:p>
+    <w:p>
+      <w:pPr>
+        <w:rPr>
+          <w:lang w:val="en-US"/>
+        </w:rPr>
+      </w:pPr>
+      <w:r>
+        <w:rPr>
           <w:b/>
           <w:bCs/>
           <w:noProof/>
         </w:rPr>
+        <w:lastRenderedPageBreak/>
         <mc:AlternateContent>
           <mc:Choice Requires="wps">
             <w:drawing>
-              <wp:anchor distT="0" distB="0" distL="114300" distR="114300" simplePos="0" relativeHeight="251740160" behindDoc="0" locked="0" layoutInCell="1" allowOverlap="1" wp14:anchorId="3BF65266" wp14:editId="637FB20A">
+              <wp:anchor distT="0" distB="0" distL="114300" distR="114300" simplePos="0" relativeHeight="251729920" behindDoc="0" locked="0" layoutInCell="1" allowOverlap="1" wp14:anchorId="2BA8CBAB" wp14:editId="7424D255">
                 <wp:simplePos x="0" y="0"/>
                 <wp:positionH relativeFrom="column">
-                  <wp:posOffset>2054887</wp:posOffset>
+                  <wp:posOffset>4508225</wp:posOffset>
                 </wp:positionH>
                 <wp:positionV relativeFrom="paragraph">
-                  <wp:posOffset>2481166</wp:posOffset>
+                  <wp:posOffset>3391345</wp:posOffset>
                 </wp:positionV>
                 <wp:extent cx="238125" cy="230505"/>
                 <wp:effectExtent l="0" t="0" r="28575" b="17145"/>
                 <wp:wrapNone/>
-                <wp:docPr id="1900772168" name="Надпись 2"/>
+                <wp:docPr id="804006735" name="Надпись 2"/>
                 <wp:cNvGraphicFramePr/>
                 <a:graphic xmlns:a="http://schemas.openxmlformats.org/drawingml/2006/main">
                   <a:graphicData uri="http://schemas.microsoft.com/office/word/2010/wordprocessingShape">
@@ -5282,7 +5575,13 @@
                               <w:pStyle w:val="af"/>
                             </w:pPr>
                             <w:r>
-                              <w:t>11</w:t>
+                              <w:rPr>
+                                <w:lang w:val="en-US"/>
+                              </w:rPr>
+                              <w:t>3</w:t>
+                            </w:r>
+                            <w:r>
+                              <w:t>1</w:t>
                             </w:r>
                           </w:p>
                         </w:txbxContent>
@@ -5307,7 +5606,7 @@
           </mc:Choice>
           <mc:Fallback>
             <w:pict>
-              <v:shape w14:anchorId="3BF65266" id="_x0000_s1044" type="#_x0000_t202" style="position:absolute;margin-left:161.8pt;margin-top:195.35pt;width:18.75pt;height:18.15pt;z-index:251740160;visibility:visible;mso-wrap-style:square;mso-width-percent:0;mso-height-percent:0;mso-wrap-distance-left:9pt;mso-wrap-distance-top:0;mso-wrap-distance-right:9pt;mso-wrap-distance-bottom:0;mso-position-horizontal:absolute;mso-position-horizontal-relative:text;mso-position-vertical:absolute;mso-position-vertical-relative:text;mso-width-percent:0;mso-height-percent:0;mso-width-relative:margin;mso-height-relative:margin;v-text-anchor:middle" o:gfxdata="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" fillcolor="#4472c4 [3204]" strokecolor="#09101d [484]" strokeweight="1pt">
+              <v:shape w14:anchorId="2BA8CBAB" id="_x0000_s1045" type="#_x0000_t202" style="position:absolute;margin-left:355pt;margin-top:267.05pt;width:18.75pt;height:18.15pt;z-index:251729920;visibility:visible;mso-wrap-style:square;mso-width-percent:0;mso-height-percent:0;mso-wrap-distance-left:9pt;mso-wrap-distance-top:0;mso-wrap-distance-right:9pt;mso-wrap-distance-bottom:0;mso-position-horizontal:absolute;mso-position-horizontal-relative:text;mso-position-vertical:absolute;mso-position-vertical-relative:text;mso-width-percent:0;mso-height-percent:0;mso-width-relative:margin;mso-height-relative:margin;v-text-anchor:middle" o:gfxdata="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" fillcolor="#4472c4 [3204]" strokecolor="#09101d [484]" strokeweight="1pt">
                 <v:textbox>
                   <w:txbxContent>
                     <w:p>
@@ -5315,7 +5614,13 @@
                         <w:pStyle w:val="af"/>
                       </w:pPr>
                       <w:r>
-                        <w:t>11</w:t>
+                        <w:rPr>
+                          <w:lang w:val="en-US"/>
+                        </w:rPr>
+                        <w:t>3</w:t>
+                      </w:r>
+                      <w:r>
+                        <w:t>1</w:t>
                       </w:r>
                     </w:p>
                   </w:txbxContent>
@@ -5327,153 +5632,134 @@
       </w:r>
       <w:r>
         <w:rPr>
-          <w:lang w:val="en-US"/>
-        </w:rPr>
-        <w:drawing>
-          <wp:inline distT="0" distB="0" distL="0" distR="0" wp14:anchorId="039E0363" wp14:editId="3DD78B43">
-            <wp:extent cx="4929809" cy="4791215"/>
-            <wp:effectExtent l="0" t="0" r="4445" b="0"/>
-            <wp:docPr id="1907813539" name="Рисунок 1"/>
-            <wp:cNvGraphicFramePr>
-              <a:graphicFrameLocks xmlns:a="http://schemas.openxmlformats.org/drawingml/2006/main" noChangeAspect="1"/>
-            </wp:cNvGraphicFramePr>
-            <a:graphic xmlns:a="http://schemas.openxmlformats.org/drawingml/2006/main">
-              <a:graphicData uri="http://schemas.openxmlformats.org/drawingml/2006/picture">
-                <pic:pic xmlns:pic="http://schemas.openxmlformats.org/drawingml/2006/picture">
-                  <pic:nvPicPr>
-                    <pic:cNvPr id="1907813539" name=""/>
-                    <pic:cNvPicPr/>
-                  </pic:nvPicPr>
-                  <pic:blipFill>
-                    <a:blip r:embed="rId11"/>
-                    <a:stretch>
-                      <a:fillRect/>
-                    </a:stretch>
-                  </pic:blipFill>
-                  <pic:spPr>
-                    <a:xfrm>
-                      <a:off x="0" y="0"/>
-                      <a:ext cx="4939445" cy="4800580"/>
-                    </a:xfrm>
-                    <a:prstGeom prst="rect">
-                      <a:avLst/>
-                    </a:prstGeom>
-                  </pic:spPr>
-                </pic:pic>
-              </a:graphicData>
-            </a:graphic>
-          </wp:inline>
-        </w:drawing>
-      </w:r>
-    </w:p>
-    <w:p>
-      <w:pPr>
-        <w:rPr>
-          <w:lang w:val="en-US"/>
-        </w:rPr>
-      </w:pPr>
-      <w:r>
-        <w:t>Проверить подставленные данные.</w:t>
-      </w:r>
-    </w:p>
-    <w:p>
-      <w:r>
-        <w:t xml:space="preserve">Ввести несколько подтверждений для одной операции с разными количествами (10, 50 </w:t>
-      </w:r>
-      <w:proofErr w:type="spellStart"/>
-      <w:r>
-        <w:t>шт</w:t>
-      </w:r>
-      <w:proofErr w:type="spellEnd"/>
-      <w:r>
-        <w:t xml:space="preserve">) (1). </w:t>
-      </w:r>
-    </w:p>
-    <w:p>
-      <w:r>
-        <w:t>Выбрать частичное подтверждение (2).</w:t>
-      </w:r>
-    </w:p>
-    <w:p>
-      <w:pPr>
-        <w:rPr>
-          <w:lang w:val="en-US"/>
-        </w:rPr>
-      </w:pPr>
-      <w:r>
-        <w:t>Сохранить подтверждение.</w:t>
-      </w:r>
-    </w:p>
-    <w:p>
-      <w:r>
-        <w:t>Ввести подтверждения для нескольких операций.</w:t>
-      </w:r>
-    </w:p>
-    <w:p>
-      <w:r>
-        <w:t>Проверить, как изменяются различные времена в зависимости от подтверждаемого количества.</w:t>
-      </w:r>
-    </w:p>
-    <w:p>
-      <w:pPr>
-        <w:pStyle w:val="2"/>
-      </w:pPr>
-      <w:r>
-        <w:t>Сторнирование подтверждения</w:t>
-      </w:r>
-    </w:p>
-    <w:p>
-      <w:r>
-        <w:rPr>
-          <w:b/>
-          <w:bCs/>
-        </w:rPr>
-        <w:t>Транзакция:</w:t>
-      </w:r>
-      <w:r>
-        <w:t xml:space="preserve"> </w:t>
-      </w:r>
-      <w:r>
-        <w:rPr>
-          <w:lang w:val="en-US"/>
-        </w:rPr>
-        <w:t>CO</w:t>
-      </w:r>
-      <w:r>
-        <w:t>13</w:t>
-      </w:r>
-    </w:p>
-    <w:p>
-      <w:pPr>
-        <w:rPr>
-          <w:rStyle w:val="af0"/>
-        </w:rPr>
-      </w:pPr>
-      <w:r>
-        <w:rPr>
-          <w:rStyle w:val="af0"/>
-        </w:rPr>
-        <w:t>Начальный экран:</w:t>
-      </w:r>
-    </w:p>
-    <w:p>
-      <w:r>
-        <w:rPr>
           <w:b/>
           <w:bCs/>
           <w:noProof/>
         </w:rPr>
-        <w:lastRenderedPageBreak/>
         <mc:AlternateContent>
           <mc:Choice Requires="wps">
             <w:drawing>
-              <wp:anchor distT="0" distB="0" distL="114300" distR="114300" simplePos="0" relativeHeight="251712512" behindDoc="0" locked="0" layoutInCell="1" allowOverlap="1" wp14:anchorId="7076E471" wp14:editId="29AC18A7">
+              <wp:anchor distT="0" distB="0" distL="114300" distR="114300" simplePos="0" relativeHeight="251727872" behindDoc="0" locked="0" layoutInCell="1" allowOverlap="1" wp14:anchorId="31936A7B" wp14:editId="62DD8BB4">
                 <wp:simplePos x="0" y="0"/>
                 <wp:positionH relativeFrom="column">
-                  <wp:posOffset>1307520</wp:posOffset>
+                  <wp:posOffset>1848968</wp:posOffset>
                 </wp:positionH>
                 <wp:positionV relativeFrom="paragraph">
-                  <wp:posOffset>1036265</wp:posOffset>
+                  <wp:posOffset>1488431</wp:posOffset>
+                </wp:positionV>
+                <wp:extent cx="238125" cy="230505"/>
+                <wp:effectExtent l="0" t="0" r="28575" b="17145"/>
+                <wp:wrapNone/>
+                <wp:docPr id="1836909675" name="Надпись 2"/>
+                <wp:cNvGraphicFramePr/>
+                <a:graphic xmlns:a="http://schemas.openxmlformats.org/drawingml/2006/main">
+                  <a:graphicData uri="http://schemas.microsoft.com/office/word/2010/wordprocessingShape">
+                    <wps:wsp>
+                      <wps:cNvSpPr txBox="1"/>
+                      <wps:spPr>
+                        <a:xfrm>
+                          <a:off x="0" y="0"/>
+                          <a:ext cx="238125" cy="230505"/>
+                        </a:xfrm>
+                        <a:prstGeom prst="rect">
+                          <a:avLst/>
+                        </a:prstGeom>
+                        <a:ln/>
+                      </wps:spPr>
+                      <wps:style>
+                        <a:lnRef idx="2">
+                          <a:schemeClr val="accent1">
+                            <a:shade val="15000"/>
+                          </a:schemeClr>
+                        </a:lnRef>
+                        <a:fillRef idx="1">
+                          <a:schemeClr val="accent1"/>
+                        </a:fillRef>
+                        <a:effectRef idx="0">
+                          <a:schemeClr val="accent1"/>
+                        </a:effectRef>
+                        <a:fontRef idx="minor">
+                          <a:schemeClr val="lt1"/>
+                        </a:fontRef>
+                      </wps:style>
+                      <wps:txbx>
+                        <w:txbxContent>
+                          <w:p>
+                            <w:pPr>
+                              <w:pStyle w:val="af"/>
+                            </w:pPr>
+                            <w:r>
+                              <w:rPr>
+                                <w:lang w:val="en-US"/>
+                              </w:rPr>
+                              <w:t>2</w:t>
+                            </w:r>
+                            <w:r>
+                              <w:t>1</w:t>
+                            </w:r>
+                          </w:p>
+                        </w:txbxContent>
+                      </wps:txbx>
+                      <wps:bodyPr rot="0" spcFirstLastPara="0" vertOverflow="overflow" horzOverflow="overflow" vert="horz" wrap="square" lIns="91440" tIns="45720" rIns="91440" bIns="45720" numCol="1" spcCol="0" rtlCol="0" fromWordArt="0" anchor="ctr" anchorCtr="0" forceAA="0" compatLnSpc="1">
+                        <a:prstTxWarp prst="textNoShape">
+                          <a:avLst/>
+                        </a:prstTxWarp>
+                        <a:noAutofit/>
+                      </wps:bodyPr>
+                    </wps:wsp>
+                  </a:graphicData>
+                </a:graphic>
+                <wp14:sizeRelH relativeFrom="margin">
+                  <wp14:pctWidth>0</wp14:pctWidth>
+                </wp14:sizeRelH>
+                <wp14:sizeRelV relativeFrom="margin">
+                  <wp14:pctHeight>0</wp14:pctHeight>
+                </wp14:sizeRelV>
+              </wp:anchor>
+            </w:drawing>
+          </mc:Choice>
+          <mc:Fallback>
+            <w:pict>
+              <v:shape w14:anchorId="31936A7B" id="_x0000_s1046" type="#_x0000_t202" style="position:absolute;margin-left:145.6pt;margin-top:117.2pt;width:18.75pt;height:18.15pt;z-index:251727872;visibility:visible;mso-wrap-style:square;mso-width-percent:0;mso-height-percent:0;mso-wrap-distance-left:9pt;mso-wrap-distance-top:0;mso-wrap-distance-right:9pt;mso-wrap-distance-bottom:0;mso-position-horizontal:absolute;mso-position-horizontal-relative:text;mso-position-vertical:absolute;mso-position-vertical-relative:text;mso-width-percent:0;mso-height-percent:0;mso-width-relative:margin;mso-height-relative:margin;v-text-anchor:middle" o:gfxdata="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" fillcolor="#4472c4 [3204]" strokecolor="#09101d [484]" strokeweight="1pt">
+                <v:textbox>
+                  <w:txbxContent>
+                    <w:p>
+                      <w:pPr>
+                        <w:pStyle w:val="af"/>
+                      </w:pPr>
+                      <w:r>
+                        <w:rPr>
+                          <w:lang w:val="en-US"/>
+                        </w:rPr>
+                        <w:t>2</w:t>
+                      </w:r>
+                      <w:r>
+                        <w:t>1</w:t>
+                      </w:r>
+                    </w:p>
+                  </w:txbxContent>
+                </v:textbox>
+              </v:shape>
+            </w:pict>
+          </mc:Fallback>
+        </mc:AlternateContent>
+      </w:r>
+      <w:r>
+        <w:rPr>
+          <w:b/>
+          <w:bCs/>
+          <w:noProof/>
+        </w:rPr>
+        <mc:AlternateContent>
+          <mc:Choice Requires="wps">
+            <w:drawing>
+              <wp:anchor distT="0" distB="0" distL="114300" distR="114300" simplePos="0" relativeHeight="251712512" behindDoc="0" locked="0" layoutInCell="1" allowOverlap="1" wp14:anchorId="7076E471" wp14:editId="6975D494">
+                <wp:simplePos x="0" y="0"/>
+                <wp:positionH relativeFrom="column">
+                  <wp:posOffset>1355232</wp:posOffset>
+                </wp:positionH>
+                <wp:positionV relativeFrom="paragraph">
+                  <wp:posOffset>1042509</wp:posOffset>
                 </wp:positionV>
                 <wp:extent cx="238539" cy="230588"/>
                 <wp:effectExtent l="0" t="0" r="28575" b="17145"/>
@@ -5542,7 +5828,7 @@
           </mc:Choice>
           <mc:Fallback>
             <w:pict>
-              <v:shape w14:anchorId="7076E471" id="_x0000_s1045" type="#_x0000_t202" style="position:absolute;margin-left:102.95pt;margin-top:81.6pt;width:18.8pt;height:18.15pt;z-index:251712512;visibility:visible;mso-wrap-style:square;mso-width-percent:0;mso-height-percent:0;mso-wrap-distance-left:9pt;mso-wrap-distance-top:0;mso-wrap-distance-right:9pt;mso-wrap-distance-bottom:0;mso-position-horizontal:absolute;mso-position-horizontal-relative:text;mso-position-vertical:absolute;mso-position-vertical-relative:text;mso-width-percent:0;mso-height-percent:0;mso-width-relative:margin;mso-height-relative:margin;v-text-anchor:middle" o:gfxdata="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" fillcolor="#4472c4 [3204]" strokecolor="#09101d [484]" strokeweight="1pt">
+              <v:shape w14:anchorId="7076E471" id="_x0000_s1047" type="#_x0000_t202" style="position:absolute;margin-left:106.7pt;margin-top:82.1pt;width:18.8pt;height:18.15pt;z-index:251712512;visibility:visible;mso-wrap-style:square;mso-width-percent:0;mso-height-percent:0;mso-wrap-distance-left:9pt;mso-wrap-distance-top:0;mso-wrap-distance-right:9pt;mso-wrap-distance-bottom:0;mso-position-horizontal:absolute;mso-position-horizontal-relative:text;mso-position-vertical:absolute;mso-position-vertical-relative:text;mso-width-percent:0;mso-height-percent:0;mso-width-relative:margin;mso-height-relative:margin;v-text-anchor:middle" o:gfxdata="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" fillcolor="#4472c4 [3204]" strokecolor="#09101d [484]" strokeweight="1pt">
                 <v:textbox>
                   <w:txbxContent>
                     <w:p>
@@ -5564,11 +5850,18 @@
         <w:rPr>
           <w:noProof/>
         </w:rPr>
+        <w:t xml:space="preserve"> </w:t>
+      </w:r>
+      <w:r>
+        <w:rPr>
+          <w:noProof/>
+          <w:lang w:val="en-US"/>
+        </w:rPr>
         <w:drawing>
-          <wp:inline distT="0" distB="0" distL="0" distR="0" wp14:anchorId="71F13612" wp14:editId="36E23714">
-            <wp:extent cx="4175917" cy="2250219"/>
-            <wp:effectExtent l="0" t="0" r="0" b="0"/>
-            <wp:docPr id="499851985" name="Рисунок 1"/>
+          <wp:inline distT="0" distB="0" distL="0" distR="0" wp14:anchorId="1BA81160" wp14:editId="68693410">
+            <wp:extent cx="5213445" cy="3644675"/>
+            <wp:effectExtent l="0" t="0" r="6350" b="0"/>
+            <wp:docPr id="1466232530" name="Рисунок 1"/>
             <wp:cNvGraphicFramePr>
               <a:graphicFrameLocks xmlns:a="http://schemas.openxmlformats.org/drawingml/2006/main" noChangeAspect="1"/>
             </wp:cNvGraphicFramePr>
@@ -5576,7 +5869,7 @@
               <a:graphicData uri="http://schemas.openxmlformats.org/drawingml/2006/picture">
                 <pic:pic xmlns:pic="http://schemas.openxmlformats.org/drawingml/2006/picture">
                   <pic:nvPicPr>
-                    <pic:cNvPr id="499851985" name=""/>
+                    <pic:cNvPr id="1466232530" name=""/>
                     <pic:cNvPicPr/>
                   </pic:nvPicPr>
                   <pic:blipFill>
@@ -5588,7 +5881,7 @@
                   <pic:spPr>
                     <a:xfrm>
                       <a:off x="0" y="0"/>
-                      <a:ext cx="4186146" cy="2255731"/>
+                      <a:ext cx="5216747" cy="3646983"/>
                     </a:xfrm>
                     <a:prstGeom prst="rect">
                       <a:avLst/>
@@ -5750,286 +6043,28 @@
       </w:r>
     </w:p>
     <w:p>
-      <w:pPr>
-        <w:rPr>
-          <w:rStyle w:val="af0"/>
-        </w:rPr>
-      </w:pPr>
-      <w:r>
-        <w:rPr>
-          <w:rStyle w:val="af0"/>
-        </w:rPr>
-        <w:t>Выбор подтверждения</w:t>
-      </w:r>
-      <w:r>
-        <w:rPr>
-          <w:rStyle w:val="af0"/>
-        </w:rPr>
-        <w:t>:</w:t>
+      <w:r>
+        <w:t>Выбрать подтверждение из списка (</w:t>
+      </w:r>
+      <w:r>
+        <w:t>2</w:t>
+      </w:r>
+      <w:r>
+        <w:t>).</w:t>
       </w:r>
     </w:p>
     <w:p>
-      <w:pPr>
-        <w:rPr>
-          <w:lang w:val="en-US"/>
-        </w:rPr>
-      </w:pPr>
-      <w:r>
-        <w:rPr>
-          <w:b/>
-          <w:bCs/>
-          <w:noProof/>
-        </w:rPr>
-        <mc:AlternateContent>
-          <mc:Choice Requires="wps">
-            <w:drawing>
-              <wp:anchor distT="0" distB="0" distL="114300" distR="114300" simplePos="0" relativeHeight="251729920" behindDoc="0" locked="0" layoutInCell="1" allowOverlap="1" wp14:anchorId="2BA8CBAB" wp14:editId="475D6F53">
-                <wp:simplePos x="0" y="0"/>
-                <wp:positionH relativeFrom="column">
-                  <wp:posOffset>3349432</wp:posOffset>
-                </wp:positionH>
-                <wp:positionV relativeFrom="paragraph">
-                  <wp:posOffset>3630930</wp:posOffset>
-                </wp:positionV>
-                <wp:extent cx="238539" cy="230588"/>
-                <wp:effectExtent l="0" t="0" r="28575" b="17145"/>
-                <wp:wrapNone/>
-                <wp:docPr id="804006735" name="Надпись 2"/>
-                <wp:cNvGraphicFramePr/>
-                <a:graphic xmlns:a="http://schemas.openxmlformats.org/drawingml/2006/main">
-                  <a:graphicData uri="http://schemas.microsoft.com/office/word/2010/wordprocessingShape">
-                    <wps:wsp>
-                      <wps:cNvSpPr txBox="1"/>
-                      <wps:spPr>
-                        <a:xfrm>
-                          <a:off x="0" y="0"/>
-                          <a:ext cx="238539" cy="230588"/>
-                        </a:xfrm>
-                        <a:prstGeom prst="rect">
-                          <a:avLst/>
-                        </a:prstGeom>
-                        <a:ln/>
-                      </wps:spPr>
-                      <wps:style>
-                        <a:lnRef idx="2">
-                          <a:schemeClr val="accent1">
-                            <a:shade val="15000"/>
-                          </a:schemeClr>
-                        </a:lnRef>
-                        <a:fillRef idx="1">
-                          <a:schemeClr val="accent1"/>
-                        </a:fillRef>
-                        <a:effectRef idx="0">
-                          <a:schemeClr val="accent1"/>
-                        </a:effectRef>
-                        <a:fontRef idx="minor">
-                          <a:schemeClr val="lt1"/>
-                        </a:fontRef>
-                      </wps:style>
-                      <wps:txbx>
-                        <w:txbxContent>
-                          <w:p>
-                            <w:pPr>
-                              <w:pStyle w:val="af"/>
-                            </w:pPr>
-                            <w:r>
-                              <w:t>21</w:t>
-                            </w:r>
-                          </w:p>
-                        </w:txbxContent>
-                      </wps:txbx>
-                      <wps:bodyPr rot="0" spcFirstLastPara="0" vertOverflow="overflow" horzOverflow="overflow" vert="horz" wrap="square" lIns="91440" tIns="45720" rIns="91440" bIns="45720" numCol="1" spcCol="0" rtlCol="0" fromWordArt="0" anchor="ctr" anchorCtr="0" forceAA="0" compatLnSpc="1">
-                        <a:prstTxWarp prst="textNoShape">
-                          <a:avLst/>
-                        </a:prstTxWarp>
-                        <a:noAutofit/>
-                      </wps:bodyPr>
-                    </wps:wsp>
-                  </a:graphicData>
-                </a:graphic>
-                <wp14:sizeRelH relativeFrom="margin">
-                  <wp14:pctWidth>0</wp14:pctWidth>
-                </wp14:sizeRelH>
-                <wp14:sizeRelV relativeFrom="margin">
-                  <wp14:pctHeight>0</wp14:pctHeight>
-                </wp14:sizeRelV>
-              </wp:anchor>
-            </w:drawing>
-          </mc:Choice>
-          <mc:Fallback>
-            <w:pict>
-              <v:shape w14:anchorId="2BA8CBAB" id="_x0000_s1046" type="#_x0000_t202" style="position:absolute;margin-left:263.75pt;margin-top:285.9pt;width:18.8pt;height:18.15pt;z-index:251729920;visibility:visible;mso-wrap-style:square;mso-width-percent:0;mso-height-percent:0;mso-wrap-distance-left:9pt;mso-wrap-distance-top:0;mso-wrap-distance-right:9pt;mso-wrap-distance-bottom:0;mso-position-horizontal:absolute;mso-position-horizontal-relative:text;mso-position-vertical:absolute;mso-position-vertical-relative:text;mso-width-percent:0;mso-height-percent:0;mso-width-relative:margin;mso-height-relative:margin;v-text-anchor:middle" o:gfxdata="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" fillcolor="#4472c4 [3204]" strokecolor="#09101d [484]" strokeweight="1pt">
-                <v:textbox>
-                  <w:txbxContent>
-                    <w:p>
-                      <w:pPr>
-                        <w:pStyle w:val="af"/>
-                      </w:pPr>
-                      <w:r>
-                        <w:t>21</w:t>
-                      </w:r>
-                    </w:p>
-                  </w:txbxContent>
-                </v:textbox>
-              </v:shape>
-            </w:pict>
-          </mc:Fallback>
-        </mc:AlternateContent>
-      </w:r>
-      <w:r>
-        <w:rPr>
-          <w:b/>
-          <w:bCs/>
-          <w:noProof/>
-        </w:rPr>
-        <mc:AlternateContent>
-          <mc:Choice Requires="wps">
-            <w:drawing>
-              <wp:anchor distT="0" distB="0" distL="114300" distR="114300" simplePos="0" relativeHeight="251727872" behindDoc="0" locked="0" layoutInCell="1" allowOverlap="1" wp14:anchorId="31936A7B" wp14:editId="4A3807EC">
-                <wp:simplePos x="0" y="0"/>
-                <wp:positionH relativeFrom="column">
-                  <wp:posOffset>130341</wp:posOffset>
-                </wp:positionH>
-                <wp:positionV relativeFrom="paragraph">
-                  <wp:posOffset>1331871</wp:posOffset>
-                </wp:positionV>
-                <wp:extent cx="238539" cy="230588"/>
-                <wp:effectExtent l="0" t="0" r="28575" b="17145"/>
-                <wp:wrapNone/>
-                <wp:docPr id="1836909675" name="Надпись 2"/>
-                <wp:cNvGraphicFramePr/>
-                <a:graphic xmlns:a="http://schemas.openxmlformats.org/drawingml/2006/main">
-                  <a:graphicData uri="http://schemas.microsoft.com/office/word/2010/wordprocessingShape">
-                    <wps:wsp>
-                      <wps:cNvSpPr txBox="1"/>
-                      <wps:spPr>
-                        <a:xfrm>
-                          <a:off x="0" y="0"/>
-                          <a:ext cx="238539" cy="230588"/>
-                        </a:xfrm>
-                        <a:prstGeom prst="rect">
-                          <a:avLst/>
-                        </a:prstGeom>
-                        <a:ln/>
-                      </wps:spPr>
-                      <wps:style>
-                        <a:lnRef idx="2">
-                          <a:schemeClr val="accent1">
-                            <a:shade val="15000"/>
-                          </a:schemeClr>
-                        </a:lnRef>
-                        <a:fillRef idx="1">
-                          <a:schemeClr val="accent1"/>
-                        </a:fillRef>
-                        <a:effectRef idx="0">
-                          <a:schemeClr val="accent1"/>
-                        </a:effectRef>
-                        <a:fontRef idx="minor">
-                          <a:schemeClr val="lt1"/>
-                        </a:fontRef>
-                      </wps:style>
-                      <wps:txbx>
-                        <w:txbxContent>
-                          <w:p>
-                            <w:pPr>
-                              <w:pStyle w:val="af"/>
-                            </w:pPr>
-                            <w:r>
-                              <w:t>11</w:t>
-                            </w:r>
-                          </w:p>
-                        </w:txbxContent>
-                      </wps:txbx>
-                      <wps:bodyPr rot="0" spcFirstLastPara="0" vertOverflow="overflow" horzOverflow="overflow" vert="horz" wrap="square" lIns="91440" tIns="45720" rIns="91440" bIns="45720" numCol="1" spcCol="0" rtlCol="0" fromWordArt="0" anchor="ctr" anchorCtr="0" forceAA="0" compatLnSpc="1">
-                        <a:prstTxWarp prst="textNoShape">
-                          <a:avLst/>
-                        </a:prstTxWarp>
-                        <a:noAutofit/>
-                      </wps:bodyPr>
-                    </wps:wsp>
-                  </a:graphicData>
-                </a:graphic>
-                <wp14:sizeRelH relativeFrom="margin">
-                  <wp14:pctWidth>0</wp14:pctWidth>
-                </wp14:sizeRelH>
-                <wp14:sizeRelV relativeFrom="margin">
-                  <wp14:pctHeight>0</wp14:pctHeight>
-                </wp14:sizeRelV>
-              </wp:anchor>
-            </w:drawing>
-          </mc:Choice>
-          <mc:Fallback>
-            <w:pict>
-              <v:shape w14:anchorId="31936A7B" id="_x0000_s1047" type="#_x0000_t202" style="position:absolute;margin-left:10.25pt;margin-top:104.85pt;width:18.8pt;height:18.15pt;z-index:251727872;visibility:visible;mso-wrap-style:square;mso-width-percent:0;mso-height-percent:0;mso-wrap-distance-left:9pt;mso-wrap-distance-top:0;mso-wrap-distance-right:9pt;mso-wrap-distance-bottom:0;mso-position-horizontal:absolute;mso-position-horizontal-relative:text;mso-position-vertical:absolute;mso-position-vertical-relative:text;mso-width-percent:0;mso-height-percent:0;mso-width-relative:margin;mso-height-relative:margin;v-text-anchor:middle" o:gfxdata="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" fillcolor="#4472c4 [3204]" strokecolor="#09101d [484]" strokeweight="1pt">
-                <v:textbox>
-                  <w:txbxContent>
-                    <w:p>
-                      <w:pPr>
-                        <w:pStyle w:val="af"/>
-                      </w:pPr>
-                      <w:r>
-                        <w:t>11</w:t>
-                      </w:r>
-                    </w:p>
-                  </w:txbxContent>
-                </v:textbox>
-              </v:shape>
-            </w:pict>
-          </mc:Fallback>
-        </mc:AlternateContent>
-      </w:r>
-      <w:r>
-        <w:rPr>
-          <w:lang w:val="en-US"/>
-        </w:rPr>
-        <w:drawing>
-          <wp:inline distT="0" distB="0" distL="0" distR="0" wp14:anchorId="62D704E6" wp14:editId="7DC40346">
-            <wp:extent cx="4147880" cy="3888187"/>
-            <wp:effectExtent l="0" t="0" r="5080" b="0"/>
-            <wp:docPr id="1531815721" name="Рисунок 1"/>
-            <wp:cNvGraphicFramePr>
-              <a:graphicFrameLocks xmlns:a="http://schemas.openxmlformats.org/drawingml/2006/main" noChangeAspect="1"/>
-            </wp:cNvGraphicFramePr>
-            <a:graphic xmlns:a="http://schemas.openxmlformats.org/drawingml/2006/main">
-              <a:graphicData uri="http://schemas.openxmlformats.org/drawingml/2006/picture">
-                <pic:pic xmlns:pic="http://schemas.openxmlformats.org/drawingml/2006/picture">
-                  <pic:nvPicPr>
-                    <pic:cNvPr id="1531815721" name=""/>
-                    <pic:cNvPicPr/>
-                  </pic:nvPicPr>
-                  <pic:blipFill>
-                    <a:blip r:embed="rId13"/>
-                    <a:stretch>
-                      <a:fillRect/>
-                    </a:stretch>
-                  </pic:blipFill>
-                  <pic:spPr>
-                    <a:xfrm>
-                      <a:off x="0" y="0"/>
-                      <a:ext cx="4160228" cy="3899762"/>
-                    </a:xfrm>
-                    <a:prstGeom prst="rect">
-                      <a:avLst/>
-                    </a:prstGeom>
-                  </pic:spPr>
-                </pic:pic>
-              </a:graphicData>
-            </a:graphic>
-          </wp:inline>
-        </w:drawing>
-      </w:r>
-    </w:p>
-    <w:p>
-      <w:r>
-        <w:t>Выбрать подтверждение из списка (1).</w:t>
-      </w:r>
-    </w:p>
-    <w:p>
       <w:r>
         <w:t>Сохранить изменения</w:t>
       </w:r>
       <w:r>
-        <w:t xml:space="preserve"> (2)</w:t>
+        <w:t xml:space="preserve"> (</w:t>
+      </w:r>
+      <w:r>
+        <w:t>3</w:t>
+      </w:r>
+      <w:r>
+        <w:t>)</w:t>
       </w:r>
       <w:r>
         <w:t>.</w:t>
@@ -6048,7 +6083,6 @@
         </w:rPr>
       </w:pPr>
       <w:r>
-        <w:lastRenderedPageBreak/>
         <w:t>Групповой ввод подтверждений</w:t>
       </w:r>
     </w:p>
@@ -6108,6 +6142,7 @@
           <w:bCs/>
           <w:noProof/>
         </w:rPr>
+        <w:lastRenderedPageBreak/>
         <mc:AlternateContent>
           <mc:Choice Requires="wps">
             <w:drawing>
@@ -6206,6 +6241,7 @@
       </w:r>
       <w:r>
         <w:rPr>
+          <w:noProof/>
           <w:lang w:val="en-US"/>
         </w:rPr>
         <w:drawing>
@@ -6224,7 +6260,7 @@
                     <pic:cNvPicPr/>
                   </pic:nvPicPr>
                   <pic:blipFill>
-                    <a:blip r:embed="rId14"/>
+                    <a:blip r:embed="rId13"/>
                     <a:stretch>
                       <a:fillRect/>
                     </a:stretch>
@@ -6251,6 +6287,11 @@
       </w:r>
     </w:p>
     <w:p>
+      <w:pPr>
+        <w:rPr>
+          <w:lang w:val="en-US"/>
+        </w:rPr>
+      </w:pPr>
       <w:r>
         <w:rPr>
           <w:b/>
@@ -6260,15 +6301,15 @@
         <mc:AlternateContent>
           <mc:Choice Requires="wps">
             <w:drawing>
-              <wp:anchor distT="0" distB="0" distL="114300" distR="114300" simplePos="0" relativeHeight="251750400" behindDoc="0" locked="0" layoutInCell="1" allowOverlap="1" wp14:anchorId="32A27C31" wp14:editId="1E2EFC1A">
+              <wp:anchor distT="0" distB="0" distL="114300" distR="114300" simplePos="0" relativeHeight="251750400" behindDoc="0" locked="0" layoutInCell="1" allowOverlap="1" wp14:anchorId="32A27C31" wp14:editId="1B82B085">
                 <wp:simplePos x="0" y="0"/>
                 <wp:positionH relativeFrom="column">
-                  <wp:posOffset>1311910</wp:posOffset>
+                  <wp:posOffset>1303655</wp:posOffset>
                 </wp:positionH>
                 <wp:positionV relativeFrom="paragraph">
-                  <wp:posOffset>1322401</wp:posOffset>
+                  <wp:posOffset>1021241</wp:posOffset>
                 </wp:positionV>
-                <wp:extent cx="238539" cy="230588"/>
+                <wp:extent cx="238125" cy="230505"/>
                 <wp:effectExtent l="0" t="0" r="28575" b="17145"/>
                 <wp:wrapNone/>
                 <wp:docPr id="1005431146" name="Надпись 2"/>
@@ -6280,7 +6321,7 @@
                       <wps:spPr>
                         <a:xfrm>
                           <a:off x="0" y="0"/>
-                          <a:ext cx="238539" cy="230588"/>
+                          <a:ext cx="238125" cy="230505"/>
                         </a:xfrm>
                         <a:prstGeom prst="rect">
                           <a:avLst/>
@@ -6335,7 +6376,7 @@
           </mc:Choice>
           <mc:Fallback>
             <w:pict>
-              <v:shape w14:anchorId="32A27C31" id="_x0000_s1049" type="#_x0000_t202" style="position:absolute;margin-left:103.3pt;margin-top:104.15pt;width:18.8pt;height:18.15pt;z-index:251750400;visibility:visible;mso-wrap-style:square;mso-width-percent:0;mso-height-percent:0;mso-wrap-distance-left:9pt;mso-wrap-distance-top:0;mso-wrap-distance-right:9pt;mso-wrap-distance-bottom:0;mso-position-horizontal:absolute;mso-position-horizontal-relative:text;mso-position-vertical:absolute;mso-position-vertical-relative:text;mso-width-percent:0;mso-height-percent:0;mso-width-relative:margin;mso-height-relative:margin;v-text-anchor:middle" o:gfxdata="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" fillcolor="#4472c4 [3204]" strokecolor="#09101d [484]" strokeweight="1pt">
+              <v:shape w14:anchorId="32A27C31" id="_x0000_s1049" type="#_x0000_t202" style="position:absolute;margin-left:102.65pt;margin-top:80.4pt;width:18.75pt;height:18.15pt;z-index:251750400;visibility:visible;mso-wrap-style:square;mso-width-percent:0;mso-height-percent:0;mso-wrap-distance-left:9pt;mso-wrap-distance-top:0;mso-wrap-distance-right:9pt;mso-wrap-distance-bottom:0;mso-position-horizontal:absolute;mso-position-horizontal-relative:text;mso-position-vertical:absolute;mso-position-vertical-relative:text;mso-width-percent:0;mso-height-percent:0;mso-width-relative:margin;mso-height-relative:margin;v-text-anchor:middle" o:gfxdata="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" fillcolor="#4472c4 [3204]" strokecolor="#09101d [484]" strokeweight="1pt">
                 <v:textbox>
                   <w:txbxContent>
                     <w:p>
@@ -6362,13 +6403,13 @@
         <mc:AlternateContent>
           <mc:Choice Requires="wps">
             <w:drawing>
-              <wp:anchor distT="0" distB="0" distL="114300" distR="114300" simplePos="0" relativeHeight="251748352" behindDoc="0" locked="0" layoutInCell="1" allowOverlap="1" wp14:anchorId="79C62F31" wp14:editId="0C0E2261">
+              <wp:anchor distT="0" distB="0" distL="114300" distR="114300" simplePos="0" relativeHeight="251748352" behindDoc="0" locked="0" layoutInCell="1" allowOverlap="1" wp14:anchorId="79C62F31" wp14:editId="54060404">
                 <wp:simplePos x="0" y="0"/>
                 <wp:positionH relativeFrom="column">
-                  <wp:posOffset>971246</wp:posOffset>
+                  <wp:posOffset>983454</wp:posOffset>
                 </wp:positionH>
                 <wp:positionV relativeFrom="paragraph">
-                  <wp:posOffset>1323340</wp:posOffset>
+                  <wp:posOffset>1023620</wp:posOffset>
                 </wp:positionV>
                 <wp:extent cx="238539" cy="230588"/>
                 <wp:effectExtent l="0" t="0" r="28575" b="17145"/>
@@ -6437,7 +6478,7 @@
           </mc:Choice>
           <mc:Fallback>
             <w:pict>
-              <v:shape w14:anchorId="79C62F31" id="_x0000_s1050" type="#_x0000_t202" style="position:absolute;margin-left:76.5pt;margin-top:104.2pt;width:18.8pt;height:18.15pt;z-index:251748352;visibility:visible;mso-wrap-style:square;mso-width-percent:0;mso-height-percent:0;mso-wrap-distance-left:9pt;mso-wrap-distance-top:0;mso-wrap-distance-right:9pt;mso-wrap-distance-bottom:0;mso-position-horizontal:absolute;mso-position-horizontal-relative:text;mso-position-vertical:absolute;mso-position-vertical-relative:text;mso-width-percent:0;mso-height-percent:0;mso-width-relative:margin;mso-height-relative:margin;v-text-anchor:middle" o:gfxdata="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" fillcolor="#4472c4 [3204]" strokecolor="#09101d [484]" strokeweight="1pt">
+              <v:shape w14:anchorId="79C62F31" id="_x0000_s1050" type="#_x0000_t202" style="position:absolute;margin-left:77.45pt;margin-top:80.6pt;width:18.8pt;height:18.15pt;z-index:251748352;visibility:visible;mso-wrap-style:square;mso-width-percent:0;mso-height-percent:0;mso-wrap-distance-left:9pt;mso-wrap-distance-top:0;mso-wrap-distance-right:9pt;mso-wrap-distance-bottom:0;mso-position-horizontal:absolute;mso-position-horizontal-relative:text;mso-position-vertical:absolute;mso-position-vertical-relative:text;mso-width-percent:0;mso-height-percent:0;mso-width-relative:margin;mso-height-relative:margin;v-text-anchor:middle" o:gfxdata="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" fillcolor="#4472c4 [3204]" strokecolor="#09101d [484]" strokeweight="1pt">
                 <v:textbox>
                   <w:txbxContent>
                     <w:p>
@@ -6464,13 +6505,13 @@
         <mc:AlternateContent>
           <mc:Choice Requires="wps">
             <w:drawing>
-              <wp:anchor distT="0" distB="0" distL="114300" distR="114300" simplePos="0" relativeHeight="251746304" behindDoc="0" locked="0" layoutInCell="1" allowOverlap="1" wp14:anchorId="589A5208" wp14:editId="4B639ACC">
+              <wp:anchor distT="0" distB="0" distL="114300" distR="114300" simplePos="0" relativeHeight="251746304" behindDoc="0" locked="0" layoutInCell="1" allowOverlap="1" wp14:anchorId="589A5208" wp14:editId="2E84CE63">
                 <wp:simplePos x="0" y="0"/>
                 <wp:positionH relativeFrom="column">
-                  <wp:posOffset>693834</wp:posOffset>
+                  <wp:posOffset>331754</wp:posOffset>
                 </wp:positionH>
                 <wp:positionV relativeFrom="paragraph">
-                  <wp:posOffset>593201</wp:posOffset>
+                  <wp:posOffset>524851</wp:posOffset>
                 </wp:positionV>
                 <wp:extent cx="238539" cy="230588"/>
                 <wp:effectExtent l="0" t="0" r="28575" b="17145"/>
@@ -6539,7 +6580,7 @@
           </mc:Choice>
           <mc:Fallback>
             <w:pict>
-              <v:shape w14:anchorId="589A5208" id="_x0000_s1051" type="#_x0000_t202" style="position:absolute;margin-left:54.65pt;margin-top:46.7pt;width:18.8pt;height:18.15pt;z-index:251746304;visibility:visible;mso-wrap-style:square;mso-width-percent:0;mso-height-percent:0;mso-wrap-distance-left:9pt;mso-wrap-distance-top:0;mso-wrap-distance-right:9pt;mso-wrap-distance-bottom:0;mso-position-horizontal:absolute;mso-position-horizontal-relative:text;mso-position-vertical:absolute;mso-position-vertical-relative:text;mso-width-percent:0;mso-height-percent:0;mso-width-relative:margin;mso-height-relative:margin;v-text-anchor:middle" o:gfxdata="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" fillcolor="#4472c4 [3204]" strokecolor="#09101d [484]" strokeweight="1pt">
+              <v:shape w14:anchorId="589A5208" id="_x0000_s1051" type="#_x0000_t202" style="position:absolute;margin-left:26.1pt;margin-top:41.35pt;width:18.8pt;height:18.15pt;z-index:251746304;visibility:visible;mso-wrap-style:square;mso-width-percent:0;mso-height-percent:0;mso-wrap-distance-left:9pt;mso-wrap-distance-top:0;mso-wrap-distance-right:9pt;mso-wrap-distance-bottom:0;mso-position-horizontal:absolute;mso-position-horizontal-relative:text;mso-position-vertical:absolute;mso-position-vertical-relative:text;mso-width-percent:0;mso-height-percent:0;mso-width-relative:margin;mso-height-relative:margin;v-text-anchor:middle" o:gfxdata="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" fillcolor="#4472c4 [3204]" strokecolor="#09101d [484]" strokeweight="1pt">
                 <v:textbox>
                   <w:txbxContent>
                     <w:p>
@@ -6558,11 +6599,21 @@
         </mc:AlternateContent>
       </w:r>
       <w:r>
+        <w:rPr>
+          <w:noProof/>
+        </w:rPr>
+        <w:t xml:space="preserve"> </w:t>
+      </w:r>
+      <w:r>
+        <w:rPr>
+          <w:noProof/>
+          <w:lang w:val="en-US"/>
+        </w:rPr>
         <w:drawing>
-          <wp:inline distT="0" distB="0" distL="0" distR="0" wp14:anchorId="6F44A320" wp14:editId="5EE939FA">
-            <wp:extent cx="5940425" cy="2703195"/>
-            <wp:effectExtent l="0" t="0" r="3175" b="1905"/>
-            <wp:docPr id="155716228" name="Рисунок 1"/>
+          <wp:inline distT="0" distB="0" distL="0" distR="0" wp14:anchorId="7D4EB204" wp14:editId="0A46A9D3">
+            <wp:extent cx="5940425" cy="2745105"/>
+            <wp:effectExtent l="0" t="0" r="3175" b="0"/>
+            <wp:docPr id="560650211" name="Рисунок 1"/>
             <wp:cNvGraphicFramePr>
               <a:graphicFrameLocks xmlns:a="http://schemas.openxmlformats.org/drawingml/2006/main" noChangeAspect="1"/>
             </wp:cNvGraphicFramePr>
@@ -6570,11 +6621,11 @@
               <a:graphicData uri="http://schemas.openxmlformats.org/drawingml/2006/picture">
                 <pic:pic xmlns:pic="http://schemas.openxmlformats.org/drawingml/2006/picture">
                   <pic:nvPicPr>
-                    <pic:cNvPr id="155716228" name=""/>
+                    <pic:cNvPr id="560650211" name=""/>
                     <pic:cNvPicPr/>
                   </pic:nvPicPr>
                   <pic:blipFill>
-                    <a:blip r:embed="rId15"/>
+                    <a:blip r:embed="rId14"/>
                     <a:stretch>
                       <a:fillRect/>
                     </a:stretch>
@@ -6582,7 +6633,7 @@
                   <pic:spPr>
                     <a:xfrm>
                       <a:off x="0" y="0"/>
-                      <a:ext cx="5940425" cy="2703195"/>
+                      <a:ext cx="5940425" cy="2745105"/>
                     </a:xfrm>
                     <a:prstGeom prst="rect">
                       <a:avLst/>
@@ -6596,11 +6647,6 @@
       </w:r>
     </w:p>
     <w:p>
-      <w:pPr>
-        <w:rPr>
-          <w:lang w:val="en-US"/>
-        </w:rPr>
-      </w:pPr>
       <w:r>
         <w:t xml:space="preserve">В верхней таблице «Знач. по </w:t>
       </w:r>
@@ -6729,8 +6775,8 @@
     </w:p>
     <w:p>
       <w:pPr>
-        <w:rPr>
-          <w:rStyle w:val="af0"/>
+        <w:ind w:left="-993"/>
+        <w:rPr>
           <w:lang w:val="en-US"/>
         </w:rPr>
       </w:pPr>
@@ -6743,18 +6789,170 @@
         <mc:AlternateContent>
           <mc:Choice Requires="wps">
             <w:drawing>
-              <wp:anchor distT="0" distB="0" distL="114300" distR="114300" simplePos="0" relativeHeight="251760640" behindDoc="0" locked="0" layoutInCell="1" allowOverlap="1" wp14:anchorId="390AE373" wp14:editId="66CC90E8">
+              <wp:anchor distT="0" distB="0" distL="114300" distR="114300" simplePos="0" relativeHeight="251790336" behindDoc="0" locked="0" layoutInCell="1" allowOverlap="1" wp14:anchorId="4DA8C90C" wp14:editId="1B7C6F67">
                 <wp:simplePos x="0" y="0"/>
                 <wp:positionH relativeFrom="column">
-                  <wp:posOffset>1353490</wp:posOffset>
+                  <wp:posOffset>4389120</wp:posOffset>
                 </wp:positionH>
                 <wp:positionV relativeFrom="paragraph">
-                  <wp:posOffset>321310</wp:posOffset>
+                  <wp:posOffset>667385</wp:posOffset>
+                </wp:positionV>
+                <wp:extent cx="201600" cy="46800"/>
+                <wp:effectExtent l="0" t="57150" r="0" b="67945"/>
+                <wp:wrapNone/>
+                <wp:docPr id="586314539" name="Прямая со стрелкой 56"/>
+                <wp:cNvGraphicFramePr/>
+                <a:graphic xmlns:a="http://schemas.openxmlformats.org/drawingml/2006/main">
+                  <a:graphicData uri="http://schemas.microsoft.com/office/word/2010/wordprocessingShape">
+                    <wps:wsp>
+                      <wps:cNvCnPr/>
+                      <wps:spPr>
+                        <a:xfrm rot="20700000" flipH="1" flipV="1">
+                          <a:off x="0" y="0"/>
+                          <a:ext cx="201600" cy="46800"/>
+                        </a:xfrm>
+                        <a:prstGeom prst="straightConnector1">
+                          <a:avLst/>
+                        </a:prstGeom>
+                        <a:ln w="19050">
+                          <a:tailEnd type="triangle"/>
+                        </a:ln>
+                      </wps:spPr>
+                      <wps:style>
+                        <a:lnRef idx="1">
+                          <a:schemeClr val="accent1"/>
+                        </a:lnRef>
+                        <a:fillRef idx="0">
+                          <a:schemeClr val="accent1"/>
+                        </a:fillRef>
+                        <a:effectRef idx="0">
+                          <a:schemeClr val="accent1"/>
+                        </a:effectRef>
+                        <a:fontRef idx="minor">
+                          <a:schemeClr val="tx1"/>
+                        </a:fontRef>
+                      </wps:style>
+                      <wps:bodyPr/>
+                    </wps:wsp>
+                  </a:graphicData>
+                </a:graphic>
+                <wp14:sizeRelH relativeFrom="margin">
+                  <wp14:pctWidth>0</wp14:pctWidth>
+                </wp14:sizeRelH>
+                <wp14:sizeRelV relativeFrom="margin">
+                  <wp14:pctHeight>0</wp14:pctHeight>
+                </wp14:sizeRelV>
+              </wp:anchor>
+            </w:drawing>
+          </mc:Choice>
+          <mc:Fallback>
+            <w:pict>
+              <v:shapetype w14:anchorId="4EA69BE8" id="_x0000_t32" coordsize="21600,21600" o:spt="32" o:oned="t" path="m,l21600,21600e" filled="f">
+                <v:path arrowok="t" fillok="f" o:connecttype="none"/>
+                <o:lock v:ext="edit" shapetype="t"/>
+              </v:shapetype>
+              <v:shape id="Прямая со стрелкой 56" o:spid="_x0000_s1026" type="#_x0000_t32" style="position:absolute;margin-left:345.6pt;margin-top:52.55pt;width:15.85pt;height:3.7pt;rotation:-15;flip:x y;z-index:251790336;visibility:visible;mso-wrap-style:square;mso-width-percent:0;mso-height-percent:0;mso-wrap-distance-left:9pt;mso-wrap-distance-top:0;mso-wrap-distance-right:9pt;mso-wrap-distance-bottom:0;mso-position-horizontal:absolute;mso-position-horizontal-relative:text;mso-position-vertical:absolute;mso-position-vertical-relative:text;mso-width-percent:0;mso-height-percent:0;mso-width-relative:margin;mso-height-relative:margin" o:gfxdata="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" strokecolor="#4472c4 [3204]" strokeweight="1.5pt">
+                <v:stroke endarrow="block" joinstyle="miter"/>
+              </v:shape>
+            </w:pict>
+          </mc:Fallback>
+        </mc:AlternateContent>
+      </w:r>
+      <w:r>
+        <w:rPr>
+          <w:b/>
+          <w:bCs/>
+          <w:noProof/>
+        </w:rPr>
+        <mc:AlternateContent>
+          <mc:Choice Requires="wps">
+            <w:drawing>
+              <wp:anchor distT="0" distB="0" distL="114300" distR="114300" simplePos="0" relativeHeight="251788288" behindDoc="0" locked="0" layoutInCell="1" allowOverlap="1" wp14:anchorId="40563D65" wp14:editId="0FCA7227">
+                <wp:simplePos x="0" y="0"/>
+                <wp:positionH relativeFrom="column">
+                  <wp:posOffset>4698365</wp:posOffset>
+                </wp:positionH>
+                <wp:positionV relativeFrom="paragraph">
+                  <wp:posOffset>767715</wp:posOffset>
+                </wp:positionV>
+                <wp:extent cx="457200" cy="823595"/>
+                <wp:effectExtent l="0" t="0" r="76200" b="52705"/>
+                <wp:wrapNone/>
+                <wp:docPr id="1494431852" name="Прямая со стрелкой 56"/>
+                <wp:cNvGraphicFramePr/>
+                <a:graphic xmlns:a="http://schemas.openxmlformats.org/drawingml/2006/main">
+                  <a:graphicData uri="http://schemas.microsoft.com/office/word/2010/wordprocessingShape">
+                    <wps:wsp>
+                      <wps:cNvCnPr/>
+                      <wps:spPr>
+                        <a:xfrm>
+                          <a:off x="0" y="0"/>
+                          <a:ext cx="457200" cy="823595"/>
+                        </a:xfrm>
+                        <a:prstGeom prst="straightConnector1">
+                          <a:avLst/>
+                        </a:prstGeom>
+                        <a:ln w="19050">
+                          <a:tailEnd type="triangle"/>
+                        </a:ln>
+                      </wps:spPr>
+                      <wps:style>
+                        <a:lnRef idx="1">
+                          <a:schemeClr val="accent1"/>
+                        </a:lnRef>
+                        <a:fillRef idx="0">
+                          <a:schemeClr val="accent1"/>
+                        </a:fillRef>
+                        <a:effectRef idx="0">
+                          <a:schemeClr val="accent1"/>
+                        </a:effectRef>
+                        <a:fontRef idx="minor">
+                          <a:schemeClr val="tx1"/>
+                        </a:fontRef>
+                      </wps:style>
+                      <wps:bodyPr/>
+                    </wps:wsp>
+                  </a:graphicData>
+                </a:graphic>
+                <wp14:sizeRelH relativeFrom="margin">
+                  <wp14:pctWidth>0</wp14:pctWidth>
+                </wp14:sizeRelH>
+                <wp14:sizeRelV relativeFrom="margin">
+                  <wp14:pctHeight>0</wp14:pctHeight>
+                </wp14:sizeRelV>
+              </wp:anchor>
+            </w:drawing>
+          </mc:Choice>
+          <mc:Fallback>
+            <w:pict>
+              <v:shape w14:anchorId="1F902D37" id="Прямая со стрелкой 56" o:spid="_x0000_s1026" type="#_x0000_t32" style="position:absolute;margin-left:369.95pt;margin-top:60.45pt;width:36pt;height:64.85pt;z-index:251788288;visibility:visible;mso-wrap-style:square;mso-width-percent:0;mso-height-percent:0;mso-wrap-distance-left:9pt;mso-wrap-distance-top:0;mso-wrap-distance-right:9pt;mso-wrap-distance-bottom:0;mso-position-horizontal:absolute;mso-position-horizontal-relative:text;mso-position-vertical:absolute;mso-position-vertical-relative:text;mso-width-percent:0;mso-height-percent:0;mso-width-relative:margin;mso-height-relative:margin" o:gfxdata="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" strokecolor="#4472c4 [3204]" strokeweight="1.5pt">
+                <v:stroke endarrow="block" joinstyle="miter"/>
+              </v:shape>
+            </w:pict>
+          </mc:Fallback>
+        </mc:AlternateContent>
+      </w:r>
+      <w:r>
+        <w:rPr>
+          <w:b/>
+          <w:bCs/>
+          <w:noProof/>
+        </w:rPr>
+        <mc:AlternateContent>
+          <mc:Choice Requires="wps">
+            <w:drawing>
+              <wp:anchor distT="0" distB="0" distL="114300" distR="114300" simplePos="0" relativeHeight="251774976" behindDoc="0" locked="0" layoutInCell="1" allowOverlap="1" wp14:anchorId="14642666" wp14:editId="6489EA54">
+                <wp:simplePos x="0" y="0"/>
+                <wp:positionH relativeFrom="column">
+                  <wp:posOffset>4570095</wp:posOffset>
+                </wp:positionH>
+                <wp:positionV relativeFrom="paragraph">
+                  <wp:posOffset>560070</wp:posOffset>
                 </wp:positionV>
                 <wp:extent cx="238125" cy="230505"/>
                 <wp:effectExtent l="0" t="0" r="28575" b="17145"/>
                 <wp:wrapNone/>
-                <wp:docPr id="987294897" name="Надпись 2"/>
+                <wp:docPr id="152082292" name="Надпись 2"/>
                 <wp:cNvGraphicFramePr/>
                 <a:graphic xmlns:a="http://schemas.openxmlformats.org/drawingml/2006/main">
                   <a:graphicData uri="http://schemas.microsoft.com/office/word/2010/wordprocessingShape">
@@ -6793,7 +6991,10 @@
                               <w:pStyle w:val="af"/>
                             </w:pPr>
                             <w:r>
-                              <w:t>81</w:t>
+                              <w:rPr>
+                                <w:lang w:val="en-US"/>
+                              </w:rPr>
+                              <w:t>4</w:t>
                             </w:r>
                           </w:p>
                         </w:txbxContent>
@@ -6818,7 +7019,7 @@
           </mc:Choice>
           <mc:Fallback>
             <w:pict>
-              <v:shape w14:anchorId="390AE373" id="_x0000_s1052" type="#_x0000_t202" style="position:absolute;margin-left:106.55pt;margin-top:25.3pt;width:18.75pt;height:18.15pt;z-index:251760640;visibility:visible;mso-wrap-style:square;mso-width-percent:0;mso-height-percent:0;mso-wrap-distance-left:9pt;mso-wrap-distance-top:0;mso-wrap-distance-right:9pt;mso-wrap-distance-bottom:0;mso-position-horizontal:absolute;mso-position-horizontal-relative:text;mso-position-vertical:absolute;mso-position-vertical-relative:text;mso-width-percent:0;mso-height-percent:0;mso-width-relative:margin;mso-height-relative:margin;v-text-anchor:middle" o:gfxdata="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" fillcolor="#4472c4 [3204]" strokecolor="#09101d [484]" strokeweight="1pt">
+              <v:shape w14:anchorId="14642666" id="_x0000_s1052" type="#_x0000_t202" style="position:absolute;left:0;text-align:left;margin-left:359.85pt;margin-top:44.1pt;width:18.75pt;height:18.15pt;z-index:251774976;visibility:visible;mso-wrap-style:square;mso-width-percent:0;mso-height-percent:0;mso-wrap-distance-left:9pt;mso-wrap-distance-top:0;mso-wrap-distance-right:9pt;mso-wrap-distance-bottom:0;mso-position-horizontal:absolute;mso-position-horizontal-relative:text;mso-position-vertical:absolute;mso-position-vertical-relative:text;mso-width-percent:0;mso-height-percent:0;mso-width-relative:margin;mso-height-relative:margin;v-text-anchor:middle" o:gfxdata="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" fillcolor="#4472c4 [3204]" strokecolor="#09101d [484]" strokeweight="1pt">
                 <v:textbox>
                   <w:txbxContent>
                     <w:p>
@@ -6826,7 +7027,10 @@
                         <w:pStyle w:val="af"/>
                       </w:pPr>
                       <w:r>
-                        <w:t>81</w:t>
+                        <w:rPr>
+                          <w:lang w:val="en-US"/>
+                        </w:rPr>
+                        <w:t>4</w:t>
                       </w:r>
                     </w:p>
                   </w:txbxContent>
@@ -6845,18 +7049,18 @@
         <mc:AlternateContent>
           <mc:Choice Requires="wps">
             <w:drawing>
-              <wp:anchor distT="0" distB="0" distL="114300" distR="114300" simplePos="0" relativeHeight="251758592" behindDoc="0" locked="0" layoutInCell="1" allowOverlap="1" wp14:anchorId="10446022" wp14:editId="2CD55555">
+              <wp:anchor distT="0" distB="0" distL="114300" distR="114300" simplePos="0" relativeHeight="251771904" behindDoc="0" locked="0" layoutInCell="1" allowOverlap="1" wp14:anchorId="4A996A82" wp14:editId="19EF8025">
                 <wp:simplePos x="0" y="0"/>
                 <wp:positionH relativeFrom="column">
-                  <wp:posOffset>973988</wp:posOffset>
+                  <wp:posOffset>902326</wp:posOffset>
                 </wp:positionH>
                 <wp:positionV relativeFrom="paragraph">
-                  <wp:posOffset>321717</wp:posOffset>
+                  <wp:posOffset>212725</wp:posOffset>
                 </wp:positionV>
                 <wp:extent cx="238125" cy="230505"/>
                 <wp:effectExtent l="0" t="0" r="28575" b="17145"/>
                 <wp:wrapNone/>
-                <wp:docPr id="1885473335" name="Надпись 2"/>
+                <wp:docPr id="1182738989" name="Надпись 2"/>
                 <wp:cNvGraphicFramePr/>
                 <a:graphic xmlns:a="http://schemas.openxmlformats.org/drawingml/2006/main">
                   <a:graphicData uri="http://schemas.microsoft.com/office/word/2010/wordprocessingShape">
@@ -6895,7 +7099,13 @@
                               <w:pStyle w:val="af"/>
                             </w:pPr>
                             <w:r>
-                              <w:t>71</w:t>
+                              <w:rPr>
+                                <w:lang w:val="en-US"/>
+                              </w:rPr>
+                              <w:t>8</w:t>
+                            </w:r>
+                            <w:r>
+                              <w:t>1</w:t>
                             </w:r>
                           </w:p>
                         </w:txbxContent>
@@ -6920,7 +7130,7 @@
           </mc:Choice>
           <mc:Fallback>
             <w:pict>
-              <v:shape w14:anchorId="10446022" id="_x0000_s1053" type="#_x0000_t202" style="position:absolute;margin-left:76.7pt;margin-top:25.35pt;width:18.75pt;height:18.15pt;z-index:251758592;visibility:visible;mso-wrap-style:square;mso-width-percent:0;mso-height-percent:0;mso-wrap-distance-left:9pt;mso-wrap-distance-top:0;mso-wrap-distance-right:9pt;mso-wrap-distance-bottom:0;mso-position-horizontal:absolute;mso-position-horizontal-relative:text;mso-position-vertical:absolute;mso-position-vertical-relative:text;mso-width-percent:0;mso-height-percent:0;mso-width-relative:margin;mso-height-relative:margin;v-text-anchor:middle" o:gfxdata="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" fillcolor="#4472c4 [3204]" strokecolor="#09101d [484]" strokeweight="1pt">
+              <v:shape w14:anchorId="4A996A82" id="_x0000_s1053" type="#_x0000_t202" style="position:absolute;left:0;text-align:left;margin-left:71.05pt;margin-top:16.75pt;width:18.75pt;height:18.15pt;z-index:251771904;visibility:visible;mso-wrap-style:square;mso-width-percent:0;mso-height-percent:0;mso-wrap-distance-left:9pt;mso-wrap-distance-top:0;mso-wrap-distance-right:9pt;mso-wrap-distance-bottom:0;mso-position-horizontal:absolute;mso-position-horizontal-relative:text;mso-position-vertical:absolute;mso-position-vertical-relative:text;mso-width-percent:0;mso-height-percent:0;mso-width-relative:margin;mso-height-relative:margin;v-text-anchor:middle" o:gfxdata="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" fillcolor="#4472c4 [3204]" strokecolor="#09101d [484]" strokeweight="1pt">
                 <v:textbox>
                   <w:txbxContent>
                     <w:p>
@@ -6928,7 +7138,13 @@
                         <w:pStyle w:val="af"/>
                       </w:pPr>
                       <w:r>
-                        <w:t>71</w:t>
+                        <w:rPr>
+                          <w:lang w:val="en-US"/>
+                        </w:rPr>
+                        <w:t>8</w:t>
+                      </w:r>
+                      <w:r>
+                        <w:t>1</w:t>
                       </w:r>
                     </w:p>
                   </w:txbxContent>
@@ -6940,17 +7156,6 @@
       </w:r>
       <w:r>
         <w:rPr>
-          <w:rStyle w:val="af0"/>
-        </w:rPr>
-        <w:t>Начальный экран:</w:t>
-      </w:r>
-    </w:p>
-    <w:p>
-      <w:pPr>
-        <w:ind w:left="-993"/>
-      </w:pPr>
-      <w:r>
-        <w:rPr>
           <w:b/>
           <w:bCs/>
           <w:noProof/>
@@ -6958,13 +7163,127 @@
         <mc:AlternateContent>
           <mc:Choice Requires="wps">
             <w:drawing>
-              <wp:anchor distT="0" distB="0" distL="114300" distR="114300" simplePos="0" relativeHeight="251756544" behindDoc="0" locked="0" layoutInCell="1" allowOverlap="1" wp14:anchorId="0418BA7D" wp14:editId="564EA5C4">
+              <wp:anchor distT="0" distB="0" distL="114300" distR="114300" simplePos="0" relativeHeight="251772928" behindDoc="0" locked="0" layoutInCell="1" allowOverlap="1" wp14:anchorId="2CC6A87F" wp14:editId="1413C6F0">
                 <wp:simplePos x="0" y="0"/>
                 <wp:positionH relativeFrom="column">
-                  <wp:posOffset>3247238</wp:posOffset>
+                  <wp:posOffset>1349375</wp:posOffset>
                 </wp:positionH>
                 <wp:positionV relativeFrom="paragraph">
-                  <wp:posOffset>1094105</wp:posOffset>
+                  <wp:posOffset>213995</wp:posOffset>
+                </wp:positionV>
+                <wp:extent cx="238125" cy="230505"/>
+                <wp:effectExtent l="0" t="0" r="28575" b="17145"/>
+                <wp:wrapNone/>
+                <wp:docPr id="1220413986" name="Надпись 2"/>
+                <wp:cNvGraphicFramePr/>
+                <a:graphic xmlns:a="http://schemas.openxmlformats.org/drawingml/2006/main">
+                  <a:graphicData uri="http://schemas.microsoft.com/office/word/2010/wordprocessingShape">
+                    <wps:wsp>
+                      <wps:cNvSpPr txBox="1"/>
+                      <wps:spPr>
+                        <a:xfrm>
+                          <a:off x="0" y="0"/>
+                          <a:ext cx="238125" cy="230505"/>
+                        </a:xfrm>
+                        <a:prstGeom prst="rect">
+                          <a:avLst/>
+                        </a:prstGeom>
+                        <a:ln/>
+                      </wps:spPr>
+                      <wps:style>
+                        <a:lnRef idx="2">
+                          <a:schemeClr val="accent1">
+                            <a:shade val="15000"/>
+                          </a:schemeClr>
+                        </a:lnRef>
+                        <a:fillRef idx="1">
+                          <a:schemeClr val="accent1"/>
+                        </a:fillRef>
+                        <a:effectRef idx="0">
+                          <a:schemeClr val="accent1"/>
+                        </a:effectRef>
+                        <a:fontRef idx="minor">
+                          <a:schemeClr val="lt1"/>
+                        </a:fontRef>
+                      </wps:style>
+                      <wps:txbx>
+                        <w:txbxContent>
+                          <w:p>
+                            <w:pPr>
+                              <w:pStyle w:val="af"/>
+                            </w:pPr>
+                            <w:r>
+                              <w:rPr>
+                                <w:lang w:val="en-US"/>
+                              </w:rPr>
+                              <w:t>9</w:t>
+                            </w:r>
+                            <w:r>
+                              <w:t>1</w:t>
+                            </w:r>
+                          </w:p>
+                        </w:txbxContent>
+                      </wps:txbx>
+                      <wps:bodyPr rot="0" spcFirstLastPara="0" vertOverflow="overflow" horzOverflow="overflow" vert="horz" wrap="square" lIns="91440" tIns="45720" rIns="91440" bIns="45720" numCol="1" spcCol="0" rtlCol="0" fromWordArt="0" anchor="ctr" anchorCtr="0" forceAA="0" compatLnSpc="1">
+                        <a:prstTxWarp prst="textNoShape">
+                          <a:avLst/>
+                        </a:prstTxWarp>
+                        <a:noAutofit/>
+                      </wps:bodyPr>
+                    </wps:wsp>
+                  </a:graphicData>
+                </a:graphic>
+                <wp14:sizeRelH relativeFrom="margin">
+                  <wp14:pctWidth>0</wp14:pctWidth>
+                </wp14:sizeRelH>
+                <wp14:sizeRelV relativeFrom="margin">
+                  <wp14:pctHeight>0</wp14:pctHeight>
+                </wp14:sizeRelV>
+              </wp:anchor>
+            </w:drawing>
+          </mc:Choice>
+          <mc:Fallback>
+            <w:pict>
+              <v:shape w14:anchorId="2CC6A87F" id="_x0000_s1054" type="#_x0000_t202" style="position:absolute;left:0;text-align:left;margin-left:106.25pt;margin-top:16.85pt;width:18.75pt;height:18.15pt;z-index:251772928;visibility:visible;mso-wrap-style:square;mso-width-percent:0;mso-height-percent:0;mso-wrap-distance-left:9pt;mso-wrap-distance-top:0;mso-wrap-distance-right:9pt;mso-wrap-distance-bottom:0;mso-position-horizontal:absolute;mso-position-horizontal-relative:text;mso-position-vertical:absolute;mso-position-vertical-relative:text;mso-width-percent:0;mso-height-percent:0;mso-width-relative:margin;mso-height-relative:margin;v-text-anchor:middle" o:gfxdata="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" fillcolor="#4472c4 [3204]" strokecolor="#09101d [484]" strokeweight="1pt">
+                <v:textbox>
+                  <w:txbxContent>
+                    <w:p>
+                      <w:pPr>
+                        <w:pStyle w:val="af"/>
+                      </w:pPr>
+                      <w:r>
+                        <w:rPr>
+                          <w:lang w:val="en-US"/>
+                        </w:rPr>
+                        <w:t>9</w:t>
+                      </w:r>
+                      <w:r>
+                        <w:t>1</w:t>
+                      </w:r>
+                    </w:p>
+                  </w:txbxContent>
+                </v:textbox>
+              </v:shape>
+            </w:pict>
+          </mc:Fallback>
+        </mc:AlternateContent>
+      </w:r>
+      <w:r>
+        <w:rPr>
+          <w:b/>
+          <w:bCs/>
+          <w:noProof/>
+        </w:rPr>
+        <mc:AlternateContent>
+          <mc:Choice Requires="wps">
+            <w:drawing>
+              <wp:anchor distT="0" distB="0" distL="114300" distR="114300" simplePos="0" relativeHeight="251756544" behindDoc="0" locked="0" layoutInCell="1" allowOverlap="1" wp14:anchorId="0418BA7D" wp14:editId="55C3A134">
+                <wp:simplePos x="0" y="0"/>
+                <wp:positionH relativeFrom="column">
+                  <wp:posOffset>2946400</wp:posOffset>
+                </wp:positionH>
+                <wp:positionV relativeFrom="paragraph">
+                  <wp:posOffset>1311910</wp:posOffset>
                 </wp:positionV>
                 <wp:extent cx="238125" cy="230505"/>
                 <wp:effectExtent l="0" t="0" r="28575" b="17145"/>
@@ -7006,9 +7325,15 @@
                           <w:p>
                             <w:pPr>
                               <w:pStyle w:val="af"/>
+                              <w:rPr>
+                                <w:lang w:val="en-US"/>
+                              </w:rPr>
                             </w:pPr>
                             <w:r>
-                              <w:t>6</w:t>
+                              <w:rPr>
+                                <w:lang w:val="en-US"/>
+                              </w:rPr>
+                              <w:t>7</w:t>
                             </w:r>
                           </w:p>
                         </w:txbxContent>
@@ -7033,15 +7358,21 @@
           </mc:Choice>
           <mc:Fallback>
             <w:pict>
-              <v:shape w14:anchorId="0418BA7D" id="_x0000_s1054" type="#_x0000_t202" style="position:absolute;left:0;text-align:left;margin-left:255.7pt;margin-top:86.15pt;width:18.75pt;height:18.15pt;z-index:251756544;visibility:visible;mso-wrap-style:square;mso-width-percent:0;mso-height-percent:0;mso-wrap-distance-left:9pt;mso-wrap-distance-top:0;mso-wrap-distance-right:9pt;mso-wrap-distance-bottom:0;mso-position-horizontal:absolute;mso-position-horizontal-relative:text;mso-position-vertical:absolute;mso-position-vertical-relative:text;mso-width-percent:0;mso-height-percent:0;mso-width-relative:margin;mso-height-relative:margin;v-text-anchor:middle" o:gfxdata="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" fillcolor="#4472c4 [3204]" strokecolor="#09101d [484]" strokeweight="1pt">
+              <v:shape w14:anchorId="0418BA7D" id="_x0000_s1055" type="#_x0000_t202" style="position:absolute;left:0;text-align:left;margin-left:232pt;margin-top:103.3pt;width:18.75pt;height:18.15pt;z-index:251756544;visibility:visible;mso-wrap-style:square;mso-width-percent:0;mso-height-percent:0;mso-wrap-distance-left:9pt;mso-wrap-distance-top:0;mso-wrap-distance-right:9pt;mso-wrap-distance-bottom:0;mso-position-horizontal:absolute;mso-position-horizontal-relative:text;mso-position-vertical:absolute;mso-position-vertical-relative:text;mso-width-percent:0;mso-height-percent:0;mso-width-relative:margin;mso-height-relative:margin;v-text-anchor:middle" o:gfxdata="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" fillcolor="#4472c4 [3204]" strokecolor="#09101d [484]" strokeweight="1pt">
                 <v:textbox>
                   <w:txbxContent>
                     <w:p>
                       <w:pPr>
                         <w:pStyle w:val="af"/>
+                        <w:rPr>
+                          <w:lang w:val="en-US"/>
+                        </w:rPr>
                       </w:pPr>
                       <w:r>
-                        <w:t>6</w:t>
+                        <w:rPr>
+                          <w:lang w:val="en-US"/>
+                        </w:rPr>
+                        <w:t>7</w:t>
                       </w:r>
                     </w:p>
                   </w:txbxContent>
@@ -7060,13 +7391,13 @@
         <mc:AlternateContent>
           <mc:Choice Requires="wps">
             <w:drawing>
-              <wp:anchor distT="0" distB="0" distL="114300" distR="114300" simplePos="0" relativeHeight="251754496" behindDoc="0" locked="0" layoutInCell="1" allowOverlap="1" wp14:anchorId="2DA48D9F" wp14:editId="17908087">
+              <wp:anchor distT="0" distB="0" distL="114300" distR="114300" simplePos="0" relativeHeight="251754496" behindDoc="0" locked="0" layoutInCell="1" allowOverlap="1" wp14:anchorId="2DA48D9F" wp14:editId="4D0C34B0">
                 <wp:simplePos x="0" y="0"/>
                 <wp:positionH relativeFrom="column">
-                  <wp:posOffset>2887828</wp:posOffset>
+                  <wp:posOffset>4354195</wp:posOffset>
                 </wp:positionH>
                 <wp:positionV relativeFrom="paragraph">
-                  <wp:posOffset>1096645</wp:posOffset>
+                  <wp:posOffset>1314450</wp:posOffset>
                 </wp:positionV>
                 <wp:extent cx="238125" cy="230505"/>
                 <wp:effectExtent l="0" t="0" r="28575" b="17145"/>
@@ -7108,9 +7439,15 @@
                           <w:p>
                             <w:pPr>
                               <w:pStyle w:val="af"/>
+                              <w:rPr>
+                                <w:lang w:val="en-US"/>
+                              </w:rPr>
                             </w:pPr>
                             <w:r>
-                              <w:t>5</w:t>
+                              <w:rPr>
+                                <w:lang w:val="en-US"/>
+                              </w:rPr>
+                              <w:t>6</w:t>
                             </w:r>
                           </w:p>
                         </w:txbxContent>
@@ -7135,15 +7472,21 @@
           </mc:Choice>
           <mc:Fallback>
             <w:pict>
-              <v:shape w14:anchorId="2DA48D9F" id="_x0000_s1055" type="#_x0000_t202" style="position:absolute;left:0;text-align:left;margin-left:227.4pt;margin-top:86.35pt;width:18.75pt;height:18.15pt;z-index:251754496;visibility:visible;mso-wrap-style:square;mso-width-percent:0;mso-height-percent:0;mso-wrap-distance-left:9pt;mso-wrap-distance-top:0;mso-wrap-distance-right:9pt;mso-wrap-distance-bottom:0;mso-position-horizontal:absolute;mso-position-horizontal-relative:text;mso-position-vertical:absolute;mso-position-vertical-relative:text;mso-width-percent:0;mso-height-percent:0;mso-width-relative:margin;mso-height-relative:margin;v-text-anchor:middle" o:gfxdata="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" fillcolor="#4472c4 [3204]" strokecolor="#09101d [484]" strokeweight="1pt">
+              <v:shape w14:anchorId="2DA48D9F" id="_x0000_s1056" type="#_x0000_t202" style="position:absolute;left:0;text-align:left;margin-left:342.85pt;margin-top:103.5pt;width:18.75pt;height:18.15pt;z-index:251754496;visibility:visible;mso-wrap-style:square;mso-width-percent:0;mso-height-percent:0;mso-wrap-distance-left:9pt;mso-wrap-distance-top:0;mso-wrap-distance-right:9pt;mso-wrap-distance-bottom:0;mso-position-horizontal:absolute;mso-position-horizontal-relative:text;mso-position-vertical:absolute;mso-position-vertical-relative:text;mso-width-percent:0;mso-height-percent:0;mso-width-relative:margin;mso-height-relative:margin;v-text-anchor:middle" o:gfxdata="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" fillcolor="#4472c4 [3204]" strokecolor="#09101d [484]" strokeweight="1pt">
                 <v:textbox>
                   <w:txbxContent>
                     <w:p>
                       <w:pPr>
                         <w:pStyle w:val="af"/>
+                        <w:rPr>
+                          <w:lang w:val="en-US"/>
+                        </w:rPr>
                       </w:pPr>
                       <w:r>
-                        <w:t>5</w:t>
+                        <w:rPr>
+                          <w:lang w:val="en-US"/>
+                        </w:rPr>
+                        <w:t>6</w:t>
                       </w:r>
                     </w:p>
                   </w:txbxContent>
@@ -7162,13 +7505,13 @@
         <mc:AlternateContent>
           <mc:Choice Requires="wps">
             <w:drawing>
-              <wp:anchor distT="0" distB="0" distL="114300" distR="114300" simplePos="0" relativeHeight="251752448" behindDoc="0" locked="0" layoutInCell="1" allowOverlap="1" wp14:anchorId="684D7A53" wp14:editId="3569F930">
+              <wp:anchor distT="0" distB="0" distL="114300" distR="114300" simplePos="0" relativeHeight="251752448" behindDoc="0" locked="0" layoutInCell="1" allowOverlap="1" wp14:anchorId="684D7A53" wp14:editId="684E13E2">
                 <wp:simplePos x="0" y="0"/>
                 <wp:positionH relativeFrom="column">
-                  <wp:posOffset>1959610</wp:posOffset>
+                  <wp:posOffset>1905000</wp:posOffset>
                 </wp:positionH>
                 <wp:positionV relativeFrom="paragraph">
-                  <wp:posOffset>1095375</wp:posOffset>
+                  <wp:posOffset>1312545</wp:posOffset>
                 </wp:positionV>
                 <wp:extent cx="238125" cy="230505"/>
                 <wp:effectExtent l="0" t="0" r="28575" b="17145"/>
@@ -7210,9 +7553,15 @@
                           <w:p>
                             <w:pPr>
                               <w:pStyle w:val="af"/>
+                              <w:rPr>
+                                <w:lang w:val="en-US"/>
+                              </w:rPr>
                             </w:pPr>
                             <w:r>
-                              <w:t>4</w:t>
+                              <w:rPr>
+                                <w:lang w:val="en-US"/>
+                              </w:rPr>
+                              <w:t>5</w:t>
                             </w:r>
                           </w:p>
                         </w:txbxContent>
@@ -7237,15 +7586,21 @@
           </mc:Choice>
           <mc:Fallback>
             <w:pict>
-              <v:shape w14:anchorId="684D7A53" id="_x0000_s1056" type="#_x0000_t202" style="position:absolute;left:0;text-align:left;margin-left:154.3pt;margin-top:86.25pt;width:18.75pt;height:18.15pt;z-index:251752448;visibility:visible;mso-wrap-style:square;mso-width-percent:0;mso-height-percent:0;mso-wrap-distance-left:9pt;mso-wrap-distance-top:0;mso-wrap-distance-right:9pt;mso-wrap-distance-bottom:0;mso-position-horizontal:absolute;mso-position-horizontal-relative:text;mso-position-vertical:absolute;mso-position-vertical-relative:text;mso-width-percent:0;mso-height-percent:0;mso-width-relative:margin;mso-height-relative:margin;v-text-anchor:middle" o:gfxdata="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" fillcolor="#4472c4 [3204]" strokecolor="#09101d [484]" strokeweight="1pt">
+              <v:shape w14:anchorId="684D7A53" id="_x0000_s1057" type="#_x0000_t202" style="position:absolute;left:0;text-align:left;margin-left:150pt;margin-top:103.35pt;width:18.75pt;height:18.15pt;z-index:251752448;visibility:visible;mso-wrap-style:square;mso-width-percent:0;mso-height-percent:0;mso-wrap-distance-left:9pt;mso-wrap-distance-top:0;mso-wrap-distance-right:9pt;mso-wrap-distance-bottom:0;mso-position-horizontal:absolute;mso-position-horizontal-relative:text;mso-position-vertical:absolute;mso-position-vertical-relative:text;mso-width-percent:0;mso-height-percent:0;mso-width-relative:margin;mso-height-relative:margin;v-text-anchor:middle" o:gfxdata="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" fillcolor="#4472c4 [3204]" strokecolor="#09101d [484]" strokeweight="1pt">
                 <v:textbox>
                   <w:txbxContent>
                     <w:p>
                       <w:pPr>
                         <w:pStyle w:val="af"/>
+                        <w:rPr>
+                          <w:lang w:val="en-US"/>
+                        </w:rPr>
                       </w:pPr>
                       <w:r>
-                        <w:t>4</w:t>
+                        <w:rPr>
+                          <w:lang w:val="en-US"/>
+                        </w:rPr>
+                        <w:t>5</w:t>
                       </w:r>
                     </w:p>
                   </w:txbxContent>
@@ -7264,13 +7619,13 @@
         <mc:AlternateContent>
           <mc:Choice Requires="wps">
             <w:drawing>
-              <wp:anchor distT="0" distB="0" distL="114300" distR="114300" simplePos="0" relativeHeight="251738112" behindDoc="0" locked="0" layoutInCell="1" allowOverlap="1" wp14:anchorId="792D5147" wp14:editId="710E21C1">
+              <wp:anchor distT="0" distB="0" distL="114300" distR="114300" simplePos="0" relativeHeight="251738112" behindDoc="0" locked="0" layoutInCell="1" allowOverlap="1" wp14:anchorId="792D5147" wp14:editId="165DBE0A">
                 <wp:simplePos x="0" y="0"/>
                 <wp:positionH relativeFrom="column">
-                  <wp:posOffset>1779270</wp:posOffset>
+                  <wp:posOffset>1718310</wp:posOffset>
                 </wp:positionH>
                 <wp:positionV relativeFrom="paragraph">
-                  <wp:posOffset>522605</wp:posOffset>
+                  <wp:posOffset>746760</wp:posOffset>
                 </wp:positionV>
                 <wp:extent cx="238125" cy="230505"/>
                 <wp:effectExtent l="0" t="0" r="28575" b="17145"/>
@@ -7345,7 +7700,7 @@
           </mc:Choice>
           <mc:Fallback>
             <w:pict>
-              <v:shape w14:anchorId="792D5147" id="_x0000_s1057" type="#_x0000_t202" style="position:absolute;left:0;text-align:left;margin-left:140.1pt;margin-top:41.15pt;width:18.75pt;height:18.15pt;z-index:251738112;visibility:visible;mso-wrap-style:square;mso-width-percent:0;mso-height-percent:0;mso-wrap-distance-left:9pt;mso-wrap-distance-top:0;mso-wrap-distance-right:9pt;mso-wrap-distance-bottom:0;mso-position-horizontal:absolute;mso-position-horizontal-relative:text;mso-position-vertical:absolute;mso-position-vertical-relative:text;mso-width-percent:0;mso-height-percent:0;mso-width-relative:margin;mso-height-relative:margin;v-text-anchor:middle" o:gfxdata="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" fillcolor="#4472c4 [3204]" strokecolor="#09101d [484]" strokeweight="1pt">
+              <v:shape w14:anchorId="792D5147" id="_x0000_s1058" type="#_x0000_t202" style="position:absolute;left:0;text-align:left;margin-left:135.3pt;margin-top:58.8pt;width:18.75pt;height:18.15pt;z-index:251738112;visibility:visible;mso-wrap-style:square;mso-width-percent:0;mso-height-percent:0;mso-wrap-distance-left:9pt;mso-wrap-distance-top:0;mso-wrap-distance-right:9pt;mso-wrap-distance-bottom:0;mso-position-horizontal:absolute;mso-position-horizontal-relative:text;mso-position-vertical:absolute;mso-position-vertical-relative:text;mso-width-percent:0;mso-height-percent:0;mso-width-relative:margin;mso-height-relative:margin;v-text-anchor:middle" o:gfxdata="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" fillcolor="#4472c4 [3204]" strokecolor="#09101d [484]" strokeweight="1pt">
                 <v:textbox>
                   <w:txbxContent>
                     <w:p>
@@ -7378,13 +7733,13 @@
         <mc:AlternateContent>
           <mc:Choice Requires="wps">
             <w:drawing>
-              <wp:anchor distT="0" distB="0" distL="114300" distR="114300" simplePos="0" relativeHeight="251736064" behindDoc="0" locked="0" layoutInCell="1" allowOverlap="1" wp14:anchorId="4EC70F4E" wp14:editId="34D52C38">
+              <wp:anchor distT="0" distB="0" distL="114300" distR="114300" simplePos="0" relativeHeight="251736064" behindDoc="0" locked="0" layoutInCell="1" allowOverlap="1" wp14:anchorId="4EC70F4E" wp14:editId="25503F8E">
                 <wp:simplePos x="0" y="0"/>
                 <wp:positionH relativeFrom="column">
-                  <wp:posOffset>1064260</wp:posOffset>
+                  <wp:posOffset>1090930</wp:posOffset>
                 </wp:positionH>
                 <wp:positionV relativeFrom="paragraph">
-                  <wp:posOffset>520065</wp:posOffset>
+                  <wp:posOffset>745490</wp:posOffset>
                 </wp:positionV>
                 <wp:extent cx="238125" cy="230505"/>
                 <wp:effectExtent l="0" t="0" r="28575" b="17145"/>
@@ -7459,7 +7814,7 @@
           </mc:Choice>
           <mc:Fallback>
             <w:pict>
-              <v:shape w14:anchorId="4EC70F4E" id="_x0000_s1058" type="#_x0000_t202" style="position:absolute;left:0;text-align:left;margin-left:83.8pt;margin-top:40.95pt;width:18.75pt;height:18.15pt;z-index:251736064;visibility:visible;mso-wrap-style:square;mso-width-percent:0;mso-height-percent:0;mso-wrap-distance-left:9pt;mso-wrap-distance-top:0;mso-wrap-distance-right:9pt;mso-wrap-distance-bottom:0;mso-position-horizontal:absolute;mso-position-horizontal-relative:text;mso-position-vertical:absolute;mso-position-vertical-relative:text;mso-width-percent:0;mso-height-percent:0;mso-width-relative:margin;mso-height-relative:margin;v-text-anchor:middle" o:gfxdata="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" fillcolor="#4472c4 [3204]" strokecolor="#09101d [484]" strokeweight="1pt">
+              <v:shape w14:anchorId="4EC70F4E" id="_x0000_s1059" type="#_x0000_t202" style="position:absolute;left:0;text-align:left;margin-left:85.9pt;margin-top:58.7pt;width:18.75pt;height:18.15pt;z-index:251736064;visibility:visible;mso-wrap-style:square;mso-width-percent:0;mso-height-percent:0;mso-wrap-distance-left:9pt;mso-wrap-distance-top:0;mso-wrap-distance-right:9pt;mso-wrap-distance-bottom:0;mso-position-horizontal:absolute;mso-position-horizontal-relative:text;mso-position-vertical:absolute;mso-position-vertical-relative:text;mso-width-percent:0;mso-height-percent:0;mso-width-relative:margin;mso-height-relative:margin;v-text-anchor:middle" o:gfxdata="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" fillcolor="#4472c4 [3204]" strokecolor="#09101d [484]" strokeweight="1pt">
                 <v:textbox>
                   <w:txbxContent>
                     <w:p>
@@ -7492,13 +7847,13 @@
         <mc:AlternateContent>
           <mc:Choice Requires="wps">
             <w:drawing>
-              <wp:anchor distT="0" distB="0" distL="114300" distR="114300" simplePos="0" relativeHeight="251731968" behindDoc="0" locked="0" layoutInCell="1" allowOverlap="1" wp14:anchorId="7109CD4B" wp14:editId="27885943">
+              <wp:anchor distT="0" distB="0" distL="114300" distR="114300" simplePos="0" relativeHeight="251731968" behindDoc="0" locked="0" layoutInCell="1" allowOverlap="1" wp14:anchorId="7109CD4B" wp14:editId="12A2EDBA">
                 <wp:simplePos x="0" y="0"/>
                 <wp:positionH relativeFrom="column">
-                  <wp:posOffset>278765</wp:posOffset>
+                  <wp:posOffset>367030</wp:posOffset>
                 </wp:positionH>
                 <wp:positionV relativeFrom="paragraph">
-                  <wp:posOffset>522605</wp:posOffset>
+                  <wp:posOffset>746760</wp:posOffset>
                 </wp:positionV>
                 <wp:extent cx="238125" cy="230505"/>
                 <wp:effectExtent l="0" t="0" r="28575" b="17145"/>
@@ -7567,7 +7922,7 @@
           </mc:Choice>
           <mc:Fallback>
             <w:pict>
-              <v:shape w14:anchorId="7109CD4B" id="_x0000_s1059" type="#_x0000_t202" style="position:absolute;left:0;text-align:left;margin-left:21.95pt;margin-top:41.15pt;width:18.75pt;height:18.15pt;z-index:251731968;visibility:visible;mso-wrap-style:square;mso-width-percent:0;mso-height-percent:0;mso-wrap-distance-left:9pt;mso-wrap-distance-top:0;mso-wrap-distance-right:9pt;mso-wrap-distance-bottom:0;mso-position-horizontal:absolute;mso-position-horizontal-relative:text;mso-position-vertical:absolute;mso-position-vertical-relative:text;mso-width-percent:0;mso-height-percent:0;mso-width-relative:margin;mso-height-relative:margin;v-text-anchor:middle" o:gfxdata="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" fillcolor="#4472c4 [3204]" strokecolor="#09101d [484]" strokeweight="1pt">
+              <v:shape w14:anchorId="7109CD4B" id="_x0000_s1060" type="#_x0000_t202" style="position:absolute;left:0;text-align:left;margin-left:28.9pt;margin-top:58.8pt;width:18.75pt;height:18.15pt;z-index:251731968;visibility:visible;mso-wrap-style:square;mso-width-percent:0;mso-height-percent:0;mso-wrap-distance-left:9pt;mso-wrap-distance-top:0;mso-wrap-distance-right:9pt;mso-wrap-distance-bottom:0;mso-position-horizontal:absolute;mso-position-horizontal-relative:text;mso-position-vertical:absolute;mso-position-vertical-relative:text;mso-width-percent:0;mso-height-percent:0;mso-width-relative:margin;mso-height-relative:margin;v-text-anchor:middle" o:gfxdata="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" fillcolor="#4472c4 [3204]" strokecolor="#09101d [484]" strokeweight="1pt">
                 <v:textbox>
                   <w:txbxContent>
                     <w:p>
@@ -7586,11 +7941,21 @@
         </mc:AlternateContent>
       </w:r>
       <w:r>
+        <w:rPr>
+          <w:noProof/>
+        </w:rPr>
+        <w:t xml:space="preserve"> </w:t>
+      </w:r>
+      <w:r>
+        <w:rPr>
+          <w:noProof/>
+          <w:lang w:val="en-US"/>
+        </w:rPr>
         <w:drawing>
-          <wp:inline distT="0" distB="0" distL="0" distR="0" wp14:anchorId="2C46A37A" wp14:editId="220E3F3B">
-            <wp:extent cx="6927011" cy="2341337"/>
-            <wp:effectExtent l="0" t="0" r="7620" b="1905"/>
-            <wp:docPr id="991205240" name="Рисунок 1"/>
+          <wp:inline distT="0" distB="0" distL="0" distR="0" wp14:anchorId="3B120759" wp14:editId="0F86A275">
+            <wp:extent cx="6744976" cy="1630907"/>
+            <wp:effectExtent l="0" t="0" r="0" b="7620"/>
+            <wp:docPr id="1533402843" name="Рисунок 1"/>
             <wp:cNvGraphicFramePr>
               <a:graphicFrameLocks xmlns:a="http://schemas.openxmlformats.org/drawingml/2006/main" noChangeAspect="1"/>
             </wp:cNvGraphicFramePr>
@@ -7598,11 +7963,11 @@
               <a:graphicData uri="http://schemas.openxmlformats.org/drawingml/2006/picture">
                 <pic:pic xmlns:pic="http://schemas.openxmlformats.org/drawingml/2006/picture">
                   <pic:nvPicPr>
-                    <pic:cNvPr id="991205240" name=""/>
+                    <pic:cNvPr id="1533402843" name=""/>
                     <pic:cNvPicPr/>
                   </pic:nvPicPr>
                   <pic:blipFill>
-                    <a:blip r:embed="rId16"/>
+                    <a:blip r:embed="rId15"/>
                     <a:stretch>
                       <a:fillRect/>
                     </a:stretch>
@@ -7610,7 +7975,7 @@
                   <pic:spPr>
                     <a:xfrm>
                       <a:off x="0" y="0"/>
-                      <a:ext cx="6943202" cy="2346810"/>
+                      <a:ext cx="6783195" cy="1640148"/>
                     </a:xfrm>
                     <a:prstGeom prst="rect">
                       <a:avLst/>
@@ -7659,26 +8024,103 @@
     </w:p>
     <w:p>
       <w:r>
-        <w:t>Из заказа будут выбраны компоненты, которые требуются для производства продукции.</w:t>
+        <w:t>Проверить, что проставлен вид движения «261» (4).</w:t>
       </w:r>
     </w:p>
     <w:p>
       <w:r>
-        <w:t xml:space="preserve">Для компонентов, которые требуется списать на заказ нужно проставить галки в поле «ОК». </w:t>
-      </w:r>
-      <w:r>
-        <w:br/>
-        <w:t>Требуется выбрать партию или ввести склад, с которого будет проводиться списание (5, 6). Запас компонентов лежит на складе 0100.</w:t>
+        <w:t>Из заказа будут выбраны компоненты, которые требуются для производства продукции.</w:t>
       </w:r>
     </w:p>
     <w:p>
       <w:r>
-        <w:t>Для проверки введенных значений требуется нажать на кнопку «Проверить» (7).</w:t>
+        <w:t>Для компонентов, которые требуется списать на заказ нужно проставить галки в поле «ОК»</w:t>
+      </w:r>
+      <w:r>
+        <w:t xml:space="preserve"> (</w:t>
+      </w:r>
+      <w:r>
+        <w:t>5</w:t>
+      </w:r>
+      <w:r>
+        <w:t>)</w:t>
+      </w:r>
+      <w:r>
+        <w:t xml:space="preserve">. </w:t>
+      </w:r>
+      <w:r>
+        <w:br/>
+        <w:t xml:space="preserve">Требуется выбрать партию </w:t>
+      </w:r>
+      <w:r>
+        <w:t xml:space="preserve">(с помощью справки </w:t>
+      </w:r>
+      <w:r>
+        <w:rPr>
+          <w:lang w:val="en-US"/>
+        </w:rPr>
+        <w:t>F</w:t>
+      </w:r>
+      <w:r>
+        <w:t>4</w:t>
+      </w:r>
+      <w:r>
+        <w:t xml:space="preserve">) </w:t>
+      </w:r>
+      <w:r>
+        <w:t>(</w:t>
+      </w:r>
+      <w:r>
+        <w:t>6</w:t>
+      </w:r>
+      <w:r>
+        <w:t xml:space="preserve">) </w:t>
+      </w:r>
+      <w:r>
+        <w:t>и</w:t>
+      </w:r>
+      <w:r>
+        <w:t xml:space="preserve"> ввести склад, с которого будет проводиться списание (</w:t>
+      </w:r>
+      <w:r>
+        <w:t>7</w:t>
+      </w:r>
+      <w:r>
+        <w:t xml:space="preserve">). Запас компонентов лежит на складе </w:t>
+      </w:r>
+      <w:r>
+        <w:t>«</w:t>
+      </w:r>
+      <w:r>
+        <w:t>0100</w:t>
+      </w:r>
+      <w:r>
+        <w:t>»</w:t>
+      </w:r>
+      <w:r>
+        <w:t>.</w:t>
       </w:r>
     </w:p>
     <w:p>
       <w:r>
-        <w:t>Для выполнения проводки и сохранения документа требуется нажать на кнопку «Проводка» (8).</w:t>
+        <w:t>Для проверки введенных значений требуется нажать на кнопку «Проверить» (</w:t>
+      </w:r>
+      <w:r>
+        <w:t>8</w:t>
+      </w:r>
+      <w:r>
+        <w:t>).</w:t>
+      </w:r>
+    </w:p>
+    <w:p>
+      <w:r>
+        <w:t>Для выполнения проводки и сохранения документа требуется нажать на кнопку «Проводка» (</w:t>
+      </w:r>
+      <w:r>
+        <w:t>9</w:t>
+      </w:r>
+      <w:r>
+        <w:t>).</w:t>
       </w:r>
     </w:p>
     <w:p>
@@ -7691,8 +8133,7 @@
         <w:pStyle w:val="2"/>
       </w:pPr>
       <w:r>
-        <w:lastRenderedPageBreak/>
-        <w:t>Выпуск изготовляемой продукции</w:t>
+        <w:t>Сторнирование документа движения</w:t>
       </w:r>
     </w:p>
     <w:p>
@@ -7715,10 +8156,7 @@
     </w:p>
     <w:p>
       <w:pPr>
-        <w:rPr>
-          <w:rStyle w:val="af0"/>
-          <w:lang w:val="en-US"/>
-        </w:rPr>
+        <w:ind w:left="-993"/>
       </w:pPr>
       <w:r>
         <w:rPr>
@@ -7726,21 +8164,22 @@
           <w:bCs/>
           <w:noProof/>
         </w:rPr>
+        <w:lastRenderedPageBreak/>
         <mc:AlternateContent>
           <mc:Choice Requires="wps">
             <w:drawing>
-              <wp:anchor distT="0" distB="0" distL="114300" distR="114300" simplePos="0" relativeHeight="251769856" behindDoc="0" locked="0" layoutInCell="1" allowOverlap="1" wp14:anchorId="476FE5F2" wp14:editId="2AD53F05">
+              <wp:anchor distT="0" distB="0" distL="114300" distR="114300" simplePos="0" relativeHeight="251783168" behindDoc="0" locked="0" layoutInCell="1" allowOverlap="1" wp14:anchorId="356D2955" wp14:editId="4EC738A5">
                 <wp:simplePos x="0" y="0"/>
                 <wp:positionH relativeFrom="column">
-                  <wp:posOffset>1353490</wp:posOffset>
+                  <wp:posOffset>1983361</wp:posOffset>
                 </wp:positionH>
                 <wp:positionV relativeFrom="paragraph">
-                  <wp:posOffset>321310</wp:posOffset>
+                  <wp:posOffset>1094958</wp:posOffset>
                 </wp:positionV>
                 <wp:extent cx="238125" cy="230505"/>
                 <wp:effectExtent l="0" t="0" r="28575" b="17145"/>
                 <wp:wrapNone/>
-                <wp:docPr id="1463105157" name="Надпись 2"/>
+                <wp:docPr id="1760588493" name="Надпись 2"/>
                 <wp:cNvGraphicFramePr/>
                 <a:graphic xmlns:a="http://schemas.openxmlformats.org/drawingml/2006/main">
                   <a:graphicData uri="http://schemas.microsoft.com/office/word/2010/wordprocessingShape">
@@ -7779,13 +8218,7 @@
                               <w:pStyle w:val="af"/>
                             </w:pPr>
                             <w:r>
-                              <w:rPr>
-                                <w:lang w:val="en-US"/>
-                              </w:rPr>
-                              <w:t>6</w:t>
-                            </w:r>
-                            <w:r>
-                              <w:t>1</w:t>
+                              <w:t>41</w:t>
                             </w:r>
                           </w:p>
                         </w:txbxContent>
@@ -7810,7 +8243,7 @@
           </mc:Choice>
           <mc:Fallback>
             <w:pict>
-              <v:shape w14:anchorId="476FE5F2" id="_x0000_s1060" type="#_x0000_t202" style="position:absolute;margin-left:106.55pt;margin-top:25.3pt;width:18.75pt;height:18.15pt;z-index:251769856;visibility:visible;mso-wrap-style:square;mso-width-percent:0;mso-height-percent:0;mso-wrap-distance-left:9pt;mso-wrap-distance-top:0;mso-wrap-distance-right:9pt;mso-wrap-distance-bottom:0;mso-position-horizontal:absolute;mso-position-horizontal-relative:text;mso-position-vertical:absolute;mso-position-vertical-relative:text;mso-width-percent:0;mso-height-percent:0;mso-width-relative:margin;mso-height-relative:margin;v-text-anchor:middle" o:gfxdata="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" fillcolor="#4472c4 [3204]" strokecolor="#09101d [484]" strokeweight="1pt">
+              <v:shape w14:anchorId="356D2955" id="_x0000_s1061" type="#_x0000_t202" style="position:absolute;left:0;text-align:left;margin-left:156.15pt;margin-top:86.2pt;width:18.75pt;height:18.15pt;z-index:251783168;visibility:visible;mso-wrap-style:square;mso-width-percent:0;mso-height-percent:0;mso-wrap-distance-left:9pt;mso-wrap-distance-top:0;mso-wrap-distance-right:9pt;mso-wrap-distance-bottom:0;mso-position-horizontal:absolute;mso-position-horizontal-relative:text;mso-position-vertical:absolute;mso-position-vertical-relative:text;mso-width-percent:0;mso-height-percent:0;mso-width-relative:margin;mso-height-relative:margin;v-text-anchor:middle" o:gfxdata="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" fillcolor="#4472c4 [3204]" strokecolor="#09101d [484]" strokeweight="1pt">
                 <v:textbox>
                   <w:txbxContent>
                     <w:p>
@@ -7818,13 +8251,7 @@
                         <w:pStyle w:val="af"/>
                       </w:pPr>
                       <w:r>
-                        <w:rPr>
-                          <w:lang w:val="en-US"/>
-                        </w:rPr>
-                        <w:t>6</w:t>
-                      </w:r>
-                      <w:r>
-                        <w:t>1</w:t>
+                        <w:t>41</w:t>
                       </w:r>
                     </w:p>
                   </w:txbxContent>
@@ -7843,18 +8270,18 @@
         <mc:AlternateContent>
           <mc:Choice Requires="wps">
             <w:drawing>
-              <wp:anchor distT="0" distB="0" distL="114300" distR="114300" simplePos="0" relativeHeight="251768832" behindDoc="0" locked="0" layoutInCell="1" allowOverlap="1" wp14:anchorId="51DF7A68" wp14:editId="0567CE96">
+              <wp:anchor distT="0" distB="0" distL="114300" distR="114300" simplePos="0" relativeHeight="251781120" behindDoc="0" locked="0" layoutInCell="1" allowOverlap="1" wp14:anchorId="565A8769" wp14:editId="4BD4E902">
                 <wp:simplePos x="0" y="0"/>
                 <wp:positionH relativeFrom="column">
-                  <wp:posOffset>973988</wp:posOffset>
+                  <wp:posOffset>1764940</wp:posOffset>
                 </wp:positionH>
                 <wp:positionV relativeFrom="paragraph">
-                  <wp:posOffset>321717</wp:posOffset>
+                  <wp:posOffset>521639</wp:posOffset>
                 </wp:positionV>
                 <wp:extent cx="238125" cy="230505"/>
                 <wp:effectExtent l="0" t="0" r="28575" b="17145"/>
                 <wp:wrapNone/>
-                <wp:docPr id="463754020" name="Надпись 2"/>
+                <wp:docPr id="124228476" name="Надпись 2"/>
                 <wp:cNvGraphicFramePr/>
                 <a:graphic xmlns:a="http://schemas.openxmlformats.org/drawingml/2006/main">
                   <a:graphicData uri="http://schemas.microsoft.com/office/word/2010/wordprocessingShape">
@@ -7893,13 +8320,7 @@
                               <w:pStyle w:val="af"/>
                             </w:pPr>
                             <w:r>
-                              <w:rPr>
-                                <w:lang w:val="en-US"/>
-                              </w:rPr>
-                              <w:t>5</w:t>
-                            </w:r>
-                            <w:r>
-                              <w:t>1</w:t>
+                              <w:t>31</w:t>
                             </w:r>
                           </w:p>
                         </w:txbxContent>
@@ -7924,7 +8345,7 @@
           </mc:Choice>
           <mc:Fallback>
             <w:pict>
-              <v:shape w14:anchorId="51DF7A68" id="_x0000_s1061" type="#_x0000_t202" style="position:absolute;margin-left:76.7pt;margin-top:25.35pt;width:18.75pt;height:18.15pt;z-index:251768832;visibility:visible;mso-wrap-style:square;mso-width-percent:0;mso-height-percent:0;mso-wrap-distance-left:9pt;mso-wrap-distance-top:0;mso-wrap-distance-right:9pt;mso-wrap-distance-bottom:0;mso-position-horizontal:absolute;mso-position-horizontal-relative:text;mso-position-vertical:absolute;mso-position-vertical-relative:text;mso-width-percent:0;mso-height-percent:0;mso-width-relative:margin;mso-height-relative:margin;v-text-anchor:middle" o:gfxdata="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" fillcolor="#4472c4 [3204]" strokecolor="#09101d [484]" strokeweight="1pt">
+              <v:shape w14:anchorId="565A8769" id="_x0000_s1062" type="#_x0000_t202" style="position:absolute;left:0;text-align:left;margin-left:138.95pt;margin-top:41.05pt;width:18.75pt;height:18.15pt;z-index:251781120;visibility:visible;mso-wrap-style:square;mso-width-percent:0;mso-height-percent:0;mso-wrap-distance-left:9pt;mso-wrap-distance-top:0;mso-wrap-distance-right:9pt;mso-wrap-distance-bottom:0;mso-position-horizontal:absolute;mso-position-horizontal-relative:text;mso-position-vertical:absolute;mso-position-vertical-relative:text;mso-width-percent:0;mso-height-percent:0;mso-width-relative:margin;mso-height-relative:margin;v-text-anchor:middle" o:gfxdata="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" fillcolor="#4472c4 [3204]" strokecolor="#09101d [484]" strokeweight="1pt">
                 <v:textbox>
                   <w:txbxContent>
                     <w:p>
@@ -7932,13 +8353,7 @@
                         <w:pStyle w:val="af"/>
                       </w:pPr>
                       <w:r>
-                        <w:rPr>
-                          <w:lang w:val="en-US"/>
-                        </w:rPr>
-                        <w:t>5</w:t>
-                      </w:r>
-                      <w:r>
-                        <w:t>1</w:t>
+                        <w:t>31</w:t>
                       </w:r>
                     </w:p>
                   </w:txbxContent>
@@ -7950,17 +8365,6 @@
       </w:r>
       <w:r>
         <w:rPr>
-          <w:rStyle w:val="af0"/>
-        </w:rPr>
-        <w:t>Начальный экран:</w:t>
-      </w:r>
-    </w:p>
-    <w:p>
-      <w:pPr>
-        <w:ind w:left="-993"/>
-      </w:pPr>
-      <w:r>
-        <w:rPr>
           <w:b/>
           <w:bCs/>
           <w:noProof/>
@@ -7968,18 +8372,18 @@
         <mc:AlternateContent>
           <mc:Choice Requires="wps">
             <w:drawing>
-              <wp:anchor distT="0" distB="0" distL="114300" distR="114300" simplePos="0" relativeHeight="251765760" behindDoc="0" locked="0" layoutInCell="1" allowOverlap="1" wp14:anchorId="535503CC" wp14:editId="2A24CDA1">
+              <wp:anchor distT="0" distB="0" distL="114300" distR="114300" simplePos="0" relativeHeight="251779072" behindDoc="0" locked="0" layoutInCell="1" allowOverlap="1" wp14:anchorId="79736CC0" wp14:editId="41FBCE1D">
                 <wp:simplePos x="0" y="0"/>
                 <wp:positionH relativeFrom="column">
-                  <wp:posOffset>1971040</wp:posOffset>
+                  <wp:posOffset>1117032</wp:posOffset>
                 </wp:positionH>
                 <wp:positionV relativeFrom="paragraph">
-                  <wp:posOffset>1125855</wp:posOffset>
+                  <wp:posOffset>521809</wp:posOffset>
                 </wp:positionV>
                 <wp:extent cx="238125" cy="230505"/>
                 <wp:effectExtent l="0" t="0" r="28575" b="17145"/>
                 <wp:wrapNone/>
-                <wp:docPr id="1390332982" name="Надпись 2"/>
+                <wp:docPr id="604490281" name="Надпись 2"/>
                 <wp:cNvGraphicFramePr/>
                 <a:graphic xmlns:a="http://schemas.openxmlformats.org/drawingml/2006/main">
                   <a:graphicData uri="http://schemas.microsoft.com/office/word/2010/wordprocessingShape">
@@ -8018,7 +8422,7 @@
                               <w:pStyle w:val="af"/>
                             </w:pPr>
                             <w:r>
-                              <w:t>4</w:t>
+                              <w:t>21</w:t>
                             </w:r>
                           </w:p>
                         </w:txbxContent>
@@ -8043,7 +8447,7 @@
           </mc:Choice>
           <mc:Fallback>
             <w:pict>
-              <v:shape w14:anchorId="535503CC" id="_x0000_s1062" type="#_x0000_t202" style="position:absolute;left:0;text-align:left;margin-left:155.2pt;margin-top:88.65pt;width:18.75pt;height:18.15pt;z-index:251765760;visibility:visible;mso-wrap-style:square;mso-width-percent:0;mso-height-percent:0;mso-wrap-distance-left:9pt;mso-wrap-distance-top:0;mso-wrap-distance-right:9pt;mso-wrap-distance-bottom:0;mso-position-horizontal:absolute;mso-position-horizontal-relative:text;mso-position-vertical:absolute;mso-position-vertical-relative:text;mso-width-percent:0;mso-height-percent:0;mso-width-relative:margin;mso-height-relative:margin;v-text-anchor:middle" o:gfxdata="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" fillcolor="#4472c4 [3204]" strokecolor="#09101d [484]" strokeweight="1pt">
+              <v:shape w14:anchorId="79736CC0" id="_x0000_s1063" type="#_x0000_t202" style="position:absolute;left:0;text-align:left;margin-left:87.95pt;margin-top:41.1pt;width:18.75pt;height:18.15pt;z-index:251779072;visibility:visible;mso-wrap-style:square;mso-width-percent:0;mso-height-percent:0;mso-wrap-distance-left:9pt;mso-wrap-distance-top:0;mso-wrap-distance-right:9pt;mso-wrap-distance-bottom:0;mso-position-horizontal:absolute;mso-position-horizontal-relative:text;mso-position-vertical:absolute;mso-position-vertical-relative:text;mso-width-percent:0;mso-height-percent:0;mso-width-relative:margin;mso-height-relative:margin;v-text-anchor:middle" o:gfxdata="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" fillcolor="#4472c4 [3204]" strokecolor="#09101d [484]" strokeweight="1pt">
                 <v:textbox>
                   <w:txbxContent>
                     <w:p>
@@ -8051,7 +8455,7 @@
                         <w:pStyle w:val="af"/>
                       </w:pPr>
                       <w:r>
-                        <w:t>4</w:t>
+                        <w:t>21</w:t>
                       </w:r>
                     </w:p>
                   </w:txbxContent>
@@ -8070,18 +8474,18 @@
         <mc:AlternateContent>
           <mc:Choice Requires="wps">
             <w:drawing>
-              <wp:anchor distT="0" distB="0" distL="114300" distR="114300" simplePos="0" relativeHeight="251762688" behindDoc="0" locked="0" layoutInCell="1" allowOverlap="1" wp14:anchorId="6F13BBC1" wp14:editId="1131CB51">
+              <wp:anchor distT="0" distB="0" distL="114300" distR="114300" simplePos="0" relativeHeight="251777024" behindDoc="0" locked="0" layoutInCell="1" allowOverlap="1" wp14:anchorId="00A769A3" wp14:editId="741F06F3">
                 <wp:simplePos x="0" y="0"/>
                 <wp:positionH relativeFrom="column">
-                  <wp:posOffset>278765</wp:posOffset>
+                  <wp:posOffset>339716</wp:posOffset>
                 </wp:positionH>
                 <wp:positionV relativeFrom="paragraph">
-                  <wp:posOffset>556895</wp:posOffset>
+                  <wp:posOffset>515942</wp:posOffset>
                 </wp:positionV>
                 <wp:extent cx="238125" cy="230505"/>
                 <wp:effectExtent l="0" t="0" r="28575" b="17145"/>
                 <wp:wrapNone/>
-                <wp:docPr id="455842347" name="Надпись 2"/>
+                <wp:docPr id="992991086" name="Надпись 2"/>
                 <wp:cNvGraphicFramePr/>
                 <a:graphic xmlns:a="http://schemas.openxmlformats.org/drawingml/2006/main">
                   <a:graphicData uri="http://schemas.microsoft.com/office/word/2010/wordprocessingShape">
@@ -8145,7 +8549,7 @@
           </mc:Choice>
           <mc:Fallback>
             <w:pict>
-              <v:shape w14:anchorId="6F13BBC1" id="_x0000_s1063" type="#_x0000_t202" style="position:absolute;left:0;text-align:left;margin-left:21.95pt;margin-top:43.85pt;width:18.75pt;height:18.15pt;z-index:251762688;visibility:visible;mso-wrap-style:square;mso-width-percent:0;mso-height-percent:0;mso-wrap-distance-left:9pt;mso-wrap-distance-top:0;mso-wrap-distance-right:9pt;mso-wrap-distance-bottom:0;mso-position-horizontal:absolute;mso-position-horizontal-relative:text;mso-position-vertical:absolute;mso-position-vertical-relative:text;mso-width-percent:0;mso-height-percent:0;mso-width-relative:margin;mso-height-relative:margin;v-text-anchor:middle" o:gfxdata="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" fillcolor="#4472c4 [3204]" strokecolor="#09101d [484]" strokeweight="1pt">
+              <v:shape w14:anchorId="00A769A3" id="_x0000_s1064" type="#_x0000_t202" style="position:absolute;left:0;text-align:left;margin-left:26.75pt;margin-top:40.65pt;width:18.75pt;height:18.15pt;z-index:251777024;visibility:visible;mso-wrap-style:square;mso-width-percent:0;mso-height-percent:0;mso-wrap-distance-left:9pt;mso-wrap-distance-top:0;mso-wrap-distance-right:9pt;mso-wrap-distance-bottom:0;mso-position-horizontal:absolute;mso-position-horizontal-relative:text;mso-position-vertical:absolute;mso-position-vertical-relative:text;mso-width-percent:0;mso-height-percent:0;mso-width-relative:margin;mso-height-relative:margin;v-text-anchor:middle" o:gfxdata="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" fillcolor="#4472c4 [3204]" strokecolor="#09101d [484]" strokeweight="1pt">
                 <v:textbox>
                   <w:txbxContent>
                     <w:p>
@@ -8165,6 +8569,126 @@
       </w:r>
       <w:r>
         <w:rPr>
+          <w:noProof/>
+        </w:rPr>
+        <w:drawing>
+          <wp:inline distT="0" distB="0" distL="0" distR="0" wp14:anchorId="0EFCC039" wp14:editId="655A7F01">
+            <wp:extent cx="6932194" cy="1699147"/>
+            <wp:effectExtent l="0" t="0" r="2540" b="0"/>
+            <wp:docPr id="1825206661" name="Рисунок 1"/>
+            <wp:cNvGraphicFramePr>
+              <a:graphicFrameLocks xmlns:a="http://schemas.openxmlformats.org/drawingml/2006/main" noChangeAspect="1"/>
+            </wp:cNvGraphicFramePr>
+            <a:graphic xmlns:a="http://schemas.openxmlformats.org/drawingml/2006/main">
+              <a:graphicData uri="http://schemas.openxmlformats.org/drawingml/2006/picture">
+                <pic:pic xmlns:pic="http://schemas.openxmlformats.org/drawingml/2006/picture">
+                  <pic:nvPicPr>
+                    <pic:cNvPr id="1825206661" name=""/>
+                    <pic:cNvPicPr/>
+                  </pic:nvPicPr>
+                  <pic:blipFill>
+                    <a:blip r:embed="rId16"/>
+                    <a:stretch>
+                      <a:fillRect/>
+                    </a:stretch>
+                  </pic:blipFill>
+                  <pic:spPr>
+                    <a:xfrm>
+                      <a:off x="0" y="0"/>
+                      <a:ext cx="6964132" cy="1706975"/>
+                    </a:xfrm>
+                    <a:prstGeom prst="rect">
+                      <a:avLst/>
+                    </a:prstGeom>
+                  </pic:spPr>
+                </pic:pic>
+              </a:graphicData>
+            </a:graphic>
+          </wp:inline>
+        </w:drawing>
+      </w:r>
+    </w:p>
+    <w:p>
+      <w:r>
+        <w:t>Из выпадающих списков выбрать:</w:t>
+      </w:r>
+    </w:p>
+    <w:p>
+      <w:r>
+        <w:t xml:space="preserve">1 – </w:t>
+      </w:r>
+      <w:proofErr w:type="spellStart"/>
+      <w:r>
+        <w:t>Сторно</w:t>
+      </w:r>
+      <w:proofErr w:type="spellEnd"/>
+    </w:p>
+    <w:p>
+      <w:r>
+        <w:t>2 – Документ материала</w:t>
+      </w:r>
+    </w:p>
+    <w:p>
+      <w:r>
+        <w:t>В поле 3 ввести номер документа из пункта 5.1.</w:t>
+      </w:r>
+    </w:p>
+    <w:p>
+      <w:r>
+        <w:t xml:space="preserve">После ввода значений нужно нажать </w:t>
+      </w:r>
+      <w:r>
+        <w:rPr>
+          <w:lang w:val="en-US"/>
+        </w:rPr>
+        <w:t>Enter</w:t>
+      </w:r>
+      <w:r>
+        <w:t>.</w:t>
+      </w:r>
+    </w:p>
+    <w:p>
+      <w:r>
+        <w:t xml:space="preserve">Для позиций, которые требуется сторнировать, нужно проставить галки в поле «ОК» (5). </w:t>
+      </w:r>
+    </w:p>
+    <w:p>
+      <w:r>
+        <w:t>Для выполнения проводки и сохранения документа требуется нажать на кнопку «Проводка».</w:t>
+      </w:r>
+    </w:p>
+    <w:p>
+      <w:pPr>
+        <w:pStyle w:val="2"/>
+      </w:pPr>
+      <w:r>
+        <w:t>Выпуск изготовляемой продукции</w:t>
+      </w:r>
+    </w:p>
+    <w:p>
+      <w:r>
+        <w:rPr>
+          <w:b/>
+          <w:bCs/>
+        </w:rPr>
+        <w:t>Транзакция:</w:t>
+      </w:r>
+      <w:r>
+        <w:t xml:space="preserve"> </w:t>
+      </w:r>
+      <w:r>
+        <w:rPr>
+          <w:lang w:val="en-US"/>
+        </w:rPr>
+        <w:t>MIGO</w:t>
+      </w:r>
+    </w:p>
+    <w:p>
+      <w:pPr>
+        <w:ind w:left="-993"/>
+      </w:pPr>
+      <w:r>
+        <w:rPr>
           <w:b/>
           <w:bCs/>
           <w:noProof/>
@@ -8172,13 +8696,491 @@
         <mc:AlternateContent>
           <mc:Choice Requires="wps">
             <w:drawing>
-              <wp:anchor distT="0" distB="0" distL="114300" distR="114300" simplePos="0" relativeHeight="251763712" behindDoc="0" locked="0" layoutInCell="1" allowOverlap="1" wp14:anchorId="0E88D5BE" wp14:editId="3E518C03">
+              <wp:anchor distT="0" distB="0" distL="114300" distR="114300" simplePos="0" relativeHeight="251793408" behindDoc="0" locked="0" layoutInCell="1" allowOverlap="1" wp14:anchorId="6DC69D90" wp14:editId="2FBFE9A0">
+                <wp:simplePos x="0" y="0"/>
+                <wp:positionH relativeFrom="column">
+                  <wp:posOffset>4393565</wp:posOffset>
+                </wp:positionH>
+                <wp:positionV relativeFrom="paragraph">
+                  <wp:posOffset>535941</wp:posOffset>
+                </wp:positionV>
+                <wp:extent cx="349250" cy="781050"/>
+                <wp:effectExtent l="38100" t="0" r="31750" b="57150"/>
+                <wp:wrapNone/>
+                <wp:docPr id="1018163856" name="Прямая со стрелкой 56"/>
+                <wp:cNvGraphicFramePr/>
+                <a:graphic xmlns:a="http://schemas.openxmlformats.org/drawingml/2006/main">
+                  <a:graphicData uri="http://schemas.microsoft.com/office/word/2010/wordprocessingShape">
+                    <wps:wsp>
+                      <wps:cNvCnPr/>
+                      <wps:spPr>
+                        <a:xfrm flipH="1">
+                          <a:off x="0" y="0"/>
+                          <a:ext cx="349250" cy="781050"/>
+                        </a:xfrm>
+                        <a:prstGeom prst="straightConnector1">
+                          <a:avLst/>
+                        </a:prstGeom>
+                        <a:ln w="19050">
+                          <a:tailEnd type="triangle"/>
+                        </a:ln>
+                      </wps:spPr>
+                      <wps:style>
+                        <a:lnRef idx="1">
+                          <a:schemeClr val="accent1"/>
+                        </a:lnRef>
+                        <a:fillRef idx="0">
+                          <a:schemeClr val="accent1"/>
+                        </a:fillRef>
+                        <a:effectRef idx="0">
+                          <a:schemeClr val="accent1"/>
+                        </a:effectRef>
+                        <a:fontRef idx="minor">
+                          <a:schemeClr val="tx1"/>
+                        </a:fontRef>
+                      </wps:style>
+                      <wps:bodyPr/>
+                    </wps:wsp>
+                  </a:graphicData>
+                </a:graphic>
+                <wp14:sizeRelH relativeFrom="margin">
+                  <wp14:pctWidth>0</wp14:pctWidth>
+                </wp14:sizeRelH>
+                <wp14:sizeRelV relativeFrom="margin">
+                  <wp14:pctHeight>0</wp14:pctHeight>
+                </wp14:sizeRelV>
+              </wp:anchor>
+            </w:drawing>
+          </mc:Choice>
+          <mc:Fallback>
+            <w:pict>
+              <v:shape w14:anchorId="155779DC" id="Прямая со стрелкой 56" o:spid="_x0000_s1026" type="#_x0000_t32" style="position:absolute;margin-left:345.95pt;margin-top:42.2pt;width:27.5pt;height:61.5pt;flip:x;z-index:251793408;visibility:visible;mso-wrap-style:square;mso-width-percent:0;mso-height-percent:0;mso-wrap-distance-left:9pt;mso-wrap-distance-top:0;mso-wrap-distance-right:9pt;mso-wrap-distance-bottom:0;mso-position-horizontal:absolute;mso-position-horizontal-relative:text;mso-position-vertical:absolute;mso-position-vertical-relative:text;mso-width-percent:0;mso-height-percent:0;mso-width-relative:margin;mso-height-relative:margin" o:gfxdata="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" strokecolor="#4472c4 [3204]" strokeweight="1.5pt">
+                <v:stroke endarrow="block" joinstyle="miter"/>
+              </v:shape>
+            </w:pict>
+          </mc:Fallback>
+        </mc:AlternateContent>
+      </w:r>
+      <w:r>
+        <w:rPr>
+          <w:b/>
+          <w:bCs/>
+          <w:noProof/>
+        </w:rPr>
+        <mc:AlternateContent>
+          <mc:Choice Requires="wps">
+            <w:drawing>
+              <wp:anchor distT="0" distB="0" distL="114300" distR="114300" simplePos="0" relativeHeight="251792384" behindDoc="0" locked="0" layoutInCell="1" allowOverlap="1" wp14:anchorId="178E0187" wp14:editId="644A0D11">
+                <wp:simplePos x="0" y="0"/>
+                <wp:positionH relativeFrom="column">
+                  <wp:posOffset>4613910</wp:posOffset>
+                </wp:positionH>
+                <wp:positionV relativeFrom="paragraph">
+                  <wp:posOffset>328295</wp:posOffset>
+                </wp:positionV>
+                <wp:extent cx="238125" cy="230505"/>
+                <wp:effectExtent l="0" t="0" r="28575" b="17145"/>
+                <wp:wrapNone/>
+                <wp:docPr id="687220723" name="Надпись 2"/>
+                <wp:cNvGraphicFramePr/>
+                <a:graphic xmlns:a="http://schemas.openxmlformats.org/drawingml/2006/main">
+                  <a:graphicData uri="http://schemas.microsoft.com/office/word/2010/wordprocessingShape">
+                    <wps:wsp>
+                      <wps:cNvSpPr txBox="1"/>
+                      <wps:spPr>
+                        <a:xfrm>
+                          <a:off x="0" y="0"/>
+                          <a:ext cx="238125" cy="230505"/>
+                        </a:xfrm>
+                        <a:prstGeom prst="rect">
+                          <a:avLst/>
+                        </a:prstGeom>
+                        <a:ln/>
+                      </wps:spPr>
+                      <wps:style>
+                        <a:lnRef idx="2">
+                          <a:schemeClr val="accent1">
+                            <a:shade val="15000"/>
+                          </a:schemeClr>
+                        </a:lnRef>
+                        <a:fillRef idx="1">
+                          <a:schemeClr val="accent1"/>
+                        </a:fillRef>
+                        <a:effectRef idx="0">
+                          <a:schemeClr val="accent1"/>
+                        </a:effectRef>
+                        <a:fontRef idx="minor">
+                          <a:schemeClr val="lt1"/>
+                        </a:fontRef>
+                      </wps:style>
+                      <wps:txbx>
+                        <w:txbxContent>
+                          <w:p>
+                            <w:pPr>
+                              <w:pStyle w:val="af"/>
+                              <w:rPr>
+                                <w:lang w:val="en-US"/>
+                              </w:rPr>
+                            </w:pPr>
+                            <w:r>
+                              <w:rPr>
+                                <w:lang w:val="en-US"/>
+                              </w:rPr>
+                              <w:t>4</w:t>
+                            </w:r>
+                          </w:p>
+                        </w:txbxContent>
+                      </wps:txbx>
+                      <wps:bodyPr rot="0" spcFirstLastPara="0" vertOverflow="overflow" horzOverflow="overflow" vert="horz" wrap="square" lIns="91440" tIns="45720" rIns="91440" bIns="45720" numCol="1" spcCol="0" rtlCol="0" fromWordArt="0" anchor="ctr" anchorCtr="0" forceAA="0" compatLnSpc="1">
+                        <a:prstTxWarp prst="textNoShape">
+                          <a:avLst/>
+                        </a:prstTxWarp>
+                        <a:noAutofit/>
+                      </wps:bodyPr>
+                    </wps:wsp>
+                  </a:graphicData>
+                </a:graphic>
+                <wp14:sizeRelH relativeFrom="margin">
+                  <wp14:pctWidth>0</wp14:pctWidth>
+                </wp14:sizeRelH>
+                <wp14:sizeRelV relativeFrom="margin">
+                  <wp14:pctHeight>0</wp14:pctHeight>
+                </wp14:sizeRelV>
+              </wp:anchor>
+            </w:drawing>
+          </mc:Choice>
+          <mc:Fallback>
+            <w:pict>
+              <v:shape w14:anchorId="178E0187" id="_x0000_s1065" type="#_x0000_t202" style="position:absolute;left:0;text-align:left;margin-left:363.3pt;margin-top:25.85pt;width:18.75pt;height:18.15pt;z-index:251792384;visibility:visible;mso-wrap-style:square;mso-width-percent:0;mso-height-percent:0;mso-wrap-distance-left:9pt;mso-wrap-distance-top:0;mso-wrap-distance-right:9pt;mso-wrap-distance-bottom:0;mso-position-horizontal:absolute;mso-position-horizontal-relative:text;mso-position-vertical:absolute;mso-position-vertical-relative:text;mso-width-percent:0;mso-height-percent:0;mso-width-relative:margin;mso-height-relative:margin;v-text-anchor:middle" o:gfxdata="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" fillcolor="#4472c4 [3204]" strokecolor="#09101d [484]" strokeweight="1pt">
+                <v:textbox>
+                  <w:txbxContent>
+                    <w:p>
+                      <w:pPr>
+                        <w:pStyle w:val="af"/>
+                        <w:rPr>
+                          <w:lang w:val="en-US"/>
+                        </w:rPr>
+                      </w:pPr>
+                      <w:r>
+                        <w:rPr>
+                          <w:lang w:val="en-US"/>
+                        </w:rPr>
+                        <w:t>4</w:t>
+                      </w:r>
+                    </w:p>
+                  </w:txbxContent>
+                </v:textbox>
+              </v:shape>
+            </w:pict>
+          </mc:Fallback>
+        </mc:AlternateContent>
+      </w:r>
+      <w:r>
+        <w:rPr>
+          <w:b/>
+          <w:bCs/>
+          <w:noProof/>
+        </w:rPr>
+        <mc:AlternateContent>
+          <mc:Choice Requires="wps">
+            <w:drawing>
+              <wp:anchor distT="0" distB="0" distL="114300" distR="114300" simplePos="0" relativeHeight="251794432" behindDoc="0" locked="0" layoutInCell="1" allowOverlap="1" wp14:anchorId="0D660F6F" wp14:editId="392BE702">
+                <wp:simplePos x="0" y="0"/>
+                <wp:positionH relativeFrom="column">
+                  <wp:posOffset>4432935</wp:posOffset>
+                </wp:positionH>
+                <wp:positionV relativeFrom="paragraph">
+                  <wp:posOffset>435610</wp:posOffset>
+                </wp:positionV>
+                <wp:extent cx="201295" cy="46355"/>
+                <wp:effectExtent l="0" t="57150" r="0" b="67945"/>
+                <wp:wrapNone/>
+                <wp:docPr id="359004232" name="Прямая со стрелкой 56"/>
+                <wp:cNvGraphicFramePr/>
+                <a:graphic xmlns:a="http://schemas.openxmlformats.org/drawingml/2006/main">
+                  <a:graphicData uri="http://schemas.microsoft.com/office/word/2010/wordprocessingShape">
+                    <wps:wsp>
+                      <wps:cNvCnPr/>
+                      <wps:spPr>
+                        <a:xfrm rot="20700000" flipH="1" flipV="1">
+                          <a:off x="0" y="0"/>
+                          <a:ext cx="201295" cy="46355"/>
+                        </a:xfrm>
+                        <a:prstGeom prst="straightConnector1">
+                          <a:avLst/>
+                        </a:prstGeom>
+                        <a:ln w="19050">
+                          <a:tailEnd type="triangle"/>
+                        </a:ln>
+                      </wps:spPr>
+                      <wps:style>
+                        <a:lnRef idx="1">
+                          <a:schemeClr val="accent1"/>
+                        </a:lnRef>
+                        <a:fillRef idx="0">
+                          <a:schemeClr val="accent1"/>
+                        </a:fillRef>
+                        <a:effectRef idx="0">
+                          <a:schemeClr val="accent1"/>
+                        </a:effectRef>
+                        <a:fontRef idx="minor">
+                          <a:schemeClr val="tx1"/>
+                        </a:fontRef>
+                      </wps:style>
+                      <wps:bodyPr/>
+                    </wps:wsp>
+                  </a:graphicData>
+                </a:graphic>
+                <wp14:sizeRelH relativeFrom="margin">
+                  <wp14:pctWidth>0</wp14:pctWidth>
+                </wp14:sizeRelH>
+                <wp14:sizeRelV relativeFrom="margin">
+                  <wp14:pctHeight>0</wp14:pctHeight>
+                </wp14:sizeRelV>
+              </wp:anchor>
+            </w:drawing>
+          </mc:Choice>
+          <mc:Fallback>
+            <w:pict>
+              <v:shape w14:anchorId="0E08426D" id="Прямая со стрелкой 56" o:spid="_x0000_s1026" type="#_x0000_t32" style="position:absolute;margin-left:349.05pt;margin-top:34.3pt;width:15.85pt;height:3.65pt;rotation:-15;flip:x y;z-index:251794432;visibility:visible;mso-wrap-style:square;mso-width-percent:0;mso-height-percent:0;mso-wrap-distance-left:9pt;mso-wrap-distance-top:0;mso-wrap-distance-right:9pt;mso-wrap-distance-bottom:0;mso-position-horizontal:absolute;mso-position-horizontal-relative:text;mso-position-vertical:absolute;mso-position-vertical-relative:text;mso-width-percent:0;mso-height-percent:0;mso-width-relative:margin;mso-height-relative:margin" o:gfxdata="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" strokecolor="#4472c4 [3204]" strokeweight="1.5pt">
+                <v:stroke endarrow="block" joinstyle="miter"/>
+              </v:shape>
+            </w:pict>
+          </mc:Fallback>
+        </mc:AlternateContent>
+      </w:r>
+      <w:r>
+        <w:rPr>
+          <w:b/>
+          <w:bCs/>
+          <w:noProof/>
+        </w:rPr>
+        <mc:AlternateContent>
+          <mc:Choice Requires="wps">
+            <w:drawing>
+              <wp:anchor distT="0" distB="0" distL="114300" distR="114300" simplePos="0" relativeHeight="251787264" behindDoc="0" locked="0" layoutInCell="1" allowOverlap="1" wp14:anchorId="0EC81FCD" wp14:editId="579A09B1">
+                <wp:simplePos x="0" y="0"/>
+                <wp:positionH relativeFrom="column">
+                  <wp:posOffset>3034665</wp:posOffset>
+                </wp:positionH>
+                <wp:positionV relativeFrom="paragraph">
+                  <wp:posOffset>1110454</wp:posOffset>
+                </wp:positionV>
+                <wp:extent cx="238125" cy="230505"/>
+                <wp:effectExtent l="0" t="0" r="28575" b="17145"/>
+                <wp:wrapNone/>
+                <wp:docPr id="166179732" name="Надпись 2"/>
+                <wp:cNvGraphicFramePr/>
+                <a:graphic xmlns:a="http://schemas.openxmlformats.org/drawingml/2006/main">
+                  <a:graphicData uri="http://schemas.microsoft.com/office/word/2010/wordprocessingShape">
+                    <wps:wsp>
+                      <wps:cNvSpPr txBox="1"/>
+                      <wps:spPr>
+                        <a:xfrm>
+                          <a:off x="0" y="0"/>
+                          <a:ext cx="238125" cy="230505"/>
+                        </a:xfrm>
+                        <a:prstGeom prst="rect">
+                          <a:avLst/>
+                        </a:prstGeom>
+                        <a:ln/>
+                      </wps:spPr>
+                      <wps:style>
+                        <a:lnRef idx="2">
+                          <a:schemeClr val="accent1">
+                            <a:shade val="15000"/>
+                          </a:schemeClr>
+                        </a:lnRef>
+                        <a:fillRef idx="1">
+                          <a:schemeClr val="accent1"/>
+                        </a:fillRef>
+                        <a:effectRef idx="0">
+                          <a:schemeClr val="accent1"/>
+                        </a:effectRef>
+                        <a:fontRef idx="minor">
+                          <a:schemeClr val="lt1"/>
+                        </a:fontRef>
+                      </wps:style>
+                      <wps:txbx>
+                        <w:txbxContent>
+                          <w:p>
+                            <w:pPr>
+                              <w:pStyle w:val="af"/>
+                            </w:pPr>
+                            <w:r>
+                              <w:t>6</w:t>
+                            </w:r>
+                          </w:p>
+                        </w:txbxContent>
+                      </wps:txbx>
+                      <wps:bodyPr rot="0" spcFirstLastPara="0" vertOverflow="overflow" horzOverflow="overflow" vert="horz" wrap="square" lIns="91440" tIns="45720" rIns="91440" bIns="45720" numCol="1" spcCol="0" rtlCol="0" fromWordArt="0" anchor="ctr" anchorCtr="0" forceAA="0" compatLnSpc="1">
+                        <a:prstTxWarp prst="textNoShape">
+                          <a:avLst/>
+                        </a:prstTxWarp>
+                        <a:noAutofit/>
+                      </wps:bodyPr>
+                    </wps:wsp>
+                  </a:graphicData>
+                </a:graphic>
+                <wp14:sizeRelH relativeFrom="margin">
+                  <wp14:pctWidth>0</wp14:pctWidth>
+                </wp14:sizeRelH>
+                <wp14:sizeRelV relativeFrom="margin">
+                  <wp14:pctHeight>0</wp14:pctHeight>
+                </wp14:sizeRelV>
+              </wp:anchor>
+            </w:drawing>
+          </mc:Choice>
+          <mc:Fallback>
+            <w:pict>
+              <v:shape w14:anchorId="0EC81FCD" id="_x0000_s1066" type="#_x0000_t202" style="position:absolute;left:0;text-align:left;margin-left:238.95pt;margin-top:87.45pt;width:18.75pt;height:18.15pt;z-index:251787264;visibility:visible;mso-wrap-style:square;mso-width-percent:0;mso-height-percent:0;mso-wrap-distance-left:9pt;mso-wrap-distance-top:0;mso-wrap-distance-right:9pt;mso-wrap-distance-bottom:0;mso-position-horizontal:absolute;mso-position-horizontal-relative:text;mso-position-vertical:absolute;mso-position-vertical-relative:text;mso-width-percent:0;mso-height-percent:0;mso-width-relative:margin;mso-height-relative:margin;v-text-anchor:middle" o:gfxdata="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" fillcolor="#4472c4 [3204]" strokecolor="#09101d [484]" strokeweight="1pt">
+                <v:textbox>
+                  <w:txbxContent>
+                    <w:p>
+                      <w:pPr>
+                        <w:pStyle w:val="af"/>
+                      </w:pPr>
+                      <w:r>
+                        <w:t>6</w:t>
+                      </w:r>
+                    </w:p>
+                  </w:txbxContent>
+                </v:textbox>
+              </v:shape>
+            </w:pict>
+          </mc:Fallback>
+        </mc:AlternateContent>
+      </w:r>
+      <w:r>
+        <w:rPr>
+          <w:b/>
+          <w:bCs/>
+          <w:noProof/>
+        </w:rPr>
+        <mc:AlternateContent>
+          <mc:Choice Requires="wps">
+            <w:drawing>
+              <wp:anchor distT="0" distB="0" distL="114300" distR="114300" simplePos="0" relativeHeight="251764736" behindDoc="0" locked="0" layoutInCell="1" allowOverlap="1" wp14:anchorId="5D8CAAE2" wp14:editId="5D9B5855">
+                <wp:simplePos x="0" y="0"/>
+                <wp:positionH relativeFrom="column">
+                  <wp:posOffset>1779270</wp:posOffset>
+                </wp:positionH>
+                <wp:positionV relativeFrom="paragraph">
+                  <wp:posOffset>521970</wp:posOffset>
+                </wp:positionV>
+                <wp:extent cx="238125" cy="230505"/>
+                <wp:effectExtent l="0" t="0" r="28575" b="17145"/>
+                <wp:wrapNone/>
+                <wp:docPr id="1016834600" name="Надпись 2"/>
+                <wp:cNvGraphicFramePr/>
+                <a:graphic xmlns:a="http://schemas.openxmlformats.org/drawingml/2006/main">
+                  <a:graphicData uri="http://schemas.microsoft.com/office/word/2010/wordprocessingShape">
+                    <wps:wsp>
+                      <wps:cNvSpPr txBox="1"/>
+                      <wps:spPr>
+                        <a:xfrm>
+                          <a:off x="0" y="0"/>
+                          <a:ext cx="238125" cy="230505"/>
+                        </a:xfrm>
+                        <a:prstGeom prst="rect">
+                          <a:avLst/>
+                        </a:prstGeom>
+                        <a:ln/>
+                      </wps:spPr>
+                      <wps:style>
+                        <a:lnRef idx="2">
+                          <a:schemeClr val="accent1">
+                            <a:shade val="15000"/>
+                          </a:schemeClr>
+                        </a:lnRef>
+                        <a:fillRef idx="1">
+                          <a:schemeClr val="accent1"/>
+                        </a:fillRef>
+                        <a:effectRef idx="0">
+                          <a:schemeClr val="accent1"/>
+                        </a:effectRef>
+                        <a:fontRef idx="minor">
+                          <a:schemeClr val="lt1"/>
+                        </a:fontRef>
+                      </wps:style>
+                      <wps:txbx>
+                        <w:txbxContent>
+                          <w:p>
+                            <w:pPr>
+                              <w:pStyle w:val="af"/>
+                            </w:pPr>
+                            <w:r>
+                              <w:rPr>
+                                <w:lang w:val="en-US"/>
+                              </w:rPr>
+                              <w:t>3</w:t>
+                            </w:r>
+                            <w:r>
+                              <w:t>1</w:t>
+                            </w:r>
+                          </w:p>
+                        </w:txbxContent>
+                      </wps:txbx>
+                      <wps:bodyPr rot="0" spcFirstLastPara="0" vertOverflow="overflow" horzOverflow="overflow" vert="horz" wrap="square" lIns="91440" tIns="45720" rIns="91440" bIns="45720" numCol="1" spcCol="0" rtlCol="0" fromWordArt="0" anchor="ctr" anchorCtr="0" forceAA="0" compatLnSpc="1">
+                        <a:prstTxWarp prst="textNoShape">
+                          <a:avLst/>
+                        </a:prstTxWarp>
+                        <a:noAutofit/>
+                      </wps:bodyPr>
+                    </wps:wsp>
+                  </a:graphicData>
+                </a:graphic>
+                <wp14:sizeRelH relativeFrom="margin">
+                  <wp14:pctWidth>0</wp14:pctWidth>
+                </wp14:sizeRelH>
+                <wp14:sizeRelV relativeFrom="margin">
+                  <wp14:pctHeight>0</wp14:pctHeight>
+                </wp14:sizeRelV>
+              </wp:anchor>
+            </w:drawing>
+          </mc:Choice>
+          <mc:Fallback>
+            <w:pict>
+              <v:shape w14:anchorId="5D8CAAE2" id="_x0000_s1067" type="#_x0000_t202" style="position:absolute;left:0;text-align:left;margin-left:140.1pt;margin-top:41.1pt;width:18.75pt;height:18.15pt;z-index:251764736;visibility:visible;mso-wrap-style:square;mso-width-percent:0;mso-height-percent:0;mso-wrap-distance-left:9pt;mso-wrap-distance-top:0;mso-wrap-distance-right:9pt;mso-wrap-distance-bottom:0;mso-position-horizontal:absolute;mso-position-horizontal-relative:text;mso-position-vertical:absolute;mso-position-vertical-relative:text;mso-width-percent:0;mso-height-percent:0;mso-width-relative:margin;mso-height-relative:margin;v-text-anchor:middle" o:gfxdata="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" fillcolor="#4472c4 [3204]" strokecolor="#09101d [484]" strokeweight="1pt">
+                <v:textbox>
+                  <w:txbxContent>
+                    <w:p>
+                      <w:pPr>
+                        <w:pStyle w:val="af"/>
+                      </w:pPr>
+                      <w:r>
+                        <w:rPr>
+                          <w:lang w:val="en-US"/>
+                        </w:rPr>
+                        <w:t>3</w:t>
+                      </w:r>
+                      <w:r>
+                        <w:t>1</w:t>
+                      </w:r>
+                    </w:p>
+                  </w:txbxContent>
+                </v:textbox>
+              </v:shape>
+            </w:pict>
+          </mc:Fallback>
+        </mc:AlternateContent>
+      </w:r>
+      <w:r>
+        <w:rPr>
+          <w:b/>
+          <w:bCs/>
+          <w:noProof/>
+        </w:rPr>
+        <mc:AlternateContent>
+          <mc:Choice Requires="wps">
+            <w:drawing>
+              <wp:anchor distT="0" distB="0" distL="114300" distR="114300" simplePos="0" relativeHeight="251763712" behindDoc="0" locked="0" layoutInCell="1" allowOverlap="1" wp14:anchorId="0E88D5BE" wp14:editId="3C211E7C">
                 <wp:simplePos x="0" y="0"/>
                 <wp:positionH relativeFrom="column">
                   <wp:posOffset>1064260</wp:posOffset>
                 </wp:positionH>
                 <wp:positionV relativeFrom="paragraph">
-                  <wp:posOffset>554355</wp:posOffset>
+                  <wp:posOffset>519430</wp:posOffset>
                 </wp:positionV>
                 <wp:extent cx="238125" cy="230505"/>
                 <wp:effectExtent l="0" t="0" r="28575" b="17145"/>
@@ -8253,7 +9255,7 @@
           </mc:Choice>
           <mc:Fallback>
             <w:pict>
-              <v:shape w14:anchorId="0E88D5BE" id="_x0000_s1064" type="#_x0000_t202" style="position:absolute;left:0;text-align:left;margin-left:83.8pt;margin-top:43.65pt;width:18.75pt;height:18.15pt;z-index:251763712;visibility:visible;mso-wrap-style:square;mso-width-percent:0;mso-height-percent:0;mso-wrap-distance-left:9pt;mso-wrap-distance-top:0;mso-wrap-distance-right:9pt;mso-wrap-distance-bottom:0;mso-position-horizontal:absolute;mso-position-horizontal-relative:text;mso-position-vertical:absolute;mso-position-vertical-relative:text;mso-width-percent:0;mso-height-percent:0;mso-width-relative:margin;mso-height-relative:margin;v-text-anchor:middle" o:gfxdata="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" fillcolor="#4472c4 [3204]" strokecolor="#09101d [484]" strokeweight="1pt">
+              <v:shape w14:anchorId="0E88D5BE" id="_x0000_s1068" type="#_x0000_t202" style="position:absolute;left:0;text-align:left;margin-left:83.8pt;margin-top:40.9pt;width:18.75pt;height:18.15pt;z-index:251763712;visibility:visible;mso-wrap-style:square;mso-width-percent:0;mso-height-percent:0;mso-wrap-distance-left:9pt;mso-wrap-distance-top:0;mso-wrap-distance-right:9pt;mso-wrap-distance-bottom:0;mso-position-horizontal:absolute;mso-position-horizontal-relative:text;mso-position-vertical:absolute;mso-position-vertical-relative:text;mso-width-percent:0;mso-height-percent:0;mso-width-relative:margin;mso-height-relative:margin;v-text-anchor:middle" o:gfxdata="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" fillcolor="#4472c4 [3204]" strokecolor="#09101d [484]" strokeweight="1pt">
                 <v:textbox>
                   <w:txbxContent>
                     <w:p>
@@ -8286,18 +9288,18 @@
         <mc:AlternateContent>
           <mc:Choice Requires="wps">
             <w:drawing>
-              <wp:anchor distT="0" distB="0" distL="114300" distR="114300" simplePos="0" relativeHeight="251764736" behindDoc="0" locked="0" layoutInCell="1" allowOverlap="1" wp14:anchorId="5D8CAAE2" wp14:editId="597521A9">
+              <wp:anchor distT="0" distB="0" distL="114300" distR="114300" simplePos="0" relativeHeight="251762688" behindDoc="0" locked="0" layoutInCell="1" allowOverlap="1" wp14:anchorId="6F13BBC1" wp14:editId="0B5F8B4A">
                 <wp:simplePos x="0" y="0"/>
                 <wp:positionH relativeFrom="column">
-                  <wp:posOffset>1779270</wp:posOffset>
+                  <wp:posOffset>278765</wp:posOffset>
                 </wp:positionH>
                 <wp:positionV relativeFrom="paragraph">
-                  <wp:posOffset>557223</wp:posOffset>
+                  <wp:posOffset>522131</wp:posOffset>
                 </wp:positionV>
                 <wp:extent cx="238125" cy="230505"/>
                 <wp:effectExtent l="0" t="0" r="28575" b="17145"/>
                 <wp:wrapNone/>
-                <wp:docPr id="1016834600" name="Надпись 2"/>
+                <wp:docPr id="455842347" name="Надпись 2"/>
                 <wp:cNvGraphicFramePr/>
                 <a:graphic xmlns:a="http://schemas.openxmlformats.org/drawingml/2006/main">
                   <a:graphicData uri="http://schemas.microsoft.com/office/word/2010/wordprocessingShape">
@@ -8336,13 +9338,7 @@
                               <w:pStyle w:val="af"/>
                             </w:pPr>
                             <w:r>
-                              <w:rPr>
-                                <w:lang w:val="en-US"/>
-                              </w:rPr>
-                              <w:t>3</w:t>
-                            </w:r>
-                            <w:r>
-                              <w:t>1</w:t>
+                              <w:t>11</w:t>
                             </w:r>
                           </w:p>
                         </w:txbxContent>
@@ -8367,7 +9363,7 @@
           </mc:Choice>
           <mc:Fallback>
             <w:pict>
-              <v:shape w14:anchorId="5D8CAAE2" id="_x0000_s1065" type="#_x0000_t202" style="position:absolute;left:0;text-align:left;margin-left:140.1pt;margin-top:43.9pt;width:18.75pt;height:18.15pt;z-index:251764736;visibility:visible;mso-wrap-style:square;mso-width-percent:0;mso-height-percent:0;mso-wrap-distance-left:9pt;mso-wrap-distance-top:0;mso-wrap-distance-right:9pt;mso-wrap-distance-bottom:0;mso-position-horizontal:absolute;mso-position-horizontal-relative:text;mso-position-vertical:absolute;mso-position-vertical-relative:text;mso-width-percent:0;mso-height-percent:0;mso-width-relative:margin;mso-height-relative:margin;v-text-anchor:middle" o:gfxdata="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" fillcolor="#4472c4 [3204]" strokecolor="#09101d [484]" strokeweight="1pt">
+              <v:shape w14:anchorId="6F13BBC1" id="_x0000_s1069" type="#_x0000_t202" style="position:absolute;left:0;text-align:left;margin-left:21.95pt;margin-top:41.1pt;width:18.75pt;height:18.15pt;z-index:251762688;visibility:visible;mso-wrap-style:square;mso-width-percent:0;mso-height-percent:0;mso-wrap-distance-left:9pt;mso-wrap-distance-top:0;mso-wrap-distance-right:9pt;mso-wrap-distance-bottom:0;mso-position-horizontal:absolute;mso-position-horizontal-relative:text;mso-position-vertical:absolute;mso-position-vertical-relative:text;mso-width-percent:0;mso-height-percent:0;mso-width-relative:margin;mso-height-relative:margin;v-text-anchor:middle" o:gfxdata="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" fillcolor="#4472c4 [3204]" strokecolor="#09101d [484]" strokeweight="1pt">
                 <v:textbox>
                   <w:txbxContent>
                     <w:p>
@@ -8375,13 +9371,7 @@
                         <w:pStyle w:val="af"/>
                       </w:pPr>
                       <w:r>
-                        <w:rPr>
-                          <w:lang w:val="en-US"/>
-                        </w:rPr>
-                        <w:t>3</w:t>
-                      </w:r>
-                      <w:r>
-                        <w:t>1</w:t>
+                        <w:t>11</w:t>
                       </w:r>
                     </w:p>
                   </w:txbxContent>
@@ -8392,11 +9382,116 @@
         </mc:AlternateContent>
       </w:r>
       <w:r>
+        <w:rPr>
+          <w:b/>
+          <w:bCs/>
+          <w:noProof/>
+        </w:rPr>
+        <mc:AlternateContent>
+          <mc:Choice Requires="wps">
+            <w:drawing>
+              <wp:anchor distT="0" distB="0" distL="114300" distR="114300" simplePos="0" relativeHeight="251785216" behindDoc="0" locked="0" layoutInCell="1" allowOverlap="1" wp14:anchorId="7E0E5052" wp14:editId="3DA7D856">
+                <wp:simplePos x="0" y="0"/>
+                <wp:positionH relativeFrom="column">
+                  <wp:posOffset>1922884</wp:posOffset>
+                </wp:positionH>
+                <wp:positionV relativeFrom="paragraph">
+                  <wp:posOffset>1104967</wp:posOffset>
+                </wp:positionV>
+                <wp:extent cx="238125" cy="230505"/>
+                <wp:effectExtent l="0" t="0" r="28575" b="17145"/>
+                <wp:wrapNone/>
+                <wp:docPr id="1312929485" name="Надпись 2"/>
+                <wp:cNvGraphicFramePr/>
+                <a:graphic xmlns:a="http://schemas.openxmlformats.org/drawingml/2006/main">
+                  <a:graphicData uri="http://schemas.microsoft.com/office/word/2010/wordprocessingShape">
+                    <wps:wsp>
+                      <wps:cNvSpPr txBox="1"/>
+                      <wps:spPr>
+                        <a:xfrm>
+                          <a:off x="0" y="0"/>
+                          <a:ext cx="238125" cy="230505"/>
+                        </a:xfrm>
+                        <a:prstGeom prst="rect">
+                          <a:avLst/>
+                        </a:prstGeom>
+                        <a:ln/>
+                      </wps:spPr>
+                      <wps:style>
+                        <a:lnRef idx="2">
+                          <a:schemeClr val="accent1">
+                            <a:shade val="15000"/>
+                          </a:schemeClr>
+                        </a:lnRef>
+                        <a:fillRef idx="1">
+                          <a:schemeClr val="accent1"/>
+                        </a:fillRef>
+                        <a:effectRef idx="0">
+                          <a:schemeClr val="accent1"/>
+                        </a:effectRef>
+                        <a:fontRef idx="minor">
+                          <a:schemeClr val="lt1"/>
+                        </a:fontRef>
+                      </wps:style>
+                      <wps:txbx>
+                        <w:txbxContent>
+                          <w:p>
+                            <w:pPr>
+                              <w:pStyle w:val="af"/>
+                            </w:pPr>
+                            <w:r>
+                              <w:t>5</w:t>
+                            </w:r>
+                          </w:p>
+                        </w:txbxContent>
+                      </wps:txbx>
+                      <wps:bodyPr rot="0" spcFirstLastPara="0" vertOverflow="overflow" horzOverflow="overflow" vert="horz" wrap="square" lIns="91440" tIns="45720" rIns="91440" bIns="45720" numCol="1" spcCol="0" rtlCol="0" fromWordArt="0" anchor="ctr" anchorCtr="0" forceAA="0" compatLnSpc="1">
+                        <a:prstTxWarp prst="textNoShape">
+                          <a:avLst/>
+                        </a:prstTxWarp>
+                        <a:noAutofit/>
+                      </wps:bodyPr>
+                    </wps:wsp>
+                  </a:graphicData>
+                </a:graphic>
+                <wp14:sizeRelH relativeFrom="margin">
+                  <wp14:pctWidth>0</wp14:pctWidth>
+                </wp14:sizeRelH>
+                <wp14:sizeRelV relativeFrom="margin">
+                  <wp14:pctHeight>0</wp14:pctHeight>
+                </wp14:sizeRelV>
+              </wp:anchor>
+            </w:drawing>
+          </mc:Choice>
+          <mc:Fallback>
+            <w:pict>
+              <v:shape w14:anchorId="7E0E5052" id="_x0000_s1070" type="#_x0000_t202" style="position:absolute;left:0;text-align:left;margin-left:151.4pt;margin-top:87pt;width:18.75pt;height:18.15pt;z-index:251785216;visibility:visible;mso-wrap-style:square;mso-width-percent:0;mso-height-percent:0;mso-wrap-distance-left:9pt;mso-wrap-distance-top:0;mso-wrap-distance-right:9pt;mso-wrap-distance-bottom:0;mso-position-horizontal:absolute;mso-position-horizontal-relative:text;mso-position-vertical:absolute;mso-position-vertical-relative:text;mso-width-percent:0;mso-height-percent:0;mso-width-relative:margin;mso-height-relative:margin;v-text-anchor:middle" o:gfxdata="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" fillcolor="#4472c4 [3204]" strokecolor="#09101d [484]" strokeweight="1pt">
+                <v:textbox>
+                  <w:txbxContent>
+                    <w:p>
+                      <w:pPr>
+                        <w:pStyle w:val="af"/>
+                      </w:pPr>
+                      <w:r>
+                        <w:t>5</w:t>
+                      </w:r>
+                    </w:p>
+                  </w:txbxContent>
+                </v:textbox>
+              </v:shape>
+            </w:pict>
+          </mc:Fallback>
+        </mc:AlternateContent>
+      </w:r>
+      <w:r>
+        <w:rPr>
+          <w:noProof/>
+        </w:rPr>
         <w:drawing>
-          <wp:inline distT="0" distB="0" distL="0" distR="0" wp14:anchorId="1965528E" wp14:editId="33C52C26">
-            <wp:extent cx="6923161" cy="1741336"/>
+          <wp:inline distT="0" distB="0" distL="0" distR="0" wp14:anchorId="1EED9103" wp14:editId="00AA4A2B">
+            <wp:extent cx="6782937" cy="1683589"/>
             <wp:effectExtent l="0" t="0" r="0" b="0"/>
-            <wp:docPr id="1432817918" name="Рисунок 1"/>
+            <wp:docPr id="100326415" name="Рисунок 1"/>
             <wp:cNvGraphicFramePr>
               <a:graphicFrameLocks xmlns:a="http://schemas.openxmlformats.org/drawingml/2006/main" noChangeAspect="1"/>
             </wp:cNvGraphicFramePr>
@@ -8404,7 +9499,7 @@
               <a:graphicData uri="http://schemas.openxmlformats.org/drawingml/2006/picture">
                 <pic:pic xmlns:pic="http://schemas.openxmlformats.org/drawingml/2006/picture">
                   <pic:nvPicPr>
-                    <pic:cNvPr id="1432817918" name=""/>
+                    <pic:cNvPr id="100326415" name=""/>
                     <pic:cNvPicPr/>
                   </pic:nvPicPr>
                   <pic:blipFill>
@@ -8416,7 +9511,7 @@
                   <pic:spPr>
                     <a:xfrm>
                       <a:off x="0" y="0"/>
-                      <a:ext cx="6956072" cy="1749614"/>
+                      <a:ext cx="6816409" cy="1691897"/>
                     </a:xfrm>
                     <a:prstGeom prst="rect">
                       <a:avLst/>
@@ -8471,61 +9566,57 @@
     </w:p>
     <w:p>
       <w:r>
-        <w:t xml:space="preserve">Из заказа будут выбраны </w:t>
-      </w:r>
-      <w:r>
-        <w:t>изготовляемые материалы</w:t>
-      </w:r>
-      <w:r>
-        <w:t>.</w:t>
+        <w:t>Проверить, что проставлен вид движения «101» (4).</w:t>
       </w:r>
     </w:p>
     <w:p>
       <w:r>
-        <w:t xml:space="preserve">Для </w:t>
-      </w:r>
-      <w:r>
-        <w:t>изготовляемого материала</w:t>
-      </w:r>
-      <w:r>
-        <w:t xml:space="preserve"> нужно проставить галки в поле «ОК»</w:t>
-      </w:r>
-      <w:r>
-        <w:t xml:space="preserve"> (4)</w:t>
-      </w:r>
-      <w:r>
-        <w:t xml:space="preserve">. </w:t>
-      </w:r>
-      <w:r>
-        <w:br/>
-        <w:t>Для проверки введенных значений требуется нажать на кнопку «Проверить» (</w:t>
-      </w:r>
-      <w:r>
-        <w:t>5</w:t>
-      </w:r>
-      <w:r>
-        <w:t>).</w:t>
+        <w:t xml:space="preserve">Из заказа будут выбраны </w:t>
+      </w:r>
+      <w:r>
+        <w:t>изготовляемые материалы</w:t>
+      </w:r>
+      <w:r>
+        <w:t>.</w:t>
       </w:r>
     </w:p>
     <w:p>
       <w:r>
-        <w:t>Для выполнения проводки и сохранения документа требуется нажать на кнопку «Проводка» (</w:t>
-      </w:r>
-      <w:r>
-        <w:t>6</w:t>
-      </w:r>
-      <w:r>
-        <w:t>).</w:t>
+        <w:lastRenderedPageBreak/>
+        <w:t xml:space="preserve">Для </w:t>
+      </w:r>
+      <w:r>
+        <w:t>изготовляемого материала</w:t>
+      </w:r>
+      <w:r>
+        <w:t xml:space="preserve"> нужно проставить галки в поле «ОК»</w:t>
+      </w:r>
+      <w:r>
+        <w:t xml:space="preserve"> (</w:t>
+      </w:r>
+      <w:r>
+        <w:t>5</w:t>
+      </w:r>
+      <w:r>
+        <w:t>)</w:t>
+      </w:r>
+      <w:r>
+        <w:t xml:space="preserve">. </w:t>
       </w:r>
     </w:p>
     <w:p>
-      <w:pPr>
-        <w:rPr>
-          <w:lang w:val="en-US"/>
-        </w:rPr>
-      </w:pPr>
-      <w:r>
-        <w:t>В результате этой операции со склада будет потреблено требуемое количество материалов и эти материалы будут переданы в производство.</w:t>
+      <w:r>
+        <w:t>Указать склад, на который будут поступать изготовляемые материалы (6). В данном примере требуется ввести «0102».</w:t>
+      </w:r>
+    </w:p>
+    <w:p>
+      <w:r>
+        <w:t>Для проверки введенных значений требуется нажать на кнопку «Проверить».</w:t>
+      </w:r>
+    </w:p>
+    <w:p>
+      <w:r>
+        <w:t>Для выполнения проводки и сохранения документа требуется нажать на кнопку «Проводка».</w:t>
       </w:r>
     </w:p>
     <w:p>
@@ -8536,10 +9627,7 @@
         <w:t>Просмо</w:t>
       </w:r>
       <w:r>
-        <w:t>тр складских запасов</w:t>
-      </w:r>
-      <w:r>
-        <w:t xml:space="preserve"> </w:t>
+        <w:t xml:space="preserve">тр складских запасов </w:t>
       </w:r>
     </w:p>
     <w:p>
@@ -8557,20 +9645,15 @@
       </w:r>
     </w:p>
     <w:p>
-      <w:pPr>
-        <w:rPr>
-          <w:lang w:val="en-US"/>
-        </w:rPr>
-      </w:pPr>
-      <w:r>
-        <w:rPr>
-          <w:lang w:val="en-US"/>
+      <w:r>
+        <w:rPr>
+          <w:noProof/>
         </w:rPr>
         <w:drawing>
-          <wp:inline distT="0" distB="0" distL="0" distR="0" wp14:anchorId="6EEBC648" wp14:editId="6622B8CE">
-            <wp:extent cx="5940425" cy="1446530"/>
-            <wp:effectExtent l="0" t="0" r="3175" b="1270"/>
-            <wp:docPr id="674721477" name="Рисунок 1"/>
+          <wp:inline distT="0" distB="0" distL="0" distR="0" wp14:anchorId="28D6049D" wp14:editId="11CE4D46">
+            <wp:extent cx="5940425" cy="1042670"/>
+            <wp:effectExtent l="0" t="0" r="3175" b="5080"/>
+            <wp:docPr id="182494059" name="Рисунок 1"/>
             <wp:cNvGraphicFramePr>
               <a:graphicFrameLocks xmlns:a="http://schemas.openxmlformats.org/drawingml/2006/main" noChangeAspect="1"/>
             </wp:cNvGraphicFramePr>
@@ -8578,7 +9661,7 @@
               <a:graphicData uri="http://schemas.openxmlformats.org/drawingml/2006/picture">
                 <pic:pic xmlns:pic="http://schemas.openxmlformats.org/drawingml/2006/picture">
                   <pic:nvPicPr>
-                    <pic:cNvPr id="674721477" name=""/>
+                    <pic:cNvPr id="182494059" name=""/>
                     <pic:cNvPicPr/>
                   </pic:nvPicPr>
                   <pic:blipFill>
@@ -8590,7 +9673,7 @@
                   <pic:spPr>
                     <a:xfrm>
                       <a:off x="0" y="0"/>
-                      <a:ext cx="5940425" cy="1446530"/>
+                      <a:ext cx="5940425" cy="1042670"/>
                     </a:xfrm>
                     <a:prstGeom prst="rect">
                       <a:avLst/>
@@ -8603,6 +9686,35 @@
         </w:drawing>
       </w:r>
     </w:p>
+    <w:p>
+      <w:pPr>
+        <w:pStyle w:val="1"/>
+      </w:pPr>
+      <w:r>
+        <w:lastRenderedPageBreak/>
+        <w:t>Техническое закрытие заказа</w:t>
+      </w:r>
+    </w:p>
+    <w:p>
+      <w:r>
+        <w:t>После ввода всех подтверждений и всех проводок документа требуется провести техническое закрытие заказа.</w:t>
+      </w:r>
+    </w:p>
+    <w:p>
+      <w:r>
+        <w:t>В результате технического закрытия заказа на производство выполняется закрытие заказа с точки зрения производства.</w:t>
+      </w:r>
+    </w:p>
+    <w:p>
+      <w:hyperlink r:id="rId19" w:history="1">
+        <w:r>
+          <w:rPr>
+            <w:rStyle w:val="ac"/>
+          </w:rPr>
+          <w:t>https://help.sap.com/saphelp_scm700_ehp01/helpdata/ru/51/855a65d3c57f4abc7ebc275fb015f8/content.htm?no_cache=true</w:t>
+        </w:r>
+      </w:hyperlink>
+    </w:p>
     <w:p/>
     <w:p>
       <w:pPr>
@@ -8624,7 +9736,7 @@
       </w:r>
     </w:p>
     <w:p>
-      <w:hyperlink r:id="rId19" w:history="1">
+      <w:hyperlink r:id="rId20" w:history="1">
         <w:r>
           <w:rPr>
             <w:rStyle w:val="ac"/>
@@ -8675,7 +9787,7 @@
         </w:rPr>
         <w:t xml:space="preserve">): </w:t>
       </w:r>
-      <w:hyperlink r:id="rId20" w:history="1">
+      <w:hyperlink r:id="rId21" w:history="1">
         <w:r>
           <w:rPr>
             <w:rStyle w:val="ac"/>
@@ -8756,7 +9868,7 @@
       <w:r>
         <w:t xml:space="preserve">Подробная инструкция: </w:t>
       </w:r>
-      <w:hyperlink r:id="rId21" w:history="1">
+      <w:hyperlink r:id="rId22" w:history="1">
         <w:r>
           <w:rPr>
             <w:rStyle w:val="ac"/>
@@ -17220,10 +18332,322 @@
     </w:p>
     <w:p>
       <w:pPr>
+        <w:pStyle w:val="1"/>
+      </w:pPr>
+      <w:r>
+        <w:lastRenderedPageBreak/>
+        <w:t>Список транзакций</w:t>
+      </w:r>
+    </w:p>
+    <w:p>
+      <w:pPr>
+        <w:numPr>
+          <w:ilvl w:val="0"/>
+          <w:numId w:val="8"/>
+        </w:numPr>
+      </w:pPr>
+      <w:r>
         <w:rPr>
           <w:lang w:val="en-US"/>
         </w:rPr>
+        <w:t xml:space="preserve">MM03 – </w:t>
+      </w:r>
+      <w:r>
+        <w:t>Просмотр материала</w:t>
+      </w:r>
+    </w:p>
+    <w:p>
+      <w:pPr>
+        <w:numPr>
+          <w:ilvl w:val="0"/>
+          <w:numId w:val="8"/>
+        </w:numPr>
       </w:pPr>
+      <w:r>
+        <w:rPr>
+          <w:lang w:val="en-US"/>
+        </w:rPr>
+        <w:t>CS03</w:t>
+      </w:r>
+      <w:r>
+        <w:t xml:space="preserve"> – Просмотр спецификации</w:t>
+      </w:r>
+    </w:p>
+    <w:p>
+      <w:pPr>
+        <w:numPr>
+          <w:ilvl w:val="0"/>
+          <w:numId w:val="8"/>
+        </w:numPr>
+      </w:pPr>
+      <w:r>
+        <w:rPr>
+          <w:lang w:val="en-US"/>
+        </w:rPr>
+        <w:t>CA03</w:t>
+      </w:r>
+      <w:r>
+        <w:t xml:space="preserve"> – Просмотр </w:t>
+      </w:r>
+      <w:proofErr w:type="spellStart"/>
+      <w:r>
+        <w:t>техкарты</w:t>
+      </w:r>
+      <w:proofErr w:type="spellEnd"/>
+    </w:p>
+    <w:p>
+      <w:pPr>
+        <w:numPr>
+          <w:ilvl w:val="0"/>
+          <w:numId w:val="8"/>
+        </w:numPr>
+      </w:pPr>
+      <w:r>
+        <w:rPr>
+          <w:lang w:val="en-US"/>
+        </w:rPr>
+        <w:t>C223</w:t>
+      </w:r>
+      <w:r>
+        <w:t xml:space="preserve"> – ведение вариантов изготовления</w:t>
+      </w:r>
+    </w:p>
+    <w:p>
+      <w:pPr>
+        <w:numPr>
+          <w:ilvl w:val="0"/>
+          <w:numId w:val="8"/>
+        </w:numPr>
+      </w:pPr>
+      <w:r>
+        <w:rPr>
+          <w:lang w:val="en-US"/>
+        </w:rPr>
+        <w:t>MB52</w:t>
+      </w:r>
+      <w:r>
+        <w:t xml:space="preserve"> – просмотр складских остатков</w:t>
+      </w:r>
+    </w:p>
+    <w:p>
+      <w:pPr>
+        <w:numPr>
+          <w:ilvl w:val="0"/>
+          <w:numId w:val="8"/>
+        </w:numPr>
+      </w:pPr>
+      <w:r>
+        <w:rPr>
+          <w:lang w:val="en-US"/>
+        </w:rPr>
+        <w:t>MB51</w:t>
+      </w:r>
+      <w:r>
+        <w:t xml:space="preserve"> – просмотр документов материалов</w:t>
+      </w:r>
+    </w:p>
+    <w:p>
+      <w:pPr>
+        <w:numPr>
+          <w:ilvl w:val="0"/>
+          <w:numId w:val="8"/>
+        </w:numPr>
+      </w:pPr>
+      <w:r>
+        <w:t>С</w:t>
+      </w:r>
+      <w:r>
+        <w:rPr>
+          <w:lang w:val="en-US"/>
+        </w:rPr>
+        <w:t>O</w:t>
+      </w:r>
+      <w:r>
+        <w:t xml:space="preserve">01/ </w:t>
+      </w:r>
+      <w:r>
+        <w:rPr>
+          <w:lang w:val="en-US"/>
+        </w:rPr>
+        <w:t>CO</w:t>
+      </w:r>
+      <w:r>
+        <w:t xml:space="preserve">02 / </w:t>
+      </w:r>
+      <w:r>
+        <w:rPr>
+          <w:lang w:val="en-US"/>
+        </w:rPr>
+        <w:t>CO</w:t>
+      </w:r>
+      <w:r>
+        <w:t>03 – создание / изменение / просмотр производственного заказа</w:t>
+      </w:r>
+    </w:p>
+    <w:p>
+      <w:pPr>
+        <w:numPr>
+          <w:ilvl w:val="0"/>
+          <w:numId w:val="8"/>
+        </w:numPr>
+      </w:pPr>
+      <w:r>
+        <w:rPr>
+          <w:lang w:val="en-US"/>
+        </w:rPr>
+        <w:t>COOIS</w:t>
+      </w:r>
+      <w:r>
+        <w:t xml:space="preserve"> – отчет по заказам (заголовки, операции, подтверждения, компоненты, документы списаний и выпуска)</w:t>
+      </w:r>
+    </w:p>
+    <w:p>
+      <w:pPr>
+        <w:numPr>
+          <w:ilvl w:val="0"/>
+          <w:numId w:val="8"/>
+        </w:numPr>
+      </w:pPr>
+      <w:r>
+        <w:rPr>
+          <w:lang w:val="en-US"/>
+        </w:rPr>
+        <w:t>CO</w:t>
+      </w:r>
+      <w:r>
+        <w:t>11</w:t>
+      </w:r>
+      <w:r>
+        <w:t xml:space="preserve"> / </w:t>
+      </w:r>
+      <w:r>
+        <w:rPr>
+          <w:lang w:val="en-US"/>
+        </w:rPr>
+        <w:t>CO</w:t>
+      </w:r>
+      <w:r>
+        <w:t>1</w:t>
+      </w:r>
+      <w:r>
+        <w:t>2</w:t>
+      </w:r>
+      <w:r>
+        <w:t xml:space="preserve"> </w:t>
+      </w:r>
+      <w:r>
+        <w:t xml:space="preserve">/ </w:t>
+      </w:r>
+      <w:r>
+        <w:rPr>
+          <w:lang w:val="en-US"/>
+        </w:rPr>
+        <w:t>CO</w:t>
+      </w:r>
+      <w:r>
+        <w:t>1</w:t>
+      </w:r>
+      <w:r>
+        <w:t>3 /</w:t>
+      </w:r>
+      <w:r>
+        <w:t xml:space="preserve"> </w:t>
+      </w:r>
+      <w:r>
+        <w:rPr>
+          <w:lang w:val="en-US"/>
+        </w:rPr>
+        <w:t>CO</w:t>
+      </w:r>
+      <w:r>
+        <w:t>1</w:t>
+      </w:r>
+      <w:r>
+        <w:t>4 – единичный ввод</w:t>
+      </w:r>
+      <w:r>
+        <w:t xml:space="preserve"> / </w:t>
+      </w:r>
+      <w:r>
+        <w:t>групповой ввод / сторнирование / просмотр подтверждений</w:t>
+      </w:r>
+    </w:p>
+    <w:p>
+      <w:pPr>
+        <w:numPr>
+          <w:ilvl w:val="0"/>
+          <w:numId w:val="8"/>
+        </w:numPr>
+      </w:pPr>
+      <w:r>
+        <w:rPr>
+          <w:lang w:val="en-US"/>
+        </w:rPr>
+        <w:t>MIGO</w:t>
+      </w:r>
+      <w:r>
+        <w:t xml:space="preserve"> – создание документа движения материала</w:t>
+      </w:r>
+    </w:p>
+    <w:p>
+      <w:pPr>
+        <w:pStyle w:val="1"/>
+      </w:pPr>
+      <w:r>
+        <w:lastRenderedPageBreak/>
+        <w:t>Дополнительно</w:t>
+      </w:r>
+    </w:p>
+    <w:p>
+      <w:pPr>
+        <w:pStyle w:val="a7"/>
+        <w:numPr>
+          <w:ilvl w:val="0"/>
+          <w:numId w:val="10"/>
+        </w:numPr>
+        <w:rPr>
+          <w:sz w:val="24"/>
+        </w:rPr>
+      </w:pPr>
+      <w:hyperlink r:id="rId23" w:history="1">
+        <w:r>
+          <w:rPr>
+            <w:rStyle w:val="ac"/>
+          </w:rPr>
+          <w:t xml:space="preserve">Автоматизированные системы управления предприятием (АСУП) – эффективное решение для оптимизации </w:t>
+        </w:r>
+        <w:proofErr w:type="spellStart"/>
+        <w:r>
+          <w:rPr>
+            <w:rStyle w:val="ac"/>
+          </w:rPr>
+          <w:t>биз</w:t>
+        </w:r>
+        <w:proofErr w:type="spellEnd"/>
+        <w:r>
+          <w:rPr>
+            <w:rStyle w:val="ac"/>
+          </w:rPr>
+          <w:t>…</w:t>
+        </w:r>
+      </w:hyperlink>
+    </w:p>
+    <w:p>
+      <w:pPr>
+        <w:pStyle w:val="a7"/>
+        <w:numPr>
+          <w:ilvl w:val="0"/>
+          <w:numId w:val="10"/>
+        </w:numPr>
+      </w:pPr>
+      <w:hyperlink r:id="rId24" w:history="1">
+        <w:r>
+          <w:rPr>
+            <w:rStyle w:val="ac"/>
+          </w:rPr>
+          <w:t>https://help.sap.com/docs/SAP_ERP/a0d3efbac8b14fc89b29bf47a1677c86/3adbf75305610114e10000000a174cb4.html?locale=en-US</w:t>
+        </w:r>
+      </w:hyperlink>
     </w:p>
     <w:sectPr>
       <w:pgSz w:w="11906" w:h="16838"/>
@@ -17523,6 +18947,92 @@
     </w:lvl>
   </w:abstractNum>
   <w:abstractNum w:abstractNumId="3" w15:restartNumberingAfterBreak="0">
+    <w:nsid w:val="30590C3C"/>
+    <w:multiLevelType w:val="hybridMultilevel"/>
+    <w:tmpl w:val="3A448C80"/>
+    <w:lvl w:ilvl="0" w:tplc="0419000F">
+      <w:start w:val="1"/>
+      <w:numFmt w:val="decimal"/>
+      <w:lvlText w:val="%1."/>
+      <w:lvlJc w:val="left"/>
+      <w:pPr>
+        <w:ind w:left="720" w:hanging="360"/>
+      </w:pPr>
+    </w:lvl>
+    <w:lvl w:ilvl="1" w:tplc="04190019" w:tentative="1">
+      <w:start w:val="1"/>
+      <w:numFmt w:val="lowerLetter"/>
+      <w:lvlText w:val="%2."/>
+      <w:lvlJc w:val="left"/>
+      <w:pPr>
+        <w:ind w:left="1440" w:hanging="360"/>
+      </w:pPr>
+    </w:lvl>
+    <w:lvl w:ilvl="2" w:tplc="0419001B" w:tentative="1">
+      <w:start w:val="1"/>
+      <w:numFmt w:val="lowerRoman"/>
+      <w:lvlText w:val="%3."/>
+      <w:lvlJc w:val="right"/>
+      <w:pPr>
+        <w:ind w:left="2160" w:hanging="180"/>
+      </w:pPr>
+    </w:lvl>
+    <w:lvl w:ilvl="3" w:tplc="0419000F" w:tentative="1">
+      <w:start w:val="1"/>
+      <w:numFmt w:val="decimal"/>
+      <w:lvlText w:val="%4."/>
+      <w:lvlJc w:val="left"/>
+      <w:pPr>
+        <w:ind w:left="2880" w:hanging="360"/>
+      </w:pPr>
+    </w:lvl>
+    <w:lvl w:ilvl="4" w:tplc="04190019" w:tentative="1">
+      <w:start w:val="1"/>
+      <w:numFmt w:val="lowerLetter"/>
+      <w:lvlText w:val="%5."/>
+      <w:lvlJc w:val="left"/>
+      <w:pPr>
+        <w:ind w:left="3600" w:hanging="360"/>
+      </w:pPr>
+    </w:lvl>
+    <w:lvl w:ilvl="5" w:tplc="0419001B" w:tentative="1">
+      <w:start w:val="1"/>
+      <w:numFmt w:val="lowerRoman"/>
+      <w:lvlText w:val="%6."/>
+      <w:lvlJc w:val="right"/>
+      <w:pPr>
+        <w:ind w:left="4320" w:hanging="180"/>
+      </w:pPr>
+    </w:lvl>
+    <w:lvl w:ilvl="6" w:tplc="0419000F" w:tentative="1">
+      <w:start w:val="1"/>
+      <w:numFmt w:val="decimal"/>
+      <w:lvlText w:val="%7."/>
+      <w:lvlJc w:val="left"/>
+      <w:pPr>
+        <w:ind w:left="5040" w:hanging="360"/>
+      </w:pPr>
+    </w:lvl>
+    <w:lvl w:ilvl="7" w:tplc="04190019" w:tentative="1">
+      <w:start w:val="1"/>
+      <w:numFmt w:val="lowerLetter"/>
+      <w:lvlText w:val="%8."/>
+      <w:lvlJc w:val="left"/>
+      <w:pPr>
+        <w:ind w:left="5760" w:hanging="360"/>
+      </w:pPr>
+    </w:lvl>
+    <w:lvl w:ilvl="8" w:tplc="0419001B" w:tentative="1">
+      <w:start w:val="1"/>
+      <w:numFmt w:val="lowerRoman"/>
+      <w:lvlText w:val="%9."/>
+      <w:lvlJc w:val="right"/>
+      <w:pPr>
+        <w:ind w:left="6480" w:hanging="180"/>
+      </w:pPr>
+    </w:lvl>
+  </w:abstractNum>
+  <w:abstractNum w:abstractNumId="4" w15:restartNumberingAfterBreak="0">
     <w:nsid w:val="35787E70"/>
     <w:multiLevelType w:val="multilevel"/>
     <w:tmpl w:val="D5325558"/>
@@ -17635,7 +19145,7 @@
       </w:pPr>
     </w:lvl>
   </w:abstractNum>
-  <w:abstractNum w:abstractNumId="4" w15:restartNumberingAfterBreak="0">
+  <w:abstractNum w:abstractNumId="5" w15:restartNumberingAfterBreak="0">
     <w:nsid w:val="36A877CE"/>
     <w:multiLevelType w:val="hybridMultilevel"/>
     <w:tmpl w:val="DB643B7E"/>
@@ -17721,7 +19231,7 @@
       </w:pPr>
     </w:lvl>
   </w:abstractNum>
-  <w:abstractNum w:abstractNumId="5" w15:restartNumberingAfterBreak="0">
+  <w:abstractNum w:abstractNumId="6" w15:restartNumberingAfterBreak="0">
     <w:nsid w:val="494A5713"/>
     <w:multiLevelType w:val="hybridMultilevel"/>
     <w:tmpl w:val="9B2A17C0"/>
@@ -17834,7 +19344,7 @@
       </w:rPr>
     </w:lvl>
   </w:abstractNum>
-  <w:abstractNum w:abstractNumId="6" w15:restartNumberingAfterBreak="0">
+  <w:abstractNum w:abstractNumId="7" w15:restartNumberingAfterBreak="0">
     <w:nsid w:val="56D5750B"/>
     <w:multiLevelType w:val="multilevel"/>
     <w:tmpl w:val="9CAAADE8"/>
@@ -17949,26 +19459,288 @@
       </w:rPr>
     </w:lvl>
   </w:abstractNum>
+  <w:abstractNum w:abstractNumId="8" w15:restartNumberingAfterBreak="0">
+    <w:nsid w:val="570C27BD"/>
+    <w:multiLevelType w:val="hybridMultilevel"/>
+    <w:tmpl w:val="85D270C6"/>
+    <w:lvl w:ilvl="0" w:tplc="C2BAF146">
+      <w:start w:val="1"/>
+      <w:numFmt w:val="bullet"/>
+      <w:lvlText w:val="•"/>
+      <w:lvlJc w:val="left"/>
+      <w:pPr>
+        <w:tabs>
+          <w:tab w:val="num" w:pos="720"/>
+        </w:tabs>
+        <w:ind w:left="720" w:hanging="360"/>
+      </w:pPr>
+      <w:rPr>
+        <w:rFonts w:ascii="Arial" w:hAnsi="Arial" w:hint="default"/>
+      </w:rPr>
+    </w:lvl>
+    <w:lvl w:ilvl="1" w:tplc="B68C99A4" w:tentative="1">
+      <w:start w:val="1"/>
+      <w:numFmt w:val="bullet"/>
+      <w:lvlText w:val="•"/>
+      <w:lvlJc w:val="left"/>
+      <w:pPr>
+        <w:tabs>
+          <w:tab w:val="num" w:pos="1440"/>
+        </w:tabs>
+        <w:ind w:left="1440" w:hanging="360"/>
+      </w:pPr>
+      <w:rPr>
+        <w:rFonts w:ascii="Arial" w:hAnsi="Arial" w:hint="default"/>
+      </w:rPr>
+    </w:lvl>
+    <w:lvl w:ilvl="2" w:tplc="AF10A328" w:tentative="1">
+      <w:start w:val="1"/>
+      <w:numFmt w:val="bullet"/>
+      <w:lvlText w:val="•"/>
+      <w:lvlJc w:val="left"/>
+      <w:pPr>
+        <w:tabs>
+          <w:tab w:val="num" w:pos="2160"/>
+        </w:tabs>
+        <w:ind w:left="2160" w:hanging="360"/>
+      </w:pPr>
+      <w:rPr>
+        <w:rFonts w:ascii="Arial" w:hAnsi="Arial" w:hint="default"/>
+      </w:rPr>
+    </w:lvl>
+    <w:lvl w:ilvl="3" w:tplc="D3BC779C" w:tentative="1">
+      <w:start w:val="1"/>
+      <w:numFmt w:val="bullet"/>
+      <w:lvlText w:val="•"/>
+      <w:lvlJc w:val="left"/>
+      <w:pPr>
+        <w:tabs>
+          <w:tab w:val="num" w:pos="2880"/>
+        </w:tabs>
+        <w:ind w:left="2880" w:hanging="360"/>
+      </w:pPr>
+      <w:rPr>
+        <w:rFonts w:ascii="Arial" w:hAnsi="Arial" w:hint="default"/>
+      </w:rPr>
+    </w:lvl>
+    <w:lvl w:ilvl="4" w:tplc="27C411D0" w:tentative="1">
+      <w:start w:val="1"/>
+      <w:numFmt w:val="bullet"/>
+      <w:lvlText w:val="•"/>
+      <w:lvlJc w:val="left"/>
+      <w:pPr>
+        <w:tabs>
+          <w:tab w:val="num" w:pos="3600"/>
+        </w:tabs>
+        <w:ind w:left="3600" w:hanging="360"/>
+      </w:pPr>
+      <w:rPr>
+        <w:rFonts w:ascii="Arial" w:hAnsi="Arial" w:hint="default"/>
+      </w:rPr>
+    </w:lvl>
+    <w:lvl w:ilvl="5" w:tplc="AB56A468" w:tentative="1">
+      <w:start w:val="1"/>
+      <w:numFmt w:val="bullet"/>
+      <w:lvlText w:val="•"/>
+      <w:lvlJc w:val="left"/>
+      <w:pPr>
+        <w:tabs>
+          <w:tab w:val="num" w:pos="4320"/>
+        </w:tabs>
+        <w:ind w:left="4320" w:hanging="360"/>
+      </w:pPr>
+      <w:rPr>
+        <w:rFonts w:ascii="Arial" w:hAnsi="Arial" w:hint="default"/>
+      </w:rPr>
+    </w:lvl>
+    <w:lvl w:ilvl="6" w:tplc="B86A4924" w:tentative="1">
+      <w:start w:val="1"/>
+      <w:numFmt w:val="bullet"/>
+      <w:lvlText w:val="•"/>
+      <w:lvlJc w:val="left"/>
+      <w:pPr>
+        <w:tabs>
+          <w:tab w:val="num" w:pos="5040"/>
+        </w:tabs>
+        <w:ind w:left="5040" w:hanging="360"/>
+      </w:pPr>
+      <w:rPr>
+        <w:rFonts w:ascii="Arial" w:hAnsi="Arial" w:hint="default"/>
+      </w:rPr>
+    </w:lvl>
+    <w:lvl w:ilvl="7" w:tplc="5B0C3C64" w:tentative="1">
+      <w:start w:val="1"/>
+      <w:numFmt w:val="bullet"/>
+      <w:lvlText w:val="•"/>
+      <w:lvlJc w:val="left"/>
+      <w:pPr>
+        <w:tabs>
+          <w:tab w:val="num" w:pos="5760"/>
+        </w:tabs>
+        <w:ind w:left="5760" w:hanging="360"/>
+      </w:pPr>
+      <w:rPr>
+        <w:rFonts w:ascii="Arial" w:hAnsi="Arial" w:hint="default"/>
+      </w:rPr>
+    </w:lvl>
+    <w:lvl w:ilvl="8" w:tplc="5672EC5E" w:tentative="1">
+      <w:start w:val="1"/>
+      <w:numFmt w:val="bullet"/>
+      <w:lvlText w:val="•"/>
+      <w:lvlJc w:val="left"/>
+      <w:pPr>
+        <w:tabs>
+          <w:tab w:val="num" w:pos="6480"/>
+        </w:tabs>
+        <w:ind w:left="6480" w:hanging="360"/>
+      </w:pPr>
+      <w:rPr>
+        <w:rFonts w:ascii="Arial" w:hAnsi="Arial" w:hint="default"/>
+      </w:rPr>
+    </w:lvl>
+  </w:abstractNum>
+  <w:abstractNum w:abstractNumId="9" w15:restartNumberingAfterBreak="0">
+    <w:nsid w:val="61385DAA"/>
+    <w:multiLevelType w:val="multilevel"/>
+    <w:tmpl w:val="103E7970"/>
+    <w:lvl w:ilvl="0">
+      <w:start w:val="1"/>
+      <w:numFmt w:val="decimal"/>
+      <w:lvlText w:val="%1."/>
+      <w:lvlJc w:val="left"/>
+      <w:pPr>
+        <w:tabs>
+          <w:tab w:val="num" w:pos="720"/>
+        </w:tabs>
+        <w:ind w:left="720" w:hanging="360"/>
+      </w:pPr>
+    </w:lvl>
+    <w:lvl w:ilvl="1">
+      <w:start w:val="1"/>
+      <w:numFmt w:val="decimal"/>
+      <w:lvlText w:val="%2."/>
+      <w:lvlJc w:val="left"/>
+      <w:pPr>
+        <w:tabs>
+          <w:tab w:val="num" w:pos="1440"/>
+        </w:tabs>
+        <w:ind w:left="1440" w:hanging="360"/>
+      </w:pPr>
+    </w:lvl>
+    <w:lvl w:ilvl="2" w:tentative="1">
+      <w:start w:val="1"/>
+      <w:numFmt w:val="decimal"/>
+      <w:lvlText w:val="%3."/>
+      <w:lvlJc w:val="left"/>
+      <w:pPr>
+        <w:tabs>
+          <w:tab w:val="num" w:pos="2160"/>
+        </w:tabs>
+        <w:ind w:left="2160" w:hanging="360"/>
+      </w:pPr>
+    </w:lvl>
+    <w:lvl w:ilvl="3" w:tentative="1">
+      <w:start w:val="1"/>
+      <w:numFmt w:val="decimal"/>
+      <w:lvlText w:val="%4."/>
+      <w:lvlJc w:val="left"/>
+      <w:pPr>
+        <w:tabs>
+          <w:tab w:val="num" w:pos="2880"/>
+        </w:tabs>
+        <w:ind w:left="2880" w:hanging="360"/>
+      </w:pPr>
+    </w:lvl>
+    <w:lvl w:ilvl="4" w:tentative="1">
+      <w:start w:val="1"/>
+      <w:numFmt w:val="decimal"/>
+      <w:lvlText w:val="%5."/>
+      <w:lvlJc w:val="left"/>
+      <w:pPr>
+        <w:tabs>
+          <w:tab w:val="num" w:pos="3600"/>
+        </w:tabs>
+        <w:ind w:left="3600" w:hanging="360"/>
+      </w:pPr>
+    </w:lvl>
+    <w:lvl w:ilvl="5" w:tentative="1">
+      <w:start w:val="1"/>
+      <w:numFmt w:val="decimal"/>
+      <w:lvlText w:val="%6."/>
+      <w:lvlJc w:val="left"/>
+      <w:pPr>
+        <w:tabs>
+          <w:tab w:val="num" w:pos="4320"/>
+        </w:tabs>
+        <w:ind w:left="4320" w:hanging="360"/>
+      </w:pPr>
+    </w:lvl>
+    <w:lvl w:ilvl="6" w:tentative="1">
+      <w:start w:val="1"/>
+      <w:numFmt w:val="decimal"/>
+      <w:lvlText w:val="%7."/>
+      <w:lvlJc w:val="left"/>
+      <w:pPr>
+        <w:tabs>
+          <w:tab w:val="num" w:pos="5040"/>
+        </w:tabs>
+        <w:ind w:left="5040" w:hanging="360"/>
+      </w:pPr>
+    </w:lvl>
+    <w:lvl w:ilvl="7" w:tentative="1">
+      <w:start w:val="1"/>
+      <w:numFmt w:val="decimal"/>
+      <w:lvlText w:val="%8."/>
+      <w:lvlJc w:val="left"/>
+      <w:pPr>
+        <w:tabs>
+          <w:tab w:val="num" w:pos="5760"/>
+        </w:tabs>
+        <w:ind w:left="5760" w:hanging="360"/>
+      </w:pPr>
+    </w:lvl>
+    <w:lvl w:ilvl="8" w:tentative="1">
+      <w:start w:val="1"/>
+      <w:numFmt w:val="decimal"/>
+      <w:lvlText w:val="%9."/>
+      <w:lvlJc w:val="left"/>
+      <w:pPr>
+        <w:tabs>
+          <w:tab w:val="num" w:pos="6480"/>
+        </w:tabs>
+        <w:ind w:left="6480" w:hanging="360"/>
+      </w:pPr>
+    </w:lvl>
+  </w:abstractNum>
   <w:num w:numId="1" w16cid:durableId="1499808107">
-    <w:abstractNumId w:val="3"/>
+    <w:abstractNumId w:val="4"/>
   </w:num>
   <w:num w:numId="2" w16cid:durableId="2132506399">
     <w:abstractNumId w:val="2"/>
   </w:num>
   <w:num w:numId="3" w16cid:durableId="2115594298">
-    <w:abstractNumId w:val="6"/>
+    <w:abstractNumId w:val="7"/>
   </w:num>
   <w:num w:numId="4" w16cid:durableId="183717289">
     <w:abstractNumId w:val="0"/>
   </w:num>
   <w:num w:numId="5" w16cid:durableId="2031759878">
-    <w:abstractNumId w:val="5"/>
+    <w:abstractNumId w:val="6"/>
   </w:num>
   <w:num w:numId="6" w16cid:durableId="999386850">
     <w:abstractNumId w:val="1"/>
   </w:num>
   <w:num w:numId="7" w16cid:durableId="892277989">
-    <w:abstractNumId w:val="4"/>
+    <w:abstractNumId w:val="5"/>
+  </w:num>
+  <w:num w:numId="8" w16cid:durableId="681126810">
+    <w:abstractNumId w:val="8"/>
+  </w:num>
+  <w:num w:numId="9" w16cid:durableId="517551334">
+    <w:abstractNumId w:val="9"/>
+  </w:num>
+  <w:num w:numId="10" w16cid:durableId="1830100040">
+    <w:abstractNumId w:val="3"/>
   </w:num>
 </w:numbering>
 </file>
@@ -18373,7 +20145,7 @@
   <w:style w:type="paragraph" w:default="1" w:styleId="a">
     <w:name w:val="Normal"/>
     <w:qFormat/>
-    <w:rsid w:val="00892F90"/>
+    <w:rsid w:val="004B3CBF"/>
     <w:rPr>
       <w:rFonts w:ascii="Times New Roman" w:hAnsi="Times New Roman"/>
       <w:sz w:val="28"/>
@@ -18586,6 +20358,7 @@
   <w:style w:type="character" w:default="1" w:styleId="a0">
     <w:name w:val="Default Paragraph Font"/>
     <w:uiPriority w:val="1"/>
+    <w:semiHidden/>
     <w:unhideWhenUsed/>
   </w:style>
   <w:style w:type="table" w:default="1" w:styleId="a1">
@@ -19492,6 +21265,25 @@
       </w:rPr>
     </w:tblStylePr>
   </w:style>
+  <w:style w:type="paragraph" w:styleId="af5">
+    <w:name w:val="Normal (Web)"/>
+    <w:basedOn w:val="a"/>
+    <w:uiPriority w:val="99"/>
+    <w:semiHidden/>
+    <w:unhideWhenUsed/>
+    <w:rsid w:val="006F7202"/>
+    <w:pPr>
+      <w:spacing w:before="100" w:beforeAutospacing="1" w:after="100" w:afterAutospacing="1" w:line="240" w:lineRule="auto"/>
+    </w:pPr>
+    <w:rPr>
+      <w:rFonts w:eastAsia="Times New Roman" w:cs="Times New Roman"/>
+      <w:kern w:val="0"/>
+      <w:sz w:val="24"/>
+      <w:szCs w:val="24"/>
+      <w:lang w:eastAsia="ru-RU"/>
+      <w14:ligatures w14:val="none"/>
+    </w:rPr>
+  </w:style>
 </w:styles>
 </file>
 

--- a/Практика(2курс)/Задания на практику.docx
+++ b/Практика(2курс)/Задания на практику.docx
@@ -113,29 +113,7 @@
           <w:lang w:eastAsia="ru-RU"/>
           <w14:ligatures w14:val="none"/>
         </w:rPr>
-        <w:t xml:space="preserve">Что такое АСУП: АСУП аэрокосмической отрасли состоит из различных систем (ERP, MES, WMS, HCM и </w:t>
-      </w:r>
-      <w:proofErr w:type="spellStart"/>
-      <w:r>
-        <w:rPr>
-          <w:rFonts w:eastAsia="Times New Roman" w:cs="Times New Roman"/>
-          <w:kern w:val="0"/>
-          <w:szCs w:val="28"/>
-          <w:lang w:eastAsia="ru-RU"/>
-          <w14:ligatures w14:val="none"/>
-        </w:rPr>
-        <w:t>проч</w:t>
-      </w:r>
-      <w:proofErr w:type="spellEnd"/>
-      <w:r>
-        <w:rPr>
-          <w:rFonts w:eastAsia="Times New Roman" w:cs="Times New Roman"/>
-          <w:kern w:val="0"/>
-          <w:szCs w:val="28"/>
-          <w:lang w:eastAsia="ru-RU"/>
-          <w14:ligatures w14:val="none"/>
-        </w:rPr>
-        <w:t>). Для корректного функционирования АСУП между ее компонентами требуется оперативная/автоматизированная передача информации. Основной системой по ведению заказов/факта выполнения работ/потребления/выпуска продукции является ERP система. Актуально сделать выгрузку данных из ERP системы.</w:t>
+        <w:t>Что такое АСУП: АСУП аэрокосмической отрасли состоит из различных систем (ERP, MES, WMS, HCM и проч). Для корректного функционирования АСУП между ее компонентами требуется оперативная/автоматизированная передача информации. Основной системой по ведению заказов/факта выполнения работ/потребления/выпуска продукции является ERP система. Актуально сделать выгрузку данных из ERP системы.</w:t>
       </w:r>
     </w:p>
     <w:p>
@@ -2812,11 +2790,9 @@
             <w:tcW w:w="2268" w:type="dxa"/>
           </w:tcPr>
           <w:p>
-            <w:proofErr w:type="spellStart"/>
             <w:r>
               <w:t>ОбщКоличество</w:t>
             </w:r>
-            <w:proofErr w:type="spellEnd"/>
           </w:p>
         </w:tc>
         <w:tc>
@@ -4275,11 +4251,9 @@
             <w:tcW w:w="2268" w:type="dxa"/>
           </w:tcPr>
           <w:p>
-            <w:proofErr w:type="spellStart"/>
             <w:r>
               <w:t>ОбщКоличество</w:t>
             </w:r>
-            <w:proofErr w:type="spellEnd"/>
           </w:p>
         </w:tc>
         <w:tc>
@@ -5449,15 +5423,7 @@
     </w:p>
     <w:p>
       <w:r>
-        <w:t xml:space="preserve">Ввести несколько подтверждений для одной операции с разными количествами (1, 5 </w:t>
-      </w:r>
-      <w:proofErr w:type="spellStart"/>
-      <w:r>
-        <w:t>шт</w:t>
-      </w:r>
-      <w:proofErr w:type="spellEnd"/>
-      <w:r>
-        <w:t xml:space="preserve">) (1). </w:t>
+        <w:t xml:space="preserve">Ввести несколько подтверждений для одной операции с разными количествами (1, 5 шт) (1). </w:t>
       </w:r>
     </w:p>
     <w:p>
@@ -6287,11 +6253,120 @@
       </w:r>
     </w:p>
     <w:p>
-      <w:pPr>
-        <w:rPr>
-          <w:lang w:val="en-US"/>
-        </w:rPr>
-      </w:pPr>
+      <w:r>
+        <w:rPr>
+          <w:b/>
+          <w:bCs/>
+          <w:noProof/>
+        </w:rPr>
+        <mc:AlternateContent>
+          <mc:Choice Requires="wps">
+            <w:drawing>
+              <wp:anchor distT="0" distB="0" distL="114300" distR="114300" simplePos="0" relativeHeight="251796480" behindDoc="0" locked="0" layoutInCell="1" allowOverlap="1" wp14:anchorId="7415C6AF" wp14:editId="521676C9">
+                <wp:simplePos x="0" y="0"/>
+                <wp:positionH relativeFrom="column">
+                  <wp:posOffset>5043805</wp:posOffset>
+                </wp:positionH>
+                <wp:positionV relativeFrom="paragraph">
+                  <wp:posOffset>1046480</wp:posOffset>
+                </wp:positionV>
+                <wp:extent cx="238125" cy="230505"/>
+                <wp:effectExtent l="0" t="0" r="28575" b="17145"/>
+                <wp:wrapNone/>
+                <wp:docPr id="658098915" name="Надпись 2"/>
+                <wp:cNvGraphicFramePr/>
+                <a:graphic xmlns:a="http://schemas.openxmlformats.org/drawingml/2006/main">
+                  <a:graphicData uri="http://schemas.microsoft.com/office/word/2010/wordprocessingShape">
+                    <wps:wsp>
+                      <wps:cNvSpPr txBox="1"/>
+                      <wps:spPr>
+                        <a:xfrm>
+                          <a:off x="0" y="0"/>
+                          <a:ext cx="238125" cy="230505"/>
+                        </a:xfrm>
+                        <a:prstGeom prst="rect">
+                          <a:avLst/>
+                        </a:prstGeom>
+                        <a:ln/>
+                      </wps:spPr>
+                      <wps:style>
+                        <a:lnRef idx="2">
+                          <a:schemeClr val="accent1">
+                            <a:shade val="15000"/>
+                          </a:schemeClr>
+                        </a:lnRef>
+                        <a:fillRef idx="1">
+                          <a:schemeClr val="accent1"/>
+                        </a:fillRef>
+                        <a:effectRef idx="0">
+                          <a:schemeClr val="accent1"/>
+                        </a:effectRef>
+                        <a:fontRef idx="minor">
+                          <a:schemeClr val="lt1"/>
+                        </a:fontRef>
+                      </wps:style>
+                      <wps:txbx>
+                        <w:txbxContent>
+                          <w:p>
+                            <w:pPr>
+                              <w:pStyle w:val="af"/>
+                            </w:pPr>
+                            <w:r>
+                              <w:rPr>
+                                <w:lang w:val="en-US"/>
+                              </w:rPr>
+                              <w:t>4</w:t>
+                            </w:r>
+                            <w:r>
+                              <w:t>1</w:t>
+                            </w:r>
+                          </w:p>
+                        </w:txbxContent>
+                      </wps:txbx>
+                      <wps:bodyPr rot="0" spcFirstLastPara="0" vertOverflow="overflow" horzOverflow="overflow" vert="horz" wrap="square" lIns="91440" tIns="45720" rIns="91440" bIns="45720" numCol="1" spcCol="0" rtlCol="0" fromWordArt="0" anchor="ctr" anchorCtr="0" forceAA="0" compatLnSpc="1">
+                        <a:prstTxWarp prst="textNoShape">
+                          <a:avLst/>
+                        </a:prstTxWarp>
+                        <a:noAutofit/>
+                      </wps:bodyPr>
+                    </wps:wsp>
+                  </a:graphicData>
+                </a:graphic>
+                <wp14:sizeRelH relativeFrom="margin">
+                  <wp14:pctWidth>0</wp14:pctWidth>
+                </wp14:sizeRelH>
+                <wp14:sizeRelV relativeFrom="margin">
+                  <wp14:pctHeight>0</wp14:pctHeight>
+                </wp14:sizeRelV>
+              </wp:anchor>
+            </w:drawing>
+          </mc:Choice>
+          <mc:Fallback>
+            <w:pict>
+              <v:shape w14:anchorId="7415C6AF" id="_x0000_s1049" type="#_x0000_t202" style="position:absolute;margin-left:397.15pt;margin-top:82.4pt;width:18.75pt;height:18.15pt;z-index:251796480;visibility:visible;mso-wrap-style:square;mso-width-percent:0;mso-height-percent:0;mso-wrap-distance-left:9pt;mso-wrap-distance-top:0;mso-wrap-distance-right:9pt;mso-wrap-distance-bottom:0;mso-position-horizontal:absolute;mso-position-horizontal-relative:text;mso-position-vertical:absolute;mso-position-vertical-relative:text;mso-width-percent:0;mso-height-percent:0;mso-width-relative:margin;mso-height-relative:margin;v-text-anchor:middle" o:gfxdata="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" fillcolor="#4472c4 [3204]" strokecolor="#09101d [484]" strokeweight="1pt">
+                <v:textbox>
+                  <w:txbxContent>
+                    <w:p>
+                      <w:pPr>
+                        <w:pStyle w:val="af"/>
+                      </w:pPr>
+                      <w:r>
+                        <w:rPr>
+                          <w:lang w:val="en-US"/>
+                        </w:rPr>
+                        <w:t>4</w:t>
+                      </w:r>
+                      <w:r>
+                        <w:t>1</w:t>
+                      </w:r>
+                    </w:p>
+                  </w:txbxContent>
+                </v:textbox>
+              </v:shape>
+            </w:pict>
+          </mc:Fallback>
+        </mc:AlternateContent>
+      </w:r>
       <w:r>
         <w:rPr>
           <w:b/>
@@ -6376,7 +6451,7 @@
           </mc:Choice>
           <mc:Fallback>
             <w:pict>
-              <v:shape w14:anchorId="32A27C31" id="_x0000_s1049" type="#_x0000_t202" style="position:absolute;margin-left:102.65pt;margin-top:80.4pt;width:18.75pt;height:18.15pt;z-index:251750400;visibility:visible;mso-wrap-style:square;mso-width-percent:0;mso-height-percent:0;mso-wrap-distance-left:9pt;mso-wrap-distance-top:0;mso-wrap-distance-right:9pt;mso-wrap-distance-bottom:0;mso-position-horizontal:absolute;mso-position-horizontal-relative:text;mso-position-vertical:absolute;mso-position-vertical-relative:text;mso-width-percent:0;mso-height-percent:0;mso-width-relative:margin;mso-height-relative:margin;v-text-anchor:middle" o:gfxdata="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" fillcolor="#4472c4 [3204]" strokecolor="#09101d [484]" strokeweight="1pt">
+              <v:shape w14:anchorId="32A27C31" id="_x0000_s1050" type="#_x0000_t202" style="position:absolute;margin-left:102.65pt;margin-top:80.4pt;width:18.75pt;height:18.15pt;z-index:251750400;visibility:visible;mso-wrap-style:square;mso-width-percent:0;mso-height-percent:0;mso-wrap-distance-left:9pt;mso-wrap-distance-top:0;mso-wrap-distance-right:9pt;mso-wrap-distance-bottom:0;mso-position-horizontal:absolute;mso-position-horizontal-relative:text;mso-position-vertical:absolute;mso-position-vertical-relative:text;mso-width-percent:0;mso-height-percent:0;mso-width-relative:margin;mso-height-relative:margin;v-text-anchor:middle" o:gfxdata="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" fillcolor="#4472c4 [3204]" strokecolor="#09101d [484]" strokeweight="1pt">
                 <v:textbox>
                   <w:txbxContent>
                     <w:p>
@@ -6478,7 +6553,7 @@
           </mc:Choice>
           <mc:Fallback>
             <w:pict>
-              <v:shape w14:anchorId="79C62F31" id="_x0000_s1050" type="#_x0000_t202" style="position:absolute;margin-left:77.45pt;margin-top:80.6pt;width:18.8pt;height:18.15pt;z-index:251748352;visibility:visible;mso-wrap-style:square;mso-width-percent:0;mso-height-percent:0;mso-wrap-distance-left:9pt;mso-wrap-distance-top:0;mso-wrap-distance-right:9pt;mso-wrap-distance-bottom:0;mso-position-horizontal:absolute;mso-position-horizontal-relative:text;mso-position-vertical:absolute;mso-position-vertical-relative:text;mso-width-percent:0;mso-height-percent:0;mso-width-relative:margin;mso-height-relative:margin;v-text-anchor:middle" o:gfxdata="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" fillcolor="#4472c4 [3204]" strokecolor="#09101d [484]" strokeweight="1pt">
+              <v:shape w14:anchorId="79C62F31" id="_x0000_s1051" type="#_x0000_t202" style="position:absolute;margin-left:77.45pt;margin-top:80.6pt;width:18.8pt;height:18.15pt;z-index:251748352;visibility:visible;mso-wrap-style:square;mso-width-percent:0;mso-height-percent:0;mso-wrap-distance-left:9pt;mso-wrap-distance-top:0;mso-wrap-distance-right:9pt;mso-wrap-distance-bottom:0;mso-position-horizontal:absolute;mso-position-horizontal-relative:text;mso-position-vertical:absolute;mso-position-vertical-relative:text;mso-width-percent:0;mso-height-percent:0;mso-width-relative:margin;mso-height-relative:margin;v-text-anchor:middle" o:gfxdata="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" fillcolor="#4472c4 [3204]" strokecolor="#09101d [484]" strokeweight="1pt">
                 <v:textbox>
                   <w:txbxContent>
                     <w:p>
@@ -6580,7 +6655,7 @@
           </mc:Choice>
           <mc:Fallback>
             <w:pict>
-              <v:shape w14:anchorId="589A5208" id="_x0000_s1051" type="#_x0000_t202" style="position:absolute;margin-left:26.1pt;margin-top:41.35pt;width:18.8pt;height:18.15pt;z-index:251746304;visibility:visible;mso-wrap-style:square;mso-width-percent:0;mso-height-percent:0;mso-wrap-distance-left:9pt;mso-wrap-distance-top:0;mso-wrap-distance-right:9pt;mso-wrap-distance-bottom:0;mso-position-horizontal:absolute;mso-position-horizontal-relative:text;mso-position-vertical:absolute;mso-position-vertical-relative:text;mso-width-percent:0;mso-height-percent:0;mso-width-relative:margin;mso-height-relative:margin;v-text-anchor:middle" o:gfxdata="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" fillcolor="#4472c4 [3204]" strokecolor="#09101d [484]" strokeweight="1pt">
+              <v:shape w14:anchorId="589A5208" id="_x0000_s1052" type="#_x0000_t202" style="position:absolute;margin-left:26.1pt;margin-top:41.35pt;width:18.8pt;height:18.15pt;z-index:251746304;visibility:visible;mso-wrap-style:square;mso-width-percent:0;mso-height-percent:0;mso-wrap-distance-left:9pt;mso-wrap-distance-top:0;mso-wrap-distance-right:9pt;mso-wrap-distance-bottom:0;mso-position-horizontal:absolute;mso-position-horizontal-relative:text;mso-position-vertical:absolute;mso-position-vertical-relative:text;mso-width-percent:0;mso-height-percent:0;mso-width-relative:margin;mso-height-relative:margin;v-text-anchor:middle" o:gfxdata="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" fillcolor="#4472c4 [3204]" strokecolor="#09101d [484]" strokeweight="1pt">
                 <v:textbox>
                   <w:txbxContent>
                     <w:p>
@@ -6607,13 +6682,12 @@
       <w:r>
         <w:rPr>
           <w:noProof/>
-          <w:lang w:val="en-US"/>
         </w:rPr>
         <w:drawing>
-          <wp:inline distT="0" distB="0" distL="0" distR="0" wp14:anchorId="7D4EB204" wp14:editId="0A46A9D3">
-            <wp:extent cx="5940425" cy="2745105"/>
-            <wp:effectExtent l="0" t="0" r="3175" b="0"/>
-            <wp:docPr id="560650211" name="Рисунок 1"/>
+          <wp:inline distT="0" distB="0" distL="0" distR="0" wp14:anchorId="1F1CC0BD" wp14:editId="0F5DAB90">
+            <wp:extent cx="5940425" cy="2715260"/>
+            <wp:effectExtent l="0" t="0" r="3175" b="8890"/>
+            <wp:docPr id="1586150085" name="Рисунок 1"/>
             <wp:cNvGraphicFramePr>
               <a:graphicFrameLocks xmlns:a="http://schemas.openxmlformats.org/drawingml/2006/main" noChangeAspect="1"/>
             </wp:cNvGraphicFramePr>
@@ -6621,7 +6695,7 @@
               <a:graphicData uri="http://schemas.openxmlformats.org/drawingml/2006/picture">
                 <pic:pic xmlns:pic="http://schemas.openxmlformats.org/drawingml/2006/picture">
                   <pic:nvPicPr>
-                    <pic:cNvPr id="560650211" name=""/>
+                    <pic:cNvPr id="1586150085" name=""/>
                     <pic:cNvPicPr/>
                   </pic:nvPicPr>
                   <pic:blipFill>
@@ -6633,7 +6707,7 @@
                   <pic:spPr>
                     <a:xfrm>
                       <a:off x="0" y="0"/>
-                      <a:ext cx="5940425" cy="2745105"/>
+                      <a:ext cx="5940425" cy="2715260"/>
                     </a:xfrm>
                     <a:prstGeom prst="rect">
                       <a:avLst/>
@@ -6648,15 +6722,7 @@
     </w:p>
     <w:p>
       <w:r>
-        <w:t xml:space="preserve">В верхней таблице «Знач. по </w:t>
-      </w:r>
-      <w:proofErr w:type="spellStart"/>
-      <w:r>
-        <w:t>умолч</w:t>
-      </w:r>
-      <w:proofErr w:type="spellEnd"/>
-      <w:r>
-        <w:t xml:space="preserve">.» ввести номер заказа (1), нажать </w:t>
+        <w:t xml:space="preserve">В верхней таблице «Знач. по умолч.» ввести номер заказа (1), нажать </w:t>
       </w:r>
       <w:r>
         <w:rPr>
@@ -6669,11 +6735,21 @@
       </w:r>
     </w:p>
     <w:p>
+      <w:pPr>
+        <w:rPr>
+          <w:lang w:val="en-US"/>
+        </w:rPr>
+      </w:pPr>
       <w:r>
         <w:t xml:space="preserve">Ввести номер операции (2), </w:t>
       </w:r>
       <w:r>
         <w:t>флаг «Окончательное подтверждение» (3), если все работы по операции выполнены.</w:t>
+      </w:r>
+    </w:p>
+    <w:p>
+      <w:r>
+        <w:t>Выбрать табельные номера для операций (4).</w:t>
       </w:r>
     </w:p>
     <w:p>
@@ -7019,7 +7095,7 @@
           </mc:Choice>
           <mc:Fallback>
             <w:pict>
-              <v:shape w14:anchorId="14642666" id="_x0000_s1052" type="#_x0000_t202" style="position:absolute;left:0;text-align:left;margin-left:359.85pt;margin-top:44.1pt;width:18.75pt;height:18.15pt;z-index:251774976;visibility:visible;mso-wrap-style:square;mso-width-percent:0;mso-height-percent:0;mso-wrap-distance-left:9pt;mso-wrap-distance-top:0;mso-wrap-distance-right:9pt;mso-wrap-distance-bottom:0;mso-position-horizontal:absolute;mso-position-horizontal-relative:text;mso-position-vertical:absolute;mso-position-vertical-relative:text;mso-width-percent:0;mso-height-percent:0;mso-width-relative:margin;mso-height-relative:margin;v-text-anchor:middle" o:gfxdata="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" fillcolor="#4472c4 [3204]" strokecolor="#09101d [484]" strokeweight="1pt">
+              <v:shape w14:anchorId="14642666" id="_x0000_s1053" type="#_x0000_t202" style="position:absolute;left:0;text-align:left;margin-left:359.85pt;margin-top:44.1pt;width:18.75pt;height:18.15pt;z-index:251774976;visibility:visible;mso-wrap-style:square;mso-width-percent:0;mso-height-percent:0;mso-wrap-distance-left:9pt;mso-wrap-distance-top:0;mso-wrap-distance-right:9pt;mso-wrap-distance-bottom:0;mso-position-horizontal:absolute;mso-position-horizontal-relative:text;mso-position-vertical:absolute;mso-position-vertical-relative:text;mso-width-percent:0;mso-height-percent:0;mso-width-relative:margin;mso-height-relative:margin;v-text-anchor:middle" o:gfxdata="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" fillcolor="#4472c4 [3204]" strokecolor="#09101d [484]" strokeweight="1pt">
                 <v:textbox>
                   <w:txbxContent>
                     <w:p>
@@ -7130,7 +7206,7 @@
           </mc:Choice>
           <mc:Fallback>
             <w:pict>
-              <v:shape w14:anchorId="4A996A82" id="_x0000_s1053" type="#_x0000_t202" style="position:absolute;left:0;text-align:left;margin-left:71.05pt;margin-top:16.75pt;width:18.75pt;height:18.15pt;z-index:251771904;visibility:visible;mso-wrap-style:square;mso-width-percent:0;mso-height-percent:0;mso-wrap-distance-left:9pt;mso-wrap-distance-top:0;mso-wrap-distance-right:9pt;mso-wrap-distance-bottom:0;mso-position-horizontal:absolute;mso-position-horizontal-relative:text;mso-position-vertical:absolute;mso-position-vertical-relative:text;mso-width-percent:0;mso-height-percent:0;mso-width-relative:margin;mso-height-relative:margin;v-text-anchor:middle" o:gfxdata="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" fillcolor="#4472c4 [3204]" strokecolor="#09101d [484]" strokeweight="1pt">
+              <v:shape w14:anchorId="4A996A82" id="_x0000_s1054" type="#_x0000_t202" style="position:absolute;left:0;text-align:left;margin-left:71.05pt;margin-top:16.75pt;width:18.75pt;height:18.15pt;z-index:251771904;visibility:visible;mso-wrap-style:square;mso-width-percent:0;mso-height-percent:0;mso-wrap-distance-left:9pt;mso-wrap-distance-top:0;mso-wrap-distance-right:9pt;mso-wrap-distance-bottom:0;mso-position-horizontal:absolute;mso-position-horizontal-relative:text;mso-position-vertical:absolute;mso-position-vertical-relative:text;mso-width-percent:0;mso-height-percent:0;mso-width-relative:margin;mso-height-relative:margin;v-text-anchor:middle" o:gfxdata="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" fillcolor="#4472c4 [3204]" strokecolor="#09101d [484]" strokeweight="1pt">
                 <v:textbox>
                   <w:txbxContent>
                     <w:p>
@@ -7244,7 +7320,7 @@
           </mc:Choice>
           <mc:Fallback>
             <w:pict>
-              <v:shape w14:anchorId="2CC6A87F" id="_x0000_s1054" type="#_x0000_t202" style="position:absolute;left:0;text-align:left;margin-left:106.25pt;margin-top:16.85pt;width:18.75pt;height:18.15pt;z-index:251772928;visibility:visible;mso-wrap-style:square;mso-width-percent:0;mso-height-percent:0;mso-wrap-distance-left:9pt;mso-wrap-distance-top:0;mso-wrap-distance-right:9pt;mso-wrap-distance-bottom:0;mso-position-horizontal:absolute;mso-position-horizontal-relative:text;mso-position-vertical:absolute;mso-position-vertical-relative:text;mso-width-percent:0;mso-height-percent:0;mso-width-relative:margin;mso-height-relative:margin;v-text-anchor:middle" o:gfxdata="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" fillcolor="#4472c4 [3204]" strokecolor="#09101d [484]" strokeweight="1pt">
+              <v:shape w14:anchorId="2CC6A87F" id="_x0000_s1055" type="#_x0000_t202" style="position:absolute;left:0;text-align:left;margin-left:106.25pt;margin-top:16.85pt;width:18.75pt;height:18.15pt;z-index:251772928;visibility:visible;mso-wrap-style:square;mso-width-percent:0;mso-height-percent:0;mso-wrap-distance-left:9pt;mso-wrap-distance-top:0;mso-wrap-distance-right:9pt;mso-wrap-distance-bottom:0;mso-position-horizontal:absolute;mso-position-horizontal-relative:text;mso-position-vertical:absolute;mso-position-vertical-relative:text;mso-width-percent:0;mso-height-percent:0;mso-width-relative:margin;mso-height-relative:margin;v-text-anchor:middle" o:gfxdata="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" fillcolor="#4472c4 [3204]" strokecolor="#09101d [484]" strokeweight="1pt">
                 <v:textbox>
                   <w:txbxContent>
                     <w:p>
@@ -7358,7 +7434,7 @@
           </mc:Choice>
           <mc:Fallback>
             <w:pict>
-              <v:shape w14:anchorId="0418BA7D" id="_x0000_s1055" type="#_x0000_t202" style="position:absolute;left:0;text-align:left;margin-left:232pt;margin-top:103.3pt;width:18.75pt;height:18.15pt;z-index:251756544;visibility:visible;mso-wrap-style:square;mso-width-percent:0;mso-height-percent:0;mso-wrap-distance-left:9pt;mso-wrap-distance-top:0;mso-wrap-distance-right:9pt;mso-wrap-distance-bottom:0;mso-position-horizontal:absolute;mso-position-horizontal-relative:text;mso-position-vertical:absolute;mso-position-vertical-relative:text;mso-width-percent:0;mso-height-percent:0;mso-width-relative:margin;mso-height-relative:margin;v-text-anchor:middle" o:gfxdata="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" fillcolor="#4472c4 [3204]" strokecolor="#09101d [484]" strokeweight="1pt">
+              <v:shape w14:anchorId="0418BA7D" id="_x0000_s1056" type="#_x0000_t202" style="position:absolute;left:0;text-align:left;margin-left:232pt;margin-top:103.3pt;width:18.75pt;height:18.15pt;z-index:251756544;visibility:visible;mso-wrap-style:square;mso-width-percent:0;mso-height-percent:0;mso-wrap-distance-left:9pt;mso-wrap-distance-top:0;mso-wrap-distance-right:9pt;mso-wrap-distance-bottom:0;mso-position-horizontal:absolute;mso-position-horizontal-relative:text;mso-position-vertical:absolute;mso-position-vertical-relative:text;mso-width-percent:0;mso-height-percent:0;mso-width-relative:margin;mso-height-relative:margin;v-text-anchor:middle" o:gfxdata="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" fillcolor="#4472c4 [3204]" strokecolor="#09101d [484]" strokeweight="1pt">
                 <v:textbox>
                   <w:txbxContent>
                     <w:p>
@@ -7472,7 +7548,7 @@
           </mc:Choice>
           <mc:Fallback>
             <w:pict>
-              <v:shape w14:anchorId="2DA48D9F" id="_x0000_s1056" type="#_x0000_t202" style="position:absolute;left:0;text-align:left;margin-left:342.85pt;margin-top:103.5pt;width:18.75pt;height:18.15pt;z-index:251754496;visibility:visible;mso-wrap-style:square;mso-width-percent:0;mso-height-percent:0;mso-wrap-distance-left:9pt;mso-wrap-distance-top:0;mso-wrap-distance-right:9pt;mso-wrap-distance-bottom:0;mso-position-horizontal:absolute;mso-position-horizontal-relative:text;mso-position-vertical:absolute;mso-position-vertical-relative:text;mso-width-percent:0;mso-height-percent:0;mso-width-relative:margin;mso-height-relative:margin;v-text-anchor:middle" o:gfxdata="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" fillcolor="#4472c4 [3204]" strokecolor="#09101d [484]" strokeweight="1pt">
+              <v:shape w14:anchorId="2DA48D9F" id="_x0000_s1057" type="#_x0000_t202" style="position:absolute;left:0;text-align:left;margin-left:342.85pt;margin-top:103.5pt;width:18.75pt;height:18.15pt;z-index:251754496;visibility:visible;mso-wrap-style:square;mso-width-percent:0;mso-height-percent:0;mso-wrap-distance-left:9pt;mso-wrap-distance-top:0;mso-wrap-distance-right:9pt;mso-wrap-distance-bottom:0;mso-position-horizontal:absolute;mso-position-horizontal-relative:text;mso-position-vertical:absolute;mso-position-vertical-relative:text;mso-width-percent:0;mso-height-percent:0;mso-width-relative:margin;mso-height-relative:margin;v-text-anchor:middle" o:gfxdata="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" fillcolor="#4472c4 [3204]" strokecolor="#09101d [484]" strokeweight="1pt">
                 <v:textbox>
                   <w:txbxContent>
                     <w:p>
@@ -7586,7 +7662,7 @@
           </mc:Choice>
           <mc:Fallback>
             <w:pict>
-              <v:shape w14:anchorId="684D7A53" id="_x0000_s1057" type="#_x0000_t202" style="position:absolute;left:0;text-align:left;margin-left:150pt;margin-top:103.35pt;width:18.75pt;height:18.15pt;z-index:251752448;visibility:visible;mso-wrap-style:square;mso-width-percent:0;mso-height-percent:0;mso-wrap-distance-left:9pt;mso-wrap-distance-top:0;mso-wrap-distance-right:9pt;mso-wrap-distance-bottom:0;mso-position-horizontal:absolute;mso-position-horizontal-relative:text;mso-position-vertical:absolute;mso-position-vertical-relative:text;mso-width-percent:0;mso-height-percent:0;mso-width-relative:margin;mso-height-relative:margin;v-text-anchor:middle" o:gfxdata="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" fillcolor="#4472c4 [3204]" strokecolor="#09101d [484]" strokeweight="1pt">
+              <v:shape w14:anchorId="684D7A53" id="_x0000_s1058" type="#_x0000_t202" style="position:absolute;left:0;text-align:left;margin-left:150pt;margin-top:103.35pt;width:18.75pt;height:18.15pt;z-index:251752448;visibility:visible;mso-wrap-style:square;mso-width-percent:0;mso-height-percent:0;mso-wrap-distance-left:9pt;mso-wrap-distance-top:0;mso-wrap-distance-right:9pt;mso-wrap-distance-bottom:0;mso-position-horizontal:absolute;mso-position-horizontal-relative:text;mso-position-vertical:absolute;mso-position-vertical-relative:text;mso-width-percent:0;mso-height-percent:0;mso-width-relative:margin;mso-height-relative:margin;v-text-anchor:middle" o:gfxdata="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" fillcolor="#4472c4 [3204]" strokecolor="#09101d [484]" strokeweight="1pt">
                 <v:textbox>
                   <w:txbxContent>
                     <w:p>
@@ -7700,7 +7776,7 @@
           </mc:Choice>
           <mc:Fallback>
             <w:pict>
-              <v:shape w14:anchorId="792D5147" id="_x0000_s1058" type="#_x0000_t202" style="position:absolute;left:0;text-align:left;margin-left:135.3pt;margin-top:58.8pt;width:18.75pt;height:18.15pt;z-index:251738112;visibility:visible;mso-wrap-style:square;mso-width-percent:0;mso-height-percent:0;mso-wrap-distance-left:9pt;mso-wrap-distance-top:0;mso-wrap-distance-right:9pt;mso-wrap-distance-bottom:0;mso-position-horizontal:absolute;mso-position-horizontal-relative:text;mso-position-vertical:absolute;mso-position-vertical-relative:text;mso-width-percent:0;mso-height-percent:0;mso-width-relative:margin;mso-height-relative:margin;v-text-anchor:middle" o:gfxdata="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" fillcolor="#4472c4 [3204]" strokecolor="#09101d [484]" strokeweight="1pt">
+              <v:shape w14:anchorId="792D5147" id="_x0000_s1059" type="#_x0000_t202" style="position:absolute;left:0;text-align:left;margin-left:135.3pt;margin-top:58.8pt;width:18.75pt;height:18.15pt;z-index:251738112;visibility:visible;mso-wrap-style:square;mso-width-percent:0;mso-height-percent:0;mso-wrap-distance-left:9pt;mso-wrap-distance-top:0;mso-wrap-distance-right:9pt;mso-wrap-distance-bottom:0;mso-position-horizontal:absolute;mso-position-horizontal-relative:text;mso-position-vertical:absolute;mso-position-vertical-relative:text;mso-width-percent:0;mso-height-percent:0;mso-width-relative:margin;mso-height-relative:margin;v-text-anchor:middle" o:gfxdata="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" fillcolor="#4472c4 [3204]" strokecolor="#09101d [484]" strokeweight="1pt">
                 <v:textbox>
                   <w:txbxContent>
                     <w:p>
@@ -7814,7 +7890,7 @@
           </mc:Choice>
           <mc:Fallback>
             <w:pict>
-              <v:shape w14:anchorId="4EC70F4E" id="_x0000_s1059" type="#_x0000_t202" style="position:absolute;left:0;text-align:left;margin-left:85.9pt;margin-top:58.7pt;width:18.75pt;height:18.15pt;z-index:251736064;visibility:visible;mso-wrap-style:square;mso-width-percent:0;mso-height-percent:0;mso-wrap-distance-left:9pt;mso-wrap-distance-top:0;mso-wrap-distance-right:9pt;mso-wrap-distance-bottom:0;mso-position-horizontal:absolute;mso-position-horizontal-relative:text;mso-position-vertical:absolute;mso-position-vertical-relative:text;mso-width-percent:0;mso-height-percent:0;mso-width-relative:margin;mso-height-relative:margin;v-text-anchor:middle" o:gfxdata="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" fillcolor="#4472c4 [3204]" strokecolor="#09101d [484]" strokeweight="1pt">
+              <v:shape w14:anchorId="4EC70F4E" id="_x0000_s1060" type="#_x0000_t202" style="position:absolute;left:0;text-align:left;margin-left:85.9pt;margin-top:58.7pt;width:18.75pt;height:18.15pt;z-index:251736064;visibility:visible;mso-wrap-style:square;mso-width-percent:0;mso-height-percent:0;mso-wrap-distance-left:9pt;mso-wrap-distance-top:0;mso-wrap-distance-right:9pt;mso-wrap-distance-bottom:0;mso-position-horizontal:absolute;mso-position-horizontal-relative:text;mso-position-vertical:absolute;mso-position-vertical-relative:text;mso-width-percent:0;mso-height-percent:0;mso-width-relative:margin;mso-height-relative:margin;v-text-anchor:middle" o:gfxdata="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" fillcolor="#4472c4 [3204]" strokecolor="#09101d [484]" strokeweight="1pt">
                 <v:textbox>
                   <w:txbxContent>
                     <w:p>
@@ -7922,7 +7998,7 @@
           </mc:Choice>
           <mc:Fallback>
             <w:pict>
-              <v:shape w14:anchorId="7109CD4B" id="_x0000_s1060" type="#_x0000_t202" style="position:absolute;left:0;text-align:left;margin-left:28.9pt;margin-top:58.8pt;width:18.75pt;height:18.15pt;z-index:251731968;visibility:visible;mso-wrap-style:square;mso-width-percent:0;mso-height-percent:0;mso-wrap-distance-left:9pt;mso-wrap-distance-top:0;mso-wrap-distance-right:9pt;mso-wrap-distance-bottom:0;mso-position-horizontal:absolute;mso-position-horizontal-relative:text;mso-position-vertical:absolute;mso-position-vertical-relative:text;mso-width-percent:0;mso-height-percent:0;mso-width-relative:margin;mso-height-relative:margin;v-text-anchor:middle" o:gfxdata="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" fillcolor="#4472c4 [3204]" strokecolor="#09101d [484]" strokeweight="1pt">
+              <v:shape w14:anchorId="7109CD4B" id="_x0000_s1061" type="#_x0000_t202" style="position:absolute;left:0;text-align:left;margin-left:28.9pt;margin-top:58.8pt;width:18.75pt;height:18.15pt;z-index:251731968;visibility:visible;mso-wrap-style:square;mso-width-percent:0;mso-height-percent:0;mso-wrap-distance-left:9pt;mso-wrap-distance-top:0;mso-wrap-distance-right:9pt;mso-wrap-distance-bottom:0;mso-position-horizontal:absolute;mso-position-horizontal-relative:text;mso-position-vertical:absolute;mso-position-vertical-relative:text;mso-width-percent:0;mso-height-percent:0;mso-width-relative:margin;mso-height-relative:margin;v-text-anchor:middle" o:gfxdata="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" fillcolor="#4472c4 [3204]" strokecolor="#09101d [484]" strokeweight="1pt">
                 <v:textbox>
                   <w:txbxContent>
                     <w:p>
@@ -8243,7 +8319,7 @@
           </mc:Choice>
           <mc:Fallback>
             <w:pict>
-              <v:shape w14:anchorId="356D2955" id="_x0000_s1061" type="#_x0000_t202" style="position:absolute;left:0;text-align:left;margin-left:156.15pt;margin-top:86.2pt;width:18.75pt;height:18.15pt;z-index:251783168;visibility:visible;mso-wrap-style:square;mso-width-percent:0;mso-height-percent:0;mso-wrap-distance-left:9pt;mso-wrap-distance-top:0;mso-wrap-distance-right:9pt;mso-wrap-distance-bottom:0;mso-position-horizontal:absolute;mso-position-horizontal-relative:text;mso-position-vertical:absolute;mso-position-vertical-relative:text;mso-width-percent:0;mso-height-percent:0;mso-width-relative:margin;mso-height-relative:margin;v-text-anchor:middle" o:gfxdata="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" fillcolor="#4472c4 [3204]" strokecolor="#09101d [484]" strokeweight="1pt">
+              <v:shape w14:anchorId="356D2955" id="_x0000_s1062" type="#_x0000_t202" style="position:absolute;left:0;text-align:left;margin-left:156.15pt;margin-top:86.2pt;width:18.75pt;height:18.15pt;z-index:251783168;visibility:visible;mso-wrap-style:square;mso-width-percent:0;mso-height-percent:0;mso-wrap-distance-left:9pt;mso-wrap-distance-top:0;mso-wrap-distance-right:9pt;mso-wrap-distance-bottom:0;mso-position-horizontal:absolute;mso-position-horizontal-relative:text;mso-position-vertical:absolute;mso-position-vertical-relative:text;mso-width-percent:0;mso-height-percent:0;mso-width-relative:margin;mso-height-relative:margin;v-text-anchor:middle" o:gfxdata="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" fillcolor="#4472c4 [3204]" strokecolor="#09101d [484]" strokeweight="1pt">
                 <v:textbox>
                   <w:txbxContent>
                     <w:p>
@@ -8345,7 +8421,7 @@
           </mc:Choice>
           <mc:Fallback>
             <w:pict>
-              <v:shape w14:anchorId="565A8769" id="_x0000_s1062" type="#_x0000_t202" style="position:absolute;left:0;text-align:left;margin-left:138.95pt;margin-top:41.05pt;width:18.75pt;height:18.15pt;z-index:251781120;visibility:visible;mso-wrap-style:square;mso-width-percent:0;mso-height-percent:0;mso-wrap-distance-left:9pt;mso-wrap-distance-top:0;mso-wrap-distance-right:9pt;mso-wrap-distance-bottom:0;mso-position-horizontal:absolute;mso-position-horizontal-relative:text;mso-position-vertical:absolute;mso-position-vertical-relative:text;mso-width-percent:0;mso-height-percent:0;mso-width-relative:margin;mso-height-relative:margin;v-text-anchor:middle" o:gfxdata="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" fillcolor="#4472c4 [3204]" strokecolor="#09101d [484]" strokeweight="1pt">
+              <v:shape w14:anchorId="565A8769" id="_x0000_s1063" type="#_x0000_t202" style="position:absolute;left:0;text-align:left;margin-left:138.95pt;margin-top:41.05pt;width:18.75pt;height:18.15pt;z-index:251781120;visibility:visible;mso-wrap-style:square;mso-width-percent:0;mso-height-percent:0;mso-wrap-distance-left:9pt;mso-wrap-distance-top:0;mso-wrap-distance-right:9pt;mso-wrap-distance-bottom:0;mso-position-horizontal:absolute;mso-position-horizontal-relative:text;mso-position-vertical:absolute;mso-position-vertical-relative:text;mso-width-percent:0;mso-height-percent:0;mso-width-relative:margin;mso-height-relative:margin;v-text-anchor:middle" o:gfxdata="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" fillcolor="#4472c4 [3204]" strokecolor="#09101d [484]" strokeweight="1pt">
                 <v:textbox>
                   <w:txbxContent>
                     <w:p>
@@ -8447,7 +8523,7 @@
           </mc:Choice>
           <mc:Fallback>
             <w:pict>
-              <v:shape w14:anchorId="79736CC0" id="_x0000_s1063" type="#_x0000_t202" style="position:absolute;left:0;text-align:left;margin-left:87.95pt;margin-top:41.1pt;width:18.75pt;height:18.15pt;z-index:251779072;visibility:visible;mso-wrap-style:square;mso-width-percent:0;mso-height-percent:0;mso-wrap-distance-left:9pt;mso-wrap-distance-top:0;mso-wrap-distance-right:9pt;mso-wrap-distance-bottom:0;mso-position-horizontal:absolute;mso-position-horizontal-relative:text;mso-position-vertical:absolute;mso-position-vertical-relative:text;mso-width-percent:0;mso-height-percent:0;mso-width-relative:margin;mso-height-relative:margin;v-text-anchor:middle" o:gfxdata="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" fillcolor="#4472c4 [3204]" strokecolor="#09101d [484]" strokeweight="1pt">
+              <v:shape w14:anchorId="79736CC0" id="_x0000_s1064" type="#_x0000_t202" style="position:absolute;left:0;text-align:left;margin-left:87.95pt;margin-top:41.1pt;width:18.75pt;height:18.15pt;z-index:251779072;visibility:visible;mso-wrap-style:square;mso-width-percent:0;mso-height-percent:0;mso-wrap-distance-left:9pt;mso-wrap-distance-top:0;mso-wrap-distance-right:9pt;mso-wrap-distance-bottom:0;mso-position-horizontal:absolute;mso-position-horizontal-relative:text;mso-position-vertical:absolute;mso-position-vertical-relative:text;mso-width-percent:0;mso-height-percent:0;mso-width-relative:margin;mso-height-relative:margin;v-text-anchor:middle" o:gfxdata="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" fillcolor="#4472c4 [3204]" strokecolor="#09101d [484]" strokeweight="1pt">
                 <v:textbox>
                   <w:txbxContent>
                     <w:p>
@@ -8549,7 +8625,7 @@
           </mc:Choice>
           <mc:Fallback>
             <w:pict>
-              <v:shape w14:anchorId="00A769A3" id="_x0000_s1064" type="#_x0000_t202" style="position:absolute;left:0;text-align:left;margin-left:26.75pt;margin-top:40.65pt;width:18.75pt;height:18.15pt;z-index:251777024;visibility:visible;mso-wrap-style:square;mso-width-percent:0;mso-height-percent:0;mso-wrap-distance-left:9pt;mso-wrap-distance-top:0;mso-wrap-distance-right:9pt;mso-wrap-distance-bottom:0;mso-position-horizontal:absolute;mso-position-horizontal-relative:text;mso-position-vertical:absolute;mso-position-vertical-relative:text;mso-width-percent:0;mso-height-percent:0;mso-width-relative:margin;mso-height-relative:margin;v-text-anchor:middle" o:gfxdata="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" fillcolor="#4472c4 [3204]" strokecolor="#09101d [484]" strokeweight="1pt">
+              <v:shape w14:anchorId="00A769A3" id="_x0000_s1065" type="#_x0000_t202" style="position:absolute;left:0;text-align:left;margin-left:26.75pt;margin-top:40.65pt;width:18.75pt;height:18.15pt;z-index:251777024;visibility:visible;mso-wrap-style:square;mso-width-percent:0;mso-height-percent:0;mso-wrap-distance-left:9pt;mso-wrap-distance-top:0;mso-wrap-distance-right:9pt;mso-wrap-distance-bottom:0;mso-position-horizontal:absolute;mso-position-horizontal-relative:text;mso-position-vertical:absolute;mso-position-vertical-relative:text;mso-width-percent:0;mso-height-percent:0;mso-width-relative:margin;mso-height-relative:margin;v-text-anchor:middle" o:gfxdata="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" fillcolor="#4472c4 [3204]" strokecolor="#09101d [484]" strokeweight="1pt">
                 <v:textbox>
                   <w:txbxContent>
                     <w:p>
@@ -8615,13 +8691,8 @@
     </w:p>
     <w:p>
       <w:r>
-        <w:t xml:space="preserve">1 – </w:t>
-      </w:r>
-      <w:proofErr w:type="spellStart"/>
-      <w:r>
-        <w:t>Сторно</w:t>
-      </w:r>
-      <w:proofErr w:type="spellEnd"/>
+        <w:t>1 – Сторно</w:t>
+      </w:r>
     </w:p>
     <w:p>
       <w:r>
@@ -8851,7 +8922,7 @@
           </mc:Choice>
           <mc:Fallback>
             <w:pict>
-              <v:shape w14:anchorId="178E0187" id="_x0000_s1065" type="#_x0000_t202" style="position:absolute;left:0;text-align:left;margin-left:363.3pt;margin-top:25.85pt;width:18.75pt;height:18.15pt;z-index:251792384;visibility:visible;mso-wrap-style:square;mso-width-percent:0;mso-height-percent:0;mso-wrap-distance-left:9pt;mso-wrap-distance-top:0;mso-wrap-distance-right:9pt;mso-wrap-distance-bottom:0;mso-position-horizontal:absolute;mso-position-horizontal-relative:text;mso-position-vertical:absolute;mso-position-vertical-relative:text;mso-width-percent:0;mso-height-percent:0;mso-width-relative:margin;mso-height-relative:margin;v-text-anchor:middle" o:gfxdata="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" fillcolor="#4472c4 [3204]" strokecolor="#09101d [484]" strokeweight="1pt">
+              <v:shape w14:anchorId="178E0187" id="_x0000_s1066" type="#_x0000_t202" style="position:absolute;left:0;text-align:left;margin-left:363.3pt;margin-top:25.85pt;width:18.75pt;height:18.15pt;z-index:251792384;visibility:visible;mso-wrap-style:square;mso-width-percent:0;mso-height-percent:0;mso-wrap-distance-left:9pt;mso-wrap-distance-top:0;mso-wrap-distance-right:9pt;mso-wrap-distance-bottom:0;mso-position-horizontal:absolute;mso-position-horizontal-relative:text;mso-position-vertical:absolute;mso-position-vertical-relative:text;mso-width-percent:0;mso-height-percent:0;mso-width-relative:margin;mso-height-relative:margin;v-text-anchor:middle" o:gfxdata="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" fillcolor="#4472c4 [3204]" strokecolor="#09101d [484]" strokeweight="1pt">
                 <v:textbox>
                   <w:txbxContent>
                     <w:p>
@@ -9033,7 +9104,7 @@
           </mc:Choice>
           <mc:Fallback>
             <w:pict>
-              <v:shape w14:anchorId="0EC81FCD" id="_x0000_s1066" type="#_x0000_t202" style="position:absolute;left:0;text-align:left;margin-left:238.95pt;margin-top:87.45pt;width:18.75pt;height:18.15pt;z-index:251787264;visibility:visible;mso-wrap-style:square;mso-width-percent:0;mso-height-percent:0;mso-wrap-distance-left:9pt;mso-wrap-distance-top:0;mso-wrap-distance-right:9pt;mso-wrap-distance-bottom:0;mso-position-horizontal:absolute;mso-position-horizontal-relative:text;mso-position-vertical:absolute;mso-position-vertical-relative:text;mso-width-percent:0;mso-height-percent:0;mso-width-relative:margin;mso-height-relative:margin;v-text-anchor:middle" o:gfxdata="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" fillcolor="#4472c4 [3204]" strokecolor="#09101d [484]" strokeweight="1pt">
+              <v:shape w14:anchorId="0EC81FCD" id="_x0000_s1067" type="#_x0000_t202" style="position:absolute;left:0;text-align:left;margin-left:238.95pt;margin-top:87.45pt;width:18.75pt;height:18.15pt;z-index:251787264;visibility:visible;mso-wrap-style:square;mso-width-percent:0;mso-height-percent:0;mso-wrap-distance-left:9pt;mso-wrap-distance-top:0;mso-wrap-distance-right:9pt;mso-wrap-distance-bottom:0;mso-position-horizontal:absolute;mso-position-horizontal-relative:text;mso-position-vertical:absolute;mso-position-vertical-relative:text;mso-width-percent:0;mso-height-percent:0;mso-width-relative:margin;mso-height-relative:margin;v-text-anchor:middle" o:gfxdata="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" fillcolor="#4472c4 [3204]" strokecolor="#09101d [484]" strokeweight="1pt">
                 <v:textbox>
                   <w:txbxContent>
                     <w:p>
@@ -9141,7 +9212,7 @@
           </mc:Choice>
           <mc:Fallback>
             <w:pict>
-              <v:shape w14:anchorId="5D8CAAE2" id="_x0000_s1067" type="#_x0000_t202" style="position:absolute;left:0;text-align:left;margin-left:140.1pt;margin-top:41.1pt;width:18.75pt;height:18.15pt;z-index:251764736;visibility:visible;mso-wrap-style:square;mso-width-percent:0;mso-height-percent:0;mso-wrap-distance-left:9pt;mso-wrap-distance-top:0;mso-wrap-distance-right:9pt;mso-wrap-distance-bottom:0;mso-position-horizontal:absolute;mso-position-horizontal-relative:text;mso-position-vertical:absolute;mso-position-vertical-relative:text;mso-width-percent:0;mso-height-percent:0;mso-width-relative:margin;mso-height-relative:margin;v-text-anchor:middle" o:gfxdata="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" fillcolor="#4472c4 [3204]" strokecolor="#09101d [484]" strokeweight="1pt">
+              <v:shape w14:anchorId="5D8CAAE2" id="_x0000_s1068" type="#_x0000_t202" style="position:absolute;left:0;text-align:left;margin-left:140.1pt;margin-top:41.1pt;width:18.75pt;height:18.15pt;z-index:251764736;visibility:visible;mso-wrap-style:square;mso-width-percent:0;mso-height-percent:0;mso-wrap-distance-left:9pt;mso-wrap-distance-top:0;mso-wrap-distance-right:9pt;mso-wrap-distance-bottom:0;mso-position-horizontal:absolute;mso-position-horizontal-relative:text;mso-position-vertical:absolute;mso-position-vertical-relative:text;mso-width-percent:0;mso-height-percent:0;mso-width-relative:margin;mso-height-relative:margin;v-text-anchor:middle" o:gfxdata="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" fillcolor="#4472c4 [3204]" strokecolor="#09101d [484]" strokeweight="1pt">
                 <v:textbox>
                   <w:txbxContent>
                     <w:p>
@@ -9255,7 +9326,7 @@
           </mc:Choice>
           <mc:Fallback>
             <w:pict>
-              <v:shape w14:anchorId="0E88D5BE" id="_x0000_s1068" type="#_x0000_t202" style="position:absolute;left:0;text-align:left;margin-left:83.8pt;margin-top:40.9pt;width:18.75pt;height:18.15pt;z-index:251763712;visibility:visible;mso-wrap-style:square;mso-width-percent:0;mso-height-percent:0;mso-wrap-distance-left:9pt;mso-wrap-distance-top:0;mso-wrap-distance-right:9pt;mso-wrap-distance-bottom:0;mso-position-horizontal:absolute;mso-position-horizontal-relative:text;mso-position-vertical:absolute;mso-position-vertical-relative:text;mso-width-percent:0;mso-height-percent:0;mso-width-relative:margin;mso-height-relative:margin;v-text-anchor:middle" o:gfxdata="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" fillcolor="#4472c4 [3204]" strokecolor="#09101d [484]" strokeweight="1pt">
+              <v:shape w14:anchorId="0E88D5BE" id="_x0000_s1069" type="#_x0000_t202" style="position:absolute;left:0;text-align:left;margin-left:83.8pt;margin-top:40.9pt;width:18.75pt;height:18.15pt;z-index:251763712;visibility:visible;mso-wrap-style:square;mso-width-percent:0;mso-height-percent:0;mso-wrap-distance-left:9pt;mso-wrap-distance-top:0;mso-wrap-distance-right:9pt;mso-wrap-distance-bottom:0;mso-position-horizontal:absolute;mso-position-horizontal-relative:text;mso-position-vertical:absolute;mso-position-vertical-relative:text;mso-width-percent:0;mso-height-percent:0;mso-width-relative:margin;mso-height-relative:margin;v-text-anchor:middle" o:gfxdata="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" fillcolor="#4472c4 [3204]" strokecolor="#09101d [484]" strokeweight="1pt">
                 <v:textbox>
                   <w:txbxContent>
                     <w:p>
@@ -9363,7 +9434,7 @@
           </mc:Choice>
           <mc:Fallback>
             <w:pict>
-              <v:shape w14:anchorId="6F13BBC1" id="_x0000_s1069" type="#_x0000_t202" style="position:absolute;left:0;text-align:left;margin-left:21.95pt;margin-top:41.1pt;width:18.75pt;height:18.15pt;z-index:251762688;visibility:visible;mso-wrap-style:square;mso-width-percent:0;mso-height-percent:0;mso-wrap-distance-left:9pt;mso-wrap-distance-top:0;mso-wrap-distance-right:9pt;mso-wrap-distance-bottom:0;mso-position-horizontal:absolute;mso-position-horizontal-relative:text;mso-position-vertical:absolute;mso-position-vertical-relative:text;mso-width-percent:0;mso-height-percent:0;mso-width-relative:margin;mso-height-relative:margin;v-text-anchor:middle" o:gfxdata="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" fillcolor="#4472c4 [3204]" strokecolor="#09101d [484]" strokeweight="1pt">
+              <v:shape w14:anchorId="6F13BBC1" id="_x0000_s1070" type="#_x0000_t202" style="position:absolute;left:0;text-align:left;margin-left:21.95pt;margin-top:41.1pt;width:18.75pt;height:18.15pt;z-index:251762688;visibility:visible;mso-wrap-style:square;mso-width-percent:0;mso-height-percent:0;mso-wrap-distance-left:9pt;mso-wrap-distance-top:0;mso-wrap-distance-right:9pt;mso-wrap-distance-bottom:0;mso-position-horizontal:absolute;mso-position-horizontal-relative:text;mso-position-vertical:absolute;mso-position-vertical-relative:text;mso-width-percent:0;mso-height-percent:0;mso-width-relative:margin;mso-height-relative:margin;v-text-anchor:middle" o:gfxdata="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" fillcolor="#4472c4 [3204]" strokecolor="#09101d [484]" strokeweight="1pt">
                 <v:textbox>
                   <w:txbxContent>
                     <w:p>
@@ -9465,7 +9536,7 @@
           </mc:Choice>
           <mc:Fallback>
             <w:pict>
-              <v:shape w14:anchorId="7E0E5052" id="_x0000_s1070" type="#_x0000_t202" style="position:absolute;left:0;text-align:left;margin-left:151.4pt;margin-top:87pt;width:18.75pt;height:18.15pt;z-index:251785216;visibility:visible;mso-wrap-style:square;mso-width-percent:0;mso-height-percent:0;mso-wrap-distance-left:9pt;mso-wrap-distance-top:0;mso-wrap-distance-right:9pt;mso-wrap-distance-bottom:0;mso-position-horizontal:absolute;mso-position-horizontal-relative:text;mso-position-vertical:absolute;mso-position-vertical-relative:text;mso-width-percent:0;mso-height-percent:0;mso-width-relative:margin;mso-height-relative:margin;v-text-anchor:middle" o:gfxdata="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" fillcolor="#4472c4 [3204]" strokecolor="#09101d [484]" strokeweight="1pt">
+              <v:shape w14:anchorId="7E0E5052" id="_x0000_s1071" type="#_x0000_t202" style="position:absolute;left:0;text-align:left;margin-left:151.4pt;margin-top:87pt;width:18.75pt;height:18.15pt;z-index:251785216;visibility:visible;mso-wrap-style:square;mso-width-percent:0;mso-height-percent:0;mso-wrap-distance-left:9pt;mso-wrap-distance-top:0;mso-wrap-distance-right:9pt;mso-wrap-distance-bottom:0;mso-position-horizontal:absolute;mso-position-horizontal-relative:text;mso-position-vertical:absolute;mso-position-vertical-relative:text;mso-width-percent:0;mso-height-percent:0;mso-width-relative:margin;mso-height-relative:margin;v-text-anchor:middle" o:gfxdata="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" fillcolor="#4472c4 [3204]" strokecolor="#09101d [484]" strokeweight="1pt">
                 <v:textbox>
                   <w:txbxContent>
                     <w:p>
@@ -9803,19 +9874,11 @@
           <w:lang w:val="en-US"/>
         </w:rPr>
       </w:pPr>
-      <w:proofErr w:type="spellStart"/>
       <w:r>
         <w:rPr>
           <w:lang w:val="en-US"/>
         </w:rPr>
-        <w:t>BAdI</w:t>
-      </w:r>
-      <w:proofErr w:type="spellEnd"/>
-      <w:r>
-        <w:rPr>
-          <w:lang w:val="en-US"/>
-        </w:rPr>
-        <w:t xml:space="preserve">: </w:t>
+        <w:t xml:space="preserve">BAdI: </w:t>
       </w:r>
       <w:r>
         <w:rPr>
@@ -10018,14 +10081,12 @@
           <w:lang w:val="en-US"/>
         </w:rPr>
       </w:pPr>
-      <w:proofErr w:type="spellStart"/>
       <w:r>
         <w:rPr>
           <w:lang w:val="en-US"/>
         </w:rPr>
         <w:t>BAdI</w:t>
       </w:r>
-      <w:proofErr w:type="spellEnd"/>
       <w:r>
         <w:rPr>
           <w:lang w:val="en-US"/>
@@ -14816,27 +14877,7 @@
                 <w:sz w:val="20"/>
                 <w:szCs w:val="20"/>
               </w:rPr>
-              <w:t xml:space="preserve">Величина </w:t>
-            </w:r>
-            <w:proofErr w:type="spellStart"/>
-            <w:r>
-              <w:rPr>
-                <w:rFonts w:eastAsia="Times New Roman" w:cs="Times New Roman"/>
-                <w:color w:val="000000"/>
-                <w:sz w:val="20"/>
-                <w:szCs w:val="20"/>
-              </w:rPr>
-              <w:t>Тшт</w:t>
-            </w:r>
-            <w:proofErr w:type="spellEnd"/>
-            <w:r>
-              <w:rPr>
-                <w:rFonts w:eastAsia="Times New Roman" w:cs="Times New Roman"/>
-                <w:color w:val="000000"/>
-                <w:sz w:val="20"/>
-                <w:szCs w:val="20"/>
-              </w:rPr>
-              <w:t>-к из подтверждения (как есть, в ЕИ подтверждения)</w:t>
+              <w:t>Величина Тшт-к из подтверждения (как есть, в ЕИ подтверждения)</w:t>
             </w:r>
           </w:p>
         </w:tc>
@@ -15173,14 +15214,12 @@
           <w:lang w:val="en-US"/>
         </w:rPr>
       </w:pPr>
-      <w:proofErr w:type="spellStart"/>
       <w:r>
         <w:rPr>
           <w:lang w:val="en-US"/>
         </w:rPr>
         <w:t>BAdI</w:t>
       </w:r>
-      <w:proofErr w:type="spellEnd"/>
       <w:r>
         <w:rPr>
           <w:lang w:val="en-US"/>
@@ -18387,13 +18426,8 @@
         <w:t>CA03</w:t>
       </w:r>
       <w:r>
-        <w:t xml:space="preserve"> – Просмотр </w:t>
-      </w:r>
-      <w:proofErr w:type="spellStart"/>
-      <w:r>
-        <w:t>техкарты</w:t>
-      </w:r>
-      <w:proofErr w:type="spellEnd"/>
+        <w:t xml:space="preserve"> – Просмотр техкарты</w:t>
+      </w:r>
     </w:p>
     <w:p>
       <w:pPr>
@@ -18614,21 +18648,7 @@
           <w:rPr>
             <w:rStyle w:val="ac"/>
           </w:rPr>
-          <w:t xml:space="preserve">Автоматизированные системы управления предприятием (АСУП) – эффективное решение для оптимизации </w:t>
-        </w:r>
-        <w:proofErr w:type="spellStart"/>
-        <w:r>
-          <w:rPr>
-            <w:rStyle w:val="ac"/>
-          </w:rPr>
-          <w:t>биз</w:t>
-        </w:r>
-        <w:proofErr w:type="spellEnd"/>
-        <w:r>
-          <w:rPr>
-            <w:rStyle w:val="ac"/>
-          </w:rPr>
-          <w:t>…</w:t>
+          <w:t>Автоматизированные системы управления предприятием (АСУП) – эффективное решение для оптимизации биз…</w:t>
         </w:r>
       </w:hyperlink>
     </w:p>
